--- a/course-content/authoring/shared/homework-problems/T1S.docx
+++ b/course-content/authoring/shared/homework-problems/T1S.docx
@@ -6,10 +6,16 @@
     <w:p>
       <w:pPr>
         <w:pStyle w:val="Heading1"/>
-      </w:pPr>
-      <w:r>
-        <w:rPr>
-          <w:rFonts w:ascii="Microsoft YaHei" w:hAnsi="Microsoft YaHei" w:eastAsia="Microsoft YaHei"/>
+        <w:spacing w:line="240" w:lineRule="auto" w:before="0" w:after="80"/>
+        <w:ind w:firstLine="0"/>
+        <w:jc w:val="center"/>
+      </w:pPr>
+      <w:r>
+        <w:rPr>
+          <w:rFonts w:ascii="Times New Roman" w:hAnsi="Times New Roman" w:eastAsia="SimHei"/>
+          <w:b w:val="0"/>
+          <w:color w:val="000000"/>
+          <w:sz w:val="32"/>
         </w:rPr>
         <w:t xml:space="preserve">自动控制原理 第一章作业（含参考答案）</w:t>
       </w:r>
@@ -18,10 +24,15 @@
     <w:p>
       <w:pPr>
         <w:pStyle w:val="Heading2"/>
-      </w:pPr>
-      <w:r>
-        <w:rPr>
-          <w:rFonts w:ascii="Microsoft YaHei" w:hAnsi="Microsoft YaHei" w:eastAsia="Microsoft YaHei"/>
+        <w:spacing w:line="240" w:lineRule="auto" w:before="0" w:after="80"/>
+        <w:ind w:firstLine="0"/>
+      </w:pPr>
+      <w:r>
+        <w:rPr>
+          <w:rFonts w:ascii="Times New Roman" w:hAnsi="Times New Roman" w:eastAsia="SimSun"/>
+          <w:b/>
+          <w:color w:val="000000"/>
+          <w:sz w:val="28"/>
         </w:rPr>
         <w:t xml:space="preserve">T1-1 开环与闭环控制对比分析</w:t>
       </w:r>
@@ -30,10 +41,15 @@
     <w:p>
       <w:pPr>
         <w:pStyle w:val="Heading3"/>
-      </w:pPr>
-      <w:r>
-        <w:rPr>
-          <w:rFonts w:ascii="Microsoft YaHei" w:hAnsi="Microsoft YaHei" w:eastAsia="Microsoft YaHei"/>
+        <w:spacing w:line="240" w:lineRule="auto" w:before="0" w:after="80"/>
+        <w:ind w:firstLine="0"/>
+      </w:pPr>
+      <w:r>
+        <w:rPr>
+          <w:rFonts w:ascii="Times New Roman" w:hAnsi="Times New Roman" w:eastAsia="SimHei"/>
+          <w:b w:val="0"/>
+          <w:color w:val="000000"/>
+          <w:sz w:val="24"/>
         </w:rPr>
         <w:t xml:space="preserve">题干</w:t>
       </w:r>
@@ -41,16 +57,24 @@
     <w:p>
       <w:pPr>
         <w:pStyle w:val="FirstParagraph"/>
-      </w:pPr>
-      <w:r>
-        <w:rPr>
-          <w:rFonts w:ascii="Microsoft YaHei" w:hAnsi="Microsoft YaHei" w:eastAsia="Microsoft YaHei"/>
+        <w:spacing w:line="240" w:lineRule="auto" w:before="0" w:after="80"/>
+        <w:ind w:firstLine="480"/>
+      </w:pPr>
+      <w:r>
+        <w:rPr>
+          <w:rFonts w:ascii="Times New Roman" w:hAnsi="Times New Roman" w:eastAsia="SimSun"/>
+          <w:b w:val="0"/>
+          <w:color w:val="000000"/>
+          <w:sz w:val="24"/>
         </w:rPr>
         <w:t xml:space="preserve">已知同一被控对象的名义模型取为</w:t>
       </w:r>
       <w:r>
         <w:rPr>
-          <w:rFonts w:ascii="Microsoft YaHei" w:hAnsi="Microsoft YaHei" w:eastAsia="Microsoft YaHei"/>
+          <w:rFonts w:ascii="Times New Roman" w:hAnsi="Times New Roman" w:eastAsia="SimSun"/>
+          <w:b w:val="0"/>
+          <w:color w:val="000000"/>
+          <w:sz w:val="24"/>
         </w:rPr>
         <w:t xml:space="preserve"> </w:t>
       </w:r>
@@ -120,13 +144,19 @@
       </m:oMath>
       <w:r>
         <w:rPr>
-          <w:rFonts w:ascii="Microsoft YaHei" w:hAnsi="Microsoft YaHei" w:eastAsia="Microsoft YaHei"/>
+          <w:rFonts w:ascii="Times New Roman" w:hAnsi="Times New Roman" w:eastAsia="SimSun"/>
+          <w:b w:val="0"/>
+          <w:color w:val="000000"/>
+          <w:sz w:val="24"/>
         </w:rPr>
         <w:t xml:space="preserve">，控制器取为</w:t>
       </w:r>
       <w:r>
         <w:rPr>
-          <w:rFonts w:ascii="Microsoft YaHei" w:hAnsi="Microsoft YaHei" w:eastAsia="Microsoft YaHei"/>
+          <w:rFonts w:ascii="Times New Roman" w:hAnsi="Times New Roman" w:eastAsia="SimSun"/>
+          <w:b w:val="0"/>
+          <w:color w:val="000000"/>
+          <w:sz w:val="24"/>
         </w:rPr>
         <w:t xml:space="preserve"> </w:t>
       </w:r>
@@ -159,7 +189,10 @@
       </m:oMath>
       <w:r>
         <w:rPr>
-          <w:rFonts w:ascii="Microsoft YaHei" w:hAnsi="Microsoft YaHei" w:eastAsia="Microsoft YaHei"/>
+          <w:rFonts w:ascii="Times New Roman" w:hAnsi="Times New Roman" w:eastAsia="SimSun"/>
+          <w:b w:val="0"/>
+          <w:color w:val="000000"/>
+          <w:sz w:val="24"/>
         </w:rPr>
         <w:t xml:space="preserve">。现考虑以下两种接法：</w:t>
       </w:r>
@@ -171,16 +204,24 @@
           <w:numId w:val="1001"/>
         </w:numPr>
         <w:pStyle w:val="Compact"/>
-      </w:pPr>
-      <w:r>
-        <w:rPr>
-          <w:rFonts w:ascii="Microsoft YaHei" w:hAnsi="Microsoft YaHei" w:eastAsia="Microsoft YaHei"/>
+        <w:spacing w:line="240" w:lineRule="auto" w:before="0" w:after="80"/>
+        <w:ind w:firstLine="480"/>
+      </w:pPr>
+      <w:r>
+        <w:rPr>
+          <w:rFonts w:ascii="Times New Roman" w:hAnsi="Times New Roman" w:eastAsia="SimSun"/>
+          <w:b w:val="0"/>
+          <w:color w:val="000000"/>
+          <w:sz w:val="24"/>
         </w:rPr>
         <w:t xml:space="preserve">开环控制：参考输入</w:t>
       </w:r>
       <w:r>
         <w:rPr>
-          <w:rFonts w:ascii="Microsoft YaHei" w:hAnsi="Microsoft YaHei" w:eastAsia="Microsoft YaHei"/>
+          <w:rFonts w:ascii="Times New Roman" w:hAnsi="Times New Roman" w:eastAsia="SimSun"/>
+          <w:b w:val="0"/>
+          <w:color w:val="000000"/>
+          <w:sz w:val="24"/>
         </w:rPr>
         <w:t xml:space="preserve"> </w:t>
       </w:r>
@@ -191,19 +232,28 @@
       </m:oMath>
       <w:r>
         <w:rPr>
-          <w:rFonts w:ascii="Microsoft YaHei" w:hAnsi="Microsoft YaHei" w:eastAsia="Microsoft YaHei"/>
-        </w:rPr>
-        <w:t xml:space="preserve"> </w:t>
-      </w:r>
-      <w:r>
-        <w:rPr>
-          <w:rFonts w:ascii="Microsoft YaHei" w:hAnsi="Microsoft YaHei" w:eastAsia="Microsoft YaHei"/>
+          <w:rFonts w:ascii="Times New Roman" w:hAnsi="Times New Roman" w:eastAsia="SimSun"/>
+          <w:b w:val="0"/>
+          <w:color w:val="000000"/>
+          <w:sz w:val="24"/>
+        </w:rPr>
+        <w:t xml:space="preserve"> </w:t>
+      </w:r>
+      <w:r>
+        <w:rPr>
+          <w:rFonts w:ascii="Times New Roman" w:hAnsi="Times New Roman" w:eastAsia="SimSun"/>
+          <w:b w:val="0"/>
+          <w:color w:val="000000"/>
+          <w:sz w:val="24"/>
         </w:rPr>
         <w:t xml:space="preserve">先经过控制器</w:t>
       </w:r>
       <w:r>
         <w:rPr>
-          <w:rFonts w:ascii="Microsoft YaHei" w:hAnsi="Microsoft YaHei" w:eastAsia="Microsoft YaHei"/>
+          <w:rFonts w:ascii="Times New Roman" w:hAnsi="Times New Roman" w:eastAsia="SimSun"/>
+          <w:b w:val="0"/>
+          <w:color w:val="000000"/>
+          <w:sz w:val="24"/>
         </w:rPr>
         <w:t xml:space="preserve"> </w:t>
       </w:r>
@@ -227,13 +277,19 @@
       </m:oMath>
       <w:r>
         <w:rPr>
-          <w:rFonts w:ascii="Microsoft YaHei" w:hAnsi="Microsoft YaHei" w:eastAsia="Microsoft YaHei"/>
+          <w:rFonts w:ascii="Times New Roman" w:hAnsi="Times New Roman" w:eastAsia="SimSun"/>
+          <w:b w:val="0"/>
+          <w:color w:val="000000"/>
+          <w:sz w:val="24"/>
         </w:rPr>
         <w:t xml:space="preserve">，再进入被控对象</w:t>
       </w:r>
       <w:r>
         <w:rPr>
-          <w:rFonts w:ascii="Microsoft YaHei" w:hAnsi="Microsoft YaHei" w:eastAsia="Microsoft YaHei"/>
+          <w:rFonts w:ascii="Times New Roman" w:hAnsi="Times New Roman" w:eastAsia="SimSun"/>
+          <w:b w:val="0"/>
+          <w:color w:val="000000"/>
+          <w:sz w:val="24"/>
         </w:rPr>
         <w:t xml:space="preserve"> </w:t>
       </w:r>
@@ -266,13 +322,19 @@
       </m:oMath>
       <w:r>
         <w:rPr>
-          <w:rFonts w:ascii="Microsoft YaHei" w:hAnsi="Microsoft YaHei" w:eastAsia="Microsoft YaHei"/>
+          <w:rFonts w:ascii="Times New Roman" w:hAnsi="Times New Roman" w:eastAsia="SimSun"/>
+          <w:b w:val="0"/>
+          <w:color w:val="000000"/>
+          <w:sz w:val="24"/>
         </w:rPr>
         <w:t xml:space="preserve">，输出为</w:t>
       </w:r>
       <w:r>
         <w:rPr>
-          <w:rFonts w:ascii="Microsoft YaHei" w:hAnsi="Microsoft YaHei" w:eastAsia="Microsoft YaHei"/>
+          <w:rFonts w:ascii="Times New Roman" w:hAnsi="Times New Roman" w:eastAsia="SimSun"/>
+          <w:b w:val="0"/>
+          <w:color w:val="000000"/>
+          <w:sz w:val="24"/>
         </w:rPr>
         <w:t xml:space="preserve"> </w:t>
       </w:r>
@@ -283,7 +345,10 @@
       </m:oMath>
       <w:r>
         <w:rPr>
-          <w:rFonts w:ascii="Microsoft YaHei" w:hAnsi="Microsoft YaHei" w:eastAsia="Microsoft YaHei"/>
+          <w:rFonts w:ascii="Times New Roman" w:hAnsi="Times New Roman" w:eastAsia="SimSun"/>
+          <w:b w:val="0"/>
+          <w:color w:val="000000"/>
+          <w:sz w:val="24"/>
         </w:rPr>
         <w:t xml:space="preserve">，不引入反馈。</w:t>
       </w:r>
@@ -295,16 +360,24 @@
           <w:numId w:val="1001"/>
         </w:numPr>
         <w:pStyle w:val="Compact"/>
-      </w:pPr>
-      <w:r>
-        <w:rPr>
-          <w:rFonts w:ascii="Microsoft YaHei" w:hAnsi="Microsoft YaHei" w:eastAsia="Microsoft YaHei"/>
+        <w:spacing w:line="240" w:lineRule="auto" w:before="0" w:after="80"/>
+        <w:ind w:firstLine="480"/>
+      </w:pPr>
+      <w:r>
+        <w:rPr>
+          <w:rFonts w:ascii="Times New Roman" w:hAnsi="Times New Roman" w:eastAsia="SimSun"/>
+          <w:b w:val="0"/>
+          <w:color w:val="000000"/>
+          <w:sz w:val="24"/>
         </w:rPr>
         <w:t xml:space="preserve">闭环控制：采用单位负反馈，误差信号</w:t>
       </w:r>
       <w:r>
         <w:rPr>
-          <w:rFonts w:ascii="Microsoft YaHei" w:hAnsi="Microsoft YaHei" w:eastAsia="Microsoft YaHei"/>
+          <w:rFonts w:ascii="Times New Roman" w:hAnsi="Times New Roman" w:eastAsia="SimSun"/>
+          <w:b w:val="0"/>
+          <w:color w:val="000000"/>
+          <w:sz w:val="24"/>
         </w:rPr>
         <w:t xml:space="preserve"> </w:t>
       </w:r>
@@ -333,19 +406,28 @@
       </m:oMath>
       <w:r>
         <w:rPr>
-          <w:rFonts w:ascii="Microsoft YaHei" w:hAnsi="Microsoft YaHei" w:eastAsia="Microsoft YaHei"/>
-        </w:rPr>
-        <w:t xml:space="preserve"> </w:t>
-      </w:r>
-      <w:r>
-        <w:rPr>
-          <w:rFonts w:ascii="Microsoft YaHei" w:hAnsi="Microsoft YaHei" w:eastAsia="Microsoft YaHei"/>
+          <w:rFonts w:ascii="Times New Roman" w:hAnsi="Times New Roman" w:eastAsia="SimSun"/>
+          <w:b w:val="0"/>
+          <w:color w:val="000000"/>
+          <w:sz w:val="24"/>
+        </w:rPr>
+        <w:t xml:space="preserve"> </w:t>
+      </w:r>
+      <w:r>
+        <w:rPr>
+          <w:rFonts w:ascii="Times New Roman" w:hAnsi="Times New Roman" w:eastAsia="SimSun"/>
+          <w:b w:val="0"/>
+          <w:color w:val="000000"/>
+          <w:sz w:val="24"/>
         </w:rPr>
         <w:t xml:space="preserve">先经过控制器</w:t>
       </w:r>
       <w:r>
         <w:rPr>
-          <w:rFonts w:ascii="Microsoft YaHei" w:hAnsi="Microsoft YaHei" w:eastAsia="Microsoft YaHei"/>
+          <w:rFonts w:ascii="Times New Roman" w:hAnsi="Times New Roman" w:eastAsia="SimSun"/>
+          <w:b w:val="0"/>
+          <w:color w:val="000000"/>
+          <w:sz w:val="24"/>
         </w:rPr>
         <w:t xml:space="preserve"> </w:t>
       </w:r>
@@ -369,13 +451,19 @@
       </m:oMath>
       <w:r>
         <w:rPr>
-          <w:rFonts w:ascii="Microsoft YaHei" w:hAnsi="Microsoft YaHei" w:eastAsia="Microsoft YaHei"/>
+          <w:rFonts w:ascii="Times New Roman" w:hAnsi="Times New Roman" w:eastAsia="SimSun"/>
+          <w:b w:val="0"/>
+          <w:color w:val="000000"/>
+          <w:sz w:val="24"/>
         </w:rPr>
         <w:t xml:space="preserve">，再进入被控对象</w:t>
       </w:r>
       <w:r>
         <w:rPr>
-          <w:rFonts w:ascii="Microsoft YaHei" w:hAnsi="Microsoft YaHei" w:eastAsia="Microsoft YaHei"/>
+          <w:rFonts w:ascii="Times New Roman" w:hAnsi="Times New Roman" w:eastAsia="SimSun"/>
+          <w:b w:val="0"/>
+          <w:color w:val="000000"/>
+          <w:sz w:val="24"/>
         </w:rPr>
         <w:t xml:space="preserve"> </w:t>
       </w:r>
@@ -408,13 +496,19 @@
       </m:oMath>
       <w:r>
         <w:rPr>
-          <w:rFonts w:ascii="Microsoft YaHei" w:hAnsi="Microsoft YaHei" w:eastAsia="Microsoft YaHei"/>
+          <w:rFonts w:ascii="Times New Roman" w:hAnsi="Times New Roman" w:eastAsia="SimSun"/>
+          <w:b w:val="0"/>
+          <w:color w:val="000000"/>
+          <w:sz w:val="24"/>
         </w:rPr>
         <w:t xml:space="preserve">，输出为</w:t>
       </w:r>
       <w:r>
         <w:rPr>
-          <w:rFonts w:ascii="Microsoft YaHei" w:hAnsi="Microsoft YaHei" w:eastAsia="Microsoft YaHei"/>
+          <w:rFonts w:ascii="Times New Roman" w:hAnsi="Times New Roman" w:eastAsia="SimSun"/>
+          <w:b w:val="0"/>
+          <w:color w:val="000000"/>
+          <w:sz w:val="24"/>
         </w:rPr>
         <w:t xml:space="preserve"> </w:t>
       </w:r>
@@ -425,7 +519,10 @@
       </m:oMath>
       <w:r>
         <w:rPr>
-          <w:rFonts w:ascii="Microsoft YaHei" w:hAnsi="Microsoft YaHei" w:eastAsia="Microsoft YaHei"/>
+          <w:rFonts w:ascii="Times New Roman" w:hAnsi="Times New Roman" w:eastAsia="SimSun"/>
+          <w:b w:val="0"/>
+          <w:color w:val="000000"/>
+          <w:sz w:val="24"/>
         </w:rPr>
         <w:t xml:space="preserve">。</w:t>
       </w:r>
@@ -433,10 +530,15 @@
     <w:p>
       <w:pPr>
         <w:pStyle w:val="FirstParagraph"/>
-      </w:pPr>
-      <w:r>
-        <w:rPr>
-          <w:rFonts w:ascii="Microsoft YaHei" w:hAnsi="Microsoft YaHei" w:eastAsia="Microsoft YaHei"/>
+        <w:spacing w:line="240" w:lineRule="auto" w:before="0" w:after="80"/>
+        <w:ind w:firstLine="480"/>
+      </w:pPr>
+      <w:r>
+        <w:rPr>
+          <w:rFonts w:ascii="Times New Roman" w:hAnsi="Times New Roman" w:eastAsia="SimSun"/>
+          <w:b w:val="0"/>
+          <w:color w:val="000000"/>
+          <w:sz w:val="24"/>
         </w:rPr>
         <w:t xml:space="preserve">设输入为单位阶跃信号，回答下列问题：</w:t>
       </w:r>
@@ -448,10 +550,15 @@
           <w:numId w:val="1002"/>
         </w:numPr>
         <w:pStyle w:val="Compact"/>
-      </w:pPr>
-      <w:r>
-        <w:rPr>
-          <w:rFonts w:ascii="Microsoft YaHei" w:hAnsi="Microsoft YaHei" w:eastAsia="Microsoft YaHei"/>
+        <w:spacing w:line="240" w:lineRule="auto" w:before="0" w:after="80"/>
+        <w:ind w:firstLine="480"/>
+      </w:pPr>
+      <w:r>
+        <w:rPr>
+          <w:rFonts w:ascii="Times New Roman" w:hAnsi="Times New Roman" w:eastAsia="SimSun"/>
+          <w:b w:val="0"/>
+          <w:color w:val="000000"/>
+          <w:sz w:val="24"/>
         </w:rPr>
         <w:t xml:space="preserve">从闭环极点或系统极点的角度，说明上述两种接法在稳定性上的差异，并给出理由。</w:t>
       </w:r>
@@ -463,16 +570,24 @@
           <w:numId w:val="1002"/>
         </w:numPr>
         <w:pStyle w:val="Compact"/>
-      </w:pPr>
-      <w:r>
-        <w:rPr>
-          <w:rFonts w:ascii="Microsoft YaHei" w:hAnsi="Microsoft YaHei" w:eastAsia="Microsoft YaHei"/>
+        <w:spacing w:line="240" w:lineRule="auto" w:before="0" w:after="80"/>
+        <w:ind w:firstLine="480"/>
+      </w:pPr>
+      <w:r>
+        <w:rPr>
+          <w:rFonts w:ascii="Times New Roman" w:hAnsi="Times New Roman" w:eastAsia="SimSun"/>
+          <w:b w:val="0"/>
+          <w:color w:val="000000"/>
+          <w:sz w:val="24"/>
         </w:rPr>
         <w:t xml:space="preserve">若被控对象参数发生</w:t>
       </w:r>
       <w:r>
         <w:rPr>
-          <w:rFonts w:ascii="Microsoft YaHei" w:hAnsi="Microsoft YaHei" w:eastAsia="Microsoft YaHei"/>
+          <w:rFonts w:ascii="Times New Roman" w:hAnsi="Times New Roman" w:eastAsia="SimSun"/>
+          <w:b w:val="0"/>
+          <w:color w:val="000000"/>
+          <w:sz w:val="24"/>
         </w:rPr>
         <w:t xml:space="preserve"> </w:t>
       </w:r>
@@ -489,19 +604,28 @@
       </m:oMath>
       <w:r>
         <w:rPr>
-          <w:rFonts w:ascii="Microsoft YaHei" w:hAnsi="Microsoft YaHei" w:eastAsia="Microsoft YaHei"/>
-        </w:rPr>
-        <w:t xml:space="preserve"> </w:t>
-      </w:r>
-      <w:r>
-        <w:rPr>
-          <w:rFonts w:ascii="Microsoft YaHei" w:hAnsi="Microsoft YaHei" w:eastAsia="Microsoft YaHei"/>
+          <w:rFonts w:ascii="Times New Roman" w:hAnsi="Times New Roman" w:eastAsia="SimSun"/>
+          <w:b w:val="0"/>
+          <w:color w:val="000000"/>
+          <w:sz w:val="24"/>
+        </w:rPr>
+        <w:t xml:space="preserve"> </w:t>
+      </w:r>
+      <w:r>
+        <w:rPr>
+          <w:rFonts w:ascii="Times New Roman" w:hAnsi="Times New Roman" w:eastAsia="SimSun"/>
+          <w:b w:val="0"/>
+          <w:color w:val="000000"/>
+          <w:sz w:val="24"/>
         </w:rPr>
         <w:t xml:space="preserve">偏移，即实际对象变为</w:t>
       </w:r>
       <w:r>
         <w:rPr>
-          <w:rFonts w:ascii="Microsoft YaHei" w:hAnsi="Microsoft YaHei" w:eastAsia="Microsoft YaHei"/>
+          <w:rFonts w:ascii="Times New Roman" w:hAnsi="Times New Roman" w:eastAsia="SimSun"/>
+          <w:b w:val="0"/>
+          <w:color w:val="000000"/>
+          <w:sz w:val="24"/>
         </w:rPr>
         <w:t xml:space="preserve"> </w:t>
       </w:r>
@@ -577,13 +701,19 @@
       </m:oMath>
       <w:r>
         <w:rPr>
-          <w:rFonts w:ascii="Microsoft YaHei" w:hAnsi="Microsoft YaHei" w:eastAsia="Microsoft YaHei"/>
+          <w:rFonts w:ascii="Times New Roman" w:hAnsi="Times New Roman" w:eastAsia="SimSun"/>
+          <w:b w:val="0"/>
+          <w:color w:val="000000"/>
+          <w:sz w:val="24"/>
         </w:rPr>
         <w:t xml:space="preserve">，其中</w:t>
       </w:r>
       <w:r>
         <w:rPr>
-          <w:rFonts w:ascii="Microsoft YaHei" w:hAnsi="Microsoft YaHei" w:eastAsia="Microsoft YaHei"/>
+          <w:rFonts w:ascii="Times New Roman" w:hAnsi="Times New Roman" w:eastAsia="SimSun"/>
+          <w:b w:val="0"/>
+          <w:color w:val="000000"/>
+          <w:sz w:val="24"/>
         </w:rPr>
         <w:t xml:space="preserve"> </w:t>
       </w:r>
@@ -594,19 +724,28 @@
       </m:oMath>
       <w:r>
         <w:rPr>
-          <w:rFonts w:ascii="Microsoft YaHei" w:hAnsi="Microsoft YaHei" w:eastAsia="Microsoft YaHei"/>
-        </w:rPr>
-        <w:t xml:space="preserve"> </w:t>
-      </w:r>
-      <w:r>
-        <w:rPr>
-          <w:rFonts w:ascii="Microsoft YaHei" w:hAnsi="Microsoft YaHei" w:eastAsia="Microsoft YaHei"/>
+          <w:rFonts w:ascii="Times New Roman" w:hAnsi="Times New Roman" w:eastAsia="SimSun"/>
+          <w:b w:val="0"/>
+          <w:color w:val="000000"/>
+          <w:sz w:val="24"/>
+        </w:rPr>
+        <w:t xml:space="preserve"> </w:t>
+      </w:r>
+      <w:r>
+        <w:rPr>
+          <w:rFonts w:ascii="Times New Roman" w:hAnsi="Times New Roman" w:eastAsia="SimSun"/>
+          <w:b w:val="0"/>
+          <w:color w:val="000000"/>
+          <w:sz w:val="24"/>
         </w:rPr>
         <w:t xml:space="preserve">可能为</w:t>
       </w:r>
       <w:r>
         <w:rPr>
-          <w:rFonts w:ascii="Microsoft YaHei" w:hAnsi="Microsoft YaHei" w:eastAsia="Microsoft YaHei"/>
+          <w:rFonts w:ascii="Times New Roman" w:hAnsi="Times New Roman" w:eastAsia="SimSun"/>
+          <w:b w:val="0"/>
+          <w:color w:val="000000"/>
+          <w:sz w:val="24"/>
         </w:rPr>
         <w:t xml:space="preserve"> </w:t>
       </w:r>
@@ -617,19 +756,28 @@
       </m:oMath>
       <w:r>
         <w:rPr>
-          <w:rFonts w:ascii="Microsoft YaHei" w:hAnsi="Microsoft YaHei" w:eastAsia="Microsoft YaHei"/>
-        </w:rPr>
-        <w:t xml:space="preserve"> </w:t>
-      </w:r>
-      <w:r>
-        <w:rPr>
-          <w:rFonts w:ascii="Microsoft YaHei" w:hAnsi="Microsoft YaHei" w:eastAsia="Microsoft YaHei"/>
+          <w:rFonts w:ascii="Times New Roman" w:hAnsi="Times New Roman" w:eastAsia="SimSun"/>
+          <w:b w:val="0"/>
+          <w:color w:val="000000"/>
+          <w:sz w:val="24"/>
+        </w:rPr>
+        <w:t xml:space="preserve"> </w:t>
+      </w:r>
+      <w:r>
+        <w:rPr>
+          <w:rFonts w:ascii="Times New Roman" w:hAnsi="Times New Roman" w:eastAsia="SimSun"/>
+          <w:b w:val="0"/>
+          <w:color w:val="000000"/>
+          <w:sz w:val="24"/>
         </w:rPr>
         <w:t xml:space="preserve">或</w:t>
       </w:r>
       <w:r>
         <w:rPr>
-          <w:rFonts w:ascii="Microsoft YaHei" w:hAnsi="Microsoft YaHei" w:eastAsia="Microsoft YaHei"/>
+          <w:rFonts w:ascii="Times New Roman" w:hAnsi="Times New Roman" w:eastAsia="SimSun"/>
+          <w:b w:val="0"/>
+          <w:color w:val="000000"/>
+          <w:sz w:val="24"/>
         </w:rPr>
         <w:t xml:space="preserve"> </w:t>
       </w:r>
@@ -640,7 +788,10 @@
       </m:oMath>
       <w:r>
         <w:rPr>
-          <w:rFonts w:ascii="Microsoft YaHei" w:hAnsi="Microsoft YaHei" w:eastAsia="Microsoft YaHei"/>
+          <w:rFonts w:ascii="Times New Roman" w:hAnsi="Times New Roman" w:eastAsia="SimSun"/>
+          <w:b w:val="0"/>
+          <w:color w:val="000000"/>
+          <w:sz w:val="24"/>
         </w:rPr>
         <w:t xml:space="preserve">，讨论哪一种接法受影响更大，并说明原因。</w:t>
       </w:r>
@@ -652,10 +803,15 @@
           <w:numId w:val="1002"/>
         </w:numPr>
         <w:pStyle w:val="Compact"/>
-      </w:pPr>
-      <w:r>
-        <w:rPr>
-          <w:rFonts w:ascii="Microsoft YaHei" w:hAnsi="Microsoft YaHei" w:eastAsia="Microsoft YaHei"/>
+        <w:spacing w:line="240" w:lineRule="auto" w:before="0" w:after="80"/>
+        <w:ind w:firstLine="480"/>
+      </w:pPr>
+      <w:r>
+        <w:rPr>
+          <w:rFonts w:ascii="Times New Roman" w:hAnsi="Times New Roman" w:eastAsia="SimSun"/>
+          <w:b w:val="0"/>
+          <w:color w:val="000000"/>
+          <w:sz w:val="24"/>
         </w:rPr>
         <w:t xml:space="preserve">画出两种系统在单位阶跃输入下的响应对比草图，并分别作定性说明（如是否发散、是否收敛、收敛快慢、输出变化趋势等）。</w:t>
       </w:r>
@@ -663,10 +819,15 @@
     <w:p>
       <w:pPr>
         <w:pStyle w:val="FirstParagraph"/>
-      </w:pPr>
-      <w:r>
-        <w:rPr>
-          <w:rFonts w:ascii="Microsoft YaHei" w:hAnsi="Microsoft YaHei" w:eastAsia="Microsoft YaHei"/>
+        <w:spacing w:line="240" w:lineRule="auto" w:before="0" w:after="80"/>
+        <w:ind w:firstLine="480"/>
+      </w:pPr>
+      <w:r>
+        <w:rPr>
+          <w:rFonts w:ascii="Times New Roman" w:hAnsi="Times New Roman" w:eastAsia="SimSun"/>
+          <w:b w:val="0"/>
+          <w:color w:val="000000"/>
+          <w:sz w:val="24"/>
         </w:rPr>
         <w:t xml:space="preserve">要求：可结合传递函数与极点位置进行分析，但不要求展开繁琐计算。</w:t>
       </w:r>
@@ -676,10 +837,15 @@
     <w:p>
       <w:pPr>
         <w:pStyle w:val="Heading3"/>
-      </w:pPr>
-      <w:r>
-        <w:rPr>
-          <w:rFonts w:ascii="Microsoft YaHei" w:hAnsi="Microsoft YaHei" w:eastAsia="Microsoft YaHei"/>
+        <w:spacing w:line="240" w:lineRule="auto" w:before="0" w:after="80"/>
+        <w:ind w:firstLine="0"/>
+      </w:pPr>
+      <w:r>
+        <w:rPr>
+          <w:rFonts w:ascii="Times New Roman" w:hAnsi="Times New Roman" w:eastAsia="SimHei"/>
+          <w:b w:val="0"/>
+          <w:color w:val="000000"/>
+          <w:sz w:val="24"/>
         </w:rPr>
         <w:t xml:space="preserve">参考答案</w:t>
       </w:r>
@@ -687,12 +853,17 @@
     <w:p>
       <w:pPr>
         <w:pStyle w:val="FirstParagraph"/>
+        <w:spacing w:line="240" w:lineRule="auto" w:before="0" w:after="80"/>
+        <w:ind w:firstLine="480"/>
       </w:pPr>
       <w:r>
         <w:rPr>
           <w:bCs/>
-          <w:rFonts w:ascii="Microsoft YaHei" w:hAnsi="Microsoft YaHei" w:eastAsia="Microsoft YaHei"/>
-          <w:b/>
+          <w:rFonts w:ascii="Times New Roman" w:hAnsi="Times New Roman" w:eastAsia="SimHei"/>
+          <w:b w:val="0"/>
+          <w:i w:val="0"/>
+          <w:color w:val="000000"/>
+          <w:sz w:val="24"/>
         </w:rPr>
         <w:t xml:space="preserve">1. 稳定性差异分析：</w:t>
       </w:r>
@@ -700,16 +871,24 @@
     <w:p>
       <w:pPr>
         <w:pStyle w:val="BodyText"/>
-      </w:pPr>
-      <w:r>
-        <w:rPr>
-          <w:rFonts w:ascii="Microsoft YaHei" w:hAnsi="Microsoft YaHei" w:eastAsia="Microsoft YaHei"/>
+        <w:spacing w:line="240" w:lineRule="auto" w:before="0" w:after="80"/>
+        <w:ind w:firstLine="480"/>
+      </w:pPr>
+      <w:r>
+        <w:rPr>
+          <w:rFonts w:ascii="Times New Roman" w:hAnsi="Times New Roman" w:eastAsia="SimSun"/>
+          <w:b w:val="0"/>
+          <w:color w:val="000000"/>
+          <w:sz w:val="24"/>
         </w:rPr>
         <w:t xml:space="preserve">开环时，系统从</w:t>
       </w:r>
       <w:r>
         <w:rPr>
-          <w:rFonts w:ascii="Microsoft YaHei" w:hAnsi="Microsoft YaHei" w:eastAsia="Microsoft YaHei"/>
+          <w:rFonts w:ascii="Times New Roman" w:hAnsi="Times New Roman" w:eastAsia="SimSun"/>
+          <w:b w:val="0"/>
+          <w:color w:val="000000"/>
+          <w:sz w:val="24"/>
         </w:rPr>
         <w:t xml:space="preserve"> </w:t>
       </w:r>
@@ -720,19 +899,28 @@
       </m:oMath>
       <w:r>
         <w:rPr>
-          <w:rFonts w:ascii="Microsoft YaHei" w:hAnsi="Microsoft YaHei" w:eastAsia="Microsoft YaHei"/>
-        </w:rPr>
-        <w:t xml:space="preserve"> </w:t>
-      </w:r>
-      <w:r>
-        <w:rPr>
-          <w:rFonts w:ascii="Microsoft YaHei" w:hAnsi="Microsoft YaHei" w:eastAsia="Microsoft YaHei"/>
+          <w:rFonts w:ascii="Times New Roman" w:hAnsi="Times New Roman" w:eastAsia="SimSun"/>
+          <w:b w:val="0"/>
+          <w:color w:val="000000"/>
+          <w:sz w:val="24"/>
+        </w:rPr>
+        <w:t xml:space="preserve"> </w:t>
+      </w:r>
+      <w:r>
+        <w:rPr>
+          <w:rFonts w:ascii="Times New Roman" w:hAnsi="Times New Roman" w:eastAsia="SimSun"/>
+          <w:b w:val="0"/>
+          <w:color w:val="000000"/>
+          <w:sz w:val="24"/>
         </w:rPr>
         <w:t xml:space="preserve">到</w:t>
       </w:r>
       <w:r>
         <w:rPr>
-          <w:rFonts w:ascii="Microsoft YaHei" w:hAnsi="Microsoft YaHei" w:eastAsia="Microsoft YaHei"/>
+          <w:rFonts w:ascii="Times New Roman" w:hAnsi="Times New Roman" w:eastAsia="SimSun"/>
+          <w:b w:val="0"/>
+          <w:color w:val="000000"/>
+          <w:sz w:val="24"/>
         </w:rPr>
         <w:t xml:space="preserve"> </w:t>
       </w:r>
@@ -743,19 +931,28 @@
       </m:oMath>
       <w:r>
         <w:rPr>
-          <w:rFonts w:ascii="Microsoft YaHei" w:hAnsi="Microsoft YaHei" w:eastAsia="Microsoft YaHei"/>
-        </w:rPr>
-        <w:t xml:space="preserve"> </w:t>
-      </w:r>
-      <w:r>
-        <w:rPr>
-          <w:rFonts w:ascii="Microsoft YaHei" w:hAnsi="Microsoft YaHei" w:eastAsia="Microsoft YaHei"/>
+          <w:rFonts w:ascii="Times New Roman" w:hAnsi="Times New Roman" w:eastAsia="SimSun"/>
+          <w:b w:val="0"/>
+          <w:color w:val="000000"/>
+          <w:sz w:val="24"/>
+        </w:rPr>
+        <w:t xml:space="preserve"> </w:t>
+      </w:r>
+      <w:r>
+        <w:rPr>
+          <w:rFonts w:ascii="Times New Roman" w:hAnsi="Times New Roman" w:eastAsia="SimSun"/>
+          <w:b w:val="0"/>
+          <w:color w:val="000000"/>
+          <w:sz w:val="24"/>
         </w:rPr>
         <w:t xml:space="preserve">的传递函数为</w:t>
       </w:r>
       <w:r>
         <w:rPr>
-          <w:rFonts w:ascii="Microsoft YaHei" w:hAnsi="Microsoft YaHei" w:eastAsia="Microsoft YaHei"/>
+          <w:rFonts w:ascii="Times New Roman" w:hAnsi="Times New Roman" w:eastAsia="SimSun"/>
+          <w:b w:val="0"/>
+          <w:color w:val="000000"/>
+          <w:sz w:val="24"/>
         </w:rPr>
         <w:t xml:space="preserve"> </w:t>
       </w:r>
@@ -872,13 +1069,19 @@
       </m:oMath>
       <w:r>
         <w:rPr>
-          <w:rFonts w:ascii="Microsoft YaHei" w:hAnsi="Microsoft YaHei" w:eastAsia="Microsoft YaHei"/>
+          <w:rFonts w:ascii="Times New Roman" w:hAnsi="Times New Roman" w:eastAsia="SimSun"/>
+          <w:b w:val="0"/>
+          <w:color w:val="000000"/>
+          <w:sz w:val="24"/>
         </w:rPr>
         <w:t xml:space="preserve">。其极点位于</w:t>
       </w:r>
       <w:r>
         <w:rPr>
-          <w:rFonts w:ascii="Microsoft YaHei" w:hAnsi="Microsoft YaHei" w:eastAsia="Microsoft YaHei"/>
+          <w:rFonts w:ascii="Times New Roman" w:hAnsi="Times New Roman" w:eastAsia="SimSun"/>
+          <w:b w:val="0"/>
+          <w:color w:val="000000"/>
+          <w:sz w:val="24"/>
         </w:rPr>
         <w:t xml:space="preserve"> </w:t>
       </w:r>
@@ -904,13 +1107,19 @@
       </m:oMath>
       <w:r>
         <w:rPr>
-          <w:rFonts w:ascii="Microsoft YaHei" w:hAnsi="Microsoft YaHei" w:eastAsia="Microsoft YaHei"/>
+          <w:rFonts w:ascii="Times New Roman" w:hAnsi="Times New Roman" w:eastAsia="SimSun"/>
+          <w:b w:val="0"/>
+          <w:color w:val="000000"/>
+          <w:sz w:val="24"/>
         </w:rPr>
         <w:t xml:space="preserve">，落在复平面右半平面，因此开环系统不稳定。也就是说，单位阶跃输入下，输出中会含有</w:t>
       </w:r>
       <w:r>
         <w:rPr>
-          <w:rFonts w:ascii="Microsoft YaHei" w:hAnsi="Microsoft YaHei" w:eastAsia="Microsoft YaHei"/>
+          <w:rFonts w:ascii="Times New Roman" w:hAnsi="Times New Roman" w:eastAsia="SimSun"/>
+          <w:b w:val="0"/>
+          <w:color w:val="000000"/>
+          <w:sz w:val="24"/>
         </w:rPr>
         <w:t xml:space="preserve"> </w:t>
       </w:r>
@@ -930,13 +1139,19 @@
       </m:oMath>
       <w:r>
         <w:rPr>
-          <w:rFonts w:ascii="Microsoft YaHei" w:hAnsi="Microsoft YaHei" w:eastAsia="Microsoft YaHei"/>
-        </w:rPr>
-        <w:t xml:space="preserve"> </w:t>
-      </w:r>
-      <w:r>
-        <w:rPr>
-          <w:rFonts w:ascii="Microsoft YaHei" w:hAnsi="Microsoft YaHei" w:eastAsia="Microsoft YaHei"/>
+          <w:rFonts w:ascii="Times New Roman" w:hAnsi="Times New Roman" w:eastAsia="SimSun"/>
+          <w:b w:val="0"/>
+          <w:color w:val="000000"/>
+          <w:sz w:val="24"/>
+        </w:rPr>
+        <w:t xml:space="preserve"> </w:t>
+      </w:r>
+      <w:r>
+        <w:rPr>
+          <w:rFonts w:ascii="Times New Roman" w:hAnsi="Times New Roman" w:eastAsia="SimSun"/>
+          <w:b w:val="0"/>
+          <w:color w:val="000000"/>
+          <w:sz w:val="24"/>
         </w:rPr>
         <w:t xml:space="preserve">形式的发散项。</w:t>
       </w:r>
@@ -944,16 +1159,24 @@
     <w:p>
       <w:pPr>
         <w:pStyle w:val="BodyText"/>
-      </w:pPr>
-      <w:r>
-        <w:rPr>
-          <w:rFonts w:ascii="Microsoft YaHei" w:hAnsi="Microsoft YaHei" w:eastAsia="Microsoft YaHei"/>
+        <w:spacing w:line="240" w:lineRule="auto" w:before="0" w:after="80"/>
+        <w:ind w:firstLine="480"/>
+      </w:pPr>
+      <w:r>
+        <w:rPr>
+          <w:rFonts w:ascii="Times New Roman" w:hAnsi="Times New Roman" w:eastAsia="SimSun"/>
+          <w:b w:val="0"/>
+          <w:color w:val="000000"/>
+          <w:sz w:val="24"/>
         </w:rPr>
         <w:t xml:space="preserve">闭环时，单位负反馈下传递函数为</w:t>
       </w:r>
       <w:r>
         <w:rPr>
-          <w:rFonts w:ascii="Microsoft YaHei" w:hAnsi="Microsoft YaHei" w:eastAsia="Microsoft YaHei"/>
+          <w:rFonts w:ascii="Times New Roman" w:hAnsi="Times New Roman" w:eastAsia="SimSun"/>
+          <w:b w:val="0"/>
+          <w:color w:val="000000"/>
+          <w:sz w:val="24"/>
         </w:rPr>
         <w:t xml:space="preserve"> </w:t>
       </w:r>
@@ -1239,13 +1462,19 @@
       </m:oMath>
       <w:r>
         <w:rPr>
-          <w:rFonts w:ascii="Microsoft YaHei" w:hAnsi="Microsoft YaHei" w:eastAsia="Microsoft YaHei"/>
+          <w:rFonts w:ascii="Times New Roman" w:hAnsi="Times New Roman" w:eastAsia="SimSun"/>
+          <w:b w:val="0"/>
+          <w:color w:val="000000"/>
+          <w:sz w:val="24"/>
         </w:rPr>
         <w:t xml:space="preserve">。其极点位于</w:t>
       </w:r>
       <w:r>
         <w:rPr>
-          <w:rFonts w:ascii="Microsoft YaHei" w:hAnsi="Microsoft YaHei" w:eastAsia="Microsoft YaHei"/>
+          <w:rFonts w:ascii="Times New Roman" w:hAnsi="Times New Roman" w:eastAsia="SimSun"/>
+          <w:b w:val="0"/>
+          <w:color w:val="000000"/>
+          <w:sz w:val="24"/>
         </w:rPr>
         <w:t xml:space="preserve"> </w:t>
       </w:r>
@@ -1271,7 +1500,10 @@
       </m:oMath>
       <w:r>
         <w:rPr>
-          <w:rFonts w:ascii="Microsoft YaHei" w:hAnsi="Microsoft YaHei" w:eastAsia="Microsoft YaHei"/>
+          <w:rFonts w:ascii="Times New Roman" w:hAnsi="Times New Roman" w:eastAsia="SimSun"/>
+          <w:b w:val="0"/>
+          <w:color w:val="000000"/>
+          <w:sz w:val="24"/>
         </w:rPr>
         <w:t xml:space="preserve">，落在左半平面，因此闭环系统稳定。由此可见，反馈把原来位于右半平面的极点”拉回”到左半平面，这是稳定性改善的根本原因。</w:t>
       </w:r>
@@ -1279,20 +1511,28 @@
     <w:p>
       <w:pPr>
         <w:pStyle w:val="BodyText"/>
+        <w:spacing w:line="240" w:lineRule="auto" w:before="0" w:after="80"/>
+        <w:ind w:firstLine="480"/>
       </w:pPr>
       <w:r>
         <w:rPr>
           <w:bCs/>
-          <w:rFonts w:ascii="Microsoft YaHei" w:hAnsi="Microsoft YaHei" w:eastAsia="Microsoft YaHei"/>
-          <w:b/>
+          <w:rFonts w:ascii="Times New Roman" w:hAnsi="Times New Roman" w:eastAsia="SimHei"/>
+          <w:b w:val="0"/>
+          <w:i w:val="0"/>
+          <w:color w:val="000000"/>
+          <w:sz w:val="24"/>
         </w:rPr>
         <w:t xml:space="preserve">2. 参数偏移</w:t>
       </w:r>
       <w:r>
         <w:rPr>
           <w:bCs/>
-          <w:rFonts w:ascii="Microsoft YaHei" w:hAnsi="Microsoft YaHei" w:eastAsia="Microsoft YaHei"/>
-          <w:b/>
+          <w:rFonts w:ascii="Times New Roman" w:hAnsi="Times New Roman" w:eastAsia="SimHei"/>
+          <w:b w:val="0"/>
+          <w:i w:val="0"/>
+          <w:color w:val="000000"/>
+          <w:sz w:val="24"/>
         </w:rPr>
         <w:t xml:space="preserve"> </w:t>
       </w:r>
@@ -1310,16 +1550,22 @@
       <w:r>
         <w:rPr>
           <w:bCs/>
-          <w:rFonts w:ascii="Microsoft YaHei" w:hAnsi="Microsoft YaHei" w:eastAsia="Microsoft YaHei"/>
-          <w:b/>
+          <w:rFonts w:ascii="Times New Roman" w:hAnsi="Times New Roman" w:eastAsia="SimHei"/>
+          <w:b w:val="0"/>
+          <w:i w:val="0"/>
+          <w:color w:val="000000"/>
+          <w:sz w:val="24"/>
         </w:rPr>
         <w:t xml:space="preserve"> </w:t>
       </w:r>
       <w:r>
         <w:rPr>
           <w:bCs/>
-          <w:rFonts w:ascii="Microsoft YaHei" w:hAnsi="Microsoft YaHei" w:eastAsia="Microsoft YaHei"/>
-          <w:b/>
+          <w:rFonts w:ascii="Times New Roman" w:hAnsi="Times New Roman" w:eastAsia="SimHei"/>
+          <w:b w:val="0"/>
+          <w:i w:val="0"/>
+          <w:color w:val="000000"/>
+          <w:sz w:val="24"/>
         </w:rPr>
         <w:t xml:space="preserve">时的影响比较：</w:t>
       </w:r>
@@ -1327,16 +1573,24 @@
     <w:p>
       <w:pPr>
         <w:pStyle w:val="BodyText"/>
-      </w:pPr>
-      <w:r>
-        <w:rPr>
-          <w:rFonts w:ascii="Microsoft YaHei" w:hAnsi="Microsoft YaHei" w:eastAsia="Microsoft YaHei"/>
+        <w:spacing w:line="240" w:lineRule="auto" w:before="0" w:after="80"/>
+        <w:ind w:firstLine="480"/>
+      </w:pPr>
+      <w:r>
+        <w:rPr>
+          <w:rFonts w:ascii="Times New Roman" w:hAnsi="Times New Roman" w:eastAsia="SimSun"/>
+          <w:b w:val="0"/>
+          <w:color w:val="000000"/>
+          <w:sz w:val="24"/>
         </w:rPr>
         <w:t xml:space="preserve">当对象参数偏移后，实际对象为</w:t>
       </w:r>
       <w:r>
         <w:rPr>
-          <w:rFonts w:ascii="Microsoft YaHei" w:hAnsi="Microsoft YaHei" w:eastAsia="Microsoft YaHei"/>
+          <w:rFonts w:ascii="Times New Roman" w:hAnsi="Times New Roman" w:eastAsia="SimSun"/>
+          <w:b w:val="0"/>
+          <w:color w:val="000000"/>
+          <w:sz w:val="24"/>
         </w:rPr>
         <w:t xml:space="preserve"> </w:t>
       </w:r>
@@ -1412,13 +1666,19 @@
       </m:oMath>
       <w:r>
         <w:rPr>
-          <w:rFonts w:ascii="Microsoft YaHei" w:hAnsi="Microsoft YaHei" w:eastAsia="Microsoft YaHei"/>
+          <w:rFonts w:ascii="Times New Roman" w:hAnsi="Times New Roman" w:eastAsia="SimSun"/>
+          <w:b w:val="0"/>
+          <w:color w:val="000000"/>
+          <w:sz w:val="24"/>
         </w:rPr>
         <w:t xml:space="preserve">，其中</w:t>
       </w:r>
       <w:r>
         <w:rPr>
-          <w:rFonts w:ascii="Microsoft YaHei" w:hAnsi="Microsoft YaHei" w:eastAsia="Microsoft YaHei"/>
+          <w:rFonts w:ascii="Times New Roman" w:hAnsi="Times New Roman" w:eastAsia="SimSun"/>
+          <w:b w:val="0"/>
+          <w:color w:val="000000"/>
+          <w:sz w:val="24"/>
         </w:rPr>
         <w:t xml:space="preserve"> </w:t>
       </w:r>
@@ -1438,19 +1698,28 @@
       </m:oMath>
       <w:r>
         <w:rPr>
-          <w:rFonts w:ascii="Microsoft YaHei" w:hAnsi="Microsoft YaHei" w:eastAsia="Microsoft YaHei"/>
-        </w:rPr>
-        <w:t xml:space="preserve"> </w:t>
-      </w:r>
-      <w:r>
-        <w:rPr>
-          <w:rFonts w:ascii="Microsoft YaHei" w:hAnsi="Microsoft YaHei" w:eastAsia="Microsoft YaHei"/>
+          <w:rFonts w:ascii="Times New Roman" w:hAnsi="Times New Roman" w:eastAsia="SimSun"/>
+          <w:b w:val="0"/>
+          <w:color w:val="000000"/>
+          <w:sz w:val="24"/>
+        </w:rPr>
+        <w:t xml:space="preserve"> </w:t>
+      </w:r>
+      <w:r>
+        <w:rPr>
+          <w:rFonts w:ascii="Times New Roman" w:hAnsi="Times New Roman" w:eastAsia="SimSun"/>
+          <w:b w:val="0"/>
+          <w:color w:val="000000"/>
+          <w:sz w:val="24"/>
         </w:rPr>
         <w:t xml:space="preserve">或</w:t>
       </w:r>
       <w:r>
         <w:rPr>
-          <w:rFonts w:ascii="Microsoft YaHei" w:hAnsi="Microsoft YaHei" w:eastAsia="Microsoft YaHei"/>
+          <w:rFonts w:ascii="Times New Roman" w:hAnsi="Times New Roman" w:eastAsia="SimSun"/>
+          <w:b w:val="0"/>
+          <w:color w:val="000000"/>
+          <w:sz w:val="24"/>
         </w:rPr>
         <w:t xml:space="preserve"> </w:t>
       </w:r>
@@ -1461,7 +1730,10 @@
       </m:oMath>
       <w:r>
         <w:rPr>
-          <w:rFonts w:ascii="Microsoft YaHei" w:hAnsi="Microsoft YaHei" w:eastAsia="Microsoft YaHei"/>
+          <w:rFonts w:ascii="Times New Roman" w:hAnsi="Times New Roman" w:eastAsia="SimSun"/>
+          <w:b w:val="0"/>
+          <w:color w:val="000000"/>
+          <w:sz w:val="24"/>
         </w:rPr>
         <w:t xml:space="preserve">。</w:t>
       </w:r>
@@ -1469,16 +1741,24 @@
     <w:p>
       <w:pPr>
         <w:pStyle w:val="BodyText"/>
-      </w:pPr>
-      <w:r>
-        <w:rPr>
-          <w:rFonts w:ascii="Microsoft YaHei" w:hAnsi="Microsoft YaHei" w:eastAsia="Microsoft YaHei"/>
+        <w:spacing w:line="240" w:lineRule="auto" w:before="0" w:after="80"/>
+        <w:ind w:firstLine="480"/>
+      </w:pPr>
+      <w:r>
+        <w:rPr>
+          <w:rFonts w:ascii="Times New Roman" w:hAnsi="Times New Roman" w:eastAsia="SimSun"/>
+          <w:b w:val="0"/>
+          <w:color w:val="000000"/>
+          <w:sz w:val="24"/>
         </w:rPr>
         <w:t xml:space="preserve">开环时，传递函数变为</w:t>
       </w:r>
       <w:r>
         <w:rPr>
-          <w:rFonts w:ascii="Microsoft YaHei" w:hAnsi="Microsoft YaHei" w:eastAsia="Microsoft YaHei"/>
+          <w:rFonts w:ascii="Times New Roman" w:hAnsi="Times New Roman" w:eastAsia="SimSun"/>
+          <w:b w:val="0"/>
+          <w:color w:val="000000"/>
+          <w:sz w:val="24"/>
         </w:rPr>
         <w:t xml:space="preserve"> </w:t>
       </w:r>
@@ -1554,13 +1834,19 @@
       </m:oMath>
       <w:r>
         <w:rPr>
-          <w:rFonts w:ascii="Microsoft YaHei" w:hAnsi="Microsoft YaHei" w:eastAsia="Microsoft YaHei"/>
+          <w:rFonts w:ascii="Times New Roman" w:hAnsi="Times New Roman" w:eastAsia="SimSun"/>
+          <w:b w:val="0"/>
+          <w:color w:val="000000"/>
+          <w:sz w:val="24"/>
         </w:rPr>
         <w:t xml:space="preserve">，极点直接就是</w:t>
       </w:r>
       <w:r>
         <w:rPr>
-          <w:rFonts w:ascii="Microsoft YaHei" w:hAnsi="Microsoft YaHei" w:eastAsia="Microsoft YaHei"/>
+          <w:rFonts w:ascii="Times New Roman" w:hAnsi="Times New Roman" w:eastAsia="SimSun"/>
+          <w:b w:val="0"/>
+          <w:color w:val="000000"/>
+          <w:sz w:val="24"/>
         </w:rPr>
         <w:t xml:space="preserve"> </w:t>
       </w:r>
@@ -1580,13 +1866,19 @@
       </m:oMath>
       <w:r>
         <w:rPr>
-          <w:rFonts w:ascii="Microsoft YaHei" w:hAnsi="Microsoft YaHei" w:eastAsia="Microsoft YaHei"/>
+          <w:rFonts w:ascii="Times New Roman" w:hAnsi="Times New Roman" w:eastAsia="SimSun"/>
+          <w:b w:val="0"/>
+          <w:color w:val="000000"/>
+          <w:sz w:val="24"/>
         </w:rPr>
         <w:t xml:space="preserve">。由于</w:t>
       </w:r>
       <w:r>
         <w:rPr>
-          <w:rFonts w:ascii="Microsoft YaHei" w:hAnsi="Microsoft YaHei" w:eastAsia="Microsoft YaHei"/>
+          <w:rFonts w:ascii="Times New Roman" w:hAnsi="Times New Roman" w:eastAsia="SimSun"/>
+          <w:b w:val="0"/>
+          <w:color w:val="000000"/>
+          <w:sz w:val="24"/>
         </w:rPr>
         <w:t xml:space="preserve"> </w:t>
       </w:r>
@@ -1597,19 +1889,28 @@
       </m:oMath>
       <w:r>
         <w:rPr>
-          <w:rFonts w:ascii="Microsoft YaHei" w:hAnsi="Microsoft YaHei" w:eastAsia="Microsoft YaHei"/>
-        </w:rPr>
-        <w:t xml:space="preserve"> </w:t>
-      </w:r>
-      <w:r>
-        <w:rPr>
-          <w:rFonts w:ascii="Microsoft YaHei" w:hAnsi="Microsoft YaHei" w:eastAsia="Microsoft YaHei"/>
+          <w:rFonts w:ascii="Times New Roman" w:hAnsi="Times New Roman" w:eastAsia="SimSun"/>
+          <w:b w:val="0"/>
+          <w:color w:val="000000"/>
+          <w:sz w:val="24"/>
+        </w:rPr>
+        <w:t xml:space="preserve"> </w:t>
+      </w:r>
+      <w:r>
+        <w:rPr>
+          <w:rFonts w:ascii="Times New Roman" w:hAnsi="Times New Roman" w:eastAsia="SimSun"/>
+          <w:b w:val="0"/>
+          <w:color w:val="000000"/>
+          <w:sz w:val="24"/>
         </w:rPr>
         <w:t xml:space="preserve">仍为正，因此极点依旧在右半平面，系统仍不稳定；而且</w:t>
       </w:r>
       <w:r>
         <w:rPr>
-          <w:rFonts w:ascii="Microsoft YaHei" w:hAnsi="Microsoft YaHei" w:eastAsia="Microsoft YaHei"/>
+          <w:rFonts w:ascii="Times New Roman" w:hAnsi="Times New Roman" w:eastAsia="SimSun"/>
+          <w:b w:val="0"/>
+          <w:color w:val="000000"/>
+          <w:sz w:val="24"/>
         </w:rPr>
         <w:t xml:space="preserve"> </w:t>
       </w:r>
@@ -1620,19 +1921,28 @@
       </m:oMath>
       <w:r>
         <w:rPr>
-          <w:rFonts w:ascii="Microsoft YaHei" w:hAnsi="Microsoft YaHei" w:eastAsia="Microsoft YaHei"/>
-        </w:rPr>
-        <w:t xml:space="preserve"> </w:t>
-      </w:r>
-      <w:r>
-        <w:rPr>
-          <w:rFonts w:ascii="Microsoft YaHei" w:hAnsi="Microsoft YaHei" w:eastAsia="Microsoft YaHei"/>
+          <w:rFonts w:ascii="Times New Roman" w:hAnsi="Times New Roman" w:eastAsia="SimSun"/>
+          <w:b w:val="0"/>
+          <w:color w:val="000000"/>
+          <w:sz w:val="24"/>
+        </w:rPr>
+        <w:t xml:space="preserve"> </w:t>
+      </w:r>
+      <w:r>
+        <w:rPr>
+          <w:rFonts w:ascii="Times New Roman" w:hAnsi="Times New Roman" w:eastAsia="SimSun"/>
+          <w:b w:val="0"/>
+          <w:color w:val="000000"/>
+          <w:sz w:val="24"/>
         </w:rPr>
         <w:t xml:space="preserve">从</w:t>
       </w:r>
       <w:r>
         <w:rPr>
-          <w:rFonts w:ascii="Microsoft YaHei" w:hAnsi="Microsoft YaHei" w:eastAsia="Microsoft YaHei"/>
+          <w:rFonts w:ascii="Times New Roman" w:hAnsi="Times New Roman" w:eastAsia="SimSun"/>
+          <w:b w:val="0"/>
+          <w:color w:val="000000"/>
+          <w:sz w:val="24"/>
         </w:rPr>
         <w:t xml:space="preserve"> </w:t>
       </w:r>
@@ -1643,19 +1953,28 @@
       </m:oMath>
       <w:r>
         <w:rPr>
-          <w:rFonts w:ascii="Microsoft YaHei" w:hAnsi="Microsoft YaHei" w:eastAsia="Microsoft YaHei"/>
-        </w:rPr>
-        <w:t xml:space="preserve"> </w:t>
-      </w:r>
-      <w:r>
-        <w:rPr>
-          <w:rFonts w:ascii="Microsoft YaHei" w:hAnsi="Microsoft YaHei" w:eastAsia="Microsoft YaHei"/>
+          <w:rFonts w:ascii="Times New Roman" w:hAnsi="Times New Roman" w:eastAsia="SimSun"/>
+          <w:b w:val="0"/>
+          <w:color w:val="000000"/>
+          <w:sz w:val="24"/>
+        </w:rPr>
+        <w:t xml:space="preserve"> </w:t>
+      </w:r>
+      <w:r>
+        <w:rPr>
+          <w:rFonts w:ascii="Times New Roman" w:hAnsi="Times New Roman" w:eastAsia="SimSun"/>
+          <w:b w:val="0"/>
+          <w:color w:val="000000"/>
+          <w:sz w:val="24"/>
         </w:rPr>
         <w:t xml:space="preserve">变成</w:t>
       </w:r>
       <w:r>
         <w:rPr>
-          <w:rFonts w:ascii="Microsoft YaHei" w:hAnsi="Microsoft YaHei" w:eastAsia="Microsoft YaHei"/>
+          <w:rFonts w:ascii="Times New Roman" w:hAnsi="Times New Roman" w:eastAsia="SimSun"/>
+          <w:b w:val="0"/>
+          <w:color w:val="000000"/>
+          <w:sz w:val="24"/>
         </w:rPr>
         <w:t xml:space="preserve"> </w:t>
       </w:r>
@@ -1666,19 +1985,28 @@
       </m:oMath>
       <w:r>
         <w:rPr>
-          <w:rFonts w:ascii="Microsoft YaHei" w:hAnsi="Microsoft YaHei" w:eastAsia="Microsoft YaHei"/>
-        </w:rPr>
-        <w:t xml:space="preserve"> </w:t>
-      </w:r>
-      <w:r>
-        <w:rPr>
-          <w:rFonts w:ascii="Microsoft YaHei" w:hAnsi="Microsoft YaHei" w:eastAsia="Microsoft YaHei"/>
+          <w:rFonts w:ascii="Times New Roman" w:hAnsi="Times New Roman" w:eastAsia="SimSun"/>
+          <w:b w:val="0"/>
+          <w:color w:val="000000"/>
+          <w:sz w:val="24"/>
+        </w:rPr>
+        <w:t xml:space="preserve"> </w:t>
+      </w:r>
+      <w:r>
+        <w:rPr>
+          <w:rFonts w:ascii="Times New Roman" w:hAnsi="Times New Roman" w:eastAsia="SimSun"/>
+          <w:b w:val="0"/>
+          <w:color w:val="000000"/>
+          <w:sz w:val="24"/>
         </w:rPr>
         <w:t xml:space="preserve">时，极点更靠右，发散更快；变成</w:t>
       </w:r>
       <w:r>
         <w:rPr>
-          <w:rFonts w:ascii="Microsoft YaHei" w:hAnsi="Microsoft YaHei" w:eastAsia="Microsoft YaHei"/>
+          <w:rFonts w:ascii="Times New Roman" w:hAnsi="Times New Roman" w:eastAsia="SimSun"/>
+          <w:b w:val="0"/>
+          <w:color w:val="000000"/>
+          <w:sz w:val="24"/>
         </w:rPr>
         <w:t xml:space="preserve"> </w:t>
       </w:r>
@@ -1689,13 +2017,19 @@
       </m:oMath>
       <w:r>
         <w:rPr>
-          <w:rFonts w:ascii="Microsoft YaHei" w:hAnsi="Microsoft YaHei" w:eastAsia="Microsoft YaHei"/>
-        </w:rPr>
-        <w:t xml:space="preserve"> </w:t>
-      </w:r>
-      <w:r>
-        <w:rPr>
-          <w:rFonts w:ascii="Microsoft YaHei" w:hAnsi="Microsoft YaHei" w:eastAsia="Microsoft YaHei"/>
+          <w:rFonts w:ascii="Times New Roman" w:hAnsi="Times New Roman" w:eastAsia="SimSun"/>
+          <w:b w:val="0"/>
+          <w:color w:val="000000"/>
+          <w:sz w:val="24"/>
+        </w:rPr>
+        <w:t xml:space="preserve"> </w:t>
+      </w:r>
+      <w:r>
+        <w:rPr>
+          <w:rFonts w:ascii="Times New Roman" w:hAnsi="Times New Roman" w:eastAsia="SimSun"/>
+          <w:b w:val="0"/>
+          <w:color w:val="000000"/>
+          <w:sz w:val="24"/>
         </w:rPr>
         <w:t xml:space="preserve">时虽然发散稍慢，但本质上仍不稳定。说明开环对对象参数变化非常敏感，因为没有反馈来修正对象本身的变化。</w:t>
       </w:r>
@@ -1703,16 +2037,24 @@
     <w:p>
       <w:pPr>
         <w:pStyle w:val="BodyText"/>
-      </w:pPr>
-      <w:r>
-        <w:rPr>
-          <w:rFonts w:ascii="Microsoft YaHei" w:hAnsi="Microsoft YaHei" w:eastAsia="Microsoft YaHei"/>
+        <w:spacing w:line="240" w:lineRule="auto" w:before="0" w:after="80"/>
+        <w:ind w:firstLine="480"/>
+      </w:pPr>
+      <w:r>
+        <w:rPr>
+          <w:rFonts w:ascii="Times New Roman" w:hAnsi="Times New Roman" w:eastAsia="SimSun"/>
+          <w:b w:val="0"/>
+          <w:color w:val="000000"/>
+          <w:sz w:val="24"/>
         </w:rPr>
         <w:t xml:space="preserve">闭环时，传递函数变为</w:t>
       </w:r>
       <w:r>
         <w:rPr>
-          <w:rFonts w:ascii="Microsoft YaHei" w:hAnsi="Microsoft YaHei" w:eastAsia="Microsoft YaHei"/>
+          <w:rFonts w:ascii="Times New Roman" w:hAnsi="Times New Roman" w:eastAsia="SimSun"/>
+          <w:b w:val="0"/>
+          <w:color w:val="000000"/>
+          <w:sz w:val="24"/>
         </w:rPr>
         <w:t xml:space="preserve"> </w:t>
       </w:r>
@@ -1900,13 +2242,19 @@
       </m:oMath>
       <w:r>
         <w:rPr>
-          <w:rFonts w:ascii="Microsoft YaHei" w:hAnsi="Microsoft YaHei" w:eastAsia="Microsoft YaHei"/>
+          <w:rFonts w:ascii="Times New Roman" w:hAnsi="Times New Roman" w:eastAsia="SimSun"/>
+          <w:b w:val="0"/>
+          <w:color w:val="000000"/>
+          <w:sz w:val="24"/>
         </w:rPr>
         <w:t xml:space="preserve">，极点为</w:t>
       </w:r>
       <w:r>
         <w:rPr>
-          <w:rFonts w:ascii="Microsoft YaHei" w:hAnsi="Microsoft YaHei" w:eastAsia="Microsoft YaHei"/>
+          <w:rFonts w:ascii="Times New Roman" w:hAnsi="Times New Roman" w:eastAsia="SimSun"/>
+          <w:b w:val="0"/>
+          <w:color w:val="000000"/>
+          <w:sz w:val="24"/>
         </w:rPr>
         <w:t xml:space="preserve"> </w:t>
       </w:r>
@@ -1935,13 +2283,19 @@
       </m:oMath>
       <w:r>
         <w:rPr>
-          <w:rFonts w:ascii="Microsoft YaHei" w:hAnsi="Microsoft YaHei" w:eastAsia="Microsoft YaHei"/>
+          <w:rFonts w:ascii="Times New Roman" w:hAnsi="Times New Roman" w:eastAsia="SimSun"/>
+          <w:b w:val="0"/>
+          <w:color w:val="000000"/>
+          <w:sz w:val="24"/>
         </w:rPr>
         <w:t xml:space="preserve">。当</w:t>
       </w:r>
       <w:r>
         <w:rPr>
-          <w:rFonts w:ascii="Microsoft YaHei" w:hAnsi="Microsoft YaHei" w:eastAsia="Microsoft YaHei"/>
+          <w:rFonts w:ascii="Times New Roman" w:hAnsi="Times New Roman" w:eastAsia="SimSun"/>
+          <w:b w:val="0"/>
+          <w:color w:val="000000"/>
+          <w:sz w:val="24"/>
         </w:rPr>
         <w:t xml:space="preserve"> </w:t>
       </w:r>
@@ -1961,19 +2315,28 @@
       </m:oMath>
       <w:r>
         <w:rPr>
-          <w:rFonts w:ascii="Microsoft YaHei" w:hAnsi="Microsoft YaHei" w:eastAsia="Microsoft YaHei"/>
-        </w:rPr>
-        <w:t xml:space="preserve"> </w:t>
-      </w:r>
-      <w:r>
-        <w:rPr>
-          <w:rFonts w:ascii="Microsoft YaHei" w:hAnsi="Microsoft YaHei" w:eastAsia="Microsoft YaHei"/>
+          <w:rFonts w:ascii="Times New Roman" w:hAnsi="Times New Roman" w:eastAsia="SimSun"/>
+          <w:b w:val="0"/>
+          <w:color w:val="000000"/>
+          <w:sz w:val="24"/>
+        </w:rPr>
+        <w:t xml:space="preserve"> </w:t>
+      </w:r>
+      <w:r>
+        <w:rPr>
+          <w:rFonts w:ascii="Times New Roman" w:hAnsi="Times New Roman" w:eastAsia="SimSun"/>
+          <w:b w:val="0"/>
+          <w:color w:val="000000"/>
+          <w:sz w:val="24"/>
         </w:rPr>
         <w:t xml:space="preserve">时，极点为</w:t>
       </w:r>
       <w:r>
         <w:rPr>
-          <w:rFonts w:ascii="Microsoft YaHei" w:hAnsi="Microsoft YaHei" w:eastAsia="Microsoft YaHei"/>
+          <w:rFonts w:ascii="Times New Roman" w:hAnsi="Times New Roman" w:eastAsia="SimSun"/>
+          <w:b w:val="0"/>
+          <w:color w:val="000000"/>
+          <w:sz w:val="24"/>
         </w:rPr>
         <w:t xml:space="preserve"> </w:t>
       </w:r>
@@ -1990,13 +2353,19 @@
       </m:oMath>
       <w:r>
         <w:rPr>
-          <w:rFonts w:ascii="Microsoft YaHei" w:hAnsi="Microsoft YaHei" w:eastAsia="Microsoft YaHei"/>
+          <w:rFonts w:ascii="Times New Roman" w:hAnsi="Times New Roman" w:eastAsia="SimSun"/>
+          <w:b w:val="0"/>
+          <w:color w:val="000000"/>
+          <w:sz w:val="24"/>
         </w:rPr>
         <w:t xml:space="preserve">；当</w:t>
       </w:r>
       <w:r>
         <w:rPr>
-          <w:rFonts w:ascii="Microsoft YaHei" w:hAnsi="Microsoft YaHei" w:eastAsia="Microsoft YaHei"/>
+          <w:rFonts w:ascii="Times New Roman" w:hAnsi="Times New Roman" w:eastAsia="SimSun"/>
+          <w:b w:val="0"/>
+          <w:color w:val="000000"/>
+          <w:sz w:val="24"/>
         </w:rPr>
         <w:t xml:space="preserve"> </w:t>
       </w:r>
@@ -2016,19 +2385,28 @@
       </m:oMath>
       <w:r>
         <w:rPr>
-          <w:rFonts w:ascii="Microsoft YaHei" w:hAnsi="Microsoft YaHei" w:eastAsia="Microsoft YaHei"/>
-        </w:rPr>
-        <w:t xml:space="preserve"> </w:t>
-      </w:r>
-      <w:r>
-        <w:rPr>
-          <w:rFonts w:ascii="Microsoft YaHei" w:hAnsi="Microsoft YaHei" w:eastAsia="Microsoft YaHei"/>
+          <w:rFonts w:ascii="Times New Roman" w:hAnsi="Times New Roman" w:eastAsia="SimSun"/>
+          <w:b w:val="0"/>
+          <w:color w:val="000000"/>
+          <w:sz w:val="24"/>
+        </w:rPr>
+        <w:t xml:space="preserve"> </w:t>
+      </w:r>
+      <w:r>
+        <w:rPr>
+          <w:rFonts w:ascii="Times New Roman" w:hAnsi="Times New Roman" w:eastAsia="SimSun"/>
+          <w:b w:val="0"/>
+          <w:color w:val="000000"/>
+          <w:sz w:val="24"/>
         </w:rPr>
         <w:t xml:space="preserve">时，极点为</w:t>
       </w:r>
       <w:r>
         <w:rPr>
-          <w:rFonts w:ascii="Microsoft YaHei" w:hAnsi="Microsoft YaHei" w:eastAsia="Microsoft YaHei"/>
+          <w:rFonts w:ascii="Times New Roman" w:hAnsi="Times New Roman" w:eastAsia="SimSun"/>
+          <w:b w:val="0"/>
+          <w:color w:val="000000"/>
+          <w:sz w:val="24"/>
         </w:rPr>
         <w:t xml:space="preserve"> </w:t>
       </w:r>
@@ -2045,7 +2423,10 @@
       </m:oMath>
       <w:r>
         <w:rPr>
-          <w:rFonts w:ascii="Microsoft YaHei" w:hAnsi="Microsoft YaHei" w:eastAsia="Microsoft YaHei"/>
+          <w:rFonts w:ascii="Times New Roman" w:hAnsi="Times New Roman" w:eastAsia="SimSun"/>
+          <w:b w:val="0"/>
+          <w:color w:val="000000"/>
+          <w:sz w:val="24"/>
         </w:rPr>
         <w:t xml:space="preserve">。两种情况下极点都仍在左半平面，所以闭环系统仍保持稳定，只是响应速度略有变化：极点更靠左时收敛更快，极点向右移动时收敛稍慢。</w:t>
       </w:r>
@@ -2053,10 +2434,15 @@
     <w:p>
       <w:pPr>
         <w:pStyle w:val="BodyText"/>
-      </w:pPr>
-      <w:r>
-        <w:rPr>
-          <w:rFonts w:ascii="Microsoft YaHei" w:hAnsi="Microsoft YaHei" w:eastAsia="Microsoft YaHei"/>
+        <w:spacing w:line="240" w:lineRule="auto" w:before="0" w:after="80"/>
+        <w:ind w:firstLine="480"/>
+      </w:pPr>
+      <w:r>
+        <w:rPr>
+          <w:rFonts w:ascii="Times New Roman" w:hAnsi="Times New Roman" w:eastAsia="SimSun"/>
+          <w:b w:val="0"/>
+          <w:color w:val="000000"/>
+          <w:sz w:val="24"/>
         </w:rPr>
         <w:t xml:space="preserve">因此，受参数偏移影响更大的是开环接法。原因是开环没有利用输出信息修正偏差，对象参数变化会直接反映到系统极点和响应中；闭环有负反馈，能削弱参数变化对系统行为的影响，提高鲁棒性。</w:t>
       </w:r>
@@ -2064,12 +2450,17 @@
     <w:p>
       <w:pPr>
         <w:pStyle w:val="BodyText"/>
+        <w:spacing w:line="240" w:lineRule="auto" w:before="0" w:after="80"/>
+        <w:ind w:firstLine="480"/>
       </w:pPr>
       <w:r>
         <w:rPr>
           <w:bCs/>
-          <w:rFonts w:ascii="Microsoft YaHei" w:hAnsi="Microsoft YaHei" w:eastAsia="Microsoft YaHei"/>
-          <w:b/>
+          <w:rFonts w:ascii="Times New Roman" w:hAnsi="Times New Roman" w:eastAsia="SimHei"/>
+          <w:b w:val="0"/>
+          <w:i w:val="0"/>
+          <w:color w:val="000000"/>
+          <w:sz w:val="24"/>
         </w:rPr>
         <w:t xml:space="preserve">3. 阶跃响应草图与定性说明：</w:t>
       </w:r>
@@ -2077,16 +2468,24 @@
     <w:p>
       <w:pPr>
         <w:pStyle w:val="BodyText"/>
-      </w:pPr>
-      <w:r>
-        <w:rPr>
-          <w:rFonts w:ascii="Microsoft YaHei" w:hAnsi="Microsoft YaHei" w:eastAsia="Microsoft YaHei"/>
+        <w:spacing w:line="240" w:lineRule="auto" w:before="0" w:after="80"/>
+        <w:ind w:firstLine="480"/>
+      </w:pPr>
+      <w:r>
+        <w:rPr>
+          <w:rFonts w:ascii="Times New Roman" w:hAnsi="Times New Roman" w:eastAsia="SimSun"/>
+          <w:b w:val="0"/>
+          <w:color w:val="000000"/>
+          <w:sz w:val="24"/>
         </w:rPr>
         <w:t xml:space="preserve">开环系统：单位阶跃响应应画成从</w:t>
       </w:r>
       <w:r>
         <w:rPr>
-          <w:rFonts w:ascii="Microsoft YaHei" w:hAnsi="Microsoft YaHei" w:eastAsia="Microsoft YaHei"/>
+          <w:rFonts w:ascii="Times New Roman" w:hAnsi="Times New Roman" w:eastAsia="SimSun"/>
+          <w:b w:val="0"/>
+          <w:color w:val="000000"/>
+          <w:sz w:val="24"/>
         </w:rPr>
         <w:t xml:space="preserve"> </w:t>
       </w:r>
@@ -2097,13 +2496,19 @@
       </m:oMath>
       <w:r>
         <w:rPr>
-          <w:rFonts w:ascii="Microsoft YaHei" w:hAnsi="Microsoft YaHei" w:eastAsia="Microsoft YaHei"/>
-        </w:rPr>
-        <w:t xml:space="preserve"> </w:t>
-      </w:r>
-      <w:r>
-        <w:rPr>
-          <w:rFonts w:ascii="Microsoft YaHei" w:hAnsi="Microsoft YaHei" w:eastAsia="Microsoft YaHei"/>
+          <w:rFonts w:ascii="Times New Roman" w:hAnsi="Times New Roman" w:eastAsia="SimSun"/>
+          <w:b w:val="0"/>
+          <w:color w:val="000000"/>
+          <w:sz w:val="24"/>
+        </w:rPr>
+        <w:t xml:space="preserve"> </w:t>
+      </w:r>
+      <w:r>
+        <w:rPr>
+          <w:rFonts w:ascii="Times New Roman" w:hAnsi="Times New Roman" w:eastAsia="SimSun"/>
+          <w:b w:val="0"/>
+          <w:color w:val="000000"/>
+          <w:sz w:val="24"/>
         </w:rPr>
         <w:t xml:space="preserve">出发后不断上升、且越来越快发散的曲线，不会趋于稳态值。原因是极点在右半平面，响应中含指数增长项，系统不稳定。</w:t>
       </w:r>
@@ -2111,16 +2516,24 @@
     <w:p>
       <w:pPr>
         <w:pStyle w:val="BodyText"/>
-      </w:pPr>
-      <w:r>
-        <w:rPr>
-          <w:rFonts w:ascii="Microsoft YaHei" w:hAnsi="Microsoft YaHei" w:eastAsia="Microsoft YaHei"/>
+        <w:spacing w:line="240" w:lineRule="auto" w:before="0" w:after="80"/>
+        <w:ind w:firstLine="480"/>
+      </w:pPr>
+      <w:r>
+        <w:rPr>
+          <w:rFonts w:ascii="Times New Roman" w:hAnsi="Times New Roman" w:eastAsia="SimSun"/>
+          <w:b w:val="0"/>
+          <w:color w:val="000000"/>
+          <w:sz w:val="24"/>
         </w:rPr>
         <w:t xml:space="preserve">闭环系统：单位阶跃响应应画成从</w:t>
       </w:r>
       <w:r>
         <w:rPr>
-          <w:rFonts w:ascii="Microsoft YaHei" w:hAnsi="Microsoft YaHei" w:eastAsia="Microsoft YaHei"/>
+          <w:rFonts w:ascii="Times New Roman" w:hAnsi="Times New Roman" w:eastAsia="SimSun"/>
+          <w:b w:val="0"/>
+          <w:color w:val="000000"/>
+          <w:sz w:val="24"/>
         </w:rPr>
         <w:t xml:space="preserve"> </w:t>
       </w:r>
@@ -2131,19 +2544,28 @@
       </m:oMath>
       <w:r>
         <w:rPr>
-          <w:rFonts w:ascii="Microsoft YaHei" w:hAnsi="Microsoft YaHei" w:eastAsia="Microsoft YaHei"/>
-        </w:rPr>
-        <w:t xml:space="preserve"> </w:t>
-      </w:r>
-      <w:r>
-        <w:rPr>
-          <w:rFonts w:ascii="Microsoft YaHei" w:hAnsi="Microsoft YaHei" w:eastAsia="Microsoft YaHei"/>
+          <w:rFonts w:ascii="Times New Roman" w:hAnsi="Times New Roman" w:eastAsia="SimSun"/>
+          <w:b w:val="0"/>
+          <w:color w:val="000000"/>
+          <w:sz w:val="24"/>
+        </w:rPr>
+        <w:t xml:space="preserve"> </w:t>
+      </w:r>
+      <w:r>
+        <w:rPr>
+          <w:rFonts w:ascii="Times New Roman" w:hAnsi="Times New Roman" w:eastAsia="SimSun"/>
+          <w:b w:val="0"/>
+          <w:color w:val="000000"/>
+          <w:sz w:val="24"/>
         </w:rPr>
         <w:t xml:space="preserve">出发、单调上升并最终趋于某一有限常值的曲线。由</w:t>
       </w:r>
       <w:r>
         <w:rPr>
-          <w:rFonts w:ascii="Microsoft YaHei" w:hAnsi="Microsoft YaHei" w:eastAsia="Microsoft YaHei"/>
+          <w:rFonts w:ascii="Times New Roman" w:hAnsi="Times New Roman" w:eastAsia="SimSun"/>
+          <w:b w:val="0"/>
+          <w:color w:val="000000"/>
+          <w:sz w:val="24"/>
         </w:rPr>
         <w:t xml:space="preserve"> </w:t>
       </w:r>
@@ -2213,19 +2635,28 @@
       </m:oMath>
       <w:r>
         <w:rPr>
-          <w:rFonts w:ascii="Microsoft YaHei" w:hAnsi="Microsoft YaHei" w:eastAsia="Microsoft YaHei"/>
-        </w:rPr>
-        <w:t xml:space="preserve"> </w:t>
-      </w:r>
-      <w:r>
-        <w:rPr>
-          <w:rFonts w:ascii="Microsoft YaHei" w:hAnsi="Microsoft YaHei" w:eastAsia="Microsoft YaHei"/>
+          <w:rFonts w:ascii="Times New Roman" w:hAnsi="Times New Roman" w:eastAsia="SimSun"/>
+          <w:b w:val="0"/>
+          <w:color w:val="000000"/>
+          <w:sz w:val="24"/>
+        </w:rPr>
+        <w:t xml:space="preserve"> </w:t>
+      </w:r>
+      <w:r>
+        <w:rPr>
+          <w:rFonts w:ascii="Times New Roman" w:hAnsi="Times New Roman" w:eastAsia="SimSun"/>
+          <w:b w:val="0"/>
+          <w:color w:val="000000"/>
+          <w:sz w:val="24"/>
         </w:rPr>
         <w:t xml:space="preserve">可知其为一阶稳定系统，响应平稳收敛、无振荡。参数偏移后，若</w:t>
       </w:r>
       <w:r>
         <w:rPr>
-          <w:rFonts w:ascii="Microsoft YaHei" w:hAnsi="Microsoft YaHei" w:eastAsia="Microsoft YaHei"/>
+          <w:rFonts w:ascii="Times New Roman" w:hAnsi="Times New Roman" w:eastAsia="SimSun"/>
+          <w:b w:val="0"/>
+          <w:color w:val="000000"/>
+          <w:sz w:val="24"/>
         </w:rPr>
         <w:t xml:space="preserve"> </w:t>
       </w:r>
@@ -2245,13 +2676,19 @@
       </m:oMath>
       <w:r>
         <w:rPr>
-          <w:rFonts w:ascii="Microsoft YaHei" w:hAnsi="Microsoft YaHei" w:eastAsia="Microsoft YaHei"/>
+          <w:rFonts w:ascii="Times New Roman" w:hAnsi="Times New Roman" w:eastAsia="SimSun"/>
+          <w:b w:val="0"/>
+          <w:color w:val="000000"/>
+          <w:sz w:val="24"/>
         </w:rPr>
         <w:t xml:space="preserve">，则极点更靠左，曲线比名义情况收敛稍快；若</w:t>
       </w:r>
       <w:r>
         <w:rPr>
-          <w:rFonts w:ascii="Microsoft YaHei" w:hAnsi="Microsoft YaHei" w:eastAsia="Microsoft YaHei"/>
+          <w:rFonts w:ascii="Times New Roman" w:hAnsi="Times New Roman" w:eastAsia="SimSun"/>
+          <w:b w:val="0"/>
+          <w:color w:val="000000"/>
+          <w:sz w:val="24"/>
         </w:rPr>
         <w:t xml:space="preserve"> </w:t>
       </w:r>
@@ -2271,7 +2708,10 @@
       </m:oMath>
       <w:r>
         <w:rPr>
-          <w:rFonts w:ascii="Microsoft YaHei" w:hAnsi="Microsoft YaHei" w:eastAsia="Microsoft YaHei"/>
+          <w:rFonts w:ascii="Times New Roman" w:hAnsi="Times New Roman" w:eastAsia="SimSun"/>
+          <w:b w:val="0"/>
+          <w:color w:val="000000"/>
+          <w:sz w:val="24"/>
         </w:rPr>
         <w:t xml:space="preserve">，则极点稍向右，曲线比名义情况收敛稍慢，但仍能收敛。</w:t>
       </w:r>
@@ -2279,10 +2719,15 @@
     <w:p>
       <w:pPr>
         <w:pStyle w:val="BodyText"/>
-      </w:pPr>
-      <w:r>
-        <w:rPr>
-          <w:rFonts w:ascii="Microsoft YaHei" w:hAnsi="Microsoft YaHei" w:eastAsia="Microsoft YaHei"/>
+        <w:spacing w:line="240" w:lineRule="auto" w:before="0" w:after="80"/>
+        <w:ind w:firstLine="480"/>
+      </w:pPr>
+      <w:r>
+        <w:rPr>
+          <w:rFonts w:ascii="Times New Roman" w:hAnsi="Times New Roman" w:eastAsia="SimSun"/>
+          <w:b w:val="0"/>
+          <w:color w:val="000000"/>
+          <w:sz w:val="24"/>
         </w:rPr>
         <w:t xml:space="preserve">总体上，两条草图应突出：开环发散，闭环收敛；开环对参数偏移更敏感，闭环表现出一定鲁棒性。</w:t>
       </w:r>
@@ -2290,18 +2735,26 @@
     <w:p>
       <w:pPr>
         <w:pStyle w:val="BodyText"/>
+        <w:spacing w:line="240" w:lineRule="auto" w:before="0" w:after="80"/>
+        <w:ind w:firstLine="480"/>
       </w:pPr>
       <w:r>
         <w:rPr>
           <w:bCs/>
-          <w:rFonts w:ascii="Microsoft YaHei" w:hAnsi="Microsoft YaHei" w:eastAsia="Microsoft YaHei"/>
-          <w:b/>
+          <w:rFonts w:ascii="Times New Roman" w:hAnsi="Times New Roman" w:eastAsia="SimHei"/>
+          <w:b w:val="0"/>
+          <w:i w:val="0"/>
+          <w:color w:val="000000"/>
+          <w:sz w:val="24"/>
         </w:rPr>
         <w:t xml:space="preserve">参考图</w:t>
       </w:r>
       <w:r>
         <w:rPr>
-          <w:rFonts w:ascii="Microsoft YaHei" w:hAnsi="Microsoft YaHei" w:eastAsia="Microsoft YaHei"/>
+          <w:rFonts w:ascii="Times New Roman" w:hAnsi="Times New Roman" w:eastAsia="SimSun"/>
+          <w:b w:val="0"/>
+          <w:color w:val="000000"/>
+          <w:sz w:val="24"/>
         </w:rPr>
         <w:t xml:space="preserve">：</w:t>
       </w:r>
@@ -2309,10 +2762,16 @@
     <w:p>
       <w:pPr>
         <w:pStyle w:val="CaptionedFigure"/>
-      </w:pPr>
-      <w:r>
-        <w:rPr>
-          <w:rFonts w:ascii="Microsoft YaHei" w:hAnsi="Microsoft YaHei" w:eastAsia="Microsoft YaHei"/>
+        <w:spacing w:line="240" w:lineRule="auto" w:before="0" w:after="80"/>
+        <w:ind w:firstLine="0"/>
+        <w:jc w:val="center"/>
+      </w:pPr>
+      <w:r>
+        <w:rPr>
+          <w:rFonts w:ascii="Times New Roman" w:hAnsi="Times New Roman" w:eastAsia="SimSun"/>
+          <w:b w:val="0"/>
+          <w:color w:val="000000"/>
+          <w:sz w:val="21"/>
         </w:rPr>
         <w:drawing>
           <wp:inline>
@@ -2359,10 +2818,16 @@
     <w:p>
       <w:pPr>
         <w:pStyle w:val="ImageCaption"/>
-      </w:pPr>
-      <w:r>
-        <w:rPr>
-          <w:rFonts w:ascii="Microsoft YaHei" w:hAnsi="Microsoft YaHei" w:eastAsia="Microsoft YaHei"/>
+        <w:spacing w:line="240" w:lineRule="auto" w:before="0" w:after="80"/>
+        <w:ind w:firstLine="0"/>
+        <w:jc w:val="center"/>
+      </w:pPr>
+      <w:r>
+        <w:rPr>
+          <w:rFonts w:ascii="Times New Roman" w:hAnsi="Times New Roman" w:eastAsia="SimSun"/>
+          <w:b w:val="0"/>
+          <w:color w:val="000000"/>
+          <w:sz w:val="21"/>
         </w:rPr>
         <w:t xml:space="preserve">T1-1 单位阶跃响应对比：开环（不稳定，发散）vs 闭环（稳定，收敛至 2）</w:t>
       </w:r>
@@ -2372,10 +2837,15 @@
     <w:p>
       <w:pPr>
         <w:pStyle w:val="Heading3"/>
-      </w:pPr>
-      <w:r>
-        <w:rPr>
-          <w:rFonts w:ascii="Microsoft YaHei" w:hAnsi="Microsoft YaHei" w:eastAsia="Microsoft YaHei"/>
+        <w:spacing w:line="240" w:lineRule="auto" w:before="0" w:after="80"/>
+        <w:ind w:firstLine="0"/>
+      </w:pPr>
+      <w:r>
+        <w:rPr>
+          <w:rFonts w:ascii="Times New Roman" w:hAnsi="Times New Roman" w:eastAsia="SimHei"/>
+          <w:b w:val="0"/>
+          <w:color w:val="000000"/>
+          <w:sz w:val="24"/>
         </w:rPr>
         <w:t xml:space="preserve">评分标准</w:t>
       </w:r>
@@ -2387,12 +2857,17 @@
           <w:numId w:val="1003"/>
         </w:numPr>
         <w:pStyle w:val="Compact"/>
+        <w:spacing w:line="240" w:lineRule="auto" w:before="0" w:after="80"/>
+        <w:ind w:firstLine="480"/>
       </w:pPr>
       <w:r>
         <w:rPr>
           <w:bCs/>
-          <w:rFonts w:ascii="Microsoft YaHei" w:hAnsi="Microsoft YaHei" w:eastAsia="Microsoft YaHei"/>
-          <w:b/>
+          <w:rFonts w:ascii="Times New Roman" w:hAnsi="Times New Roman" w:eastAsia="SimHei"/>
+          <w:b w:val="0"/>
+          <w:i w:val="0"/>
+          <w:color w:val="000000"/>
+          <w:sz w:val="24"/>
         </w:rPr>
         <w:t xml:space="preserve">写出两种接法的传递函数，并用极点位置判断稳定性，4分。</w:t>
       </w:r>
@@ -2404,16 +2879,24 @@
           <w:numId w:val="1004"/>
         </w:numPr>
         <w:pStyle w:val="Compact"/>
-      </w:pPr>
-      <w:r>
-        <w:rPr>
-          <w:rFonts w:ascii="Microsoft YaHei" w:hAnsi="Microsoft YaHei" w:eastAsia="Microsoft YaHei"/>
+        <w:spacing w:line="240" w:lineRule="auto" w:before="0" w:after="80"/>
+        <w:ind w:firstLine="480"/>
+      </w:pPr>
+      <w:r>
+        <w:rPr>
+          <w:rFonts w:ascii="Times New Roman" w:hAnsi="Times New Roman" w:eastAsia="SimSun"/>
+          <w:b w:val="0"/>
+          <w:color w:val="000000"/>
+          <w:sz w:val="24"/>
         </w:rPr>
         <w:t xml:space="preserve">判分标准：正确给出开环</w:t>
       </w:r>
       <w:r>
         <w:rPr>
-          <w:rFonts w:ascii="Microsoft YaHei" w:hAnsi="Microsoft YaHei" w:eastAsia="Microsoft YaHei"/>
+          <w:rFonts w:ascii="Times New Roman" w:hAnsi="Times New Roman" w:eastAsia="SimSun"/>
+          <w:b w:val="0"/>
+          <w:color w:val="000000"/>
+          <w:sz w:val="24"/>
         </w:rPr>
         <w:t xml:space="preserve"> </w:t>
       </w:r>
@@ -2483,13 +2966,19 @@
       </m:oMath>
       <w:r>
         <w:rPr>
-          <w:rFonts w:ascii="Microsoft YaHei" w:hAnsi="Microsoft YaHei" w:eastAsia="Microsoft YaHei"/>
+          <w:rFonts w:ascii="Times New Roman" w:hAnsi="Times New Roman" w:eastAsia="SimSun"/>
+          <w:b w:val="0"/>
+          <w:color w:val="000000"/>
+          <w:sz w:val="24"/>
         </w:rPr>
         <w:t xml:space="preserve">、闭环</w:t>
       </w:r>
       <w:r>
         <w:rPr>
-          <w:rFonts w:ascii="Microsoft YaHei" w:hAnsi="Microsoft YaHei" w:eastAsia="Microsoft YaHei"/>
+          <w:rFonts w:ascii="Times New Roman" w:hAnsi="Times New Roman" w:eastAsia="SimSun"/>
+          <w:b w:val="0"/>
+          <w:color w:val="000000"/>
+          <w:sz w:val="24"/>
         </w:rPr>
         <w:t xml:space="preserve"> </w:t>
       </w:r>
@@ -2559,13 +3048,19 @@
       </m:oMath>
       <w:r>
         <w:rPr>
-          <w:rFonts w:ascii="Microsoft YaHei" w:hAnsi="Microsoft YaHei" w:eastAsia="Microsoft YaHei"/>
-        </w:rPr>
-        <w:t xml:space="preserve"> </w:t>
-      </w:r>
-      <w:r>
-        <w:rPr>
-          <w:rFonts w:ascii="Microsoft YaHei" w:hAnsi="Microsoft YaHei" w:eastAsia="Microsoft YaHei"/>
+          <w:rFonts w:ascii="Times New Roman" w:hAnsi="Times New Roman" w:eastAsia="SimSun"/>
+          <w:b w:val="0"/>
+          <w:color w:val="000000"/>
+          <w:sz w:val="24"/>
+        </w:rPr>
+        <w:t xml:space="preserve"> </w:t>
+      </w:r>
+      <w:r>
+        <w:rPr>
+          <w:rFonts w:ascii="Times New Roman" w:hAnsi="Times New Roman" w:eastAsia="SimSun"/>
+          <w:b w:val="0"/>
+          <w:color w:val="000000"/>
+          <w:sz w:val="24"/>
         </w:rPr>
         <w:t xml:space="preserve">或等价推导；明确指出开环极点在右半平面因此不稳定，闭环极点在左半平面因此稳定。若只定性说明反馈使系统更稳定但未结合极点，最多得 2 分。</w:t>
       </w:r>
@@ -2577,20 +3072,28 @@
           <w:numId w:val="1003"/>
         </w:numPr>
         <w:pStyle w:val="Compact"/>
+        <w:spacing w:line="240" w:lineRule="auto" w:before="0" w:after="80"/>
+        <w:ind w:firstLine="480"/>
       </w:pPr>
       <w:r>
         <w:rPr>
           <w:bCs/>
-          <w:rFonts w:ascii="Microsoft YaHei" w:hAnsi="Microsoft YaHei" w:eastAsia="Microsoft YaHei"/>
-          <w:b/>
+          <w:rFonts w:ascii="Times New Roman" w:hAnsi="Times New Roman" w:eastAsia="SimHei"/>
+          <w:b w:val="0"/>
+          <w:i w:val="0"/>
+          <w:color w:val="000000"/>
+          <w:sz w:val="24"/>
         </w:rPr>
         <w:t xml:space="preserve">分析</w:t>
       </w:r>
       <w:r>
         <w:rPr>
           <w:bCs/>
-          <w:rFonts w:ascii="Microsoft YaHei" w:hAnsi="Microsoft YaHei" w:eastAsia="Microsoft YaHei"/>
-          <w:b/>
+          <w:rFonts w:ascii="Times New Roman" w:hAnsi="Times New Roman" w:eastAsia="SimHei"/>
+          <w:b w:val="0"/>
+          <w:i w:val="0"/>
+          <w:color w:val="000000"/>
+          <w:sz w:val="24"/>
         </w:rPr>
         <w:t xml:space="preserve"> </w:t>
       </w:r>
@@ -2608,16 +3111,22 @@
       <w:r>
         <w:rPr>
           <w:bCs/>
-          <w:rFonts w:ascii="Microsoft YaHei" w:hAnsi="Microsoft YaHei" w:eastAsia="Microsoft YaHei"/>
-          <w:b/>
+          <w:rFonts w:ascii="Times New Roman" w:hAnsi="Times New Roman" w:eastAsia="SimHei"/>
+          <w:b w:val="0"/>
+          <w:i w:val="0"/>
+          <w:color w:val="000000"/>
+          <w:sz w:val="24"/>
         </w:rPr>
         <w:t xml:space="preserve"> </w:t>
       </w:r>
       <w:r>
         <w:rPr>
           <w:bCs/>
-          <w:rFonts w:ascii="Microsoft YaHei" w:hAnsi="Microsoft YaHei" w:eastAsia="Microsoft YaHei"/>
-          <w:b/>
+          <w:rFonts w:ascii="Times New Roman" w:hAnsi="Times New Roman" w:eastAsia="SimHei"/>
+          <w:b w:val="0"/>
+          <w:i w:val="0"/>
+          <w:color w:val="000000"/>
+          <w:sz w:val="24"/>
         </w:rPr>
         <w:t xml:space="preserve">参数偏移后两种接法的受影响程度，3分。</w:t>
       </w:r>
@@ -2629,16 +3138,24 @@
           <w:numId w:val="1005"/>
         </w:numPr>
         <w:pStyle w:val="Compact"/>
-      </w:pPr>
-      <w:r>
-        <w:rPr>
-          <w:rFonts w:ascii="Microsoft YaHei" w:hAnsi="Microsoft YaHei" w:eastAsia="Microsoft YaHei"/>
+        <w:spacing w:line="240" w:lineRule="auto" w:before="0" w:after="80"/>
+        <w:ind w:firstLine="480"/>
+      </w:pPr>
+      <w:r>
+        <w:rPr>
+          <w:rFonts w:ascii="Times New Roman" w:hAnsi="Times New Roman" w:eastAsia="SimSun"/>
+          <w:b w:val="0"/>
+          <w:color w:val="000000"/>
+          <w:sz w:val="24"/>
         </w:rPr>
         <w:t xml:space="preserve">判分标准：能写出或说明开环极点变为</w:t>
       </w:r>
       <w:r>
         <w:rPr>
-          <w:rFonts w:ascii="Microsoft YaHei" w:hAnsi="Microsoft YaHei" w:eastAsia="Microsoft YaHei"/>
+          <w:rFonts w:ascii="Times New Roman" w:hAnsi="Times New Roman" w:eastAsia="SimSun"/>
+          <w:b w:val="0"/>
+          <w:color w:val="000000"/>
+          <w:sz w:val="24"/>
         </w:rPr>
         <w:t xml:space="preserve"> </w:t>
       </w:r>
@@ -2658,13 +3175,19 @@
       </m:oMath>
       <w:r>
         <w:rPr>
-          <w:rFonts w:ascii="Microsoft YaHei" w:hAnsi="Microsoft YaHei" w:eastAsia="Microsoft YaHei"/>
+          <w:rFonts w:ascii="Times New Roman" w:hAnsi="Times New Roman" w:eastAsia="SimSun"/>
+          <w:b w:val="0"/>
+          <w:color w:val="000000"/>
+          <w:sz w:val="24"/>
         </w:rPr>
         <w:t xml:space="preserve">、闭环极点变为</w:t>
       </w:r>
       <w:r>
         <w:rPr>
-          <w:rFonts w:ascii="Microsoft YaHei" w:hAnsi="Microsoft YaHei" w:eastAsia="Microsoft YaHei"/>
+          <w:rFonts w:ascii="Times New Roman" w:hAnsi="Times New Roman" w:eastAsia="SimSun"/>
+          <w:b w:val="0"/>
+          <w:color w:val="000000"/>
+          <w:sz w:val="24"/>
         </w:rPr>
         <w:t xml:space="preserve"> </w:t>
       </w:r>
@@ -2693,13 +3216,19 @@
       </m:oMath>
       <w:r>
         <w:rPr>
-          <w:rFonts w:ascii="Microsoft YaHei" w:hAnsi="Microsoft YaHei" w:eastAsia="Microsoft YaHei"/>
+          <w:rFonts w:ascii="Times New Roman" w:hAnsi="Times New Roman" w:eastAsia="SimSun"/>
+          <w:b w:val="0"/>
+          <w:color w:val="000000"/>
+          <w:sz w:val="24"/>
         </w:rPr>
         <w:t xml:space="preserve">，并比较</w:t>
       </w:r>
       <w:r>
         <w:rPr>
-          <w:rFonts w:ascii="Microsoft YaHei" w:hAnsi="Microsoft YaHei" w:eastAsia="Microsoft YaHei"/>
+          <w:rFonts w:ascii="Times New Roman" w:hAnsi="Times New Roman" w:eastAsia="SimSun"/>
+          <w:b w:val="0"/>
+          <w:color w:val="000000"/>
+          <w:sz w:val="24"/>
         </w:rPr>
         <w:t xml:space="preserve"> </w:t>
       </w:r>
@@ -2719,7 +3248,10 @@
       </m:oMath>
       <w:r>
         <w:rPr>
-          <w:rFonts w:ascii="Microsoft YaHei" w:hAnsi="Microsoft YaHei" w:eastAsia="Microsoft YaHei"/>
+          <w:rFonts w:ascii="Times New Roman" w:hAnsi="Times New Roman" w:eastAsia="SimSun"/>
+          <w:b w:val="0"/>
+          <w:color w:val="000000"/>
+          <w:sz w:val="24"/>
         </w:rPr>
         <w:t xml:space="preserve">、</w:t>
       </w:r>
@@ -2730,13 +3262,19 @@
       </m:oMath>
       <w:r>
         <w:rPr>
-          <w:rFonts w:ascii="Microsoft YaHei" w:hAnsi="Microsoft YaHei" w:eastAsia="Microsoft YaHei"/>
-        </w:rPr>
-        <w:t xml:space="preserve"> </w:t>
-      </w:r>
-      <w:r>
-        <w:rPr>
-          <w:rFonts w:ascii="Microsoft YaHei" w:hAnsi="Microsoft YaHei" w:eastAsia="Microsoft YaHei"/>
+          <w:rFonts w:ascii="Times New Roman" w:hAnsi="Times New Roman" w:eastAsia="SimSun"/>
+          <w:b w:val="0"/>
+          <w:color w:val="000000"/>
+          <w:sz w:val="24"/>
+        </w:rPr>
+        <w:t xml:space="preserve"> </w:t>
+      </w:r>
+      <w:r>
+        <w:rPr>
+          <w:rFonts w:ascii="Times New Roman" w:hAnsi="Times New Roman" w:eastAsia="SimSun"/>
+          <w:b w:val="0"/>
+          <w:color w:val="000000"/>
+          <w:sz w:val="24"/>
         </w:rPr>
         <w:t xml:space="preserve">时的结果；明确结论为开环受影响更大。若只有结论没有原因，给 1 分；若能说明反馈降低参数敏感性、增强鲁棒性，可得满分。</w:t>
       </w:r>
@@ -2748,12 +3286,17 @@
           <w:numId w:val="1003"/>
         </w:numPr>
         <w:pStyle w:val="Compact"/>
+        <w:spacing w:line="240" w:lineRule="auto" w:before="0" w:after="80"/>
+        <w:ind w:firstLine="480"/>
       </w:pPr>
       <w:r>
         <w:rPr>
           <w:bCs/>
-          <w:rFonts w:ascii="Microsoft YaHei" w:hAnsi="Microsoft YaHei" w:eastAsia="Microsoft YaHei"/>
-          <w:b/>
+          <w:rFonts w:ascii="Times New Roman" w:hAnsi="Times New Roman" w:eastAsia="SimHei"/>
+          <w:b w:val="0"/>
+          <w:i w:val="0"/>
+          <w:color w:val="000000"/>
+          <w:sz w:val="24"/>
         </w:rPr>
         <w:t xml:space="preserve">画出开环与闭环的阶跃响应对比草图，2分。</w:t>
       </w:r>
@@ -2765,10 +3308,15 @@
           <w:numId w:val="1006"/>
         </w:numPr>
         <w:pStyle w:val="Compact"/>
-      </w:pPr>
-      <w:r>
-        <w:rPr>
-          <w:rFonts w:ascii="Microsoft YaHei" w:hAnsi="Microsoft YaHei" w:eastAsia="Microsoft YaHei"/>
+        <w:spacing w:line="240" w:lineRule="auto" w:before="0" w:after="80"/>
+        <w:ind w:firstLine="480"/>
+      </w:pPr>
+      <w:r>
+        <w:rPr>
+          <w:rFonts w:ascii="Times New Roman" w:hAnsi="Times New Roman" w:eastAsia="SimSun"/>
+          <w:b w:val="0"/>
+          <w:color w:val="000000"/>
+          <w:sz w:val="24"/>
         </w:rPr>
         <w:t xml:space="preserve">判分标准：开环草图应体现发散上升且不收敛；闭环草图应体现单调收敛到有限值。两者趋势都画对得 2 分，只画对一个得 1 分。</w:t>
       </w:r>
@@ -2780,12 +3328,17 @@
           <w:numId w:val="1003"/>
         </w:numPr>
         <w:pStyle w:val="Compact"/>
+        <w:spacing w:line="240" w:lineRule="auto" w:before="0" w:after="80"/>
+        <w:ind w:firstLine="480"/>
       </w:pPr>
       <w:r>
         <w:rPr>
           <w:bCs/>
-          <w:rFonts w:ascii="Microsoft YaHei" w:hAnsi="Microsoft YaHei" w:eastAsia="Microsoft YaHei"/>
-          <w:b/>
+          <w:rFonts w:ascii="Times New Roman" w:hAnsi="Times New Roman" w:eastAsia="SimHei"/>
+          <w:b w:val="0"/>
+          <w:i w:val="0"/>
+          <w:color w:val="000000"/>
+          <w:sz w:val="24"/>
         </w:rPr>
         <w:t xml:space="preserve">对两种响应作定性说明，1分。</w:t>
       </w:r>
@@ -2797,18 +3350,30 @@
           <w:numId w:val="1007"/>
         </w:numPr>
         <w:pStyle w:val="Compact"/>
-      </w:pPr>
-      <w:r>
-        <w:rPr>
-          <w:rFonts w:ascii="Microsoft YaHei" w:hAnsi="Microsoft YaHei" w:eastAsia="Microsoft YaHei"/>
+        <w:spacing w:line="240" w:lineRule="auto" w:before="0" w:after="80"/>
+        <w:ind w:firstLine="480"/>
+      </w:pPr>
+      <w:r>
+        <w:rPr>
+          <w:rFonts w:ascii="Times New Roman" w:hAnsi="Times New Roman" w:eastAsia="SimSun"/>
+          <w:b w:val="0"/>
+          <w:color w:val="000000"/>
+          <w:sz w:val="24"/>
         </w:rPr>
         <w:t xml:space="preserve">判分标准：说明开环因右半平面极点而发散，闭环因左半平面极点而收敛，并指出参数偏移时闭环仅表现为快慢变化、开环则发散程度变化更明显。</w:t>
       </w:r>
     </w:p>
     <w:p>
-      <w:r>
-        <w:rPr>
-          <w:rFonts w:ascii="Microsoft YaHei" w:hAnsi="Microsoft YaHei" w:eastAsia="Microsoft YaHei"/>
+      <w:pPr>
+        <w:spacing w:line="240" w:lineRule="auto" w:before="0" w:after="80"/>
+        <w:ind w:firstLine="0"/>
+      </w:pPr>
+      <w:r>
+        <w:rPr>
+          <w:rFonts w:ascii="Times New Roman" w:hAnsi="Times New Roman" w:eastAsia="SimSun"/>
+          <w:b w:val="0"/>
+          <w:color w:val="000000"/>
+          <w:sz w:val="24"/>
         </w:rPr>
         <w:pict>
           <v:rect style="width:0;height:1.5pt" o:hralign="center" o:hrstd="t" o:hr="t"/>
@@ -2821,10 +3386,15 @@
     <w:p>
       <w:pPr>
         <w:pStyle w:val="Heading2"/>
-      </w:pPr>
-      <w:r>
-        <w:rPr>
-          <w:rFonts w:ascii="Microsoft YaHei" w:hAnsi="Microsoft YaHei" w:eastAsia="Microsoft YaHei"/>
+        <w:spacing w:line="240" w:lineRule="auto" w:before="0" w:after="80"/>
+        <w:ind w:firstLine="0"/>
+      </w:pPr>
+      <w:r>
+        <w:rPr>
+          <w:rFonts w:ascii="Times New Roman" w:hAnsi="Times New Roman" w:eastAsia="SimSun"/>
+          <w:b/>
+          <w:color w:val="000000"/>
+          <w:sz w:val="28"/>
         </w:rPr>
         <w:t xml:space="preserve">T1-2 极点位置与稳定性类型识别</w:t>
       </w:r>
@@ -2833,10 +3403,15 @@
     <w:p>
       <w:pPr>
         <w:pStyle w:val="Heading3"/>
-      </w:pPr>
-      <w:r>
-        <w:rPr>
-          <w:rFonts w:ascii="Microsoft YaHei" w:hAnsi="Microsoft YaHei" w:eastAsia="Microsoft YaHei"/>
+        <w:spacing w:line="240" w:lineRule="auto" w:before="0" w:after="80"/>
+        <w:ind w:firstLine="0"/>
+      </w:pPr>
+      <w:r>
+        <w:rPr>
+          <w:rFonts w:ascii="Times New Roman" w:hAnsi="Times New Roman" w:eastAsia="SimHei"/>
+          <w:b w:val="0"/>
+          <w:color w:val="000000"/>
+          <w:sz w:val="24"/>
         </w:rPr>
         <w:t xml:space="preserve">题干</w:t>
       </w:r>
@@ -2844,10 +3419,15 @@
     <w:p>
       <w:pPr>
         <w:pStyle w:val="FirstParagraph"/>
-      </w:pPr>
-      <w:r>
-        <w:rPr>
-          <w:rFonts w:ascii="Microsoft YaHei" w:hAnsi="Microsoft YaHei" w:eastAsia="Microsoft YaHei"/>
+        <w:spacing w:line="240" w:lineRule="auto" w:before="0" w:after="80"/>
+        <w:ind w:firstLine="480"/>
+      </w:pPr>
+      <w:r>
+        <w:rPr>
+          <w:rFonts w:ascii="Times New Roman" w:hAnsi="Times New Roman" w:eastAsia="SimSun"/>
+          <w:b w:val="0"/>
+          <w:color w:val="000000"/>
+          <w:sz w:val="24"/>
         </w:rPr>
         <w:t xml:space="preserve">已知 5 个连续时间单位负反馈闭环系统的闭环极点配置如下（复平面关于实轴对称，以下用文字给出极点位置）：</w:t>
       </w:r>
@@ -2855,16 +3435,24 @@
     <w:p>
       <w:pPr>
         <w:pStyle w:val="BodyText"/>
-      </w:pPr>
-      <w:r>
-        <w:rPr>
-          <w:rFonts w:ascii="Microsoft YaHei" w:hAnsi="Microsoft YaHei" w:eastAsia="Microsoft YaHei"/>
+        <w:spacing w:line="240" w:lineRule="auto" w:before="0" w:after="80"/>
+        <w:ind w:firstLine="480"/>
+      </w:pPr>
+      <w:r>
+        <w:rPr>
+          <w:rFonts w:ascii="Times New Roman" w:hAnsi="Times New Roman" w:eastAsia="SimSun"/>
+          <w:b w:val="0"/>
+          <w:color w:val="000000"/>
+          <w:sz w:val="24"/>
         </w:rPr>
         <w:t xml:space="preserve">A.</w:t>
       </w:r>
       <w:r>
         <w:rPr>
-          <w:rFonts w:ascii="Microsoft YaHei" w:hAnsi="Microsoft YaHei" w:eastAsia="Microsoft YaHei"/>
+          <w:rFonts w:ascii="Times New Roman" w:hAnsi="Times New Roman" w:eastAsia="SimSun"/>
+          <w:b w:val="0"/>
+          <w:color w:val="000000"/>
+          <w:sz w:val="24"/>
         </w:rPr>
         <w:t xml:space="preserve"> </w:t>
       </w:r>
@@ -2907,16 +3495,24 @@
     <w:p>
       <w:pPr>
         <w:pStyle w:val="BodyText"/>
-      </w:pPr>
-      <w:r>
-        <w:rPr>
-          <w:rFonts w:ascii="Microsoft YaHei" w:hAnsi="Microsoft YaHei" w:eastAsia="Microsoft YaHei"/>
+        <w:spacing w:line="240" w:lineRule="auto" w:before="0" w:after="80"/>
+        <w:ind w:firstLine="480"/>
+      </w:pPr>
+      <w:r>
+        <w:rPr>
+          <w:rFonts w:ascii="Times New Roman" w:hAnsi="Times New Roman" w:eastAsia="SimSun"/>
+          <w:b w:val="0"/>
+          <w:color w:val="000000"/>
+          <w:sz w:val="24"/>
         </w:rPr>
         <w:t xml:space="preserve">B.</w:t>
       </w:r>
       <w:r>
         <w:rPr>
-          <w:rFonts w:ascii="Microsoft YaHei" w:hAnsi="Microsoft YaHei" w:eastAsia="Microsoft YaHei"/>
+          <w:rFonts w:ascii="Times New Roman" w:hAnsi="Times New Roman" w:eastAsia="SimSun"/>
+          <w:b w:val="0"/>
+          <w:color w:val="000000"/>
+          <w:sz w:val="24"/>
         </w:rPr>
         <w:t xml:space="preserve"> </w:t>
       </w:r>
@@ -2956,16 +3552,24 @@
     <w:p>
       <w:pPr>
         <w:pStyle w:val="BodyText"/>
-      </w:pPr>
-      <w:r>
-        <w:rPr>
-          <w:rFonts w:ascii="Microsoft YaHei" w:hAnsi="Microsoft YaHei" w:eastAsia="Microsoft YaHei"/>
+        <w:spacing w:line="240" w:lineRule="auto" w:before="0" w:after="80"/>
+        <w:ind w:firstLine="480"/>
+      </w:pPr>
+      <w:r>
+        <w:rPr>
+          <w:rFonts w:ascii="Times New Roman" w:hAnsi="Times New Roman" w:eastAsia="SimSun"/>
+          <w:b w:val="0"/>
+          <w:color w:val="000000"/>
+          <w:sz w:val="24"/>
         </w:rPr>
         <w:t xml:space="preserve">C.</w:t>
       </w:r>
       <w:r>
         <w:rPr>
-          <w:rFonts w:ascii="Microsoft YaHei" w:hAnsi="Microsoft YaHei" w:eastAsia="Microsoft YaHei"/>
+          <w:rFonts w:ascii="Times New Roman" w:hAnsi="Times New Roman" w:eastAsia="SimSun"/>
+          <w:b w:val="0"/>
+          <w:color w:val="000000"/>
+          <w:sz w:val="24"/>
         </w:rPr>
         <w:t xml:space="preserve"> </w:t>
       </w:r>
@@ -2996,16 +3600,24 @@
     <w:p>
       <w:pPr>
         <w:pStyle w:val="BodyText"/>
-      </w:pPr>
-      <w:r>
-        <w:rPr>
-          <w:rFonts w:ascii="Microsoft YaHei" w:hAnsi="Microsoft YaHei" w:eastAsia="Microsoft YaHei"/>
+        <w:spacing w:line="240" w:lineRule="auto" w:before="0" w:after="80"/>
+        <w:ind w:firstLine="480"/>
+      </w:pPr>
+      <w:r>
+        <w:rPr>
+          <w:rFonts w:ascii="Times New Roman" w:hAnsi="Times New Roman" w:eastAsia="SimSun"/>
+          <w:b w:val="0"/>
+          <w:color w:val="000000"/>
+          <w:sz w:val="24"/>
         </w:rPr>
         <w:t xml:space="preserve">D.</w:t>
       </w:r>
       <w:r>
         <w:rPr>
-          <w:rFonts w:ascii="Microsoft YaHei" w:hAnsi="Microsoft YaHei" w:eastAsia="Microsoft YaHei"/>
+          <w:rFonts w:ascii="Times New Roman" w:hAnsi="Times New Roman" w:eastAsia="SimSun"/>
+          <w:b w:val="0"/>
+          <w:color w:val="000000"/>
+          <w:sz w:val="24"/>
         </w:rPr>
         <w:t xml:space="preserve"> </w:t>
       </w:r>
@@ -3048,16 +3660,24 @@
     <w:p>
       <w:pPr>
         <w:pStyle w:val="BodyText"/>
-      </w:pPr>
-      <w:r>
-        <w:rPr>
-          <w:rFonts w:ascii="Microsoft YaHei" w:hAnsi="Microsoft YaHei" w:eastAsia="Microsoft YaHei"/>
+        <w:spacing w:line="240" w:lineRule="auto" w:before="0" w:after="80"/>
+        <w:ind w:firstLine="480"/>
+      </w:pPr>
+      <w:r>
+        <w:rPr>
+          <w:rFonts w:ascii="Times New Roman" w:hAnsi="Times New Roman" w:eastAsia="SimSun"/>
+          <w:b w:val="0"/>
+          <w:color w:val="000000"/>
+          <w:sz w:val="24"/>
         </w:rPr>
         <w:t xml:space="preserve">E.</w:t>
       </w:r>
       <w:r>
         <w:rPr>
-          <w:rFonts w:ascii="Microsoft YaHei" w:hAnsi="Microsoft YaHei" w:eastAsia="Microsoft YaHei"/>
+          <w:rFonts w:ascii="Times New Roman" w:hAnsi="Times New Roman" w:eastAsia="SimSun"/>
+          <w:b w:val="0"/>
+          <w:color w:val="000000"/>
+          <w:sz w:val="24"/>
         </w:rPr>
         <w:t xml:space="preserve"> </w:t>
       </w:r>
@@ -3097,10 +3717,15 @@
     <w:p>
       <w:pPr>
         <w:pStyle w:val="BodyText"/>
-      </w:pPr>
-      <w:r>
-        <w:rPr>
-          <w:rFonts w:ascii="Microsoft YaHei" w:hAnsi="Microsoft YaHei" w:eastAsia="Microsoft YaHei"/>
+        <w:spacing w:line="240" w:lineRule="auto" w:before="0" w:after="80"/>
+        <w:ind w:firstLine="480"/>
+      </w:pPr>
+      <w:r>
+        <w:rPr>
+          <w:rFonts w:ascii="Times New Roman" w:hAnsi="Times New Roman" w:eastAsia="SimSun"/>
+          <w:b w:val="0"/>
+          <w:color w:val="000000"/>
+          <w:sz w:val="24"/>
         </w:rPr>
         <w:t xml:space="preserve">为便于仅根据极点位置进行定性判断，统一作如下假设：各系统均为最小相位、无零极点对消、所有极点模态均可观测，且只要求画标准化单位阶跃响应的定性草图，不要求精确函数表达式与精确数值。</w:t>
       </w:r>
@@ -3108,10 +3733,15 @@
     <w:p>
       <w:pPr>
         <w:pStyle w:val="BodyText"/>
-      </w:pPr>
-      <w:r>
-        <w:rPr>
-          <w:rFonts w:ascii="Microsoft YaHei" w:hAnsi="Microsoft YaHei" w:eastAsia="Microsoft YaHei"/>
+        <w:spacing w:line="240" w:lineRule="auto" w:before="0" w:after="80"/>
+        <w:ind w:firstLine="480"/>
+      </w:pPr>
+      <w:r>
+        <w:rPr>
+          <w:rFonts w:ascii="Times New Roman" w:hAnsi="Times New Roman" w:eastAsia="SimSun"/>
+          <w:b w:val="0"/>
+          <w:color w:val="000000"/>
+          <w:sz w:val="24"/>
         </w:rPr>
         <w:t xml:space="preserve">请回答：</w:t>
       </w:r>
@@ -3123,10 +3753,15 @@
           <w:numId w:val="1008"/>
         </w:numPr>
         <w:pStyle w:val="Compact"/>
-      </w:pPr>
-      <w:r>
-        <w:rPr>
-          <w:rFonts w:ascii="Microsoft YaHei" w:hAnsi="Microsoft YaHei" w:eastAsia="Microsoft YaHei"/>
+        <w:spacing w:line="240" w:lineRule="auto" w:before="0" w:after="80"/>
+        <w:ind w:firstLine="480"/>
+      </w:pPr>
+      <w:r>
+        <w:rPr>
+          <w:rFonts w:ascii="Times New Roman" w:hAnsi="Times New Roman" w:eastAsia="SimSun"/>
+          <w:b w:val="0"/>
+          <w:color w:val="000000"/>
+          <w:sz w:val="24"/>
         </w:rPr>
         <w:t xml:space="preserve">判断 A-E 各配置对应的稳定类型（稳定 / 临界稳定 / 不稳定），并简述判断依据。</w:t>
       </w:r>
@@ -3138,70 +3773,105 @@
           <w:numId w:val="1008"/>
         </w:numPr>
         <w:pStyle w:val="Compact"/>
-      </w:pPr>
-      <w:r>
-        <w:rPr>
-          <w:rFonts w:ascii="Microsoft YaHei" w:hAnsi="Microsoft YaHei" w:eastAsia="Microsoft YaHei"/>
+        <w:spacing w:line="240" w:lineRule="auto" w:before="0" w:after="80"/>
+        <w:ind w:firstLine="480"/>
+      </w:pPr>
+      <w:r>
+        <w:rPr>
+          <w:rFonts w:ascii="Times New Roman" w:hAnsi="Times New Roman" w:eastAsia="SimSun"/>
+          <w:b w:val="0"/>
+          <w:color w:val="000000"/>
+          <w:sz w:val="24"/>
         </w:rPr>
         <w:t xml:space="preserve">分别说明其单位阶跃响应草图应呈现的主要特征，可用简明文字代替作图，例如”单调收敛”</w:t>
       </w:r>
       <w:r>
         <w:rPr>
-          <w:rFonts w:ascii="Microsoft YaHei" w:hAnsi="Microsoft YaHei" w:eastAsia="Microsoft YaHei"/>
+          <w:rFonts w:ascii="Times New Roman" w:hAnsi="Times New Roman" w:eastAsia="SimSun"/>
+          <w:b w:val="0"/>
+          <w:color w:val="000000"/>
+          <w:sz w:val="24"/>
         </w:rPr>
         <w:t xml:space="preserve">“</w:t>
       </w:r>
       <w:r>
         <w:rPr>
-          <w:rFonts w:ascii="Microsoft YaHei" w:hAnsi="Microsoft YaHei" w:eastAsia="Microsoft YaHei"/>
+          <w:rFonts w:ascii="Times New Roman" w:hAnsi="Times New Roman" w:eastAsia="SimSun"/>
+          <w:b w:val="0"/>
+          <w:color w:val="000000"/>
+          <w:sz w:val="24"/>
         </w:rPr>
         <w:t xml:space="preserve">衰减振荡后收敛</w:t>
       </w:r>
       <w:r>
         <w:rPr>
-          <w:rFonts w:ascii="Microsoft YaHei" w:hAnsi="Microsoft YaHei" w:eastAsia="Microsoft YaHei"/>
+          <w:rFonts w:ascii="Times New Roman" w:hAnsi="Times New Roman" w:eastAsia="SimSun"/>
+          <w:b w:val="0"/>
+          <w:color w:val="000000"/>
+          <w:sz w:val="24"/>
         </w:rPr>
         <w:t xml:space="preserve">”</w:t>
       </w:r>
       <w:r>
         <w:rPr>
-          <w:rFonts w:ascii="Microsoft YaHei" w:hAnsi="Microsoft YaHei" w:eastAsia="Microsoft YaHei"/>
+          <w:rFonts w:ascii="Times New Roman" w:hAnsi="Times New Roman" w:eastAsia="SimSun"/>
+          <w:b w:val="0"/>
+          <w:color w:val="000000"/>
+          <w:sz w:val="24"/>
         </w:rPr>
         <w:t xml:space="preserve">“</w:t>
       </w:r>
       <w:r>
         <w:rPr>
-          <w:rFonts w:ascii="Microsoft YaHei" w:hAnsi="Microsoft YaHei" w:eastAsia="Microsoft YaHei"/>
+          <w:rFonts w:ascii="Times New Roman" w:hAnsi="Times New Roman" w:eastAsia="SimSun"/>
+          <w:b w:val="0"/>
+          <w:color w:val="000000"/>
+          <w:sz w:val="24"/>
         </w:rPr>
         <w:t xml:space="preserve">等幅振荡不收敛</w:t>
       </w:r>
       <w:r>
         <w:rPr>
-          <w:rFonts w:ascii="Microsoft YaHei" w:hAnsi="Microsoft YaHei" w:eastAsia="Microsoft YaHei"/>
+          <w:rFonts w:ascii="Times New Roman" w:hAnsi="Times New Roman" w:eastAsia="SimSun"/>
+          <w:b w:val="0"/>
+          <w:color w:val="000000"/>
+          <w:sz w:val="24"/>
         </w:rPr>
         <w:t xml:space="preserve">”</w:t>
       </w:r>
       <w:r>
         <w:rPr>
-          <w:rFonts w:ascii="Microsoft YaHei" w:hAnsi="Microsoft YaHei" w:eastAsia="Microsoft YaHei"/>
+          <w:rFonts w:ascii="Times New Roman" w:hAnsi="Times New Roman" w:eastAsia="SimSun"/>
+          <w:b w:val="0"/>
+          <w:color w:val="000000"/>
+          <w:sz w:val="24"/>
         </w:rPr>
         <w:t xml:space="preserve">“</w:t>
       </w:r>
       <w:r>
         <w:rPr>
-          <w:rFonts w:ascii="Microsoft YaHei" w:hAnsi="Microsoft YaHei" w:eastAsia="Microsoft YaHei"/>
+          <w:rFonts w:ascii="Times New Roman" w:hAnsi="Times New Roman" w:eastAsia="SimSun"/>
+          <w:b w:val="0"/>
+          <w:color w:val="000000"/>
+          <w:sz w:val="24"/>
         </w:rPr>
         <w:t xml:space="preserve">发散</w:t>
       </w:r>
       <w:r>
         <w:rPr>
-          <w:rFonts w:ascii="Microsoft YaHei" w:hAnsi="Microsoft YaHei" w:eastAsia="Microsoft YaHei"/>
+          <w:rFonts w:ascii="Times New Roman" w:hAnsi="Times New Roman" w:eastAsia="SimSun"/>
+          <w:b w:val="0"/>
+          <w:color w:val="000000"/>
+          <w:sz w:val="24"/>
         </w:rPr>
         <w:t xml:space="preserve">”</w:t>
       </w:r>
       <w:r>
         <w:rPr>
-          <w:rFonts w:ascii="Microsoft YaHei" w:hAnsi="Microsoft YaHei" w:eastAsia="Microsoft YaHei"/>
+          <w:rFonts w:ascii="Times New Roman" w:hAnsi="Times New Roman" w:eastAsia="SimSun"/>
+          <w:b w:val="0"/>
+          <w:color w:val="000000"/>
+          <w:sz w:val="24"/>
         </w:rPr>
         <w:t xml:space="preserve">等。</w:t>
       </w:r>
@@ -3213,10 +3883,15 @@
           <w:numId w:val="1008"/>
         </w:numPr>
         <w:pStyle w:val="Compact"/>
-      </w:pPr>
-      <w:r>
-        <w:rPr>
-          <w:rFonts w:ascii="Microsoft YaHei" w:hAnsi="Microsoft YaHei" w:eastAsia="Microsoft YaHei"/>
+        <w:spacing w:line="240" w:lineRule="auto" w:before="0" w:after="80"/>
+        <w:ind w:firstLine="480"/>
+      </w:pPr>
+      <w:r>
+        <w:rPr>
+          <w:rFonts w:ascii="Times New Roman" w:hAnsi="Times New Roman" w:eastAsia="SimSun"/>
+          <w:b w:val="0"/>
+          <w:color w:val="000000"/>
+          <w:sz w:val="24"/>
         </w:rPr>
         <w:t xml:space="preserve">说明哪些配置在一般闭环控制工程中可用，并说明理由。</w:t>
       </w:r>
@@ -3226,10 +3901,15 @@
     <w:p>
       <w:pPr>
         <w:pStyle w:val="Heading3"/>
-      </w:pPr>
-      <w:r>
-        <w:rPr>
-          <w:rFonts w:ascii="Microsoft YaHei" w:hAnsi="Microsoft YaHei" w:eastAsia="Microsoft YaHei"/>
+        <w:spacing w:line="240" w:lineRule="auto" w:before="0" w:after="80"/>
+        <w:ind w:firstLine="0"/>
+      </w:pPr>
+      <w:r>
+        <w:rPr>
+          <w:rFonts w:ascii="Times New Roman" w:hAnsi="Times New Roman" w:eastAsia="SimHei"/>
+          <w:b w:val="0"/>
+          <w:color w:val="000000"/>
+          <w:sz w:val="24"/>
         </w:rPr>
         <w:t xml:space="preserve">参考答案</w:t>
       </w:r>
@@ -3237,24 +3917,35 @@
     <w:p>
       <w:pPr>
         <w:pStyle w:val="FirstParagraph"/>
+        <w:spacing w:line="240" w:lineRule="auto" w:before="0" w:after="80"/>
+        <w:ind w:firstLine="480"/>
       </w:pPr>
       <w:r>
         <w:rPr>
           <w:bCs/>
-          <w:rFonts w:ascii="Microsoft YaHei" w:hAnsi="Microsoft YaHei" w:eastAsia="Microsoft YaHei"/>
-          <w:b/>
+          <w:rFonts w:ascii="Times New Roman" w:hAnsi="Times New Roman" w:eastAsia="SimHei"/>
+          <w:b w:val="0"/>
+          <w:i w:val="0"/>
+          <w:color w:val="000000"/>
+          <w:sz w:val="24"/>
         </w:rPr>
         <w:t xml:space="preserve">总体判据：</w:t>
       </w:r>
       <w:r>
         <w:rPr>
-          <w:rFonts w:ascii="Microsoft YaHei" w:hAnsi="Microsoft YaHei" w:eastAsia="Microsoft YaHei"/>
-        </w:rPr>
-        <w:t xml:space="preserve"> </w:t>
-      </w:r>
-      <w:r>
-        <w:rPr>
-          <w:rFonts w:ascii="Microsoft YaHei" w:hAnsi="Microsoft YaHei" w:eastAsia="Microsoft YaHei"/>
+          <w:rFonts w:ascii="Times New Roman" w:hAnsi="Times New Roman" w:eastAsia="SimSun"/>
+          <w:b w:val="0"/>
+          <w:color w:val="000000"/>
+          <w:sz w:val="24"/>
+        </w:rPr>
+        <w:t xml:space="preserve"> </w:t>
+      </w:r>
+      <w:r>
+        <w:rPr>
+          <w:rFonts w:ascii="Times New Roman" w:hAnsi="Times New Roman" w:eastAsia="SimSun"/>
+          <w:b w:val="0"/>
+          <w:color w:val="000000"/>
+          <w:sz w:val="24"/>
         </w:rPr>
         <w:t xml:space="preserve">连续时间闭环系统中，全部极点位于左半平面开区域则稳定；若无右半平面极点，且仅有简单虚轴极点，则临界稳定；只要存在右半平面极点，或出现导致发散的情况，则不稳定。</w:t>
       </w:r>
@@ -3262,12 +3953,17 @@
     <w:p>
       <w:pPr>
         <w:pStyle w:val="BodyText"/>
+        <w:spacing w:line="240" w:lineRule="auto" w:before="0" w:after="80"/>
+        <w:ind w:firstLine="480"/>
       </w:pPr>
       <w:r>
         <w:rPr>
           <w:bCs/>
-          <w:rFonts w:ascii="Microsoft YaHei" w:hAnsi="Microsoft YaHei" w:eastAsia="Microsoft YaHei"/>
-          <w:b/>
+          <w:rFonts w:ascii="Times New Roman" w:hAnsi="Times New Roman" w:eastAsia="SimHei"/>
+          <w:b w:val="0"/>
+          <w:i w:val="0"/>
+          <w:color w:val="000000"/>
+          <w:sz w:val="24"/>
         </w:rPr>
         <w:t xml:space="preserve">分配置结论：</w:t>
       </w:r>
@@ -3275,12 +3971,17 @@
     <w:p>
       <w:pPr>
         <w:pStyle w:val="BodyText"/>
+        <w:spacing w:line="240" w:lineRule="auto" w:before="0" w:after="80"/>
+        <w:ind w:firstLine="480"/>
       </w:pPr>
       <w:r>
         <w:rPr>
           <w:bCs/>
-          <w:rFonts w:ascii="Microsoft YaHei" w:hAnsi="Microsoft YaHei" w:eastAsia="Microsoft YaHei"/>
-          <w:b/>
+          <w:rFonts w:ascii="Times New Roman" w:hAnsi="Times New Roman" w:eastAsia="SimHei"/>
+          <w:b w:val="0"/>
+          <w:i w:val="0"/>
+          <w:color w:val="000000"/>
+          <w:sz w:val="24"/>
         </w:rPr>
         <w:t xml:space="preserve">A. 稳定类型：稳定</w:t>
       </w:r>
@@ -3292,10 +3993,15 @@
           <w:numId w:val="1009"/>
         </w:numPr>
         <w:pStyle w:val="Compact"/>
-      </w:pPr>
-      <w:r>
-        <w:rPr>
-          <w:rFonts w:ascii="Microsoft YaHei" w:hAnsi="Microsoft YaHei" w:eastAsia="Microsoft YaHei"/>
+        <w:spacing w:line="240" w:lineRule="auto" w:before="0" w:after="80"/>
+        <w:ind w:firstLine="480"/>
+      </w:pPr>
+      <w:r>
+        <w:rPr>
+          <w:rFonts w:ascii="Times New Roman" w:hAnsi="Times New Roman" w:eastAsia="SimSun"/>
+          <w:b w:val="0"/>
+          <w:color w:val="000000"/>
+          <w:sz w:val="24"/>
         </w:rPr>
         <w:t xml:space="preserve">判断依据：两个极点都位于左半平面实轴上。</w:t>
       </w:r>
@@ -3307,10 +4013,15 @@
           <w:numId w:val="1009"/>
         </w:numPr>
         <w:pStyle w:val="Compact"/>
-      </w:pPr>
-      <w:r>
-        <w:rPr>
-          <w:rFonts w:ascii="Microsoft YaHei" w:hAnsi="Microsoft YaHei" w:eastAsia="Microsoft YaHei"/>
+        <w:spacing w:line="240" w:lineRule="auto" w:before="0" w:after="80"/>
+        <w:ind w:firstLine="480"/>
+      </w:pPr>
+      <w:r>
+        <w:rPr>
+          <w:rFonts w:ascii="Times New Roman" w:hAnsi="Times New Roman" w:eastAsia="SimSun"/>
+          <w:b w:val="0"/>
+          <w:color w:val="000000"/>
+          <w:sz w:val="24"/>
         </w:rPr>
         <w:t xml:space="preserve">阶跃响应：响应从初值出发单调趋向稳态值，基本不振荡，通常可画成先快后慢地平滑收敛。</w:t>
       </w:r>
@@ -3322,10 +4033,15 @@
           <w:numId w:val="1009"/>
         </w:numPr>
         <w:pStyle w:val="Compact"/>
-      </w:pPr>
-      <w:r>
-        <w:rPr>
-          <w:rFonts w:ascii="Microsoft YaHei" w:hAnsi="Microsoft YaHei" w:eastAsia="Microsoft YaHei"/>
+        <w:spacing w:line="240" w:lineRule="auto" w:before="0" w:after="80"/>
+        <w:ind w:firstLine="480"/>
+      </w:pPr>
+      <w:r>
+        <w:rPr>
+          <w:rFonts w:ascii="Times New Roman" w:hAnsi="Times New Roman" w:eastAsia="SimSun"/>
+          <w:b w:val="0"/>
+          <w:color w:val="000000"/>
+          <w:sz w:val="24"/>
         </w:rPr>
         <w:t xml:space="preserve">工程可用性：可用。理由：能收敛且无持续振荡，鲁棒性和实现性通常较好。</w:t>
       </w:r>
@@ -3333,12 +4049,17 @@
     <w:p>
       <w:pPr>
         <w:pStyle w:val="FirstParagraph"/>
+        <w:spacing w:line="240" w:lineRule="auto" w:before="0" w:after="80"/>
+        <w:ind w:firstLine="480"/>
       </w:pPr>
       <w:r>
         <w:rPr>
           <w:bCs/>
-          <w:rFonts w:ascii="Microsoft YaHei" w:hAnsi="Microsoft YaHei" w:eastAsia="Microsoft YaHei"/>
-          <w:b/>
+          <w:rFonts w:ascii="Times New Roman" w:hAnsi="Times New Roman" w:eastAsia="SimHei"/>
+          <w:b w:val="0"/>
+          <w:i w:val="0"/>
+          <w:color w:val="000000"/>
+          <w:sz w:val="24"/>
         </w:rPr>
         <w:t xml:space="preserve">B. 稳定类型：稳定</w:t>
       </w:r>
@@ -3350,10 +4071,15 @@
           <w:numId w:val="1010"/>
         </w:numPr>
         <w:pStyle w:val="Compact"/>
-      </w:pPr>
-      <w:r>
-        <w:rPr>
-          <w:rFonts w:ascii="Microsoft YaHei" w:hAnsi="Microsoft YaHei" w:eastAsia="Microsoft YaHei"/>
+        <w:spacing w:line="240" w:lineRule="auto" w:before="0" w:after="80"/>
+        <w:ind w:firstLine="480"/>
+      </w:pPr>
+      <w:r>
+        <w:rPr>
+          <w:rFonts w:ascii="Times New Roman" w:hAnsi="Times New Roman" w:eastAsia="SimSun"/>
+          <w:b w:val="0"/>
+          <w:color w:val="000000"/>
+          <w:sz w:val="24"/>
         </w:rPr>
         <w:t xml:space="preserve">判断依据：共轭复极点实部为负，位于左半平面。</w:t>
       </w:r>
@@ -3365,10 +4091,15 @@
           <w:numId w:val="1010"/>
         </w:numPr>
         <w:pStyle w:val="Compact"/>
-      </w:pPr>
-      <w:r>
-        <w:rPr>
-          <w:rFonts w:ascii="Microsoft YaHei" w:hAnsi="Microsoft YaHei" w:eastAsia="Microsoft YaHei"/>
+        <w:spacing w:line="240" w:lineRule="auto" w:before="0" w:after="80"/>
+        <w:ind w:firstLine="480"/>
+      </w:pPr>
+      <w:r>
+        <w:rPr>
+          <w:rFonts w:ascii="Times New Roman" w:hAnsi="Times New Roman" w:eastAsia="SimSun"/>
+          <w:b w:val="0"/>
+          <w:color w:val="000000"/>
+          <w:sz w:val="24"/>
         </w:rPr>
         <w:t xml:space="preserve">阶跃响应：响应表现为衰减振荡，可能有超调，振荡幅值逐渐减小并最终收敛到稳态值。</w:t>
       </w:r>
@@ -3380,10 +4111,15 @@
           <w:numId w:val="1010"/>
         </w:numPr>
         <w:pStyle w:val="Compact"/>
-      </w:pPr>
-      <w:r>
-        <w:rPr>
-          <w:rFonts w:ascii="Microsoft YaHei" w:hAnsi="Microsoft YaHei" w:eastAsia="Microsoft YaHei"/>
+        <w:spacing w:line="240" w:lineRule="auto" w:before="0" w:after="80"/>
+        <w:ind w:firstLine="480"/>
+      </w:pPr>
+      <w:r>
+        <w:rPr>
+          <w:rFonts w:ascii="Times New Roman" w:hAnsi="Times New Roman" w:eastAsia="SimSun"/>
+          <w:b w:val="0"/>
+          <w:color w:val="000000"/>
+          <w:sz w:val="24"/>
         </w:rPr>
         <w:t xml:space="preserve">工程可用性：可用。理由：虽然存在振荡和超调，但能衰减并收敛，工程中常见，只需阻尼和超调满足指标。</w:t>
       </w:r>
@@ -3391,12 +4127,17 @@
     <w:p>
       <w:pPr>
         <w:pStyle w:val="FirstParagraph"/>
+        <w:spacing w:line="240" w:lineRule="auto" w:before="0" w:after="80"/>
+        <w:ind w:firstLine="480"/>
       </w:pPr>
       <w:r>
         <w:rPr>
           <w:bCs/>
-          <w:rFonts w:ascii="Microsoft YaHei" w:hAnsi="Microsoft YaHei" w:eastAsia="Microsoft YaHei"/>
-          <w:b/>
+          <w:rFonts w:ascii="Times New Roman" w:hAnsi="Times New Roman" w:eastAsia="SimHei"/>
+          <w:b w:val="0"/>
+          <w:i w:val="0"/>
+          <w:color w:val="000000"/>
+          <w:sz w:val="24"/>
         </w:rPr>
         <w:t xml:space="preserve">C. 稳定类型：临界稳定</w:t>
       </w:r>
@@ -3408,10 +4149,15 @@
           <w:numId w:val="1011"/>
         </w:numPr>
         <w:pStyle w:val="Compact"/>
-      </w:pPr>
-      <w:r>
-        <w:rPr>
-          <w:rFonts w:ascii="Microsoft YaHei" w:hAnsi="Microsoft YaHei" w:eastAsia="Microsoft YaHei"/>
+        <w:spacing w:line="240" w:lineRule="auto" w:before="0" w:after="80"/>
+        <w:ind w:firstLine="480"/>
+      </w:pPr>
+      <w:r>
+        <w:rPr>
+          <w:rFonts w:ascii="Times New Roman" w:hAnsi="Times New Roman" w:eastAsia="SimSun"/>
+          <w:b w:val="0"/>
+          <w:color w:val="000000"/>
+          <w:sz w:val="24"/>
         </w:rPr>
         <w:t xml:space="preserve">判断依据：极点位于虚轴上，且为简单虚轴共轭极点，没有右半平面极点。</w:t>
       </w:r>
@@ -3423,10 +4169,15 @@
           <w:numId w:val="1011"/>
         </w:numPr>
         <w:pStyle w:val="Compact"/>
-      </w:pPr>
-      <w:r>
-        <w:rPr>
-          <w:rFonts w:ascii="Microsoft YaHei" w:hAnsi="Microsoft YaHei" w:eastAsia="Microsoft YaHei"/>
+        <w:spacing w:line="240" w:lineRule="auto" w:before="0" w:after="80"/>
+        <w:ind w:firstLine="480"/>
+      </w:pPr>
+      <w:r>
+        <w:rPr>
+          <w:rFonts w:ascii="Times New Roman" w:hAnsi="Times New Roman" w:eastAsia="SimSun"/>
+          <w:b w:val="0"/>
+          <w:color w:val="000000"/>
+          <w:sz w:val="24"/>
         </w:rPr>
         <w:t xml:space="preserve">阶跃响应：响应呈等幅持续振荡，不会衰减到稳态；草图应表现为围绕某一水平附近持续周期振荡、幅值不减。</w:t>
       </w:r>
@@ -3438,10 +4189,15 @@
           <w:numId w:val="1011"/>
         </w:numPr>
         <w:pStyle w:val="Compact"/>
-      </w:pPr>
-      <w:r>
-        <w:rPr>
-          <w:rFonts w:ascii="Microsoft YaHei" w:hAnsi="Microsoft YaHei" w:eastAsia="Microsoft YaHei"/>
+        <w:spacing w:line="240" w:lineRule="auto" w:before="0" w:after="80"/>
+        <w:ind w:firstLine="480"/>
+      </w:pPr>
+      <w:r>
+        <w:rPr>
+          <w:rFonts w:ascii="Times New Roman" w:hAnsi="Times New Roman" w:eastAsia="SimSun"/>
+          <w:b w:val="0"/>
+          <w:color w:val="000000"/>
+          <w:sz w:val="24"/>
         </w:rPr>
         <w:t xml:space="preserve">工程可用性：一般不可用。理由：不能收敛，持续振荡会导致跟踪和调节品质不满足一般闭环控制要求。</w:t>
       </w:r>
@@ -3449,12 +4205,17 @@
     <w:p>
       <w:pPr>
         <w:pStyle w:val="FirstParagraph"/>
+        <w:spacing w:line="240" w:lineRule="auto" w:before="0" w:after="80"/>
+        <w:ind w:firstLine="480"/>
       </w:pPr>
       <w:r>
         <w:rPr>
           <w:bCs/>
-          <w:rFonts w:ascii="Microsoft YaHei" w:hAnsi="Microsoft YaHei" w:eastAsia="Microsoft YaHei"/>
-          <w:b/>
+          <w:rFonts w:ascii="Times New Roman" w:hAnsi="Times New Roman" w:eastAsia="SimHei"/>
+          <w:b w:val="0"/>
+          <w:i w:val="0"/>
+          <w:color w:val="000000"/>
+          <w:sz w:val="24"/>
         </w:rPr>
         <w:t xml:space="preserve">D. 稳定类型：不稳定</w:t>
       </w:r>
@@ -3466,10 +4227,15 @@
           <w:numId w:val="1012"/>
         </w:numPr>
         <w:pStyle w:val="Compact"/>
-      </w:pPr>
-      <w:r>
-        <w:rPr>
-          <w:rFonts w:ascii="Microsoft YaHei" w:hAnsi="Microsoft YaHei" w:eastAsia="Microsoft YaHei"/>
+        <w:spacing w:line="240" w:lineRule="auto" w:before="0" w:after="80"/>
+        <w:ind w:firstLine="480"/>
+      </w:pPr>
+      <w:r>
+        <w:rPr>
+          <w:rFonts w:ascii="Times New Roman" w:hAnsi="Times New Roman" w:eastAsia="SimSun"/>
+          <w:b w:val="0"/>
+          <w:color w:val="000000"/>
+          <w:sz w:val="24"/>
         </w:rPr>
         <w:t xml:space="preserve">判断依据：存在右半平面实极点 +1。</w:t>
       </w:r>
@@ -3481,10 +4247,15 @@
           <w:numId w:val="1012"/>
         </w:numPr>
         <w:pStyle w:val="Compact"/>
-      </w:pPr>
-      <w:r>
-        <w:rPr>
-          <w:rFonts w:ascii="Microsoft YaHei" w:hAnsi="Microsoft YaHei" w:eastAsia="Microsoft YaHei"/>
+        <w:spacing w:line="240" w:lineRule="auto" w:before="0" w:after="80"/>
+        <w:ind w:firstLine="480"/>
+      </w:pPr>
+      <w:r>
+        <w:rPr>
+          <w:rFonts w:ascii="Times New Roman" w:hAnsi="Times New Roman" w:eastAsia="SimSun"/>
+          <w:b w:val="0"/>
+          <w:color w:val="000000"/>
+          <w:sz w:val="24"/>
         </w:rPr>
         <w:t xml:space="preserve">阶跃响应：响应会沿非振荡方式发散，整体趋势远离稳态值，幅值随时间增大。</w:t>
       </w:r>
@@ -3496,10 +4267,15 @@
           <w:numId w:val="1012"/>
         </w:numPr>
         <w:pStyle w:val="Compact"/>
-      </w:pPr>
-      <w:r>
-        <w:rPr>
-          <w:rFonts w:ascii="Microsoft YaHei" w:hAnsi="Microsoft YaHei" w:eastAsia="Microsoft YaHei"/>
+        <w:spacing w:line="240" w:lineRule="auto" w:before="0" w:after="80"/>
+        <w:ind w:firstLine="480"/>
+      </w:pPr>
+      <w:r>
+        <w:rPr>
+          <w:rFonts w:ascii="Times New Roman" w:hAnsi="Times New Roman" w:eastAsia="SimSun"/>
+          <w:b w:val="0"/>
+          <w:color w:val="000000"/>
+          <w:sz w:val="24"/>
         </w:rPr>
         <w:t xml:space="preserve">工程可用性：不可用。理由：输出发散，系统不能稳定工作。</w:t>
       </w:r>
@@ -3507,12 +4283,17 @@
     <w:p>
       <w:pPr>
         <w:pStyle w:val="FirstParagraph"/>
+        <w:spacing w:line="240" w:lineRule="auto" w:before="0" w:after="80"/>
+        <w:ind w:firstLine="480"/>
       </w:pPr>
       <w:r>
         <w:rPr>
           <w:bCs/>
-          <w:rFonts w:ascii="Microsoft YaHei" w:hAnsi="Microsoft YaHei" w:eastAsia="Microsoft YaHei"/>
-          <w:b/>
+          <w:rFonts w:ascii="Times New Roman" w:hAnsi="Times New Roman" w:eastAsia="SimHei"/>
+          <w:b w:val="0"/>
+          <w:i w:val="0"/>
+          <w:color w:val="000000"/>
+          <w:sz w:val="24"/>
         </w:rPr>
         <w:t xml:space="preserve">E. 稳定类型：不稳定</w:t>
       </w:r>
@@ -3524,10 +4305,15 @@
           <w:numId w:val="1013"/>
         </w:numPr>
         <w:pStyle w:val="Compact"/>
-      </w:pPr>
-      <w:r>
-        <w:rPr>
-          <w:rFonts w:ascii="Microsoft YaHei" w:hAnsi="Microsoft YaHei" w:eastAsia="Microsoft YaHei"/>
+        <w:spacing w:line="240" w:lineRule="auto" w:before="0" w:after="80"/>
+        <w:ind w:firstLine="480"/>
+      </w:pPr>
+      <w:r>
+        <w:rPr>
+          <w:rFonts w:ascii="Times New Roman" w:hAnsi="Times New Roman" w:eastAsia="SimSun"/>
+          <w:b w:val="0"/>
+          <w:color w:val="000000"/>
+          <w:sz w:val="24"/>
         </w:rPr>
         <w:t xml:space="preserve">判断依据：共轭复极点实部为正，位于右半平面。</w:t>
       </w:r>
@@ -3539,10 +4325,15 @@
           <w:numId w:val="1013"/>
         </w:numPr>
         <w:pStyle w:val="Compact"/>
-      </w:pPr>
-      <w:r>
-        <w:rPr>
-          <w:rFonts w:ascii="Microsoft YaHei" w:hAnsi="Microsoft YaHei" w:eastAsia="Microsoft YaHei"/>
+        <w:spacing w:line="240" w:lineRule="auto" w:before="0" w:after="80"/>
+        <w:ind w:firstLine="480"/>
+      </w:pPr>
+      <w:r>
+        <w:rPr>
+          <w:rFonts w:ascii="Times New Roman" w:hAnsi="Times New Roman" w:eastAsia="SimSun"/>
+          <w:b w:val="0"/>
+          <w:color w:val="000000"/>
+          <w:sz w:val="24"/>
         </w:rPr>
         <w:t xml:space="preserve">阶跃响应：响应表现为振荡且振幅越来越大，即发散振荡，草图应画成包络线不断扩张的振荡曲线。</w:t>
       </w:r>
@@ -3554,10 +4345,15 @@
           <w:numId w:val="1013"/>
         </w:numPr>
         <w:pStyle w:val="Compact"/>
-      </w:pPr>
-      <w:r>
-        <w:rPr>
-          <w:rFonts w:ascii="Microsoft YaHei" w:hAnsi="Microsoft YaHei" w:eastAsia="Microsoft YaHei"/>
+        <w:spacing w:line="240" w:lineRule="auto" w:before="0" w:after="80"/>
+        <w:ind w:firstLine="480"/>
+      </w:pPr>
+      <w:r>
+        <w:rPr>
+          <w:rFonts w:ascii="Times New Roman" w:hAnsi="Times New Roman" w:eastAsia="SimSun"/>
+          <w:b w:val="0"/>
+          <w:color w:val="000000"/>
+          <w:sz w:val="24"/>
         </w:rPr>
         <w:t xml:space="preserve">工程可用性：不可用。理由：振荡幅值不断增大，系统失稳。</w:t>
       </w:r>
@@ -3565,24 +4361,35 @@
     <w:p>
       <w:pPr>
         <w:pStyle w:val="FirstParagraph"/>
+        <w:spacing w:line="240" w:lineRule="auto" w:before="0" w:after="80"/>
+        <w:ind w:firstLine="480"/>
       </w:pPr>
       <w:r>
         <w:rPr>
           <w:bCs/>
-          <w:rFonts w:ascii="Microsoft YaHei" w:hAnsi="Microsoft YaHei" w:eastAsia="Microsoft YaHei"/>
-          <w:b/>
+          <w:rFonts w:ascii="Times New Roman" w:hAnsi="Times New Roman" w:eastAsia="SimHei"/>
+          <w:b w:val="0"/>
+          <w:i w:val="0"/>
+          <w:color w:val="000000"/>
+          <w:sz w:val="24"/>
         </w:rPr>
         <w:t xml:space="preserve">总体工程结论：</w:t>
       </w:r>
       <w:r>
         <w:rPr>
-          <w:rFonts w:ascii="Microsoft YaHei" w:hAnsi="Microsoft YaHei" w:eastAsia="Microsoft YaHei"/>
-        </w:rPr>
-        <w:t xml:space="preserve"> </w:t>
-      </w:r>
-      <w:r>
-        <w:rPr>
-          <w:rFonts w:ascii="Microsoft YaHei" w:hAnsi="Microsoft YaHei" w:eastAsia="Microsoft YaHei"/>
+          <w:rFonts w:ascii="Times New Roman" w:hAnsi="Times New Roman" w:eastAsia="SimSun"/>
+          <w:b w:val="0"/>
+          <w:color w:val="000000"/>
+          <w:sz w:val="24"/>
+        </w:rPr>
+        <w:t xml:space="preserve"> </w:t>
+      </w:r>
+      <w:r>
+        <w:rPr>
+          <w:rFonts w:ascii="Times New Roman" w:hAnsi="Times New Roman" w:eastAsia="SimSun"/>
+          <w:b w:val="0"/>
+          <w:color w:val="000000"/>
+          <w:sz w:val="24"/>
         </w:rPr>
         <w:t xml:space="preserve">在一般闭环控制工程中，A、B 可用；其中 A 对应非振荡稳定响应，B 对应欠阻尼但可收敛的稳定响应。C 虽为临界稳定但不收敛，D、E 均不稳定，因此 C、D、E 一般不可用。</w:t>
       </w:r>
@@ -3590,12 +4397,17 @@
     <w:p>
       <w:pPr>
         <w:pStyle w:val="BodyText"/>
+        <w:spacing w:line="240" w:lineRule="auto" w:before="0" w:after="80"/>
+        <w:ind w:firstLine="480"/>
       </w:pPr>
       <w:r>
         <w:rPr>
           <w:bCs/>
-          <w:rFonts w:ascii="Microsoft YaHei" w:hAnsi="Microsoft YaHei" w:eastAsia="Microsoft YaHei"/>
-          <w:b/>
+          <w:rFonts w:ascii="Times New Roman" w:hAnsi="Times New Roman" w:eastAsia="SimHei"/>
+          <w:b w:val="0"/>
+          <w:i w:val="0"/>
+          <w:color w:val="000000"/>
+          <w:sz w:val="24"/>
         </w:rPr>
         <w:t xml:space="preserve">参考草图：</w:t>
       </w:r>
@@ -3603,10 +4415,16 @@
     <w:p>
       <w:pPr>
         <w:pStyle w:val="CaptionedFigure"/>
-      </w:pPr>
-      <w:r>
-        <w:rPr>
-          <w:rFonts w:ascii="Microsoft YaHei" w:hAnsi="Microsoft YaHei" w:eastAsia="Microsoft YaHei"/>
+        <w:spacing w:line="240" w:lineRule="auto" w:before="0" w:after="80"/>
+        <w:ind w:firstLine="0"/>
+        <w:jc w:val="center"/>
+      </w:pPr>
+      <w:r>
+        <w:rPr>
+          <w:rFonts w:ascii="Times New Roman" w:hAnsi="Times New Roman" w:eastAsia="SimSun"/>
+          <w:b w:val="0"/>
+          <w:color w:val="000000"/>
+          <w:sz w:val="21"/>
         </w:rPr>
         <w:drawing>
           <wp:inline>
@@ -3653,10 +4471,16 @@
     <w:p>
       <w:pPr>
         <w:pStyle w:val="ImageCaption"/>
-      </w:pPr>
-      <w:r>
-        <w:rPr>
-          <w:rFonts w:ascii="Microsoft YaHei" w:hAnsi="Microsoft YaHei" w:eastAsia="Microsoft YaHei"/>
+        <w:spacing w:line="240" w:lineRule="auto" w:before="0" w:after="80"/>
+        <w:ind w:firstLine="0"/>
+        <w:jc w:val="center"/>
+      </w:pPr>
+      <w:r>
+        <w:rPr>
+          <w:rFonts w:ascii="Times New Roman" w:hAnsi="Times New Roman" w:eastAsia="SimSun"/>
+          <w:b w:val="0"/>
+          <w:color w:val="000000"/>
+          <w:sz w:val="21"/>
         </w:rPr>
         <w:t xml:space="preserve">T1-2 五种极点配置阶跃响应参考草图：A 单调收敛、B 衰减振荡、C 等幅振荡、D 单调发散、E 振荡发散</w:t>
       </w:r>
@@ -3666,10 +4490,15 @@
     <w:p>
       <w:pPr>
         <w:pStyle w:val="Heading3"/>
-      </w:pPr>
-      <w:r>
-        <w:rPr>
-          <w:rFonts w:ascii="Microsoft YaHei" w:hAnsi="Microsoft YaHei" w:eastAsia="Microsoft YaHei"/>
+        <w:spacing w:line="240" w:lineRule="auto" w:before="0" w:after="80"/>
+        <w:ind w:firstLine="0"/>
+      </w:pPr>
+      <w:r>
+        <w:rPr>
+          <w:rFonts w:ascii="Times New Roman" w:hAnsi="Times New Roman" w:eastAsia="SimHei"/>
+          <w:b w:val="0"/>
+          <w:color w:val="000000"/>
+          <w:sz w:val="24"/>
         </w:rPr>
         <w:t xml:space="preserve">评分标准</w:t>
       </w:r>
@@ -3680,24 +4509,35 @@
           <w:ilvl w:val="0"/>
           <w:numId w:val="1014"/>
         </w:numPr>
+        <w:spacing w:line="240" w:lineRule="auto" w:before="0" w:after="80"/>
+        <w:ind w:firstLine="480"/>
       </w:pPr>
       <w:r>
         <w:rPr>
           <w:bCs/>
-          <w:rFonts w:ascii="Microsoft YaHei" w:hAnsi="Microsoft YaHei" w:eastAsia="Microsoft YaHei"/>
-          <w:b/>
+          <w:rFonts w:ascii="Times New Roman" w:hAnsi="Times New Roman" w:eastAsia="SimHei"/>
+          <w:b w:val="0"/>
+          <w:i w:val="0"/>
+          <w:color w:val="000000"/>
+          <w:sz w:val="24"/>
         </w:rPr>
         <w:t xml:space="preserve">写出总体判断准则，2分。</w:t>
       </w:r>
       <w:r>
         <w:rPr>
-          <w:rFonts w:ascii="Microsoft YaHei" w:hAnsi="Microsoft YaHei" w:eastAsia="Microsoft YaHei"/>
-        </w:rPr>
-        <w:t xml:space="preserve"> </w:t>
-      </w:r>
-      <w:r>
-        <w:rPr>
-          <w:rFonts w:ascii="Microsoft YaHei" w:hAnsi="Microsoft YaHei" w:eastAsia="Microsoft YaHei"/>
+          <w:rFonts w:ascii="Times New Roman" w:hAnsi="Times New Roman" w:eastAsia="SimSun"/>
+          <w:b w:val="0"/>
+          <w:color w:val="000000"/>
+          <w:sz w:val="24"/>
+        </w:rPr>
+        <w:t xml:space="preserve"> </w:t>
+      </w:r>
+      <w:r>
+        <w:rPr>
+          <w:rFonts w:ascii="Times New Roman" w:hAnsi="Times New Roman" w:eastAsia="SimSun"/>
+          <w:b w:val="0"/>
+          <w:color w:val="000000"/>
+          <w:sz w:val="24"/>
         </w:rPr>
         <w:t xml:space="preserve">判分标准：明确指出”左半平面稳定、简单虚轴极点临界稳定、右半平面极点不稳定”得 2 分；少一类或表述不完整得 1 分。</w:t>
       </w:r>
@@ -3708,24 +4548,35 @@
           <w:ilvl w:val="0"/>
           <w:numId w:val="1014"/>
         </w:numPr>
+        <w:spacing w:line="240" w:lineRule="auto" w:before="0" w:after="80"/>
+        <w:ind w:firstLine="480"/>
       </w:pPr>
       <w:r>
         <w:rPr>
           <w:bCs/>
-          <w:rFonts w:ascii="Microsoft YaHei" w:hAnsi="Microsoft YaHei" w:eastAsia="Microsoft YaHei"/>
-          <w:b/>
+          <w:rFonts w:ascii="Times New Roman" w:hAnsi="Times New Roman" w:eastAsia="SimHei"/>
+          <w:b w:val="0"/>
+          <w:i w:val="0"/>
+          <w:color w:val="000000"/>
+          <w:sz w:val="24"/>
         </w:rPr>
         <w:t xml:space="preserve">A 配置判断，3分。</w:t>
       </w:r>
       <w:r>
         <w:rPr>
-          <w:rFonts w:ascii="Microsoft YaHei" w:hAnsi="Microsoft YaHei" w:eastAsia="Microsoft YaHei"/>
-        </w:rPr>
-        <w:t xml:space="preserve"> </w:t>
-      </w:r>
-      <w:r>
-        <w:rPr>
-          <w:rFonts w:ascii="Microsoft YaHei" w:hAnsi="Microsoft YaHei" w:eastAsia="Microsoft YaHei"/>
+          <w:rFonts w:ascii="Times New Roman" w:hAnsi="Times New Roman" w:eastAsia="SimSun"/>
+          <w:b w:val="0"/>
+          <w:color w:val="000000"/>
+          <w:sz w:val="24"/>
+        </w:rPr>
+        <w:t xml:space="preserve"> </w:t>
+      </w:r>
+      <w:r>
+        <w:rPr>
+          <w:rFonts w:ascii="Times New Roman" w:hAnsi="Times New Roman" w:eastAsia="SimSun"/>
+          <w:b w:val="0"/>
+          <w:color w:val="000000"/>
+          <w:sz w:val="24"/>
         </w:rPr>
         <w:t xml:space="preserve">判分标准：判为稳定 1 分；说明因极点全在左半平面实轴上 1 分；阶跃响应写出单调收敛/基本不振荡且工程可用 1 分。</w:t>
       </w:r>
@@ -3736,24 +4587,35 @@
           <w:ilvl w:val="0"/>
           <w:numId w:val="1014"/>
         </w:numPr>
+        <w:spacing w:line="240" w:lineRule="auto" w:before="0" w:after="80"/>
+        <w:ind w:firstLine="480"/>
       </w:pPr>
       <w:r>
         <w:rPr>
           <w:bCs/>
-          <w:rFonts w:ascii="Microsoft YaHei" w:hAnsi="Microsoft YaHei" w:eastAsia="Microsoft YaHei"/>
-          <w:b/>
+          <w:rFonts w:ascii="Times New Roman" w:hAnsi="Times New Roman" w:eastAsia="SimHei"/>
+          <w:b w:val="0"/>
+          <w:i w:val="0"/>
+          <w:color w:val="000000"/>
+          <w:sz w:val="24"/>
         </w:rPr>
         <w:t xml:space="preserve">B 配置判断，3分。</w:t>
       </w:r>
       <w:r>
         <w:rPr>
-          <w:rFonts w:ascii="Microsoft YaHei" w:hAnsi="Microsoft YaHei" w:eastAsia="Microsoft YaHei"/>
-        </w:rPr>
-        <w:t xml:space="preserve"> </w:t>
-      </w:r>
-      <w:r>
-        <w:rPr>
-          <w:rFonts w:ascii="Microsoft YaHei" w:hAnsi="Microsoft YaHei" w:eastAsia="Microsoft YaHei"/>
+          <w:rFonts w:ascii="Times New Roman" w:hAnsi="Times New Roman" w:eastAsia="SimSun"/>
+          <w:b w:val="0"/>
+          <w:color w:val="000000"/>
+          <w:sz w:val="24"/>
+        </w:rPr>
+        <w:t xml:space="preserve"> </w:t>
+      </w:r>
+      <w:r>
+        <w:rPr>
+          <w:rFonts w:ascii="Times New Roman" w:hAnsi="Times New Roman" w:eastAsia="SimSun"/>
+          <w:b w:val="0"/>
+          <w:color w:val="000000"/>
+          <w:sz w:val="24"/>
         </w:rPr>
         <w:t xml:space="preserve">判分标准：判为稳定 1 分；说明因共轭复极点实部为负 1 分；阶跃响应写出衰减振荡后收敛并判断工程可用 1 分。</w:t>
       </w:r>
@@ -3764,24 +4626,35 @@
           <w:ilvl w:val="0"/>
           <w:numId w:val="1014"/>
         </w:numPr>
+        <w:spacing w:line="240" w:lineRule="auto" w:before="0" w:after="80"/>
+        <w:ind w:firstLine="480"/>
       </w:pPr>
       <w:r>
         <w:rPr>
           <w:bCs/>
-          <w:rFonts w:ascii="Microsoft YaHei" w:hAnsi="Microsoft YaHei" w:eastAsia="Microsoft YaHei"/>
-          <w:b/>
+          <w:rFonts w:ascii="Times New Roman" w:hAnsi="Times New Roman" w:eastAsia="SimHei"/>
+          <w:b w:val="0"/>
+          <w:i w:val="0"/>
+          <w:color w:val="000000"/>
+          <w:sz w:val="24"/>
         </w:rPr>
         <w:t xml:space="preserve">C 配置判断，4分。</w:t>
       </w:r>
       <w:r>
         <w:rPr>
-          <w:rFonts w:ascii="Microsoft YaHei" w:hAnsi="Microsoft YaHei" w:eastAsia="Microsoft YaHei"/>
-        </w:rPr>
-        <w:t xml:space="preserve"> </w:t>
-      </w:r>
-      <w:r>
-        <w:rPr>
-          <w:rFonts w:ascii="Microsoft YaHei" w:hAnsi="Microsoft YaHei" w:eastAsia="Microsoft YaHei"/>
+          <w:rFonts w:ascii="Times New Roman" w:hAnsi="Times New Roman" w:eastAsia="SimSun"/>
+          <w:b w:val="0"/>
+          <w:color w:val="000000"/>
+          <w:sz w:val="24"/>
+        </w:rPr>
+        <w:t xml:space="preserve"> </w:t>
+      </w:r>
+      <w:r>
+        <w:rPr>
+          <w:rFonts w:ascii="Times New Roman" w:hAnsi="Times New Roman" w:eastAsia="SimSun"/>
+          <w:b w:val="0"/>
+          <w:color w:val="000000"/>
+          <w:sz w:val="24"/>
         </w:rPr>
         <w:t xml:space="preserve">判分标准：判为临界稳定 1 分；说明因简单虚轴极点且无右半平面极点 1 分；阶跃响应写出等幅持续振荡、不收敛 1 分；说明一般工程不可用 1 分。</w:t>
       </w:r>
@@ -3792,24 +4665,35 @@
           <w:ilvl w:val="0"/>
           <w:numId w:val="1014"/>
         </w:numPr>
+        <w:spacing w:line="240" w:lineRule="auto" w:before="0" w:after="80"/>
+        <w:ind w:firstLine="480"/>
       </w:pPr>
       <w:r>
         <w:rPr>
           <w:bCs/>
-          <w:rFonts w:ascii="Microsoft YaHei" w:hAnsi="Microsoft YaHei" w:eastAsia="Microsoft YaHei"/>
-          <w:b/>
+          <w:rFonts w:ascii="Times New Roman" w:hAnsi="Times New Roman" w:eastAsia="SimHei"/>
+          <w:b w:val="0"/>
+          <w:i w:val="0"/>
+          <w:color w:val="000000"/>
+          <w:sz w:val="24"/>
         </w:rPr>
         <w:t xml:space="preserve">D 配置判断，3分。</w:t>
       </w:r>
       <w:r>
         <w:rPr>
-          <w:rFonts w:ascii="Microsoft YaHei" w:hAnsi="Microsoft YaHei" w:eastAsia="Microsoft YaHei"/>
-        </w:rPr>
-        <w:t xml:space="preserve"> </w:t>
-      </w:r>
-      <w:r>
-        <w:rPr>
-          <w:rFonts w:ascii="Microsoft YaHei" w:hAnsi="Microsoft YaHei" w:eastAsia="Microsoft YaHei"/>
+          <w:rFonts w:ascii="Times New Roman" w:hAnsi="Times New Roman" w:eastAsia="SimSun"/>
+          <w:b w:val="0"/>
+          <w:color w:val="000000"/>
+          <w:sz w:val="24"/>
+        </w:rPr>
+        <w:t xml:space="preserve"> </w:t>
+      </w:r>
+      <w:r>
+        <w:rPr>
+          <w:rFonts w:ascii="Times New Roman" w:hAnsi="Times New Roman" w:eastAsia="SimSun"/>
+          <w:b w:val="0"/>
+          <w:color w:val="000000"/>
+          <w:sz w:val="24"/>
         </w:rPr>
         <w:t xml:space="preserve">判分标准：判为不稳定 1 分；说明因存在右半平面实极点 1 分；阶跃响应写出非振荡发散且工程不可用 1 分。</w:t>
       </w:r>
@@ -3820,24 +4704,35 @@
           <w:ilvl w:val="0"/>
           <w:numId w:val="1014"/>
         </w:numPr>
+        <w:spacing w:line="240" w:lineRule="auto" w:before="0" w:after="80"/>
+        <w:ind w:firstLine="480"/>
       </w:pPr>
       <w:r>
         <w:rPr>
           <w:bCs/>
-          <w:rFonts w:ascii="Microsoft YaHei" w:hAnsi="Microsoft YaHei" w:eastAsia="Microsoft YaHei"/>
-          <w:b/>
+          <w:rFonts w:ascii="Times New Roman" w:hAnsi="Times New Roman" w:eastAsia="SimHei"/>
+          <w:b w:val="0"/>
+          <w:i w:val="0"/>
+          <w:color w:val="000000"/>
+          <w:sz w:val="24"/>
         </w:rPr>
         <w:t xml:space="preserve">E 配置判断，3分。</w:t>
       </w:r>
       <w:r>
         <w:rPr>
-          <w:rFonts w:ascii="Microsoft YaHei" w:hAnsi="Microsoft YaHei" w:eastAsia="Microsoft YaHei"/>
-        </w:rPr>
-        <w:t xml:space="preserve"> </w:t>
-      </w:r>
-      <w:r>
-        <w:rPr>
-          <w:rFonts w:ascii="Microsoft YaHei" w:hAnsi="Microsoft YaHei" w:eastAsia="Microsoft YaHei"/>
+          <w:rFonts w:ascii="Times New Roman" w:hAnsi="Times New Roman" w:eastAsia="SimSun"/>
+          <w:b w:val="0"/>
+          <w:color w:val="000000"/>
+          <w:sz w:val="24"/>
+        </w:rPr>
+        <w:t xml:space="preserve"> </w:t>
+      </w:r>
+      <w:r>
+        <w:rPr>
+          <w:rFonts w:ascii="Times New Roman" w:hAnsi="Times New Roman" w:eastAsia="SimSun"/>
+          <w:b w:val="0"/>
+          <w:color w:val="000000"/>
+          <w:sz w:val="24"/>
         </w:rPr>
         <w:t xml:space="preserve">判分标准：判为不稳定 1 分；说明因存在右半平面共轭复极点 1 分；阶跃响应写出振荡发散且工程不可用 1 分。</w:t>
       </w:r>
@@ -3848,32 +4743,50 @@
           <w:ilvl w:val="0"/>
           <w:numId w:val="1014"/>
         </w:numPr>
+        <w:spacing w:line="240" w:lineRule="auto" w:before="0" w:after="80"/>
+        <w:ind w:firstLine="480"/>
       </w:pPr>
       <w:r>
         <w:rPr>
           <w:bCs/>
-          <w:rFonts w:ascii="Microsoft YaHei" w:hAnsi="Microsoft YaHei" w:eastAsia="Microsoft YaHei"/>
-          <w:b/>
+          <w:rFonts w:ascii="Times New Roman" w:hAnsi="Times New Roman" w:eastAsia="SimHei"/>
+          <w:b w:val="0"/>
+          <w:i w:val="0"/>
+          <w:color w:val="000000"/>
+          <w:sz w:val="24"/>
         </w:rPr>
         <w:t xml:space="preserve">汇总哪些配置工程可用，2分。</w:t>
       </w:r>
       <w:r>
         <w:rPr>
-          <w:rFonts w:ascii="Microsoft YaHei" w:hAnsi="Microsoft YaHei" w:eastAsia="Microsoft YaHei"/>
-        </w:rPr>
-        <w:t xml:space="preserve"> </w:t>
-      </w:r>
-      <w:r>
-        <w:rPr>
-          <w:rFonts w:ascii="Microsoft YaHei" w:hAnsi="Microsoft YaHei" w:eastAsia="Microsoft YaHei"/>
+          <w:rFonts w:ascii="Times New Roman" w:hAnsi="Times New Roman" w:eastAsia="SimSun"/>
+          <w:b w:val="0"/>
+          <w:color w:val="000000"/>
+          <w:sz w:val="24"/>
+        </w:rPr>
+        <w:t xml:space="preserve"> </w:t>
+      </w:r>
+      <w:r>
+        <w:rPr>
+          <w:rFonts w:ascii="Times New Roman" w:hAnsi="Times New Roman" w:eastAsia="SimSun"/>
+          <w:b w:val="0"/>
+          <w:color w:val="000000"/>
+          <w:sz w:val="24"/>
         </w:rPr>
         <w:t xml:space="preserve">判分标准：明确给出 A、B 可用，C、D、E 一般不可用得 2 分；若只答对可用项或不可用项一侧得 1 分。</w:t>
       </w:r>
     </w:p>
     <w:p>
-      <w:r>
-        <w:rPr>
-          <w:rFonts w:ascii="Microsoft YaHei" w:hAnsi="Microsoft YaHei" w:eastAsia="Microsoft YaHei"/>
+      <w:pPr>
+        <w:spacing w:line="240" w:lineRule="auto" w:before="0" w:after="80"/>
+        <w:ind w:firstLine="0"/>
+      </w:pPr>
+      <w:r>
+        <w:rPr>
+          <w:rFonts w:ascii="Times New Roman" w:hAnsi="Times New Roman" w:eastAsia="SimSun"/>
+          <w:b w:val="0"/>
+          <w:color w:val="000000"/>
+          <w:sz w:val="24"/>
         </w:rPr>
         <w:pict>
           <v:rect style="width:0;height:1.5pt" o:hralign="center" o:hrstd="t" o:hr="t"/>
@@ -3886,10 +4799,15 @@
     <w:p>
       <w:pPr>
         <w:pStyle w:val="Heading2"/>
-      </w:pPr>
-      <w:r>
-        <w:rPr>
-          <w:rFonts w:ascii="Microsoft YaHei" w:hAnsi="Microsoft YaHei" w:eastAsia="Microsoft YaHei"/>
+        <w:spacing w:line="240" w:lineRule="auto" w:before="0" w:after="80"/>
+        <w:ind w:firstLine="0"/>
+      </w:pPr>
+      <w:r>
+        <w:rPr>
+          <w:rFonts w:ascii="Times New Roman" w:hAnsi="Times New Roman" w:eastAsia="SimSun"/>
+          <w:b/>
+          <w:color w:val="000000"/>
+          <w:sz w:val="28"/>
         </w:rPr>
         <w:t xml:space="preserve">T1-3 从时域曲线反推系统类型</w:t>
       </w:r>
@@ -3898,10 +4816,15 @@
     <w:p>
       <w:pPr>
         <w:pStyle w:val="Heading3"/>
-      </w:pPr>
-      <w:r>
-        <w:rPr>
-          <w:rFonts w:ascii="Microsoft YaHei" w:hAnsi="Microsoft YaHei" w:eastAsia="Microsoft YaHei"/>
+        <w:spacing w:line="240" w:lineRule="auto" w:before="0" w:after="80"/>
+        <w:ind w:firstLine="0"/>
+      </w:pPr>
+      <w:r>
+        <w:rPr>
+          <w:rFonts w:ascii="Times New Roman" w:hAnsi="Times New Roman" w:eastAsia="SimHei"/>
+          <w:b w:val="0"/>
+          <w:color w:val="000000"/>
+          <w:sz w:val="24"/>
         </w:rPr>
         <w:t xml:space="preserve">题干</w:t>
       </w:r>
@@ -3909,16 +4832,24 @@
     <w:p>
       <w:pPr>
         <w:pStyle w:val="FirstParagraph"/>
-      </w:pPr>
-      <w:r>
-        <w:rPr>
-          <w:rFonts w:ascii="Microsoft YaHei" w:hAnsi="Microsoft YaHei" w:eastAsia="Microsoft YaHei"/>
+        <w:spacing w:line="240" w:lineRule="auto" w:before="0" w:after="80"/>
+        <w:ind w:firstLine="480"/>
+      </w:pPr>
+      <w:r>
+        <w:rPr>
+          <w:rFonts w:ascii="Times New Roman" w:hAnsi="Times New Roman" w:eastAsia="SimSun"/>
+          <w:b w:val="0"/>
+          <w:color w:val="000000"/>
+          <w:sz w:val="24"/>
         </w:rPr>
         <w:t xml:space="preserve">某四个连续时间系统在单位阶跃输入</w:t>
       </w:r>
       <w:r>
         <w:rPr>
-          <w:rFonts w:ascii="Microsoft YaHei" w:hAnsi="Microsoft YaHei" w:eastAsia="Microsoft YaHei"/>
+          <w:rFonts w:ascii="Times New Roman" w:hAnsi="Times New Roman" w:eastAsia="SimSun"/>
+          <w:b w:val="0"/>
+          <w:color w:val="000000"/>
+          <w:sz w:val="24"/>
         </w:rPr>
         <w:t xml:space="preserve"> </w:t>
       </w:r>
@@ -3964,13 +4895,19 @@
       </m:oMath>
       <w:r>
         <w:rPr>
-          <w:rFonts w:ascii="Microsoft YaHei" w:hAnsi="Microsoft YaHei" w:eastAsia="Microsoft YaHei"/>
-        </w:rPr>
-        <w:t xml:space="preserve"> </w:t>
-      </w:r>
-      <w:r>
-        <w:rPr>
-          <w:rFonts w:ascii="Microsoft YaHei" w:hAnsi="Microsoft YaHei" w:eastAsia="Microsoft YaHei"/>
+          <w:rFonts w:ascii="Times New Roman" w:hAnsi="Times New Roman" w:eastAsia="SimSun"/>
+          <w:b w:val="0"/>
+          <w:color w:val="000000"/>
+          <w:sz w:val="24"/>
+        </w:rPr>
+        <w:t xml:space="preserve"> </w:t>
+      </w:r>
+      <w:r>
+        <w:rPr>
+          <w:rFonts w:ascii="Times New Roman" w:hAnsi="Times New Roman" w:eastAsia="SimSun"/>
+          <w:b w:val="0"/>
+          <w:color w:val="000000"/>
+          <w:sz w:val="24"/>
         </w:rPr>
         <w:t xml:space="preserve">作用下，测得四条归一化输出曲线 A、B、C、D，如图所示。</w:t>
       </w:r>
@@ -3978,10 +4915,16 @@
     <w:p>
       <w:pPr>
         <w:pStyle w:val="CaptionedFigure"/>
-      </w:pPr>
-      <w:r>
-        <w:rPr>
-          <w:rFonts w:ascii="Microsoft YaHei" w:hAnsi="Microsoft YaHei" w:eastAsia="Microsoft YaHei"/>
+        <w:spacing w:line="240" w:lineRule="auto" w:before="0" w:after="80"/>
+        <w:ind w:firstLine="0"/>
+        <w:jc w:val="center"/>
+      </w:pPr>
+      <w:r>
+        <w:rPr>
+          <w:rFonts w:ascii="Times New Roman" w:hAnsi="Times New Roman" w:eastAsia="SimSun"/>
+          <w:b w:val="0"/>
+          <w:color w:val="000000"/>
+          <w:sz w:val="21"/>
         </w:rPr>
         <w:drawing>
           <wp:inline>
@@ -4028,10 +4971,16 @@
     <w:p>
       <w:pPr>
         <w:pStyle w:val="ImageCaption"/>
-      </w:pPr>
-      <w:r>
-        <w:rPr>
-          <w:rFonts w:ascii="Microsoft YaHei" w:hAnsi="Microsoft YaHei" w:eastAsia="Microsoft YaHei"/>
+        <w:spacing w:line="240" w:lineRule="auto" w:before="0" w:after="80"/>
+        <w:ind w:firstLine="0"/>
+        <w:jc w:val="center"/>
+      </w:pPr>
+      <w:r>
+        <w:rPr>
+          <w:rFonts w:ascii="Times New Roman" w:hAnsi="Times New Roman" w:eastAsia="SimSun"/>
+          <w:b w:val="0"/>
+          <w:color w:val="000000"/>
+          <w:sz w:val="21"/>
         </w:rPr>
         <w:t xml:space="preserve">T1-3 四条单位阶跃响应曲线（A—D）</w:t>
       </w:r>
@@ -4039,10 +4988,15 @@
     <w:p>
       <w:pPr>
         <w:pStyle w:val="BodyText"/>
-      </w:pPr>
-      <w:r>
-        <w:rPr>
-          <w:rFonts w:ascii="Microsoft YaHei" w:hAnsi="Microsoft YaHei" w:eastAsia="Microsoft YaHei"/>
+        <w:spacing w:line="240" w:lineRule="auto" w:before="0" w:after="80"/>
+        <w:ind w:firstLine="480"/>
+      </w:pPr>
+      <w:r>
+        <w:rPr>
+          <w:rFonts w:ascii="Times New Roman" w:hAnsi="Times New Roman" w:eastAsia="SimSun"/>
+          <w:b w:val="0"/>
+          <w:color w:val="000000"/>
+          <w:sz w:val="24"/>
         </w:rPr>
         <w:t xml:space="preserve">四条曲线的主要读图特征如下：</w:t>
       </w:r>
@@ -4050,18 +5004,26 @@
     <w:p>
       <w:pPr>
         <w:pStyle w:val="BodyText"/>
+        <w:spacing w:line="240" w:lineRule="auto" w:before="0" w:after="80"/>
+        <w:ind w:firstLine="480"/>
       </w:pPr>
       <w:r>
         <w:rPr>
           <w:bCs/>
-          <w:rFonts w:ascii="Microsoft YaHei" w:hAnsi="Microsoft YaHei" w:eastAsia="Microsoft YaHei"/>
-          <w:b/>
+          <w:rFonts w:ascii="Times New Roman" w:hAnsi="Times New Roman" w:eastAsia="SimHei"/>
+          <w:b w:val="0"/>
+          <w:i w:val="0"/>
+          <w:color w:val="000000"/>
+          <w:sz w:val="24"/>
         </w:rPr>
         <w:t xml:space="preserve">曲线 A</w:t>
       </w:r>
       <w:r>
         <w:rPr>
-          <w:rFonts w:ascii="Microsoft YaHei" w:hAnsi="Microsoft YaHei" w:eastAsia="Microsoft YaHei"/>
+          <w:rFonts w:ascii="Times New Roman" w:hAnsi="Times New Roman" w:eastAsia="SimSun"/>
+          <w:b w:val="0"/>
+          <w:color w:val="000000"/>
+          <w:sz w:val="24"/>
         </w:rPr>
         <w:t xml:space="preserve">：输出从 0 开始单调上升，</w:t>
       </w:r>
@@ -4081,13 +5043,19 @@
       </m:oMath>
       <w:r>
         <w:rPr>
-          <w:rFonts w:ascii="Microsoft YaHei" w:hAnsi="Microsoft YaHei" w:eastAsia="Microsoft YaHei"/>
-        </w:rPr>
-        <w:t xml:space="preserve"> </w:t>
-      </w:r>
-      <w:r>
-        <w:rPr>
-          <w:rFonts w:ascii="Microsoft YaHei" w:hAnsi="Microsoft YaHei" w:eastAsia="Microsoft YaHei"/>
+          <w:rFonts w:ascii="Times New Roman" w:hAnsi="Times New Roman" w:eastAsia="SimSun"/>
+          <w:b w:val="0"/>
+          <w:color w:val="000000"/>
+          <w:sz w:val="24"/>
+        </w:rPr>
+        <w:t xml:space="preserve"> </w:t>
+      </w:r>
+      <w:r>
+        <w:rPr>
+          <w:rFonts w:ascii="Times New Roman" w:hAnsi="Times New Roman" w:eastAsia="SimSun"/>
+          <w:b w:val="0"/>
+          <w:color w:val="000000"/>
+          <w:sz w:val="24"/>
         </w:rPr>
         <w:t xml:space="preserve">s 时约为 0.63，</w:t>
       </w:r>
@@ -4107,13 +5075,19 @@
       </m:oMath>
       <w:r>
         <w:rPr>
-          <w:rFonts w:ascii="Microsoft YaHei" w:hAnsi="Microsoft YaHei" w:eastAsia="Microsoft YaHei"/>
-        </w:rPr>
-        <w:t xml:space="preserve"> </w:t>
-      </w:r>
-      <w:r>
-        <w:rPr>
-          <w:rFonts w:ascii="Microsoft YaHei" w:hAnsi="Microsoft YaHei" w:eastAsia="Microsoft YaHei"/>
+          <w:rFonts w:ascii="Times New Roman" w:hAnsi="Times New Roman" w:eastAsia="SimSun"/>
+          <w:b w:val="0"/>
+          <w:color w:val="000000"/>
+          <w:sz w:val="24"/>
+        </w:rPr>
+        <w:t xml:space="preserve"> </w:t>
+      </w:r>
+      <w:r>
+        <w:rPr>
+          <w:rFonts w:ascii="Times New Roman" w:hAnsi="Times New Roman" w:eastAsia="SimSun"/>
+          <w:b w:val="0"/>
+          <w:color w:val="000000"/>
+          <w:sz w:val="24"/>
         </w:rPr>
         <w:t xml:space="preserve">s 时约为 0.86，</w:t>
       </w:r>
@@ -4133,13 +5107,19 @@
       </m:oMath>
       <w:r>
         <w:rPr>
-          <w:rFonts w:ascii="Microsoft YaHei" w:hAnsi="Microsoft YaHei" w:eastAsia="Microsoft YaHei"/>
-        </w:rPr>
-        <w:t xml:space="preserve"> </w:t>
-      </w:r>
-      <w:r>
-        <w:rPr>
-          <w:rFonts w:ascii="Microsoft YaHei" w:hAnsi="Microsoft YaHei" w:eastAsia="Microsoft YaHei"/>
+          <w:rFonts w:ascii="Times New Roman" w:hAnsi="Times New Roman" w:eastAsia="SimSun"/>
+          <w:b w:val="0"/>
+          <w:color w:val="000000"/>
+          <w:sz w:val="24"/>
+        </w:rPr>
+        <w:t xml:space="preserve"> </w:t>
+      </w:r>
+      <w:r>
+        <w:rPr>
+          <w:rFonts w:ascii="Times New Roman" w:hAnsi="Times New Roman" w:eastAsia="SimSun"/>
+          <w:b w:val="0"/>
+          <w:color w:val="000000"/>
+          <w:sz w:val="24"/>
         </w:rPr>
         <w:t xml:space="preserve">s 时约为 0.98；全过程无超调、无振荡。</w:t>
       </w:r>
@@ -4147,24 +5127,35 @@
     <w:p>
       <w:pPr>
         <w:pStyle w:val="BodyText"/>
+        <w:spacing w:line="240" w:lineRule="auto" w:before="0" w:after="80"/>
+        <w:ind w:firstLine="480"/>
       </w:pPr>
       <w:r>
         <w:rPr>
           <w:bCs/>
-          <w:rFonts w:ascii="Microsoft YaHei" w:hAnsi="Microsoft YaHei" w:eastAsia="Microsoft YaHei"/>
-          <w:b/>
+          <w:rFonts w:ascii="Times New Roman" w:hAnsi="Times New Roman" w:eastAsia="SimHei"/>
+          <w:b w:val="0"/>
+          <w:i w:val="0"/>
+          <w:color w:val="000000"/>
+          <w:sz w:val="24"/>
         </w:rPr>
         <w:t xml:space="preserve">曲线 B</w:t>
       </w:r>
       <w:r>
         <w:rPr>
-          <w:rFonts w:ascii="Microsoft YaHei" w:hAnsi="Microsoft YaHei" w:eastAsia="Microsoft YaHei"/>
+          <w:rFonts w:ascii="Times New Roman" w:hAnsi="Times New Roman" w:eastAsia="SimSun"/>
+          <w:b w:val="0"/>
+          <w:color w:val="000000"/>
+          <w:sz w:val="24"/>
         </w:rPr>
         <w:t xml:space="preserve">：输出先快速上升并越过 1，第一峰值约</w:t>
       </w:r>
       <w:r>
         <w:rPr>
-          <w:rFonts w:ascii="Microsoft YaHei" w:hAnsi="Microsoft YaHei" w:eastAsia="Microsoft YaHei"/>
+          <w:rFonts w:ascii="Times New Roman" w:hAnsi="Times New Roman" w:eastAsia="SimSun"/>
+          <w:b w:val="0"/>
+          <w:color w:val="000000"/>
+          <w:sz w:val="24"/>
         </w:rPr>
         <w:t xml:space="preserve"> </w:t>
       </w:r>
@@ -4199,7 +5190,10 @@
       </m:oMath>
       <w:r>
         <w:rPr>
-          <w:rFonts w:ascii="Microsoft YaHei" w:hAnsi="Microsoft YaHei" w:eastAsia="Microsoft YaHei"/>
+          <w:rFonts w:ascii="Times New Roman" w:hAnsi="Times New Roman" w:eastAsia="SimSun"/>
+          <w:b w:val="0"/>
+          <w:color w:val="000000"/>
+          <w:sz w:val="24"/>
         </w:rPr>
         <w:t xml:space="preserve">，随后振荡衰减；到第二个峰值时约为 1.06，最终稳定在 1 附近。</w:t>
       </w:r>
@@ -4207,18 +5201,26 @@
     <w:p>
       <w:pPr>
         <w:pStyle w:val="BodyText"/>
+        <w:spacing w:line="240" w:lineRule="auto" w:before="0" w:after="80"/>
+        <w:ind w:firstLine="480"/>
       </w:pPr>
       <w:r>
         <w:rPr>
           <w:bCs/>
-          <w:rFonts w:ascii="Microsoft YaHei" w:hAnsi="Microsoft YaHei" w:eastAsia="Microsoft YaHei"/>
-          <w:b/>
+          <w:rFonts w:ascii="Times New Roman" w:hAnsi="Times New Roman" w:eastAsia="SimHei"/>
+          <w:b w:val="0"/>
+          <w:i w:val="0"/>
+          <w:color w:val="000000"/>
+          <w:sz w:val="24"/>
         </w:rPr>
         <w:t xml:space="preserve">曲线 C</w:t>
       </w:r>
       <w:r>
         <w:rPr>
-          <w:rFonts w:ascii="Microsoft YaHei" w:hAnsi="Microsoft YaHei" w:eastAsia="Microsoft YaHei"/>
+          <w:rFonts w:ascii="Times New Roman" w:hAnsi="Times New Roman" w:eastAsia="SimSun"/>
+          <w:b w:val="0"/>
+          <w:color w:val="000000"/>
+          <w:sz w:val="24"/>
         </w:rPr>
         <w:t xml:space="preserve">：输出越过 1 后，后续振荡幅值不减小反而持续增大；第一次峰值约为 2.2（远超 1），随后峰值进一步增大，长期振荡发散，无稳定稳态值。</w:t>
       </w:r>
@@ -4226,24 +5228,35 @@
     <w:p>
       <w:pPr>
         <w:pStyle w:val="BodyText"/>
+        <w:spacing w:line="240" w:lineRule="auto" w:before="0" w:after="80"/>
+        <w:ind w:firstLine="480"/>
       </w:pPr>
       <w:r>
         <w:rPr>
           <w:bCs/>
-          <w:rFonts w:ascii="Microsoft YaHei" w:hAnsi="Microsoft YaHei" w:eastAsia="Microsoft YaHei"/>
-          <w:b/>
+          <w:rFonts w:ascii="Times New Roman" w:hAnsi="Times New Roman" w:eastAsia="SimHei"/>
+          <w:b w:val="0"/>
+          <w:i w:val="0"/>
+          <w:color w:val="000000"/>
+          <w:sz w:val="24"/>
         </w:rPr>
         <w:t xml:space="preserve">曲线 D</w:t>
       </w:r>
       <w:r>
         <w:rPr>
-          <w:rFonts w:ascii="Microsoft YaHei" w:hAnsi="Microsoft YaHei" w:eastAsia="Microsoft YaHei"/>
+          <w:rFonts w:ascii="Times New Roman" w:hAnsi="Times New Roman" w:eastAsia="SimSun"/>
+          <w:b w:val="0"/>
+          <w:color w:val="000000"/>
+          <w:sz w:val="24"/>
         </w:rPr>
         <w:t xml:space="preserve">：输出缓慢单调爬升，在约</w:t>
       </w:r>
       <w:r>
         <w:rPr>
-          <w:rFonts w:ascii="Microsoft YaHei" w:hAnsi="Microsoft YaHei" w:eastAsia="Microsoft YaHei"/>
+          <w:rFonts w:ascii="Times New Roman" w:hAnsi="Times New Roman" w:eastAsia="SimSun"/>
+          <w:b w:val="0"/>
+          <w:color w:val="000000"/>
+          <w:sz w:val="24"/>
         </w:rPr>
         <w:t xml:space="preserve"> </w:t>
       </w:r>
@@ -4263,19 +5276,28 @@
       </m:oMath>
       <w:r>
         <w:rPr>
-          <w:rFonts w:ascii="Microsoft YaHei" w:hAnsi="Microsoft YaHei" w:eastAsia="Microsoft YaHei"/>
-        </w:rPr>
-        <w:t xml:space="preserve"> </w:t>
-      </w:r>
-      <w:r>
-        <w:rPr>
-          <w:rFonts w:ascii="Microsoft YaHei" w:hAnsi="Microsoft YaHei" w:eastAsia="Microsoft YaHei"/>
+          <w:rFonts w:ascii="Times New Roman" w:hAnsi="Times New Roman" w:eastAsia="SimSun"/>
+          <w:b w:val="0"/>
+          <w:color w:val="000000"/>
+          <w:sz w:val="24"/>
+        </w:rPr>
+        <w:t xml:space="preserve"> </w:t>
+      </w:r>
+      <w:r>
+        <w:rPr>
+          <w:rFonts w:ascii="Times New Roman" w:hAnsi="Times New Roman" w:eastAsia="SimSun"/>
+          <w:b w:val="0"/>
+          <w:color w:val="000000"/>
+          <w:sz w:val="24"/>
         </w:rPr>
         <w:t xml:space="preserve">s 处出现一个极小的峰值</w:t>
       </w:r>
       <w:r>
         <w:rPr>
-          <w:rFonts w:ascii="Microsoft YaHei" w:hAnsi="Microsoft YaHei" w:eastAsia="Microsoft YaHei"/>
+          <w:rFonts w:ascii="Times New Roman" w:hAnsi="Times New Roman" w:eastAsia="SimSun"/>
+          <w:b w:val="0"/>
+          <w:color w:val="000000"/>
+          <w:sz w:val="24"/>
         </w:rPr>
         <w:t xml:space="preserve"> </w:t>
       </w:r>
@@ -4310,7 +5332,10 @@
       </m:oMath>
       <w:r>
         <w:rPr>
-          <w:rFonts w:ascii="Microsoft YaHei" w:hAnsi="Microsoft YaHei" w:eastAsia="Microsoft YaHei"/>
+          <w:rFonts w:ascii="Times New Roman" w:hAnsi="Times New Roman" w:eastAsia="SimSun"/>
+          <w:b w:val="0"/>
+          <w:color w:val="000000"/>
+          <w:sz w:val="24"/>
         </w:rPr>
         <w:t xml:space="preserve">，随后回落并稳定在 1 附近；从曲线外观看几乎像单调收敛，但确实存在极小超调。</w:t>
       </w:r>
@@ -4318,10 +5343,15 @@
     <w:p>
       <w:pPr>
         <w:pStyle w:val="BodyText"/>
-      </w:pPr>
-      <w:r>
-        <w:rPr>
-          <w:rFonts w:ascii="Microsoft YaHei" w:hAnsi="Microsoft YaHei" w:eastAsia="Microsoft YaHei"/>
+        <w:spacing w:line="240" w:lineRule="auto" w:before="0" w:after="80"/>
+        <w:ind w:firstLine="480"/>
+      </w:pPr>
+      <w:r>
+        <w:rPr>
+          <w:rFonts w:ascii="Times New Roman" w:hAnsi="Times New Roman" w:eastAsia="SimSun"/>
+          <w:b w:val="0"/>
+          <w:color w:val="000000"/>
+          <w:sz w:val="24"/>
         </w:rPr>
         <w:t xml:space="preserve">请回答：</w:t>
       </w:r>
@@ -4333,16 +5363,24 @@
           <w:numId w:val="1015"/>
         </w:numPr>
         <w:pStyle w:val="Compact"/>
-      </w:pPr>
-      <w:r>
-        <w:rPr>
-          <w:rFonts w:ascii="Microsoft YaHei" w:hAnsi="Microsoft YaHei" w:eastAsia="Microsoft YaHei"/>
+        <w:spacing w:line="240" w:lineRule="auto" w:before="0" w:after="80"/>
+        <w:ind w:firstLine="480"/>
+      </w:pPr>
+      <w:r>
+        <w:rPr>
+          <w:rFonts w:ascii="Times New Roman" w:hAnsi="Times New Roman" w:eastAsia="SimSun"/>
+          <w:b w:val="0"/>
+          <w:color w:val="000000"/>
+          <w:sz w:val="24"/>
         </w:rPr>
         <w:t xml:space="preserve">分别判断 A、B、C、D 四条曲线所对应系统的主导极点特征。至少说明：主导极点更像是实极点还是共轭复数极点；系统是稳定还是不稳定；若能判断阻尼特性，请给出阻尼比</w:t>
       </w:r>
       <w:r>
         <w:rPr>
-          <w:rFonts w:ascii="Microsoft YaHei" w:hAnsi="Microsoft YaHei" w:eastAsia="Microsoft YaHei"/>
+          <w:rFonts w:ascii="Times New Roman" w:hAnsi="Times New Roman" w:eastAsia="SimSun"/>
+          <w:b w:val="0"/>
+          <w:color w:val="000000"/>
+          <w:sz w:val="24"/>
         </w:rPr>
         <w:t xml:space="preserve"> </w:t>
       </w:r>
@@ -4353,13 +5391,19 @@
       </m:oMath>
       <w:r>
         <w:rPr>
-          <w:rFonts w:ascii="Microsoft YaHei" w:hAnsi="Microsoft YaHei" w:eastAsia="Microsoft YaHei"/>
-        </w:rPr>
-        <w:t xml:space="preserve"> </w:t>
-      </w:r>
-      <w:r>
-        <w:rPr>
-          <w:rFonts w:ascii="Microsoft YaHei" w:hAnsi="Microsoft YaHei" w:eastAsia="Microsoft YaHei"/>
+          <w:rFonts w:ascii="Times New Roman" w:hAnsi="Times New Roman" w:eastAsia="SimSun"/>
+          <w:b w:val="0"/>
+          <w:color w:val="000000"/>
+          <w:sz w:val="24"/>
+        </w:rPr>
+        <w:t xml:space="preserve"> </w:t>
+      </w:r>
+      <w:r>
+        <w:rPr>
+          <w:rFonts w:ascii="Times New Roman" w:hAnsi="Times New Roman" w:eastAsia="SimSun"/>
+          <w:b w:val="0"/>
+          <w:color w:val="000000"/>
+          <w:sz w:val="24"/>
         </w:rPr>
         <w:t xml:space="preserve">的大致范围或符号特征。</w:t>
       </w:r>
@@ -4371,16 +5415,24 @@
           <w:numId w:val="1015"/>
         </w:numPr>
         <w:pStyle w:val="Compact"/>
-      </w:pPr>
-      <w:r>
-        <w:rPr>
-          <w:rFonts w:ascii="Microsoft YaHei" w:hAnsi="Microsoft YaHei" w:eastAsia="Microsoft YaHei"/>
+        <w:spacing w:line="240" w:lineRule="auto" w:before="0" w:after="80"/>
+        <w:ind w:firstLine="480"/>
+      </w:pPr>
+      <w:r>
+        <w:rPr>
+          <w:rFonts w:ascii="Times New Roman" w:hAnsi="Times New Roman" w:eastAsia="SimSun"/>
+          <w:b w:val="0"/>
+          <w:color w:val="000000"/>
+          <w:sz w:val="24"/>
         </w:rPr>
         <w:t xml:space="preserve">对曲线 B、D，分别估算其超调量</w:t>
       </w:r>
       <w:r>
         <w:rPr>
-          <w:rFonts w:ascii="Microsoft YaHei" w:hAnsi="Microsoft YaHei" w:eastAsia="Microsoft YaHei"/>
+          <w:rFonts w:ascii="Times New Roman" w:hAnsi="Times New Roman" w:eastAsia="SimSun"/>
+          <w:b w:val="0"/>
+          <w:color w:val="000000"/>
+          <w:sz w:val="24"/>
         </w:rPr>
         <w:t xml:space="preserve"> </w:t>
       </w:r>
@@ -4397,19 +5449,28 @@
       </m:oMath>
       <w:r>
         <w:rPr>
-          <w:rFonts w:ascii="Microsoft YaHei" w:hAnsi="Microsoft YaHei" w:eastAsia="Microsoft YaHei"/>
-        </w:rPr>
-        <w:t xml:space="preserve"> </w:t>
-      </w:r>
-      <w:r>
-        <w:rPr>
-          <w:rFonts w:ascii="Microsoft YaHei" w:hAnsi="Microsoft YaHei" w:eastAsia="Microsoft YaHei"/>
+          <w:rFonts w:ascii="Times New Roman" w:hAnsi="Times New Roman" w:eastAsia="SimSun"/>
+          <w:b w:val="0"/>
+          <w:color w:val="000000"/>
+          <w:sz w:val="24"/>
+        </w:rPr>
+        <w:t xml:space="preserve"> </w:t>
+      </w:r>
+      <w:r>
+        <w:rPr>
+          <w:rFonts w:ascii="Times New Roman" w:hAnsi="Times New Roman" w:eastAsia="SimSun"/>
+          <w:b w:val="0"/>
+          <w:color w:val="000000"/>
+          <w:sz w:val="24"/>
         </w:rPr>
         <w:t xml:space="preserve">与阻尼比</w:t>
       </w:r>
       <w:r>
         <w:rPr>
-          <w:rFonts w:ascii="Microsoft YaHei" w:hAnsi="Microsoft YaHei" w:eastAsia="Microsoft YaHei"/>
+          <w:rFonts w:ascii="Times New Roman" w:hAnsi="Times New Roman" w:eastAsia="SimSun"/>
+          <w:b w:val="0"/>
+          <w:color w:val="000000"/>
+          <w:sz w:val="24"/>
         </w:rPr>
         <w:t xml:space="preserve"> </w:t>
       </w:r>
@@ -4420,13 +5481,19 @@
       </m:oMath>
       <w:r>
         <w:rPr>
-          <w:rFonts w:ascii="Microsoft YaHei" w:hAnsi="Microsoft YaHei" w:eastAsia="Microsoft YaHei"/>
+          <w:rFonts w:ascii="Times New Roman" w:hAnsi="Times New Roman" w:eastAsia="SimSun"/>
+          <w:b w:val="0"/>
+          <w:color w:val="000000"/>
+          <w:sz w:val="24"/>
         </w:rPr>
         <w:t xml:space="preserve">。可使用二阶主导近似公式</w:t>
       </w:r>
       <w:r>
         <w:rPr>
-          <w:rFonts w:ascii="Microsoft YaHei" w:hAnsi="Microsoft YaHei" w:eastAsia="Microsoft YaHei"/>
+          <w:rFonts w:ascii="Times New Roman" w:hAnsi="Times New Roman" w:eastAsia="SimSun"/>
+          <w:b w:val="0"/>
+          <w:color w:val="000000"/>
+          <w:sz w:val="24"/>
         </w:rPr>
         <w:t xml:space="preserve"> </w:t>
       </w:r>
@@ -4544,13 +5611,19 @@
       </m:oMath>
       <w:r>
         <w:rPr>
-          <w:rFonts w:ascii="Microsoft YaHei" w:hAnsi="Microsoft YaHei" w:eastAsia="Microsoft YaHei"/>
+          <w:rFonts w:ascii="Times New Roman" w:hAnsi="Times New Roman" w:eastAsia="SimSun"/>
+          <w:b w:val="0"/>
+          <w:color w:val="000000"/>
+          <w:sz w:val="24"/>
         </w:rPr>
         <w:t xml:space="preserve">，以及</w:t>
       </w:r>
       <w:r>
         <w:rPr>
-          <w:rFonts w:ascii="Microsoft YaHei" w:hAnsi="Microsoft YaHei" w:eastAsia="Microsoft YaHei"/>
+          <w:rFonts w:ascii="Times New Roman" w:hAnsi="Times New Roman" w:eastAsia="SimSun"/>
+          <w:b w:val="0"/>
+          <w:color w:val="000000"/>
+          <w:sz w:val="24"/>
         </w:rPr>
         <w:t xml:space="preserve"> </w:t>
       </w:r>
@@ -4630,13 +5703,19 @@
       </m:oMath>
       <w:r>
         <w:rPr>
-          <w:rFonts w:ascii="Microsoft YaHei" w:hAnsi="Microsoft YaHei" w:eastAsia="Microsoft YaHei"/>
+          <w:rFonts w:ascii="Times New Roman" w:hAnsi="Times New Roman" w:eastAsia="SimSun"/>
+          <w:b w:val="0"/>
+          <w:color w:val="000000"/>
+          <w:sz w:val="24"/>
         </w:rPr>
         <w:t xml:space="preserve">（其中</w:t>
       </w:r>
       <w:r>
         <w:rPr>
-          <w:rFonts w:ascii="Microsoft YaHei" w:hAnsi="Microsoft YaHei" w:eastAsia="Microsoft YaHei"/>
+          <w:rFonts w:ascii="Times New Roman" w:hAnsi="Times New Roman" w:eastAsia="SimSun"/>
+          <w:b w:val="0"/>
+          <w:color w:val="000000"/>
+          <w:sz w:val="24"/>
         </w:rPr>
         <w:t xml:space="preserve"> </w:t>
       </w:r>
@@ -4647,13 +5726,19 @@
       </m:oMath>
       <w:r>
         <w:rPr>
-          <w:rFonts w:ascii="Microsoft YaHei" w:hAnsi="Microsoft YaHei" w:eastAsia="Microsoft YaHei"/>
-        </w:rPr>
-        <w:t xml:space="preserve"> </w:t>
-      </w:r>
-      <w:r>
-        <w:rPr>
-          <w:rFonts w:ascii="Microsoft YaHei" w:hAnsi="Microsoft YaHei" w:eastAsia="Microsoft YaHei"/>
+          <w:rFonts w:ascii="Times New Roman" w:hAnsi="Times New Roman" w:eastAsia="SimSun"/>
+          <w:b w:val="0"/>
+          <w:color w:val="000000"/>
+          <w:sz w:val="24"/>
+        </w:rPr>
+        <w:t xml:space="preserve"> </w:t>
+      </w:r>
+      <w:r>
+        <w:rPr>
+          <w:rFonts w:ascii="Times New Roman" w:hAnsi="Times New Roman" w:eastAsia="SimSun"/>
+          <w:b w:val="0"/>
+          <w:color w:val="000000"/>
+          <w:sz w:val="24"/>
         </w:rPr>
         <w:t xml:space="preserve">取小数而非百分数）。</w:t>
       </w:r>
@@ -4665,10 +5750,15 @@
           <w:numId w:val="1015"/>
         </w:numPr>
         <w:pStyle w:val="Compact"/>
-      </w:pPr>
-      <w:r>
-        <w:rPr>
-          <w:rFonts w:ascii="Microsoft YaHei" w:hAnsi="Microsoft YaHei" w:eastAsia="Microsoft YaHei"/>
+        <w:spacing w:line="240" w:lineRule="auto" w:before="0" w:after="80"/>
+        <w:ind w:firstLine="480"/>
+      </w:pPr>
+      <w:r>
+        <w:rPr>
+          <w:rFonts w:ascii="Times New Roman" w:hAnsi="Times New Roman" w:eastAsia="SimSun"/>
+          <w:b w:val="0"/>
+          <w:color w:val="000000"/>
+          <w:sz w:val="24"/>
         </w:rPr>
         <w:t xml:space="preserve">说明你用哪些”可直接从时域曲线读出”的特征来区分这四条曲线。至少写出 4 条，并说明这些特征分别支持了哪些判断。</w:t>
       </w:r>
@@ -4676,10 +5766,15 @@
     <w:p>
       <w:pPr>
         <w:pStyle w:val="FirstParagraph"/>
-      </w:pPr>
-      <w:r>
-        <w:rPr>
-          <w:rFonts w:ascii="Microsoft YaHei" w:hAnsi="Microsoft YaHei" w:eastAsia="Microsoft YaHei"/>
+        <w:spacing w:line="240" w:lineRule="auto" w:before="0" w:after="80"/>
+        <w:ind w:firstLine="480"/>
+      </w:pPr>
+      <w:r>
+        <w:rPr>
+          <w:rFonts w:ascii="Times New Roman" w:hAnsi="Times New Roman" w:eastAsia="SimSun"/>
+          <w:b w:val="0"/>
+          <w:color w:val="000000"/>
+          <w:sz w:val="24"/>
         </w:rPr>
         <w:t xml:space="preserve">说明：本题重在从响应形状逆向判断系统特性，不要求反求精确传递函数。</w:t>
       </w:r>
@@ -4689,10 +5784,15 @@
     <w:p>
       <w:pPr>
         <w:pStyle w:val="Heading3"/>
-      </w:pPr>
-      <w:r>
-        <w:rPr>
-          <w:rFonts w:ascii="Microsoft YaHei" w:hAnsi="Microsoft YaHei" w:eastAsia="Microsoft YaHei"/>
+        <w:spacing w:line="240" w:lineRule="auto" w:before="0" w:after="80"/>
+        <w:ind w:firstLine="0"/>
+      </w:pPr>
+      <w:r>
+        <w:rPr>
+          <w:rFonts w:ascii="Times New Roman" w:hAnsi="Times New Roman" w:eastAsia="SimHei"/>
+          <w:b w:val="0"/>
+          <w:color w:val="000000"/>
+          <w:sz w:val="24"/>
         </w:rPr>
         <w:t xml:space="preserve">参考答案</w:t>
       </w:r>
@@ -4700,12 +5800,17 @@
     <w:p>
       <w:pPr>
         <w:pStyle w:val="FirstParagraph"/>
+        <w:spacing w:line="240" w:lineRule="auto" w:before="0" w:after="80"/>
+        <w:ind w:firstLine="480"/>
       </w:pPr>
       <w:r>
         <w:rPr>
           <w:bCs/>
-          <w:rFonts w:ascii="Microsoft YaHei" w:hAnsi="Microsoft YaHei" w:eastAsia="Microsoft YaHei"/>
-          <w:b/>
+          <w:rFonts w:ascii="Times New Roman" w:hAnsi="Times New Roman" w:eastAsia="SimHei"/>
+          <w:b w:val="0"/>
+          <w:i w:val="0"/>
+          <w:color w:val="000000"/>
+          <w:sz w:val="24"/>
         </w:rPr>
         <w:t xml:space="preserve">各曲线判断：</w:t>
       </w:r>
@@ -4713,30 +5818,44 @@
     <w:p>
       <w:pPr>
         <w:pStyle w:val="BodyText"/>
+        <w:spacing w:line="240" w:lineRule="auto" w:before="0" w:after="80"/>
+        <w:ind w:firstLine="480"/>
       </w:pPr>
       <w:r>
         <w:rPr>
           <w:bCs/>
-          <w:rFonts w:ascii="Microsoft YaHei" w:hAnsi="Microsoft YaHei" w:eastAsia="Microsoft YaHei"/>
-          <w:b/>
+          <w:rFonts w:ascii="Times New Roman" w:hAnsi="Times New Roman" w:eastAsia="SimHei"/>
+          <w:b w:val="0"/>
+          <w:i w:val="0"/>
+          <w:color w:val="000000"/>
+          <w:sz w:val="24"/>
         </w:rPr>
         <w:t xml:space="preserve">A：</w:t>
       </w:r>
       <w:r>
         <w:rPr>
-          <w:rFonts w:ascii="Microsoft YaHei" w:hAnsi="Microsoft YaHei" w:eastAsia="Microsoft YaHei"/>
-        </w:rPr>
-        <w:t xml:space="preserve"> </w:t>
-      </w:r>
-      <w:r>
-        <w:rPr>
-          <w:rFonts w:ascii="Microsoft YaHei" w:hAnsi="Microsoft YaHei" w:eastAsia="Microsoft YaHei"/>
+          <w:rFonts w:ascii="Times New Roman" w:hAnsi="Times New Roman" w:eastAsia="SimSun"/>
+          <w:b w:val="0"/>
+          <w:color w:val="000000"/>
+          <w:sz w:val="24"/>
+        </w:rPr>
+        <w:t xml:space="preserve"> </w:t>
+      </w:r>
+      <w:r>
+        <w:rPr>
+          <w:rFonts w:ascii="Times New Roman" w:hAnsi="Times New Roman" w:eastAsia="SimSun"/>
+          <w:b w:val="0"/>
+          <w:color w:val="000000"/>
+          <w:sz w:val="24"/>
         </w:rPr>
         <w:t xml:space="preserve">A 为稳定、无振荡、单调逼近稳态，主导极点应为负实极点（或一组负实极点中某个实极点占主导），更接近一阶或过阻尼情形。若勉强套二阶语言，可视为</w:t>
       </w:r>
       <w:r>
         <w:rPr>
-          <w:rFonts w:ascii="Microsoft YaHei" w:hAnsi="Microsoft YaHei" w:eastAsia="Microsoft YaHei"/>
+          <w:rFonts w:ascii="Times New Roman" w:hAnsi="Times New Roman" w:eastAsia="SimSun"/>
+          <w:b w:val="0"/>
+          <w:color w:val="000000"/>
+          <w:sz w:val="24"/>
         </w:rPr>
         <w:t xml:space="preserve"> </w:t>
       </w:r>
@@ -4756,7 +5875,10 @@
       </m:oMath>
       <w:r>
         <w:rPr>
-          <w:rFonts w:ascii="Microsoft YaHei" w:hAnsi="Microsoft YaHei" w:eastAsia="Microsoft YaHei"/>
+          <w:rFonts w:ascii="Times New Roman" w:hAnsi="Times New Roman" w:eastAsia="SimSun"/>
+          <w:b w:val="0"/>
+          <w:color w:val="000000"/>
+          <w:sz w:val="24"/>
         </w:rPr>
         <w:t xml:space="preserve">，至少不存在主导欠阻尼复极点。</w:t>
       </w:r>
@@ -4764,30 +5886,44 @@
     <w:p>
       <w:pPr>
         <w:pStyle w:val="BodyText"/>
+        <w:spacing w:line="240" w:lineRule="auto" w:before="0" w:after="80"/>
+        <w:ind w:firstLine="480"/>
       </w:pPr>
       <w:r>
         <w:rPr>
           <w:bCs/>
-          <w:rFonts w:ascii="Microsoft YaHei" w:hAnsi="Microsoft YaHei" w:eastAsia="Microsoft YaHei"/>
-          <w:b/>
+          <w:rFonts w:ascii="Times New Roman" w:hAnsi="Times New Roman" w:eastAsia="SimHei"/>
+          <w:b w:val="0"/>
+          <w:i w:val="0"/>
+          <w:color w:val="000000"/>
+          <w:sz w:val="24"/>
         </w:rPr>
         <w:t xml:space="preserve">B：</w:t>
       </w:r>
       <w:r>
         <w:rPr>
-          <w:rFonts w:ascii="Microsoft YaHei" w:hAnsi="Microsoft YaHei" w:eastAsia="Microsoft YaHei"/>
-        </w:rPr>
-        <w:t xml:space="preserve"> </w:t>
-      </w:r>
-      <w:r>
-        <w:rPr>
-          <w:rFonts w:ascii="Microsoft YaHei" w:hAnsi="Microsoft YaHei" w:eastAsia="Microsoft YaHei"/>
+          <w:rFonts w:ascii="Times New Roman" w:hAnsi="Times New Roman" w:eastAsia="SimSun"/>
+          <w:b w:val="0"/>
+          <w:color w:val="000000"/>
+          <w:sz w:val="24"/>
+        </w:rPr>
+        <w:t xml:space="preserve"> </w:t>
+      </w:r>
+      <w:r>
+        <w:rPr>
+          <w:rFonts w:ascii="Times New Roman" w:hAnsi="Times New Roman" w:eastAsia="SimSun"/>
+          <w:b w:val="0"/>
+          <w:color w:val="000000"/>
+          <w:sz w:val="24"/>
         </w:rPr>
         <w:t xml:space="preserve">B 为稳定衰减振荡并存在明显超调，主导极点应为实部小于 0 的共轭复数极点，属于欠阻尼系统，阻尼比范围为</w:t>
       </w:r>
       <w:r>
         <w:rPr>
-          <w:rFonts w:ascii="Microsoft YaHei" w:hAnsi="Microsoft YaHei" w:eastAsia="Microsoft YaHei"/>
+          <w:rFonts w:ascii="Times New Roman" w:hAnsi="Times New Roman" w:eastAsia="SimSun"/>
+          <w:b w:val="0"/>
+          <w:color w:val="000000"/>
+          <w:sz w:val="24"/>
         </w:rPr>
         <w:t xml:space="preserve"> </w:t>
       </w:r>
@@ -4816,13 +5952,19 @@
       </m:oMath>
       <w:r>
         <w:rPr>
-          <w:rFonts w:ascii="Microsoft YaHei" w:hAnsi="Microsoft YaHei" w:eastAsia="Microsoft YaHei"/>
+          <w:rFonts w:ascii="Times New Roman" w:hAnsi="Times New Roman" w:eastAsia="SimSun"/>
+          <w:b w:val="0"/>
+          <w:color w:val="000000"/>
+          <w:sz w:val="24"/>
         </w:rPr>
         <w:t xml:space="preserve">，且由 25% 超调可判断阻尼中等偏小，约</w:t>
       </w:r>
       <w:r>
         <w:rPr>
-          <w:rFonts w:ascii="Microsoft YaHei" w:hAnsi="Microsoft YaHei" w:eastAsia="Microsoft YaHei"/>
+          <w:rFonts w:ascii="Times New Roman" w:hAnsi="Times New Roman" w:eastAsia="SimSun"/>
+          <w:b w:val="0"/>
+          <w:color w:val="000000"/>
+          <w:sz w:val="24"/>
         </w:rPr>
         <w:t xml:space="preserve"> </w:t>
       </w:r>
@@ -4842,7 +5984,10 @@
       </m:oMath>
       <w:r>
         <w:rPr>
-          <w:rFonts w:ascii="Microsoft YaHei" w:hAnsi="Microsoft YaHei" w:eastAsia="Microsoft YaHei"/>
+          <w:rFonts w:ascii="Times New Roman" w:hAnsi="Times New Roman" w:eastAsia="SimSun"/>
+          <w:b w:val="0"/>
+          <w:color w:val="000000"/>
+          <w:sz w:val="24"/>
         </w:rPr>
         <w:t xml:space="preserve">。</w:t>
       </w:r>
@@ -4850,30 +5995,44 @@
     <w:p>
       <w:pPr>
         <w:pStyle w:val="BodyText"/>
+        <w:spacing w:line="240" w:lineRule="auto" w:before="0" w:after="80"/>
+        <w:ind w:firstLine="480"/>
       </w:pPr>
       <w:r>
         <w:rPr>
           <w:bCs/>
-          <w:rFonts w:ascii="Microsoft YaHei" w:hAnsi="Microsoft YaHei" w:eastAsia="Microsoft YaHei"/>
-          <w:b/>
+          <w:rFonts w:ascii="Times New Roman" w:hAnsi="Times New Roman" w:eastAsia="SimHei"/>
+          <w:b w:val="0"/>
+          <w:i w:val="0"/>
+          <w:color w:val="000000"/>
+          <w:sz w:val="24"/>
         </w:rPr>
         <w:t xml:space="preserve">C：</w:t>
       </w:r>
       <w:r>
         <w:rPr>
-          <w:rFonts w:ascii="Microsoft YaHei" w:hAnsi="Microsoft YaHei" w:eastAsia="Microsoft YaHei"/>
-        </w:rPr>
-        <w:t xml:space="preserve"> </w:t>
-      </w:r>
-      <w:r>
-        <w:rPr>
-          <w:rFonts w:ascii="Microsoft YaHei" w:hAnsi="Microsoft YaHei" w:eastAsia="Microsoft YaHei"/>
+          <w:rFonts w:ascii="Times New Roman" w:hAnsi="Times New Roman" w:eastAsia="SimSun"/>
+          <w:b w:val="0"/>
+          <w:color w:val="000000"/>
+          <w:sz w:val="24"/>
+        </w:rPr>
+        <w:t xml:space="preserve"> </w:t>
+      </w:r>
+      <w:r>
+        <w:rPr>
+          <w:rFonts w:ascii="Times New Roman" w:hAnsi="Times New Roman" w:eastAsia="SimSun"/>
+          <w:b w:val="0"/>
+          <w:color w:val="000000"/>
+          <w:sz w:val="24"/>
         </w:rPr>
         <w:t xml:space="preserve">C 为振荡发散，说明主导极点应为实部大于 0 的共轭复数极点，系统不稳定。若沿用阻尼比语言，可说等效阻尼为负，即</w:t>
       </w:r>
       <w:r>
         <w:rPr>
-          <w:rFonts w:ascii="Microsoft YaHei" w:hAnsi="Microsoft YaHei" w:eastAsia="Microsoft YaHei"/>
+          <w:rFonts w:ascii="Times New Roman" w:hAnsi="Times New Roman" w:eastAsia="SimSun"/>
+          <w:b w:val="0"/>
+          <w:color w:val="000000"/>
+          <w:sz w:val="24"/>
         </w:rPr>
         <w:t xml:space="preserve"> </w:t>
       </w:r>
@@ -4893,7 +6052,10 @@
       </m:oMath>
       <w:r>
         <w:rPr>
-          <w:rFonts w:ascii="Microsoft YaHei" w:hAnsi="Microsoft YaHei" w:eastAsia="Microsoft YaHei"/>
+          <w:rFonts w:ascii="Times New Roman" w:hAnsi="Times New Roman" w:eastAsia="SimSun"/>
+          <w:b w:val="0"/>
+          <w:color w:val="000000"/>
+          <w:sz w:val="24"/>
         </w:rPr>
         <w:t xml:space="preserve">；不能把它当成稳定欠阻尼系统。</w:t>
       </w:r>
@@ -4901,24 +6063,35 @@
     <w:p>
       <w:pPr>
         <w:pStyle w:val="BodyText"/>
+        <w:spacing w:line="240" w:lineRule="auto" w:before="0" w:after="80"/>
+        <w:ind w:firstLine="480"/>
       </w:pPr>
       <w:r>
         <w:rPr>
           <w:bCs/>
-          <w:rFonts w:ascii="Microsoft YaHei" w:hAnsi="Microsoft YaHei" w:eastAsia="Microsoft YaHei"/>
-          <w:b/>
+          <w:rFonts w:ascii="Times New Roman" w:hAnsi="Times New Roman" w:eastAsia="SimHei"/>
+          <w:b w:val="0"/>
+          <w:i w:val="0"/>
+          <w:color w:val="000000"/>
+          <w:sz w:val="24"/>
         </w:rPr>
         <w:t xml:space="preserve">D：</w:t>
       </w:r>
       <w:r>
         <w:rPr>
-          <w:rFonts w:ascii="Microsoft YaHei" w:hAnsi="Microsoft YaHei" w:eastAsia="Microsoft YaHei"/>
-        </w:rPr>
-        <w:t xml:space="preserve"> </w:t>
-      </w:r>
-      <w:r>
-        <w:rPr>
-          <w:rFonts w:ascii="Microsoft YaHei" w:hAnsi="Microsoft YaHei" w:eastAsia="Microsoft YaHei"/>
+          <w:rFonts w:ascii="Times New Roman" w:hAnsi="Times New Roman" w:eastAsia="SimSun"/>
+          <w:b w:val="0"/>
+          <w:color w:val="000000"/>
+          <w:sz w:val="24"/>
+        </w:rPr>
+        <w:t xml:space="preserve"> </w:t>
+      </w:r>
+      <w:r>
+        <w:rPr>
+          <w:rFonts w:ascii="Times New Roman" w:hAnsi="Times New Roman" w:eastAsia="SimSun"/>
+          <w:b w:val="0"/>
+          <w:color w:val="000000"/>
+          <w:sz w:val="24"/>
         </w:rPr>
         <w:t xml:space="preserve">D 缓慢爬升至接近稳态后出现一个极小的峰值（约 5% 超调），随后稳定，说明系统稳定、存在共轭复数极点（欠阻尼），但阻尼很大、振荡极不明显。主导极点为实部较大负值的共轭复极点，阻尼比接近但小于 1。按小超调近似，</w:t>
       </w:r>
@@ -4929,13 +6102,19 @@
       </m:oMath>
       <w:r>
         <w:rPr>
-          <w:rFonts w:ascii="Microsoft YaHei" w:hAnsi="Microsoft YaHei" w:eastAsia="Microsoft YaHei"/>
-        </w:rPr>
-        <w:t xml:space="preserve"> </w:t>
-      </w:r>
-      <w:r>
-        <w:rPr>
-          <w:rFonts w:ascii="Microsoft YaHei" w:hAnsi="Microsoft YaHei" w:eastAsia="Microsoft YaHei"/>
+          <w:rFonts w:ascii="Times New Roman" w:hAnsi="Times New Roman" w:eastAsia="SimSun"/>
+          <w:b w:val="0"/>
+          <w:color w:val="000000"/>
+          <w:sz w:val="24"/>
+        </w:rPr>
+        <w:t xml:space="preserve"> </w:t>
+      </w:r>
+      <w:r>
+        <w:rPr>
+          <w:rFonts w:ascii="Times New Roman" w:hAnsi="Times New Roman" w:eastAsia="SimSun"/>
+          <w:b w:val="0"/>
+          <w:color w:val="000000"/>
+          <w:sz w:val="24"/>
         </w:rPr>
         <w:t xml:space="preserve">约为 0.69，接近临界阻尼但仍属欠阻尼范畴。</w:t>
       </w:r>
@@ -4943,6 +6122,8 @@
     <w:p>
       <w:pPr>
         <w:pStyle w:val="BodyText"/>
+        <w:spacing w:line="240" w:lineRule="auto" w:before="0" w:after="80"/>
+        <w:ind w:firstLine="480"/>
       </w:pPr>
       <m:oMath>
         <m:r>
@@ -4958,24 +6139,33 @@
       <w:r>
         <w:rPr>
           <w:bCs/>
-          <w:rFonts w:ascii="Microsoft YaHei" w:hAnsi="Microsoft YaHei" w:eastAsia="Microsoft YaHei"/>
-          <w:b/>
+          <w:rFonts w:ascii="Times New Roman" w:hAnsi="Times New Roman" w:eastAsia="SimHei"/>
+          <w:b w:val="0"/>
+          <w:i w:val="0"/>
+          <w:color w:val="000000"/>
+          <w:sz w:val="24"/>
         </w:rPr>
         <w:t xml:space="preserve"> </w:t>
       </w:r>
       <w:r>
         <w:rPr>
           <w:bCs/>
-          <w:rFonts w:ascii="Microsoft YaHei" w:hAnsi="Microsoft YaHei" w:eastAsia="Microsoft YaHei"/>
-          <w:b/>
+          <w:rFonts w:ascii="Times New Roman" w:hAnsi="Times New Roman" w:eastAsia="SimHei"/>
+          <w:b w:val="0"/>
+          <w:i w:val="0"/>
+          <w:color w:val="000000"/>
+          <w:sz w:val="24"/>
         </w:rPr>
         <w:t xml:space="preserve">与</w:t>
       </w:r>
       <w:r>
         <w:rPr>
           <w:bCs/>
-          <w:rFonts w:ascii="Microsoft YaHei" w:hAnsi="Microsoft YaHei" w:eastAsia="Microsoft YaHei"/>
-          <w:b/>
+          <w:rFonts w:ascii="Times New Roman" w:hAnsi="Times New Roman" w:eastAsia="SimHei"/>
+          <w:b w:val="0"/>
+          <w:i w:val="0"/>
+          <w:color w:val="000000"/>
+          <w:sz w:val="24"/>
         </w:rPr>
         <w:t xml:space="preserve"> </w:t>
       </w:r>
@@ -4987,16 +6177,22 @@
       <w:r>
         <w:rPr>
           <w:bCs/>
-          <w:rFonts w:ascii="Microsoft YaHei" w:hAnsi="Microsoft YaHei" w:eastAsia="Microsoft YaHei"/>
-          <w:b/>
+          <w:rFonts w:ascii="Times New Roman" w:hAnsi="Times New Roman" w:eastAsia="SimHei"/>
+          <w:b w:val="0"/>
+          <w:i w:val="0"/>
+          <w:color w:val="000000"/>
+          <w:sz w:val="24"/>
         </w:rPr>
         <w:t xml:space="preserve"> </w:t>
       </w:r>
       <w:r>
         <w:rPr>
           <w:bCs/>
-          <w:rFonts w:ascii="Microsoft YaHei" w:hAnsi="Microsoft YaHei" w:eastAsia="Microsoft YaHei"/>
-          <w:b/>
+          <w:rFonts w:ascii="Times New Roman" w:hAnsi="Times New Roman" w:eastAsia="SimHei"/>
+          <w:b w:val="0"/>
+          <w:i w:val="0"/>
+          <w:color w:val="000000"/>
+          <w:sz w:val="24"/>
         </w:rPr>
         <w:t xml:space="preserve">估算：</w:t>
       </w:r>
@@ -5004,18 +6200,26 @@
     <w:p>
       <w:pPr>
         <w:pStyle w:val="BodyText"/>
+        <w:spacing w:line="240" w:lineRule="auto" w:before="0" w:after="80"/>
+        <w:ind w:firstLine="480"/>
       </w:pPr>
       <w:r>
         <w:rPr>
           <w:bCs/>
-          <w:rFonts w:ascii="Microsoft YaHei" w:hAnsi="Microsoft YaHei" w:eastAsia="Microsoft YaHei"/>
-          <w:b/>
+          <w:rFonts w:ascii="Times New Roman" w:hAnsi="Times New Roman" w:eastAsia="SimHei"/>
+          <w:b w:val="0"/>
+          <w:i w:val="0"/>
+          <w:color w:val="000000"/>
+          <w:sz w:val="24"/>
         </w:rPr>
         <w:t xml:space="preserve">B：</w:t>
       </w:r>
       <w:r>
         <w:rPr>
-          <w:rFonts w:ascii="Microsoft YaHei" w:hAnsi="Microsoft YaHei" w:eastAsia="Microsoft YaHei"/>
+          <w:rFonts w:ascii="Times New Roman" w:hAnsi="Times New Roman" w:eastAsia="SimSun"/>
+          <w:b w:val="0"/>
+          <w:color w:val="000000"/>
+          <w:sz w:val="24"/>
         </w:rPr>
         <w:t xml:space="preserve"> </w:t>
       </w:r>
@@ -5068,7 +6272,10 @@
       </m:oMath>
       <w:r>
         <w:rPr>
-          <w:rFonts w:ascii="Microsoft YaHei" w:hAnsi="Microsoft YaHei" w:eastAsia="Microsoft YaHei"/>
+          <w:rFonts w:ascii="Times New Roman" w:hAnsi="Times New Roman" w:eastAsia="SimSun"/>
+          <w:b w:val="0"/>
+          <w:color w:val="000000"/>
+          <w:sz w:val="24"/>
         </w:rPr>
         <w:t xml:space="preserve">，</w:t>
       </w:r>
@@ -5118,13 +6325,19 @@
       </m:oMath>
       <w:r>
         <w:rPr>
-          <w:rFonts w:ascii="Microsoft YaHei" w:hAnsi="Microsoft YaHei" w:eastAsia="Microsoft YaHei"/>
+          <w:rFonts w:ascii="Times New Roman" w:hAnsi="Times New Roman" w:eastAsia="SimSun"/>
+          <w:b w:val="0"/>
+          <w:color w:val="000000"/>
+          <w:sz w:val="24"/>
         </w:rPr>
         <w:t xml:space="preserve">，可取 0.40。计算过程：曲线 B 的稳态值</w:t>
       </w:r>
       <w:r>
         <w:rPr>
-          <w:rFonts w:ascii="Microsoft YaHei" w:hAnsi="Microsoft YaHei" w:eastAsia="Microsoft YaHei"/>
+          <w:rFonts w:ascii="Times New Roman" w:hAnsi="Times New Roman" w:eastAsia="SimSun"/>
+          <w:b w:val="0"/>
+          <w:color w:val="000000"/>
+          <w:sz w:val="24"/>
         </w:rPr>
         <w:t xml:space="preserve"> </w:t>
       </w:r>
@@ -5156,13 +6369,19 @@
       </m:oMath>
       <w:r>
         <w:rPr>
-          <w:rFonts w:ascii="Microsoft YaHei" w:hAnsi="Microsoft YaHei" w:eastAsia="Microsoft YaHei"/>
+          <w:rFonts w:ascii="Times New Roman" w:hAnsi="Times New Roman" w:eastAsia="SimSun"/>
+          <w:b w:val="0"/>
+          <w:color w:val="000000"/>
+          <w:sz w:val="24"/>
         </w:rPr>
         <w:t xml:space="preserve">，第一峰值</w:t>
       </w:r>
       <w:r>
         <w:rPr>
-          <w:rFonts w:ascii="Microsoft YaHei" w:hAnsi="Microsoft YaHei" w:eastAsia="Microsoft YaHei"/>
+          <w:rFonts w:ascii="Times New Roman" w:hAnsi="Times New Roman" w:eastAsia="SimSun"/>
+          <w:b w:val="0"/>
+          <w:color w:val="000000"/>
+          <w:sz w:val="24"/>
         </w:rPr>
         <w:t xml:space="preserve"> </w:t>
       </w:r>
@@ -5197,13 +6416,19 @@
       </m:oMath>
       <w:r>
         <w:rPr>
-          <w:rFonts w:ascii="Microsoft YaHei" w:hAnsi="Microsoft YaHei" w:eastAsia="Microsoft YaHei"/>
+          <w:rFonts w:ascii="Times New Roman" w:hAnsi="Times New Roman" w:eastAsia="SimSun"/>
+          <w:b w:val="0"/>
+          <w:color w:val="000000"/>
+          <w:sz w:val="24"/>
         </w:rPr>
         <w:t xml:space="preserve">，因此</w:t>
       </w:r>
       <w:r>
         <w:rPr>
-          <w:rFonts w:ascii="Microsoft YaHei" w:hAnsi="Microsoft YaHei" w:eastAsia="Microsoft YaHei"/>
+          <w:rFonts w:ascii="Times New Roman" w:hAnsi="Times New Roman" w:eastAsia="SimSun"/>
+          <w:b w:val="0"/>
+          <w:color w:val="000000"/>
+          <w:sz w:val="24"/>
         </w:rPr>
         <w:t xml:space="preserve"> </w:t>
       </w:r>
@@ -5260,13 +6485,19 @@
       </m:oMath>
       <w:r>
         <w:rPr>
-          <w:rFonts w:ascii="Microsoft YaHei" w:hAnsi="Microsoft YaHei" w:eastAsia="Microsoft YaHei"/>
+          <w:rFonts w:ascii="Times New Roman" w:hAnsi="Times New Roman" w:eastAsia="SimSun"/>
+          <w:b w:val="0"/>
+          <w:color w:val="000000"/>
+          <w:sz w:val="24"/>
         </w:rPr>
         <w:t xml:space="preserve">，即</w:t>
       </w:r>
       <w:r>
         <w:rPr>
-          <w:rFonts w:ascii="Microsoft YaHei" w:hAnsi="Microsoft YaHei" w:eastAsia="Microsoft YaHei"/>
+          <w:rFonts w:ascii="Times New Roman" w:hAnsi="Times New Roman" w:eastAsia="SimSun"/>
+          <w:b w:val="0"/>
+          <w:color w:val="000000"/>
+          <w:sz w:val="24"/>
         </w:rPr>
         <w:t xml:space="preserve"> </w:t>
       </w:r>
@@ -5298,13 +6529,19 @@
       </m:oMath>
       <w:r>
         <w:rPr>
-          <w:rFonts w:ascii="Microsoft YaHei" w:hAnsi="Microsoft YaHei" w:eastAsia="Microsoft YaHei"/>
+          <w:rFonts w:ascii="Times New Roman" w:hAnsi="Times New Roman" w:eastAsia="SimSun"/>
+          <w:b w:val="0"/>
+          <w:color w:val="000000"/>
+          <w:sz w:val="24"/>
         </w:rPr>
         <w:t xml:space="preserve">。由</w:t>
       </w:r>
       <w:r>
         <w:rPr>
-          <w:rFonts w:ascii="Microsoft YaHei" w:hAnsi="Microsoft YaHei" w:eastAsia="Microsoft YaHei"/>
+          <w:rFonts w:ascii="Times New Roman" w:hAnsi="Times New Roman" w:eastAsia="SimSun"/>
+          <w:b w:val="0"/>
+          <w:color w:val="000000"/>
+          <w:sz w:val="24"/>
         </w:rPr>
         <w:t xml:space="preserve"> </w:t>
       </w:r>
@@ -5384,13 +6621,19 @@
       </m:oMath>
       <w:r>
         <w:rPr>
-          <w:rFonts w:ascii="Microsoft YaHei" w:hAnsi="Microsoft YaHei" w:eastAsia="Microsoft YaHei"/>
+          <w:rFonts w:ascii="Times New Roman" w:hAnsi="Times New Roman" w:eastAsia="SimSun"/>
+          <w:b w:val="0"/>
+          <w:color w:val="000000"/>
+          <w:sz w:val="24"/>
         </w:rPr>
         <w:t xml:space="preserve">，解得</w:t>
       </w:r>
       <w:r>
         <w:rPr>
-          <w:rFonts w:ascii="Microsoft YaHei" w:hAnsi="Microsoft YaHei" w:eastAsia="Microsoft YaHei"/>
+          <w:rFonts w:ascii="Times New Roman" w:hAnsi="Times New Roman" w:eastAsia="SimSun"/>
+          <w:b w:val="0"/>
+          <w:color w:val="000000"/>
+          <w:sz w:val="24"/>
         </w:rPr>
         <w:t xml:space="preserve"> </w:t>
       </w:r>
@@ -5410,7 +6653,10 @@
       </m:oMath>
       <w:r>
         <w:rPr>
-          <w:rFonts w:ascii="Microsoft YaHei" w:hAnsi="Microsoft YaHei" w:eastAsia="Microsoft YaHei"/>
+          <w:rFonts w:ascii="Times New Roman" w:hAnsi="Times New Roman" w:eastAsia="SimSun"/>
+          <w:b w:val="0"/>
+          <w:color w:val="000000"/>
+          <w:sz w:val="24"/>
         </w:rPr>
         <w:t xml:space="preserve">。</w:t>
       </w:r>
@@ -5418,18 +6664,26 @@
     <w:p>
       <w:pPr>
         <w:pStyle w:val="BodyText"/>
+        <w:spacing w:line="240" w:lineRule="auto" w:before="0" w:after="80"/>
+        <w:ind w:firstLine="480"/>
       </w:pPr>
       <w:r>
         <w:rPr>
           <w:bCs/>
-          <w:rFonts w:ascii="Microsoft YaHei" w:hAnsi="Microsoft YaHei" w:eastAsia="Microsoft YaHei"/>
-          <w:b/>
+          <w:rFonts w:ascii="Times New Roman" w:hAnsi="Times New Roman" w:eastAsia="SimHei"/>
+          <w:b w:val="0"/>
+          <w:i w:val="0"/>
+          <w:color w:val="000000"/>
+          <w:sz w:val="24"/>
         </w:rPr>
         <w:t xml:space="preserve">D：</w:t>
       </w:r>
       <w:r>
         <w:rPr>
-          <w:rFonts w:ascii="Microsoft YaHei" w:hAnsi="Microsoft YaHei" w:eastAsia="Microsoft YaHei"/>
+          <w:rFonts w:ascii="Times New Roman" w:hAnsi="Times New Roman" w:eastAsia="SimSun"/>
+          <w:b w:val="0"/>
+          <w:color w:val="000000"/>
+          <w:sz w:val="24"/>
         </w:rPr>
         <w:t xml:space="preserve"> </w:t>
       </w:r>
@@ -5482,7 +6736,10 @@
       </m:oMath>
       <w:r>
         <w:rPr>
-          <w:rFonts w:ascii="Microsoft YaHei" w:hAnsi="Microsoft YaHei" w:eastAsia="Microsoft YaHei"/>
+          <w:rFonts w:ascii="Times New Roman" w:hAnsi="Times New Roman" w:eastAsia="SimSun"/>
+          <w:b w:val="0"/>
+          <w:color w:val="000000"/>
+          <w:sz w:val="24"/>
         </w:rPr>
         <w:t xml:space="preserve">，</w:t>
       </w:r>
@@ -5532,13 +6789,19 @@
       </m:oMath>
       <w:r>
         <w:rPr>
-          <w:rFonts w:ascii="Microsoft YaHei" w:hAnsi="Microsoft YaHei" w:eastAsia="Microsoft YaHei"/>
+          <w:rFonts w:ascii="Times New Roman" w:hAnsi="Times New Roman" w:eastAsia="SimSun"/>
+          <w:b w:val="0"/>
+          <w:color w:val="000000"/>
+          <w:sz w:val="24"/>
         </w:rPr>
         <w:t xml:space="preserve">，可取 0.69 或 0.70。计算过程：曲线 D 的稳态值</w:t>
       </w:r>
       <w:r>
         <w:rPr>
-          <w:rFonts w:ascii="Microsoft YaHei" w:hAnsi="Microsoft YaHei" w:eastAsia="Microsoft YaHei"/>
+          <w:rFonts w:ascii="Times New Roman" w:hAnsi="Times New Roman" w:eastAsia="SimSun"/>
+          <w:b w:val="0"/>
+          <w:color w:val="000000"/>
+          <w:sz w:val="24"/>
         </w:rPr>
         <w:t xml:space="preserve"> </w:t>
       </w:r>
@@ -5570,13 +6833,19 @@
       </m:oMath>
       <w:r>
         <w:rPr>
-          <w:rFonts w:ascii="Microsoft YaHei" w:hAnsi="Microsoft YaHei" w:eastAsia="Microsoft YaHei"/>
+          <w:rFonts w:ascii="Times New Roman" w:hAnsi="Times New Roman" w:eastAsia="SimSun"/>
+          <w:b w:val="0"/>
+          <w:color w:val="000000"/>
+          <w:sz w:val="24"/>
         </w:rPr>
         <w:t xml:space="preserve">，峰值</w:t>
       </w:r>
       <w:r>
         <w:rPr>
-          <w:rFonts w:ascii="Microsoft YaHei" w:hAnsi="Microsoft YaHei" w:eastAsia="Microsoft YaHei"/>
+          <w:rFonts w:ascii="Times New Roman" w:hAnsi="Times New Roman" w:eastAsia="SimSun"/>
+          <w:b w:val="0"/>
+          <w:color w:val="000000"/>
+          <w:sz w:val="24"/>
         </w:rPr>
         <w:t xml:space="preserve"> </w:t>
       </w:r>
@@ -5611,13 +6880,19 @@
       </m:oMath>
       <w:r>
         <w:rPr>
-          <w:rFonts w:ascii="Microsoft YaHei" w:hAnsi="Microsoft YaHei" w:eastAsia="Microsoft YaHei"/>
+          <w:rFonts w:ascii="Times New Roman" w:hAnsi="Times New Roman" w:eastAsia="SimSun"/>
+          <w:b w:val="0"/>
+          <w:color w:val="000000"/>
+          <w:sz w:val="24"/>
         </w:rPr>
         <w:t xml:space="preserve">，因此</w:t>
       </w:r>
       <w:r>
         <w:rPr>
-          <w:rFonts w:ascii="Microsoft YaHei" w:hAnsi="Microsoft YaHei" w:eastAsia="Microsoft YaHei"/>
+          <w:rFonts w:ascii="Times New Roman" w:hAnsi="Times New Roman" w:eastAsia="SimSun"/>
+          <w:b w:val="0"/>
+          <w:color w:val="000000"/>
+          <w:sz w:val="24"/>
         </w:rPr>
         <w:t xml:space="preserve"> </w:t>
       </w:r>
@@ -5674,13 +6949,19 @@
       </m:oMath>
       <w:r>
         <w:rPr>
-          <w:rFonts w:ascii="Microsoft YaHei" w:hAnsi="Microsoft YaHei" w:eastAsia="Microsoft YaHei"/>
+          <w:rFonts w:ascii="Times New Roman" w:hAnsi="Times New Roman" w:eastAsia="SimSun"/>
+          <w:b w:val="0"/>
+          <w:color w:val="000000"/>
+          <w:sz w:val="24"/>
         </w:rPr>
         <w:t xml:space="preserve">，即</w:t>
       </w:r>
       <w:r>
         <w:rPr>
-          <w:rFonts w:ascii="Microsoft YaHei" w:hAnsi="Microsoft YaHei" w:eastAsia="Microsoft YaHei"/>
+          <w:rFonts w:ascii="Times New Roman" w:hAnsi="Times New Roman" w:eastAsia="SimSun"/>
+          <w:b w:val="0"/>
+          <w:color w:val="000000"/>
+          <w:sz w:val="24"/>
         </w:rPr>
         <w:t xml:space="preserve"> </w:t>
       </w:r>
@@ -5712,13 +6993,19 @@
       </m:oMath>
       <w:r>
         <w:rPr>
-          <w:rFonts w:ascii="Microsoft YaHei" w:hAnsi="Microsoft YaHei" w:eastAsia="Microsoft YaHei"/>
+          <w:rFonts w:ascii="Times New Roman" w:hAnsi="Times New Roman" w:eastAsia="SimSun"/>
+          <w:b w:val="0"/>
+          <w:color w:val="000000"/>
+          <w:sz w:val="24"/>
         </w:rPr>
         <w:t xml:space="preserve">。由</w:t>
       </w:r>
       <w:r>
         <w:rPr>
-          <w:rFonts w:ascii="Microsoft YaHei" w:hAnsi="Microsoft YaHei" w:eastAsia="Microsoft YaHei"/>
+          <w:rFonts w:ascii="Times New Roman" w:hAnsi="Times New Roman" w:eastAsia="SimSun"/>
+          <w:b w:val="0"/>
+          <w:color w:val="000000"/>
+          <w:sz w:val="24"/>
         </w:rPr>
         <w:t xml:space="preserve"> </w:t>
       </w:r>
@@ -5798,13 +7085,19 @@
       </m:oMath>
       <w:r>
         <w:rPr>
-          <w:rFonts w:ascii="Microsoft YaHei" w:hAnsi="Microsoft YaHei" w:eastAsia="Microsoft YaHei"/>
+          <w:rFonts w:ascii="Times New Roman" w:hAnsi="Times New Roman" w:eastAsia="SimSun"/>
+          <w:b w:val="0"/>
+          <w:color w:val="000000"/>
+          <w:sz w:val="24"/>
         </w:rPr>
         <w:t xml:space="preserve">，解得</w:t>
       </w:r>
       <w:r>
         <w:rPr>
-          <w:rFonts w:ascii="Microsoft YaHei" w:hAnsi="Microsoft YaHei" w:eastAsia="Microsoft YaHei"/>
+          <w:rFonts w:ascii="Times New Roman" w:hAnsi="Times New Roman" w:eastAsia="SimSun"/>
+          <w:b w:val="0"/>
+          <w:color w:val="000000"/>
+          <w:sz w:val="24"/>
         </w:rPr>
         <w:t xml:space="preserve"> </w:t>
       </w:r>
@@ -5824,7 +7117,10 @@
       </m:oMath>
       <w:r>
         <w:rPr>
-          <w:rFonts w:ascii="Microsoft YaHei" w:hAnsi="Microsoft YaHei" w:eastAsia="Microsoft YaHei"/>
+          <w:rFonts w:ascii="Times New Roman" w:hAnsi="Times New Roman" w:eastAsia="SimSun"/>
+          <w:b w:val="0"/>
+          <w:color w:val="000000"/>
+          <w:sz w:val="24"/>
         </w:rPr>
         <w:t xml:space="preserve">。</w:t>
       </w:r>
@@ -5832,12 +7128,17 @@
     <w:p>
       <w:pPr>
         <w:pStyle w:val="BodyText"/>
+        <w:spacing w:line="240" w:lineRule="auto" w:before="0" w:after="80"/>
+        <w:ind w:firstLine="480"/>
       </w:pPr>
       <w:r>
         <w:rPr>
           <w:bCs/>
-          <w:rFonts w:ascii="Microsoft YaHei" w:hAnsi="Microsoft YaHei" w:eastAsia="Microsoft YaHei"/>
-          <w:b/>
+          <w:rFonts w:ascii="Times New Roman" w:hAnsi="Times New Roman" w:eastAsia="SimHei"/>
+          <w:b w:val="0"/>
+          <w:i w:val="0"/>
+          <w:color w:val="000000"/>
+          <w:sz w:val="24"/>
         </w:rPr>
         <w:t xml:space="preserve">区分四条曲线所用特征：</w:t>
       </w:r>
@@ -5848,24 +7149,35 @@
           <w:ilvl w:val="0"/>
           <w:numId w:val="1016"/>
         </w:numPr>
+        <w:spacing w:line="240" w:lineRule="auto" w:before="0" w:after="80"/>
+        <w:ind w:firstLine="480"/>
       </w:pPr>
       <w:r>
         <w:rPr>
           <w:bCs/>
-          <w:rFonts w:ascii="Microsoft YaHei" w:hAnsi="Microsoft YaHei" w:eastAsia="Microsoft YaHei"/>
-          <w:b/>
+          <w:rFonts w:ascii="Times New Roman" w:hAnsi="Times New Roman" w:eastAsia="SimHei"/>
+          <w:b w:val="0"/>
+          <w:i w:val="0"/>
+          <w:color w:val="000000"/>
+          <w:sz w:val="24"/>
         </w:rPr>
         <w:t xml:space="preserve">是否存在稳定稳态值。</w:t>
       </w:r>
       <w:r>
         <w:rPr>
-          <w:rFonts w:ascii="Microsoft YaHei" w:hAnsi="Microsoft YaHei" w:eastAsia="Microsoft YaHei"/>
-        </w:rPr>
-        <w:t xml:space="preserve"> </w:t>
-      </w:r>
-      <w:r>
-        <w:rPr>
-          <w:rFonts w:ascii="Microsoft YaHei" w:hAnsi="Microsoft YaHei" w:eastAsia="Microsoft YaHei"/>
+          <w:rFonts w:ascii="Times New Roman" w:hAnsi="Times New Roman" w:eastAsia="SimSun"/>
+          <w:b w:val="0"/>
+          <w:color w:val="000000"/>
+          <w:sz w:val="24"/>
+        </w:rPr>
+        <w:t xml:space="preserve"> </w:t>
+      </w:r>
+      <w:r>
+        <w:rPr>
+          <w:rFonts w:ascii="Times New Roman" w:hAnsi="Times New Roman" w:eastAsia="SimSun"/>
+          <w:b w:val="0"/>
+          <w:color w:val="000000"/>
+          <w:sz w:val="24"/>
         </w:rPr>
         <w:t xml:space="preserve">A、B、D 最终都回到并停留在 1 附近，说明稳定；C 长期振幅增大，不存在稳定稳态值，说明不稳定。</w:t>
       </w:r>
@@ -5876,24 +7188,35 @@
           <w:ilvl w:val="0"/>
           <w:numId w:val="1016"/>
         </w:numPr>
+        <w:spacing w:line="240" w:lineRule="auto" w:before="0" w:after="80"/>
+        <w:ind w:firstLine="480"/>
       </w:pPr>
       <w:r>
         <w:rPr>
           <w:bCs/>
-          <w:rFonts w:ascii="Microsoft YaHei" w:hAnsi="Microsoft YaHei" w:eastAsia="Microsoft YaHei"/>
-          <w:b/>
+          <w:rFonts w:ascii="Times New Roman" w:hAnsi="Times New Roman" w:eastAsia="SimHei"/>
+          <w:b w:val="0"/>
+          <w:i w:val="0"/>
+          <w:color w:val="000000"/>
+          <w:sz w:val="24"/>
         </w:rPr>
         <w:t xml:space="preserve">是否振荡。</w:t>
       </w:r>
       <w:r>
         <w:rPr>
-          <w:rFonts w:ascii="Microsoft YaHei" w:hAnsi="Microsoft YaHei" w:eastAsia="Microsoft YaHei"/>
-        </w:rPr>
-        <w:t xml:space="preserve"> </w:t>
-      </w:r>
-      <w:r>
-        <w:rPr>
-          <w:rFonts w:ascii="Microsoft YaHei" w:hAnsi="Microsoft YaHei" w:eastAsia="Microsoft YaHei"/>
+          <w:rFonts w:ascii="Times New Roman" w:hAnsi="Times New Roman" w:eastAsia="SimSun"/>
+          <w:b w:val="0"/>
+          <w:color w:val="000000"/>
+          <w:sz w:val="24"/>
+        </w:rPr>
+        <w:t xml:space="preserve"> </w:t>
+      </w:r>
+      <w:r>
+        <w:rPr>
+          <w:rFonts w:ascii="Times New Roman" w:hAnsi="Times New Roman" w:eastAsia="SimSun"/>
+          <w:b w:val="0"/>
+          <w:color w:val="000000"/>
+          <w:sz w:val="24"/>
         </w:rPr>
         <w:t xml:space="preserve">A 基本不振荡，倾向主导实极点；B、C 存在明显交替峰谷，说明主导复极点；D 末端出现极小峰值（需仔细观察），说明不能视为纯一阶/过阻尼，确有欠阻尼复极点但阻尼极大。</w:t>
       </w:r>
@@ -5904,24 +7227,35 @@
           <w:ilvl w:val="0"/>
           <w:numId w:val="1016"/>
         </w:numPr>
+        <w:spacing w:line="240" w:lineRule="auto" w:before="0" w:after="80"/>
+        <w:ind w:firstLine="480"/>
       </w:pPr>
       <w:r>
         <w:rPr>
           <w:bCs/>
-          <w:rFonts w:ascii="Microsoft YaHei" w:hAnsi="Microsoft YaHei" w:eastAsia="Microsoft YaHei"/>
-          <w:b/>
+          <w:rFonts w:ascii="Times New Roman" w:hAnsi="Times New Roman" w:eastAsia="SimHei"/>
+          <w:b w:val="0"/>
+          <w:i w:val="0"/>
+          <w:color w:val="000000"/>
+          <w:sz w:val="24"/>
         </w:rPr>
         <w:t xml:space="preserve">振荡包络是衰减还是发散。</w:t>
       </w:r>
       <w:r>
         <w:rPr>
-          <w:rFonts w:ascii="Microsoft YaHei" w:hAnsi="Microsoft YaHei" w:eastAsia="Microsoft YaHei"/>
-        </w:rPr>
-        <w:t xml:space="preserve"> </w:t>
-      </w:r>
-      <w:r>
-        <w:rPr>
-          <w:rFonts w:ascii="Microsoft YaHei" w:hAnsi="Microsoft YaHei" w:eastAsia="Microsoft YaHei"/>
+          <w:rFonts w:ascii="Times New Roman" w:hAnsi="Times New Roman" w:eastAsia="SimSun"/>
+          <w:b w:val="0"/>
+          <w:color w:val="000000"/>
+          <w:sz w:val="24"/>
+        </w:rPr>
+        <w:t xml:space="preserve"> </w:t>
+      </w:r>
+      <w:r>
+        <w:rPr>
+          <w:rFonts w:ascii="Times New Roman" w:hAnsi="Times New Roman" w:eastAsia="SimSun"/>
+          <w:b w:val="0"/>
+          <w:color w:val="000000"/>
+          <w:sz w:val="24"/>
         </w:rPr>
         <w:t xml:space="preserve">B 的峰值逐步减小，对应复极点实部小于 0；C 的峰值逐步增大，对应复极点实部大于 0。</w:t>
       </w:r>
@@ -5932,24 +7266,35 @@
           <w:ilvl w:val="0"/>
           <w:numId w:val="1016"/>
         </w:numPr>
+        <w:spacing w:line="240" w:lineRule="auto" w:before="0" w:after="80"/>
+        <w:ind w:firstLine="480"/>
       </w:pPr>
       <w:r>
         <w:rPr>
           <w:bCs/>
-          <w:rFonts w:ascii="Microsoft YaHei" w:hAnsi="Microsoft YaHei" w:eastAsia="Microsoft YaHei"/>
-          <w:b/>
+          <w:rFonts w:ascii="Times New Roman" w:hAnsi="Times New Roman" w:eastAsia="SimHei"/>
+          <w:b w:val="0"/>
+          <w:i w:val="0"/>
+          <w:color w:val="000000"/>
+          <w:sz w:val="24"/>
         </w:rPr>
         <w:t xml:space="preserve">超调量大小。</w:t>
       </w:r>
       <w:r>
         <w:rPr>
-          <w:rFonts w:ascii="Microsoft YaHei" w:hAnsi="Microsoft YaHei" w:eastAsia="Microsoft YaHei"/>
-        </w:rPr>
-        <w:t xml:space="preserve"> </w:t>
-      </w:r>
-      <w:r>
-        <w:rPr>
-          <w:rFonts w:ascii="Microsoft YaHei" w:hAnsi="Microsoft YaHei" w:eastAsia="Microsoft YaHei"/>
+          <w:rFonts w:ascii="Times New Roman" w:hAnsi="Times New Roman" w:eastAsia="SimSun"/>
+          <w:b w:val="0"/>
+          <w:color w:val="000000"/>
+          <w:sz w:val="24"/>
+        </w:rPr>
+        <w:t xml:space="preserve"> </w:t>
+      </w:r>
+      <w:r>
+        <w:rPr>
+          <w:rFonts w:ascii="Times New Roman" w:hAnsi="Times New Roman" w:eastAsia="SimSun"/>
+          <w:b w:val="0"/>
+          <w:color w:val="000000"/>
+          <w:sz w:val="24"/>
         </w:rPr>
         <w:t xml:space="preserve">B 的 25% 超调明显大于 D 的 5%，因此 B 的阻尼更小、D 的阻尼更大。</w:t>
       </w:r>
@@ -5960,24 +7305,35 @@
           <w:ilvl w:val="0"/>
           <w:numId w:val="1016"/>
         </w:numPr>
+        <w:spacing w:line="240" w:lineRule="auto" w:before="0" w:after="80"/>
+        <w:ind w:firstLine="480"/>
       </w:pPr>
       <w:r>
         <w:rPr>
           <w:bCs/>
-          <w:rFonts w:ascii="Microsoft YaHei" w:hAnsi="Microsoft YaHei" w:eastAsia="Microsoft YaHei"/>
-          <w:b/>
+          <w:rFonts w:ascii="Times New Roman" w:hAnsi="Times New Roman" w:eastAsia="SimHei"/>
+          <w:b w:val="0"/>
+          <w:i w:val="0"/>
+          <w:color w:val="000000"/>
+          <w:sz w:val="24"/>
         </w:rPr>
         <w:t xml:space="preserve">超调量的精细程度。</w:t>
       </w:r>
       <w:r>
         <w:rPr>
-          <w:rFonts w:ascii="Microsoft YaHei" w:hAnsi="Microsoft YaHei" w:eastAsia="Microsoft YaHei"/>
-        </w:rPr>
-        <w:t xml:space="preserve"> </w:t>
-      </w:r>
-      <w:r>
-        <w:rPr>
-          <w:rFonts w:ascii="Microsoft YaHei" w:hAnsi="Microsoft YaHei" w:eastAsia="Microsoft YaHei"/>
+          <w:rFonts w:ascii="Times New Roman" w:hAnsi="Times New Roman" w:eastAsia="SimSun"/>
+          <w:b w:val="0"/>
+          <w:color w:val="000000"/>
+          <w:sz w:val="24"/>
+        </w:rPr>
+        <w:t xml:space="preserve"> </w:t>
+      </w:r>
+      <w:r>
+        <w:rPr>
+          <w:rFonts w:ascii="Times New Roman" w:hAnsi="Times New Roman" w:eastAsia="SimSun"/>
+          <w:b w:val="0"/>
+          <w:color w:val="000000"/>
+          <w:sz w:val="24"/>
         </w:rPr>
         <w:t xml:space="preserve">D 的超调量约 5%，肉眼几乎看不出（需与 A 的零超调对比才能发现顶端极小的峰值）；B 的 25% 超调则直观可辨；这一”超调量的有无与大小”正是区分 A、B、D 三条稳定曲线的核心手段。</w:t>
       </w:r>
@@ -5985,24 +7341,35 @@
     <w:p>
       <w:pPr>
         <w:pStyle w:val="FirstParagraph"/>
+        <w:spacing w:line="240" w:lineRule="auto" w:before="0" w:after="80"/>
+        <w:ind w:firstLine="480"/>
       </w:pPr>
       <w:r>
         <w:rPr>
           <w:bCs/>
-          <w:rFonts w:ascii="Microsoft YaHei" w:hAnsi="Microsoft YaHei" w:eastAsia="Microsoft YaHei"/>
-          <w:b/>
+          <w:rFonts w:ascii="Times New Roman" w:hAnsi="Times New Roman" w:eastAsia="SimHei"/>
+          <w:b w:val="0"/>
+          <w:i w:val="0"/>
+          <w:color w:val="000000"/>
+          <w:sz w:val="24"/>
         </w:rPr>
         <w:t xml:space="preserve">总结：</w:t>
       </w:r>
       <w:r>
         <w:rPr>
-          <w:rFonts w:ascii="Microsoft YaHei" w:hAnsi="Microsoft YaHei" w:eastAsia="Microsoft YaHei"/>
-        </w:rPr>
-        <w:t xml:space="preserve"> </w:t>
-      </w:r>
-      <w:r>
-        <w:rPr>
-          <w:rFonts w:ascii="Microsoft YaHei" w:hAnsi="Microsoft YaHei" w:eastAsia="Microsoft YaHei"/>
+          <w:rFonts w:ascii="Times New Roman" w:hAnsi="Times New Roman" w:eastAsia="SimSun"/>
+          <w:b w:val="0"/>
+          <w:color w:val="000000"/>
+          <w:sz w:val="24"/>
+        </w:rPr>
+        <w:t xml:space="preserve"> </w:t>
+      </w:r>
+      <w:r>
+        <w:rPr>
+          <w:rFonts w:ascii="Times New Roman" w:hAnsi="Times New Roman" w:eastAsia="SimSun"/>
+          <w:b w:val="0"/>
+          <w:color w:val="000000"/>
+          <w:sz w:val="24"/>
         </w:rPr>
         <w:t xml:space="preserve">四条曲线可概括为：A 稳定主导实极点（无超调）；B 稳定欠阻尼复极点（25% 超调，明显振荡）；C 不稳定复极点（振荡发散）；D 稳定高阻尼欠阻尼复极点（5% 超调，极不明显，几乎类单调收敛）。</w:t>
       </w:r>
@@ -6012,10 +7379,15 @@
     <w:p>
       <w:pPr>
         <w:pStyle w:val="Heading3"/>
-      </w:pPr>
-      <w:r>
-        <w:rPr>
-          <w:rFonts w:ascii="Microsoft YaHei" w:hAnsi="Microsoft YaHei" w:eastAsia="Microsoft YaHei"/>
+        <w:spacing w:line="240" w:lineRule="auto" w:before="0" w:after="80"/>
+        <w:ind w:firstLine="0"/>
+      </w:pPr>
+      <w:r>
+        <w:rPr>
+          <w:rFonts w:ascii="Times New Roman" w:hAnsi="Times New Roman" w:eastAsia="SimHei"/>
+          <w:b w:val="0"/>
+          <w:color w:val="000000"/>
+          <w:sz w:val="24"/>
         </w:rPr>
         <w:t xml:space="preserve">评分标准</w:t>
       </w:r>
@@ -6026,24 +7398,35 @@
           <w:ilvl w:val="0"/>
           <w:numId w:val="1017"/>
         </w:numPr>
+        <w:spacing w:line="240" w:lineRule="auto" w:before="0" w:after="80"/>
+        <w:ind w:firstLine="480"/>
       </w:pPr>
       <w:r>
         <w:rPr>
           <w:bCs/>
-          <w:rFonts w:ascii="Microsoft YaHei" w:hAnsi="Microsoft YaHei" w:eastAsia="Microsoft YaHei"/>
-          <w:b/>
+          <w:rFonts w:ascii="Times New Roman" w:hAnsi="Times New Roman" w:eastAsia="SimHei"/>
+          <w:b w:val="0"/>
+          <w:i w:val="0"/>
+          <w:color w:val="000000"/>
+          <w:sz w:val="24"/>
         </w:rPr>
         <w:t xml:space="preserve">判断曲线 A 的主导极点特征，2分。</w:t>
       </w:r>
       <w:r>
         <w:rPr>
-          <w:rFonts w:ascii="Microsoft YaHei" w:hAnsi="Microsoft YaHei" w:eastAsia="Microsoft YaHei"/>
-        </w:rPr>
-        <w:t xml:space="preserve"> </w:t>
-      </w:r>
-      <w:r>
-        <w:rPr>
-          <w:rFonts w:ascii="Microsoft YaHei" w:hAnsi="Microsoft YaHei" w:eastAsia="Microsoft YaHei"/>
+          <w:rFonts w:ascii="Times New Roman" w:hAnsi="Times New Roman" w:eastAsia="SimSun"/>
+          <w:b w:val="0"/>
+          <w:color w:val="000000"/>
+          <w:sz w:val="24"/>
+        </w:rPr>
+        <w:t xml:space="preserve"> </w:t>
+      </w:r>
+      <w:r>
+        <w:rPr>
+          <w:rFonts w:ascii="Times New Roman" w:hAnsi="Times New Roman" w:eastAsia="SimSun"/>
+          <w:b w:val="0"/>
+          <w:color w:val="000000"/>
+          <w:sz w:val="24"/>
         </w:rPr>
         <w:t xml:space="preserve">判分标准：答出”稳定、无超调、主导负实极点或过阻尼/近一阶”给 2 分；只答出稳定且无振荡但未说明极点类型给 1 分。</w:t>
       </w:r>
@@ -6054,24 +7437,35 @@
           <w:ilvl w:val="0"/>
           <w:numId w:val="1017"/>
         </w:numPr>
+        <w:spacing w:line="240" w:lineRule="auto" w:before="0" w:after="80"/>
+        <w:ind w:firstLine="480"/>
       </w:pPr>
       <w:r>
         <w:rPr>
           <w:bCs/>
-          <w:rFonts w:ascii="Microsoft YaHei" w:hAnsi="Microsoft YaHei" w:eastAsia="Microsoft YaHei"/>
-          <w:b/>
+          <w:rFonts w:ascii="Times New Roman" w:hAnsi="Times New Roman" w:eastAsia="SimHei"/>
+          <w:b w:val="0"/>
+          <w:i w:val="0"/>
+          <w:color w:val="000000"/>
+          <w:sz w:val="24"/>
         </w:rPr>
         <w:t xml:space="preserve">判断曲线 B 的主导极点特征，2分。</w:t>
       </w:r>
       <w:r>
         <w:rPr>
-          <w:rFonts w:ascii="Microsoft YaHei" w:hAnsi="Microsoft YaHei" w:eastAsia="Microsoft YaHei"/>
-        </w:rPr>
-        <w:t xml:space="preserve"> </w:t>
-      </w:r>
-      <w:r>
-        <w:rPr>
-          <w:rFonts w:ascii="Microsoft YaHei" w:hAnsi="Microsoft YaHei" w:eastAsia="Microsoft YaHei"/>
+          <w:rFonts w:ascii="Times New Roman" w:hAnsi="Times New Roman" w:eastAsia="SimSun"/>
+          <w:b w:val="0"/>
+          <w:color w:val="000000"/>
+          <w:sz w:val="24"/>
+        </w:rPr>
+        <w:t xml:space="preserve"> </w:t>
+      </w:r>
+      <w:r>
+        <w:rPr>
+          <w:rFonts w:ascii="Times New Roman" w:hAnsi="Times New Roman" w:eastAsia="SimSun"/>
+          <w:b w:val="0"/>
+          <w:color w:val="000000"/>
+          <w:sz w:val="24"/>
         </w:rPr>
         <w:t xml:space="preserve">判分标准：答出”稳定、衰减振荡、主导共轭复极点、</w:t>
       </w:r>
@@ -6100,7 +7494,10 @@
       </m:oMath>
       <w:r>
         <w:rPr>
-          <w:rFonts w:ascii="Microsoft YaHei" w:hAnsi="Microsoft YaHei" w:eastAsia="Microsoft YaHei"/>
+          <w:rFonts w:ascii="Times New Roman" w:hAnsi="Times New Roman" w:eastAsia="SimSun"/>
+          <w:b w:val="0"/>
+          <w:color w:val="000000"/>
+          <w:sz w:val="24"/>
         </w:rPr>
         <w:t xml:space="preserve">“给 2 分；只答出欠阻尼或只答出复极点给 1 分。</w:t>
       </w:r>
@@ -6111,30 +7508,44 @@
           <w:ilvl w:val="0"/>
           <w:numId w:val="1017"/>
         </w:numPr>
+        <w:spacing w:line="240" w:lineRule="auto" w:before="0" w:after="80"/>
+        <w:ind w:firstLine="480"/>
       </w:pPr>
       <w:r>
         <w:rPr>
           <w:bCs/>
-          <w:rFonts w:ascii="Microsoft YaHei" w:hAnsi="Microsoft YaHei" w:eastAsia="Microsoft YaHei"/>
-          <w:b/>
+          <w:rFonts w:ascii="Times New Roman" w:hAnsi="Times New Roman" w:eastAsia="SimHei"/>
+          <w:b w:val="0"/>
+          <w:i w:val="0"/>
+          <w:color w:val="000000"/>
+          <w:sz w:val="24"/>
         </w:rPr>
         <w:t xml:space="preserve">判断曲线 C 的主导极点特征，2分。</w:t>
       </w:r>
       <w:r>
         <w:rPr>
-          <w:rFonts w:ascii="Microsoft YaHei" w:hAnsi="Microsoft YaHei" w:eastAsia="Microsoft YaHei"/>
-        </w:rPr>
-        <w:t xml:space="preserve"> </w:t>
-      </w:r>
-      <w:r>
-        <w:rPr>
-          <w:rFonts w:ascii="Microsoft YaHei" w:hAnsi="Microsoft YaHei" w:eastAsia="Microsoft YaHei"/>
+          <w:rFonts w:ascii="Times New Roman" w:hAnsi="Times New Roman" w:eastAsia="SimSun"/>
+          <w:b w:val="0"/>
+          <w:color w:val="000000"/>
+          <w:sz w:val="24"/>
+        </w:rPr>
+        <w:t xml:space="preserve"> </w:t>
+      </w:r>
+      <w:r>
+        <w:rPr>
+          <w:rFonts w:ascii="Times New Roman" w:hAnsi="Times New Roman" w:eastAsia="SimSun"/>
+          <w:b w:val="0"/>
+          <w:color w:val="000000"/>
+          <w:sz w:val="24"/>
         </w:rPr>
         <w:t xml:space="preserve">判分标准：答出”振荡发散、不稳定、主导共轭复极点实部大于 0 或</w:t>
       </w:r>
       <w:r>
         <w:rPr>
-          <w:rFonts w:ascii="Microsoft YaHei" w:hAnsi="Microsoft YaHei" w:eastAsia="Microsoft YaHei"/>
+          <w:rFonts w:ascii="Times New Roman" w:hAnsi="Times New Roman" w:eastAsia="SimSun"/>
+          <w:b w:val="0"/>
+          <w:color w:val="000000"/>
+          <w:sz w:val="24"/>
         </w:rPr>
         <w:t xml:space="preserve"> </w:t>
       </w:r>
@@ -6154,7 +7565,10 @@
       </m:oMath>
       <w:r>
         <w:rPr>
-          <w:rFonts w:ascii="Microsoft YaHei" w:hAnsi="Microsoft YaHei" w:eastAsia="Microsoft YaHei"/>
+          <w:rFonts w:ascii="Times New Roman" w:hAnsi="Times New Roman" w:eastAsia="SimSun"/>
+          <w:b w:val="0"/>
+          <w:color w:val="000000"/>
+          <w:sz w:val="24"/>
         </w:rPr>
         <w:t xml:space="preserve">“给 2 分；只答出不稳定或只答出发散振荡给 1 分。</w:t>
       </w:r>
@@ -6165,24 +7579,35 @@
           <w:ilvl w:val="0"/>
           <w:numId w:val="1017"/>
         </w:numPr>
+        <w:spacing w:line="240" w:lineRule="auto" w:before="0" w:after="80"/>
+        <w:ind w:firstLine="480"/>
       </w:pPr>
       <w:r>
         <w:rPr>
           <w:bCs/>
-          <w:rFonts w:ascii="Microsoft YaHei" w:hAnsi="Microsoft YaHei" w:eastAsia="Microsoft YaHei"/>
-          <w:b/>
+          <w:rFonts w:ascii="Times New Roman" w:hAnsi="Times New Roman" w:eastAsia="SimHei"/>
+          <w:b w:val="0"/>
+          <w:i w:val="0"/>
+          <w:color w:val="000000"/>
+          <w:sz w:val="24"/>
         </w:rPr>
         <w:t xml:space="preserve">判断曲线 D 的主导极点特征，2分。</w:t>
       </w:r>
       <w:r>
         <w:rPr>
-          <w:rFonts w:ascii="Microsoft YaHei" w:hAnsi="Microsoft YaHei" w:eastAsia="Microsoft YaHei"/>
-        </w:rPr>
-        <w:t xml:space="preserve"> </w:t>
-      </w:r>
-      <w:r>
-        <w:rPr>
-          <w:rFonts w:ascii="Microsoft YaHei" w:hAnsi="Microsoft YaHei" w:eastAsia="Microsoft YaHei"/>
+          <w:rFonts w:ascii="Times New Roman" w:hAnsi="Times New Roman" w:eastAsia="SimSun"/>
+          <w:b w:val="0"/>
+          <w:color w:val="000000"/>
+          <w:sz w:val="24"/>
+        </w:rPr>
+        <w:t xml:space="preserve"> </w:t>
+      </w:r>
+      <w:r>
+        <w:rPr>
+          <w:rFonts w:ascii="Times New Roman" w:hAnsi="Times New Roman" w:eastAsia="SimSun"/>
+          <w:b w:val="0"/>
+          <w:color w:val="000000"/>
+          <w:sz w:val="24"/>
         </w:rPr>
         <w:t xml:space="preserve">判分标准：答出”稳定、存在极小超调、主导极点为高阻尼欠阻尼共轭复极点（</w:t>
       </w:r>
@@ -6193,19 +7618,28 @@
       </m:oMath>
       <w:r>
         <w:rPr>
-          <w:rFonts w:ascii="Microsoft YaHei" w:hAnsi="Microsoft YaHei" w:eastAsia="Microsoft YaHei"/>
-        </w:rPr>
-        <w:t xml:space="preserve"> </w:t>
-      </w:r>
-      <w:r>
-        <w:rPr>
-          <w:rFonts w:ascii="Microsoft YaHei" w:hAnsi="Microsoft YaHei" w:eastAsia="Microsoft YaHei"/>
+          <w:rFonts w:ascii="Times New Roman" w:hAnsi="Times New Roman" w:eastAsia="SimSun"/>
+          <w:b w:val="0"/>
+          <w:color w:val="000000"/>
+          <w:sz w:val="24"/>
+        </w:rPr>
+        <w:t xml:space="preserve"> </w:t>
+      </w:r>
+      <w:r>
+        <w:rPr>
+          <w:rFonts w:ascii="Times New Roman" w:hAnsi="Times New Roman" w:eastAsia="SimSun"/>
+          <w:b w:val="0"/>
+          <w:color w:val="000000"/>
+          <w:sz w:val="24"/>
         </w:rPr>
         <w:t xml:space="preserve">接近 1 但</w:t>
       </w:r>
       <w:r>
         <w:rPr>
-          <w:rFonts w:ascii="Microsoft YaHei" w:hAnsi="Microsoft YaHei" w:eastAsia="Microsoft YaHei"/>
+          <w:rFonts w:ascii="Times New Roman" w:hAnsi="Times New Roman" w:eastAsia="SimSun"/>
+          <w:b w:val="0"/>
+          <w:color w:val="000000"/>
+          <w:sz w:val="24"/>
         </w:rPr>
         <w:t xml:space="preserve"> </w:t>
       </w:r>
@@ -6222,7 +7656,10 @@
       </m:oMath>
       <w:r>
         <w:rPr>
-          <w:rFonts w:ascii="Microsoft YaHei" w:hAnsi="Microsoft YaHei" w:eastAsia="Microsoft YaHei"/>
+          <w:rFonts w:ascii="Times New Roman" w:hAnsi="Times New Roman" w:eastAsia="SimSun"/>
+          <w:b w:val="0"/>
+          <w:color w:val="000000"/>
+          <w:sz w:val="24"/>
         </w:rPr>
         <w:t xml:space="preserve">）“给 2 分；只答出稳定且无振荡/超调很小但未说明极点类型给 1 分。</w:t>
       </w:r>
@@ -6233,30 +7670,44 @@
           <w:ilvl w:val="0"/>
           <w:numId w:val="1017"/>
         </w:numPr>
+        <w:spacing w:line="240" w:lineRule="auto" w:before="0" w:after="80"/>
+        <w:ind w:firstLine="480"/>
       </w:pPr>
       <w:r>
         <w:rPr>
           <w:bCs/>
-          <w:rFonts w:ascii="Microsoft YaHei" w:hAnsi="Microsoft YaHei" w:eastAsia="Microsoft YaHei"/>
-          <w:b/>
+          <w:rFonts w:ascii="Times New Roman" w:hAnsi="Times New Roman" w:eastAsia="SimHei"/>
+          <w:b w:val="0"/>
+          <w:i w:val="0"/>
+          <w:color w:val="000000"/>
+          <w:sz w:val="24"/>
         </w:rPr>
         <w:t xml:space="preserve">估算曲线 B 的超调量与阻尼比，2分。</w:t>
       </w:r>
       <w:r>
         <w:rPr>
-          <w:rFonts w:ascii="Microsoft YaHei" w:hAnsi="Microsoft YaHei" w:eastAsia="Microsoft YaHei"/>
-        </w:rPr>
-        <w:t xml:space="preserve"> </w:t>
-      </w:r>
-      <w:r>
-        <w:rPr>
-          <w:rFonts w:ascii="Microsoft YaHei" w:hAnsi="Microsoft YaHei" w:eastAsia="Microsoft YaHei"/>
+          <w:rFonts w:ascii="Times New Roman" w:hAnsi="Times New Roman" w:eastAsia="SimSun"/>
+          <w:b w:val="0"/>
+          <w:color w:val="000000"/>
+          <w:sz w:val="24"/>
+        </w:rPr>
+        <w:t xml:space="preserve"> </w:t>
+      </w:r>
+      <w:r>
+        <w:rPr>
+          <w:rFonts w:ascii="Times New Roman" w:hAnsi="Times New Roman" w:eastAsia="SimSun"/>
+          <w:b w:val="0"/>
+          <w:color w:val="000000"/>
+          <w:sz w:val="24"/>
         </w:rPr>
         <w:t xml:space="preserve">判分标准：算出</w:t>
       </w:r>
       <w:r>
         <w:rPr>
-          <w:rFonts w:ascii="Microsoft YaHei" w:hAnsi="Microsoft YaHei" w:eastAsia="Microsoft YaHei"/>
+          <w:rFonts w:ascii="Times New Roman" w:hAnsi="Times New Roman" w:eastAsia="SimSun"/>
+          <w:b w:val="0"/>
+          <w:color w:val="000000"/>
+          <w:sz w:val="24"/>
         </w:rPr>
         <w:t xml:space="preserve"> </w:t>
       </w:r>
@@ -6288,19 +7739,28 @@
       </m:oMath>
       <w:r>
         <w:rPr>
-          <w:rFonts w:ascii="Microsoft YaHei" w:hAnsi="Microsoft YaHei" w:eastAsia="Microsoft YaHei"/>
-        </w:rPr>
-        <w:t xml:space="preserve"> </w:t>
-      </w:r>
-      <w:r>
-        <w:rPr>
-          <w:rFonts w:ascii="Microsoft YaHei" w:hAnsi="Microsoft YaHei" w:eastAsia="Microsoft YaHei"/>
+          <w:rFonts w:ascii="Times New Roman" w:hAnsi="Times New Roman" w:eastAsia="SimSun"/>
+          <w:b w:val="0"/>
+          <w:color w:val="000000"/>
+          <w:sz w:val="24"/>
+        </w:rPr>
+        <w:t xml:space="preserve"> </w:t>
+      </w:r>
+      <w:r>
+        <w:rPr>
+          <w:rFonts w:ascii="Times New Roman" w:hAnsi="Times New Roman" w:eastAsia="SimSun"/>
+          <w:b w:val="0"/>
+          <w:color w:val="000000"/>
+          <w:sz w:val="24"/>
         </w:rPr>
         <w:t xml:space="preserve">且</w:t>
       </w:r>
       <w:r>
         <w:rPr>
-          <w:rFonts w:ascii="Microsoft YaHei" w:hAnsi="Microsoft YaHei" w:eastAsia="Microsoft YaHei"/>
+          <w:rFonts w:ascii="Times New Roman" w:hAnsi="Times New Roman" w:eastAsia="SimSun"/>
+          <w:b w:val="0"/>
+          <w:color w:val="000000"/>
+          <w:sz w:val="24"/>
         </w:rPr>
         <w:t xml:space="preserve"> </w:t>
       </w:r>
@@ -6311,13 +7771,19 @@
       </m:oMath>
       <w:r>
         <w:rPr>
-          <w:rFonts w:ascii="Microsoft YaHei" w:hAnsi="Microsoft YaHei" w:eastAsia="Microsoft YaHei"/>
-        </w:rPr>
-        <w:t xml:space="preserve"> </w:t>
-      </w:r>
-      <w:r>
-        <w:rPr>
-          <w:rFonts w:ascii="Microsoft YaHei" w:hAnsi="Microsoft YaHei" w:eastAsia="Microsoft YaHei"/>
+          <w:rFonts w:ascii="Times New Roman" w:hAnsi="Times New Roman" w:eastAsia="SimSun"/>
+          <w:b w:val="0"/>
+          <w:color w:val="000000"/>
+          <w:sz w:val="24"/>
+        </w:rPr>
+        <w:t xml:space="preserve"> </w:t>
+      </w:r>
+      <w:r>
+        <w:rPr>
+          <w:rFonts w:ascii="Times New Roman" w:hAnsi="Times New Roman" w:eastAsia="SimSun"/>
+          <w:b w:val="0"/>
+          <w:color w:val="000000"/>
+          <w:sz w:val="24"/>
         </w:rPr>
         <w:t xml:space="preserve">约为 0.40 给 2 分；只算对其中一个给 1 分。数值允许小范围误差。</w:t>
       </w:r>
@@ -6328,30 +7794,44 @@
           <w:ilvl w:val="0"/>
           <w:numId w:val="1017"/>
         </w:numPr>
+        <w:spacing w:line="240" w:lineRule="auto" w:before="0" w:after="80"/>
+        <w:ind w:firstLine="480"/>
       </w:pPr>
       <w:r>
         <w:rPr>
           <w:bCs/>
-          <w:rFonts w:ascii="Microsoft YaHei" w:hAnsi="Microsoft YaHei" w:eastAsia="Microsoft YaHei"/>
-          <w:b/>
+          <w:rFonts w:ascii="Times New Roman" w:hAnsi="Times New Roman" w:eastAsia="SimHei"/>
+          <w:b w:val="0"/>
+          <w:i w:val="0"/>
+          <w:color w:val="000000"/>
+          <w:sz w:val="24"/>
         </w:rPr>
         <w:t xml:space="preserve">估算曲线 D 的超调量与阻尼比，2分。</w:t>
       </w:r>
       <w:r>
         <w:rPr>
-          <w:rFonts w:ascii="Microsoft YaHei" w:hAnsi="Microsoft YaHei" w:eastAsia="Microsoft YaHei"/>
-        </w:rPr>
-        <w:t xml:space="preserve"> </w:t>
-      </w:r>
-      <w:r>
-        <w:rPr>
-          <w:rFonts w:ascii="Microsoft YaHei" w:hAnsi="Microsoft YaHei" w:eastAsia="Microsoft YaHei"/>
+          <w:rFonts w:ascii="Times New Roman" w:hAnsi="Times New Roman" w:eastAsia="SimSun"/>
+          <w:b w:val="0"/>
+          <w:color w:val="000000"/>
+          <w:sz w:val="24"/>
+        </w:rPr>
+        <w:t xml:space="preserve"> </w:t>
+      </w:r>
+      <w:r>
+        <w:rPr>
+          <w:rFonts w:ascii="Times New Roman" w:hAnsi="Times New Roman" w:eastAsia="SimSun"/>
+          <w:b w:val="0"/>
+          <w:color w:val="000000"/>
+          <w:sz w:val="24"/>
         </w:rPr>
         <w:t xml:space="preserve">判分标准：算出</w:t>
       </w:r>
       <w:r>
         <w:rPr>
-          <w:rFonts w:ascii="Microsoft YaHei" w:hAnsi="Microsoft YaHei" w:eastAsia="Microsoft YaHei"/>
+          <w:rFonts w:ascii="Times New Roman" w:hAnsi="Times New Roman" w:eastAsia="SimSun"/>
+          <w:b w:val="0"/>
+          <w:color w:val="000000"/>
+          <w:sz w:val="24"/>
         </w:rPr>
         <w:t xml:space="preserve"> </w:t>
       </w:r>
@@ -6383,19 +7863,28 @@
       </m:oMath>
       <w:r>
         <w:rPr>
-          <w:rFonts w:ascii="Microsoft YaHei" w:hAnsi="Microsoft YaHei" w:eastAsia="Microsoft YaHei"/>
-        </w:rPr>
-        <w:t xml:space="preserve"> </w:t>
-      </w:r>
-      <w:r>
-        <w:rPr>
-          <w:rFonts w:ascii="Microsoft YaHei" w:hAnsi="Microsoft YaHei" w:eastAsia="Microsoft YaHei"/>
+          <w:rFonts w:ascii="Times New Roman" w:hAnsi="Times New Roman" w:eastAsia="SimSun"/>
+          <w:b w:val="0"/>
+          <w:color w:val="000000"/>
+          <w:sz w:val="24"/>
+        </w:rPr>
+        <w:t xml:space="preserve"> </w:t>
+      </w:r>
+      <w:r>
+        <w:rPr>
+          <w:rFonts w:ascii="Times New Roman" w:hAnsi="Times New Roman" w:eastAsia="SimSun"/>
+          <w:b w:val="0"/>
+          <w:color w:val="000000"/>
+          <w:sz w:val="24"/>
         </w:rPr>
         <w:t xml:space="preserve">且</w:t>
       </w:r>
       <w:r>
         <w:rPr>
-          <w:rFonts w:ascii="Microsoft YaHei" w:hAnsi="Microsoft YaHei" w:eastAsia="Microsoft YaHei"/>
+          <w:rFonts w:ascii="Times New Roman" w:hAnsi="Times New Roman" w:eastAsia="SimSun"/>
+          <w:b w:val="0"/>
+          <w:color w:val="000000"/>
+          <w:sz w:val="24"/>
         </w:rPr>
         <w:t xml:space="preserve"> </w:t>
       </w:r>
@@ -6406,13 +7895,19 @@
       </m:oMath>
       <w:r>
         <w:rPr>
-          <w:rFonts w:ascii="Microsoft YaHei" w:hAnsi="Microsoft YaHei" w:eastAsia="Microsoft YaHei"/>
-        </w:rPr>
-        <w:t xml:space="preserve"> </w:t>
-      </w:r>
-      <w:r>
-        <w:rPr>
-          <w:rFonts w:ascii="Microsoft YaHei" w:hAnsi="Microsoft YaHei" w:eastAsia="Microsoft YaHei"/>
+          <w:rFonts w:ascii="Times New Roman" w:hAnsi="Times New Roman" w:eastAsia="SimSun"/>
+          <w:b w:val="0"/>
+          <w:color w:val="000000"/>
+          <w:sz w:val="24"/>
+        </w:rPr>
+        <w:t xml:space="preserve"> </w:t>
+      </w:r>
+      <w:r>
+        <w:rPr>
+          <w:rFonts w:ascii="Times New Roman" w:hAnsi="Times New Roman" w:eastAsia="SimSun"/>
+          <w:b w:val="0"/>
+          <w:color w:val="000000"/>
+          <w:sz w:val="24"/>
         </w:rPr>
         <w:t xml:space="preserve">约为 0.69 至 0.70 给 2 分；只算对其中一个给 1 分。数值允许小范围误差。</w:t>
       </w:r>
@@ -6423,32 +7918,50 @@
           <w:ilvl w:val="0"/>
           <w:numId w:val="1017"/>
         </w:numPr>
+        <w:spacing w:line="240" w:lineRule="auto" w:before="0" w:after="80"/>
+        <w:ind w:firstLine="480"/>
       </w:pPr>
       <w:r>
         <w:rPr>
           <w:bCs/>
-          <w:rFonts w:ascii="Microsoft YaHei" w:hAnsi="Microsoft YaHei" w:eastAsia="Microsoft YaHei"/>
-          <w:b/>
+          <w:rFonts w:ascii="Times New Roman" w:hAnsi="Times New Roman" w:eastAsia="SimHei"/>
+          <w:b w:val="0"/>
+          <w:i w:val="0"/>
+          <w:color w:val="000000"/>
+          <w:sz w:val="24"/>
         </w:rPr>
         <w:t xml:space="preserve">说明区分四条曲线所依据的时域特征，3分。</w:t>
       </w:r>
       <w:r>
         <w:rPr>
-          <w:rFonts w:ascii="Microsoft YaHei" w:hAnsi="Microsoft YaHei" w:eastAsia="Microsoft YaHei"/>
-        </w:rPr>
-        <w:t xml:space="preserve"> </w:t>
-      </w:r>
-      <w:r>
-        <w:rPr>
-          <w:rFonts w:ascii="Microsoft YaHei" w:hAnsi="Microsoft YaHei" w:eastAsia="Microsoft YaHei"/>
+          <w:rFonts w:ascii="Times New Roman" w:hAnsi="Times New Roman" w:eastAsia="SimSun"/>
+          <w:b w:val="0"/>
+          <w:color w:val="000000"/>
+          <w:sz w:val="24"/>
+        </w:rPr>
+        <w:t xml:space="preserve"> </w:t>
+      </w:r>
+      <w:r>
+        <w:rPr>
+          <w:rFonts w:ascii="Times New Roman" w:hAnsi="Times New Roman" w:eastAsia="SimSun"/>
+          <w:b w:val="0"/>
+          <w:color w:val="000000"/>
+          <w:sz w:val="24"/>
         </w:rPr>
         <w:t xml:space="preserve">判分标准：写出至少 4 条有效特征，并能把特征与对应判断联系起来给 3 分；仅列特征但联系不清给 2 分；少于 4 条或明显重复给 1 分。</w:t>
       </w:r>
     </w:p>
     <w:p>
-      <w:r>
-        <w:rPr>
-          <w:rFonts w:ascii="Microsoft YaHei" w:hAnsi="Microsoft YaHei" w:eastAsia="Microsoft YaHei"/>
+      <w:pPr>
+        <w:spacing w:line="240" w:lineRule="auto" w:before="0" w:after="80"/>
+        <w:ind w:firstLine="0"/>
+      </w:pPr>
+      <w:r>
+        <w:rPr>
+          <w:rFonts w:ascii="Times New Roman" w:hAnsi="Times New Roman" w:eastAsia="SimSun"/>
+          <w:b w:val="0"/>
+          <w:color w:val="000000"/>
+          <w:sz w:val="24"/>
         </w:rPr>
         <w:pict>
           <v:rect style="width:0;height:1.5pt" o:hralign="center" o:hrstd="t" o:hr="t"/>
@@ -6461,10 +7974,15 @@
     <w:p>
       <w:pPr>
         <w:pStyle w:val="Heading2"/>
-      </w:pPr>
-      <w:r>
-        <w:rPr>
-          <w:rFonts w:ascii="Microsoft YaHei" w:hAnsi="Microsoft YaHei" w:eastAsia="Microsoft YaHei"/>
+        <w:spacing w:line="240" w:lineRule="auto" w:before="0" w:after="80"/>
+        <w:ind w:firstLine="0"/>
+      </w:pPr>
+      <w:r>
+        <w:rPr>
+          <w:rFonts w:ascii="Times New Roman" w:hAnsi="Times New Roman" w:eastAsia="SimSun"/>
+          <w:b/>
+          <w:color w:val="000000"/>
+          <w:sz w:val="28"/>
         </w:rPr>
         <w:t xml:space="preserve">T1-4 工程场景反馈控制判断</w:t>
       </w:r>
@@ -6473,10 +7991,15 @@
     <w:p>
       <w:pPr>
         <w:pStyle w:val="Heading3"/>
-      </w:pPr>
-      <w:r>
-        <w:rPr>
-          <w:rFonts w:ascii="Microsoft YaHei" w:hAnsi="Microsoft YaHei" w:eastAsia="Microsoft YaHei"/>
+        <w:spacing w:line="240" w:lineRule="auto" w:before="0" w:after="80"/>
+        <w:ind w:firstLine="0"/>
+      </w:pPr>
+      <w:r>
+        <w:rPr>
+          <w:rFonts w:ascii="Times New Roman" w:hAnsi="Times New Roman" w:eastAsia="SimHei"/>
+          <w:b w:val="0"/>
+          <w:color w:val="000000"/>
+          <w:sz w:val="24"/>
         </w:rPr>
         <w:t xml:space="preserve">题干</w:t>
       </w:r>
@@ -6484,18 +8007,30 @@
     <w:p>
       <w:pPr>
         <w:pStyle w:val="FirstParagraph"/>
-      </w:pPr>
-      <w:r>
-        <w:rPr>
-          <w:rFonts w:ascii="Microsoft YaHei" w:hAnsi="Microsoft YaHei" w:eastAsia="Microsoft YaHei"/>
+        <w:spacing w:line="240" w:lineRule="auto" w:before="0" w:after="80"/>
+        <w:ind w:firstLine="480"/>
+      </w:pPr>
+      <w:r>
+        <w:rPr>
+          <w:rFonts w:ascii="Times New Roman" w:hAnsi="Times New Roman" w:eastAsia="SimSun"/>
+          <w:b w:val="0"/>
+          <w:color w:val="000000"/>
+          <w:sz w:val="24"/>
         </w:rPr>
         <w:t xml:space="preserve">请阅读以下两个工程控制场景，针对每个场景回答三个问题：（1）该场景的主要干扰来源和不确定性有哪些？（2）仅采用开环控制是否足够？请给出工程理由。（3）如果引入反馈控制，传感器应该测量什么物理量？</w:t>
       </w:r>
     </w:p>
     <w:p>
-      <w:r>
-        <w:rPr>
-          <w:rFonts w:ascii="Microsoft YaHei" w:hAnsi="Microsoft YaHei" w:eastAsia="Microsoft YaHei"/>
+      <w:pPr>
+        <w:spacing w:line="240" w:lineRule="auto" w:before="0" w:after="80"/>
+        <w:ind w:firstLine="0"/>
+      </w:pPr>
+      <w:r>
+        <w:rPr>
+          <w:rFonts w:ascii="Times New Roman" w:hAnsi="Times New Roman" w:eastAsia="SimSun"/>
+          <w:b w:val="0"/>
+          <w:color w:val="000000"/>
+          <w:sz w:val="24"/>
         </w:rPr>
         <w:pict>
           <v:rect style="width:0;height:1.5pt" o:hralign="center" o:hrstd="t" o:hr="t"/>
@@ -6507,10 +8042,15 @@
     <w:p>
       <w:pPr>
         <w:pStyle w:val="Heading3"/>
-      </w:pPr>
-      <w:r>
-        <w:rPr>
-          <w:rFonts w:ascii="Microsoft YaHei" w:hAnsi="Microsoft YaHei" w:eastAsia="Microsoft YaHei"/>
+        <w:spacing w:line="240" w:lineRule="auto" w:before="0" w:after="80"/>
+        <w:ind w:firstLine="0"/>
+      </w:pPr>
+      <w:r>
+        <w:rPr>
+          <w:rFonts w:ascii="Times New Roman" w:hAnsi="Times New Roman" w:eastAsia="SimHei"/>
+          <w:b w:val="0"/>
+          <w:color w:val="000000"/>
+          <w:sz w:val="24"/>
         </w:rPr>
         <w:t xml:space="preserve">场景A：家用洗衣机定时脱水程序</w:t>
       </w:r>
@@ -6518,10 +8058,15 @@
     <w:p>
       <w:pPr>
         <w:pStyle w:val="FirstParagraph"/>
-      </w:pPr>
-      <w:r>
-        <w:rPr>
-          <w:rFonts w:ascii="Microsoft YaHei" w:hAnsi="Microsoft YaHei" w:eastAsia="Microsoft YaHei"/>
+        <w:spacing w:line="240" w:lineRule="auto" w:before="0" w:after="80"/>
+        <w:ind w:firstLine="480"/>
+      </w:pPr>
+      <w:r>
+        <w:rPr>
+          <w:rFonts w:ascii="Times New Roman" w:hAnsi="Times New Roman" w:eastAsia="SimSun"/>
+          <w:b w:val="0"/>
+          <w:color w:val="000000"/>
+          <w:sz w:val="24"/>
         </w:rPr>
         <w:t xml:space="preserve">某型号家用全自动洗衣机执行脱水程序时，采用定时控制方式：设定脱水时间为5分钟，电机以固定转速（1200rpm）运转，到达设定时间后自动停止。</w:t>
       </w:r>
@@ -6531,10 +8076,15 @@
     <w:p>
       <w:pPr>
         <w:pStyle w:val="Heading3"/>
-      </w:pPr>
-      <w:r>
-        <w:rPr>
-          <w:rFonts w:ascii="Microsoft YaHei" w:hAnsi="Microsoft YaHei" w:eastAsia="Microsoft YaHei"/>
+        <w:spacing w:line="240" w:lineRule="auto" w:before="0" w:after="80"/>
+        <w:ind w:firstLine="0"/>
+      </w:pPr>
+      <w:r>
+        <w:rPr>
+          <w:rFonts w:ascii="Times New Roman" w:hAnsi="Times New Roman" w:eastAsia="SimHei"/>
+          <w:b w:val="0"/>
+          <w:color w:val="000000"/>
+          <w:sz w:val="24"/>
         </w:rPr>
         <w:t xml:space="preserve">场景B：无人机悬停高度保持</w:t>
       </w:r>
@@ -6542,18 +8092,30 @@
     <w:p>
       <w:pPr>
         <w:pStyle w:val="FirstParagraph"/>
-      </w:pPr>
-      <w:r>
-        <w:rPr>
-          <w:rFonts w:ascii="Microsoft YaHei" w:hAnsi="Microsoft YaHei" w:eastAsia="Microsoft YaHei"/>
+        <w:spacing w:line="240" w:lineRule="auto" w:before="0" w:after="80"/>
+        <w:ind w:firstLine="480"/>
+      </w:pPr>
+      <w:r>
+        <w:rPr>
+          <w:rFonts w:ascii="Times New Roman" w:hAnsi="Times New Roman" w:eastAsia="SimSun"/>
+          <w:b w:val="0"/>
+          <w:color w:val="000000"/>
+          <w:sz w:val="24"/>
         </w:rPr>
         <w:t xml:space="preserve">某四旋翼无人机执行定点悬停任务，要求在离地10米高度保持位置，持续10分钟。无人机通过调节四个电机的转速来控制升力，从而维持高度。</w:t>
       </w:r>
     </w:p>
     <w:p>
-      <w:r>
-        <w:rPr>
-          <w:rFonts w:ascii="Microsoft YaHei" w:hAnsi="Microsoft YaHei" w:eastAsia="Microsoft YaHei"/>
+      <w:pPr>
+        <w:spacing w:line="240" w:lineRule="auto" w:before="0" w:after="80"/>
+        <w:ind w:firstLine="0"/>
+      </w:pPr>
+      <w:r>
+        <w:rPr>
+          <w:rFonts w:ascii="Times New Roman" w:hAnsi="Times New Roman" w:eastAsia="SimSun"/>
+          <w:b w:val="0"/>
+          <w:color w:val="000000"/>
+          <w:sz w:val="24"/>
         </w:rPr>
         <w:pict>
           <v:rect style="width:0;height:1.5pt" o:hralign="center" o:hrstd="t" o:hr="t"/>
@@ -6563,10 +8125,15 @@
     <w:p>
       <w:pPr>
         <w:pStyle w:val="FirstParagraph"/>
-      </w:pPr>
-      <w:r>
-        <w:rPr>
-          <w:rFonts w:ascii="Microsoft YaHei" w:hAnsi="Microsoft YaHei" w:eastAsia="Microsoft YaHei"/>
+        <w:spacing w:line="240" w:lineRule="auto" w:before="0" w:after="80"/>
+        <w:ind w:firstLine="480"/>
+      </w:pPr>
+      <w:r>
+        <w:rPr>
+          <w:rFonts w:ascii="Times New Roman" w:hAnsi="Times New Roman" w:eastAsia="SimSun"/>
+          <w:b w:val="0"/>
+          <w:color w:val="000000"/>
+          <w:sz w:val="24"/>
         </w:rPr>
         <w:t xml:space="preserve">请分别对场景A和场景B进行分析，按要求回答上述三个子问题。</w:t>
       </w:r>
@@ -6576,10 +8143,15 @@
     <w:p>
       <w:pPr>
         <w:pStyle w:val="Heading3"/>
-      </w:pPr>
-      <w:r>
-        <w:rPr>
-          <w:rFonts w:ascii="Microsoft YaHei" w:hAnsi="Microsoft YaHei" w:eastAsia="Microsoft YaHei"/>
+        <w:spacing w:line="240" w:lineRule="auto" w:before="0" w:after="80"/>
+        <w:ind w:firstLine="0"/>
+      </w:pPr>
+      <w:r>
+        <w:rPr>
+          <w:rFonts w:ascii="Times New Roman" w:hAnsi="Times New Roman" w:eastAsia="SimHei"/>
+          <w:b w:val="0"/>
+          <w:color w:val="000000"/>
+          <w:sz w:val="24"/>
         </w:rPr>
         <w:t xml:space="preserve">参考答案</w:t>
       </w:r>
@@ -6588,10 +8160,15 @@
     <w:p>
       <w:pPr>
         <w:pStyle w:val="Heading4"/>
-      </w:pPr>
-      <w:r>
-        <w:rPr>
-          <w:rFonts w:ascii="Microsoft YaHei" w:hAnsi="Microsoft YaHei" w:eastAsia="Microsoft YaHei"/>
+        <w:spacing w:line="240" w:lineRule="auto" w:before="0" w:after="80"/>
+        <w:ind w:firstLine="480"/>
+      </w:pPr>
+      <w:r>
+        <w:rPr>
+          <w:rFonts w:ascii="Times New Roman" w:hAnsi="Times New Roman" w:eastAsia="SimSun"/>
+          <w:b w:val="0"/>
+          <w:color w:val="000000"/>
+          <w:sz w:val="24"/>
         </w:rPr>
         <w:t xml:space="preserve">场景A：家用洗衣机定时脱水程序</w:t>
       </w:r>
@@ -6599,12 +8176,17 @@
     <w:p>
       <w:pPr>
         <w:pStyle w:val="FirstParagraph"/>
+        <w:spacing w:line="240" w:lineRule="auto" w:before="0" w:after="80"/>
+        <w:ind w:firstLine="480"/>
       </w:pPr>
       <w:r>
         <w:rPr>
           <w:bCs/>
-          <w:rFonts w:ascii="Microsoft YaHei" w:hAnsi="Microsoft YaHei" w:eastAsia="Microsoft YaHei"/>
-          <w:b/>
+          <w:rFonts w:ascii="Times New Roman" w:hAnsi="Times New Roman" w:eastAsia="SimHei"/>
+          <w:b w:val="0"/>
+          <w:i w:val="0"/>
+          <w:color w:val="000000"/>
+          <w:sz w:val="24"/>
         </w:rPr>
         <w:t xml:space="preserve">1. 主要干扰来源和不确定性：</w:t>
       </w:r>
@@ -6616,10 +8198,15 @@
           <w:numId w:val="1018"/>
         </w:numPr>
         <w:pStyle w:val="Compact"/>
-      </w:pPr>
-      <w:r>
-        <w:rPr>
-          <w:rFonts w:ascii="Microsoft YaHei" w:hAnsi="Microsoft YaHei" w:eastAsia="Microsoft YaHei"/>
+        <w:spacing w:line="240" w:lineRule="auto" w:before="0" w:after="80"/>
+        <w:ind w:firstLine="480"/>
+      </w:pPr>
+      <w:r>
+        <w:rPr>
+          <w:rFonts w:ascii="Times New Roman" w:hAnsi="Times New Roman" w:eastAsia="SimSun"/>
+          <w:b w:val="0"/>
+          <w:color w:val="000000"/>
+          <w:sz w:val="24"/>
         </w:rPr>
         <w:t xml:space="preserve">衣物负载量变化（湿衣物重量从1kg到5kg不等）</w:t>
       </w:r>
@@ -6631,10 +8218,15 @@
           <w:numId w:val="1018"/>
         </w:numPr>
         <w:pStyle w:val="Compact"/>
-      </w:pPr>
-      <w:r>
-        <w:rPr>
-          <w:rFonts w:ascii="Microsoft YaHei" w:hAnsi="Microsoft YaHei" w:eastAsia="Microsoft YaHei"/>
+        <w:spacing w:line="240" w:lineRule="auto" w:before="0" w:after="80"/>
+        <w:ind w:firstLine="480"/>
+      </w:pPr>
+      <w:r>
+        <w:rPr>
+          <w:rFonts w:ascii="Times New Roman" w:hAnsi="Times New Roman" w:eastAsia="SimSun"/>
+          <w:b w:val="0"/>
+          <w:color w:val="000000"/>
+          <w:sz w:val="24"/>
         </w:rPr>
         <w:t xml:space="preserve">衣物在滚筒内分布不均匀导致的偏心振动</w:t>
       </w:r>
@@ -6646,10 +8238,15 @@
           <w:numId w:val="1018"/>
         </w:numPr>
         <w:pStyle w:val="Compact"/>
-      </w:pPr>
-      <w:r>
-        <w:rPr>
-          <w:rFonts w:ascii="Microsoft YaHei" w:hAnsi="Microsoft YaHei" w:eastAsia="Microsoft YaHei"/>
+        <w:spacing w:line="240" w:lineRule="auto" w:before="0" w:after="80"/>
+        <w:ind w:firstLine="480"/>
+      </w:pPr>
+      <w:r>
+        <w:rPr>
+          <w:rFonts w:ascii="Times New Roman" w:hAnsi="Times New Roman" w:eastAsia="SimSun"/>
+          <w:b w:val="0"/>
+          <w:color w:val="000000"/>
+          <w:sz w:val="24"/>
         </w:rPr>
         <w:t xml:space="preserve">电网电压小幅波动（±10%）</w:t>
       </w:r>
@@ -6661,10 +8258,15 @@
           <w:numId w:val="1018"/>
         </w:numPr>
         <w:pStyle w:val="Compact"/>
-      </w:pPr>
-      <w:r>
-        <w:rPr>
-          <w:rFonts w:ascii="Microsoft YaHei" w:hAnsi="Microsoft YaHei" w:eastAsia="Microsoft YaHei"/>
+        <w:spacing w:line="240" w:lineRule="auto" w:before="0" w:after="80"/>
+        <w:ind w:firstLine="480"/>
+      </w:pPr>
+      <w:r>
+        <w:rPr>
+          <w:rFonts w:ascii="Times New Roman" w:hAnsi="Times New Roman" w:eastAsia="SimSun"/>
+          <w:b w:val="0"/>
+          <w:color w:val="000000"/>
+          <w:sz w:val="24"/>
         </w:rPr>
         <w:t xml:space="preserve">电机绕组温度升高导致的电阻变化和参数漂移</w:t>
       </w:r>
@@ -6672,12 +8274,17 @@
     <w:p>
       <w:pPr>
         <w:pStyle w:val="FirstParagraph"/>
+        <w:spacing w:line="240" w:lineRule="auto" w:before="0" w:after="80"/>
+        <w:ind w:firstLine="480"/>
       </w:pPr>
       <w:r>
         <w:rPr>
           <w:bCs/>
-          <w:rFonts w:ascii="Microsoft YaHei" w:hAnsi="Microsoft YaHei" w:eastAsia="Microsoft YaHei"/>
-          <w:b/>
+          <w:rFonts w:ascii="Times New Roman" w:hAnsi="Times New Roman" w:eastAsia="SimHei"/>
+          <w:b w:val="0"/>
+          <w:i w:val="0"/>
+          <w:color w:val="000000"/>
+          <w:sz w:val="24"/>
         </w:rPr>
         <w:t xml:space="preserve">2. 开环控制是否足够：足够</w:t>
       </w:r>
@@ -6685,10 +8292,15 @@
     <w:p>
       <w:pPr>
         <w:pStyle w:val="BodyText"/>
-      </w:pPr>
-      <w:r>
-        <w:rPr>
-          <w:rFonts w:ascii="Microsoft YaHei" w:hAnsi="Microsoft YaHei" w:eastAsia="Microsoft YaHei"/>
+        <w:spacing w:line="240" w:lineRule="auto" w:before="0" w:after="80"/>
+        <w:ind w:firstLine="480"/>
+      </w:pPr>
+      <w:r>
+        <w:rPr>
+          <w:rFonts w:ascii="Times New Roman" w:hAnsi="Times New Roman" w:eastAsia="SimSun"/>
+          <w:b w:val="0"/>
+          <w:color w:val="000000"/>
+          <w:sz w:val="24"/>
         </w:rPr>
         <w:t xml:space="preserve">理由：</w:t>
       </w:r>
@@ -6700,10 +8312,15 @@
           <w:numId w:val="1019"/>
         </w:numPr>
         <w:pStyle w:val="Compact"/>
-      </w:pPr>
-      <w:r>
-        <w:rPr>
-          <w:rFonts w:ascii="Microsoft YaHei" w:hAnsi="Microsoft YaHei" w:eastAsia="Microsoft YaHei"/>
+        <w:spacing w:line="240" w:lineRule="auto" w:before="0" w:after="80"/>
+        <w:ind w:firstLine="480"/>
+      </w:pPr>
+      <w:r>
+        <w:rPr>
+          <w:rFonts w:ascii="Times New Roman" w:hAnsi="Times New Roman" w:eastAsia="SimSun"/>
+          <w:b w:val="0"/>
+          <w:color w:val="000000"/>
+          <w:sz w:val="24"/>
         </w:rPr>
         <w:t xml:space="preserve">脱水过程的目标是甩出衣物中的水分，而非精确控制转速或脱水程度，允许一定范围的性能波动；</w:t>
       </w:r>
@@ -6715,10 +8332,15 @@
           <w:numId w:val="1019"/>
         </w:numPr>
         <w:pStyle w:val="Compact"/>
-      </w:pPr>
-      <w:r>
-        <w:rPr>
-          <w:rFonts w:ascii="Microsoft YaHei" w:hAnsi="Microsoft YaHei" w:eastAsia="Microsoft YaHei"/>
+        <w:spacing w:line="240" w:lineRule="auto" w:before="0" w:after="80"/>
+        <w:ind w:firstLine="480"/>
+      </w:pPr>
+      <w:r>
+        <w:rPr>
+          <w:rFonts w:ascii="Times New Roman" w:hAnsi="Times New Roman" w:eastAsia="SimSun"/>
+          <w:b w:val="0"/>
+          <w:color w:val="000000"/>
+          <w:sz w:val="24"/>
         </w:rPr>
         <w:t xml:space="preserve">电机本身具有机械惯性，对小幅电压波动和负载变化具有自然鲁棒性；</w:t>
       </w:r>
@@ -6730,10 +8352,15 @@
           <w:numId w:val="1019"/>
         </w:numPr>
         <w:pStyle w:val="Compact"/>
-      </w:pPr>
-      <w:r>
-        <w:rPr>
-          <w:rFonts w:ascii="Microsoft YaHei" w:hAnsi="Microsoft YaHei" w:eastAsia="Microsoft YaHei"/>
+        <w:spacing w:line="240" w:lineRule="auto" w:before="0" w:after="80"/>
+        <w:ind w:firstLine="480"/>
+      </w:pPr>
+      <w:r>
+        <w:rPr>
+          <w:rFonts w:ascii="Times New Roman" w:hAnsi="Times New Roman" w:eastAsia="SimSun"/>
+          <w:b w:val="0"/>
+          <w:color w:val="000000"/>
+          <w:sz w:val="24"/>
         </w:rPr>
         <w:t xml:space="preserve">定时控制在工程实践中已被验证有效，成本低廉、可靠性高；</w:t>
       </w:r>
@@ -6745,10 +8372,15 @@
           <w:numId w:val="1019"/>
         </w:numPr>
         <w:pStyle w:val="Compact"/>
-      </w:pPr>
-      <w:r>
-        <w:rPr>
-          <w:rFonts w:ascii="Microsoft YaHei" w:hAnsi="Microsoft YaHei" w:eastAsia="Microsoft YaHei"/>
+        <w:spacing w:line="240" w:lineRule="auto" w:before="0" w:after="80"/>
+        <w:ind w:firstLine="480"/>
+      </w:pPr>
+      <w:r>
+        <w:rPr>
+          <w:rFonts w:ascii="Times New Roman" w:hAnsi="Times New Roman" w:eastAsia="SimSun"/>
+          <w:b w:val="0"/>
+          <w:color w:val="000000"/>
+          <w:sz w:val="24"/>
         </w:rPr>
         <w:t xml:space="preserve">虽然负载变化会影响脱水效率，但5分钟的设定时间对最大负载仍有足够裕度，最坏情况下只是多耗费少量电能，不会造成安全问题或功能失效。</w:t>
       </w:r>
@@ -6756,32 +8388,50 @@
     <w:p>
       <w:pPr>
         <w:pStyle w:val="FirstParagraph"/>
+        <w:spacing w:line="240" w:lineRule="auto" w:before="0" w:after="80"/>
+        <w:ind w:firstLine="480"/>
       </w:pPr>
       <w:r>
         <w:rPr>
           <w:bCs/>
-          <w:rFonts w:ascii="Microsoft YaHei" w:hAnsi="Microsoft YaHei" w:eastAsia="Microsoft YaHei"/>
-          <w:b/>
+          <w:rFonts w:ascii="Times New Roman" w:hAnsi="Times New Roman" w:eastAsia="SimHei"/>
+          <w:b w:val="0"/>
+          <w:i w:val="0"/>
+          <w:color w:val="000000"/>
+          <w:sz w:val="24"/>
         </w:rPr>
         <w:t xml:space="preserve">3. 传感器测量量：</w:t>
       </w:r>
       <w:r>
         <w:rPr>
-          <w:rFonts w:ascii="Microsoft YaHei" w:hAnsi="Microsoft YaHei" w:eastAsia="Microsoft YaHei"/>
-        </w:rPr>
-        <w:t xml:space="preserve"> </w:t>
-      </w:r>
-      <w:r>
-        <w:rPr>
-          <w:rFonts w:ascii="Microsoft YaHei" w:hAnsi="Microsoft YaHei" w:eastAsia="Microsoft YaHei"/>
+          <w:rFonts w:ascii="Times New Roman" w:hAnsi="Times New Roman" w:eastAsia="SimSun"/>
+          <w:b w:val="0"/>
+          <w:color w:val="000000"/>
+          <w:sz w:val="24"/>
+        </w:rPr>
+        <w:t xml:space="preserve"> </w:t>
+      </w:r>
+      <w:r>
+        <w:rPr>
+          <w:rFonts w:ascii="Times New Roman" w:hAnsi="Times New Roman" w:eastAsia="SimSun"/>
+          <w:b w:val="0"/>
+          <w:color w:val="000000"/>
+          <w:sz w:val="24"/>
         </w:rPr>
         <w:t xml:space="preserve">滚筒实际转速（rpm），可通过测速发电机或霍尔传感器实现</w:t>
       </w:r>
     </w:p>
     <w:p>
-      <w:r>
-        <w:rPr>
-          <w:rFonts w:ascii="Microsoft YaHei" w:hAnsi="Microsoft YaHei" w:eastAsia="Microsoft YaHei"/>
+      <w:pPr>
+        <w:spacing w:line="240" w:lineRule="auto" w:before="0" w:after="80"/>
+        <w:ind w:firstLine="0"/>
+      </w:pPr>
+      <w:r>
+        <w:rPr>
+          <w:rFonts w:ascii="Times New Roman" w:hAnsi="Times New Roman" w:eastAsia="SimSun"/>
+          <w:b w:val="0"/>
+          <w:color w:val="000000"/>
+          <w:sz w:val="24"/>
         </w:rPr>
         <w:pict>
           <v:rect style="width:0;height:1.5pt" o:hralign="center" o:hrstd="t" o:hr="t"/>
@@ -6793,10 +8443,15 @@
     <w:p>
       <w:pPr>
         <w:pStyle w:val="Heading4"/>
-      </w:pPr>
-      <w:r>
-        <w:rPr>
-          <w:rFonts w:ascii="Microsoft YaHei" w:hAnsi="Microsoft YaHei" w:eastAsia="Microsoft YaHei"/>
+        <w:spacing w:line="240" w:lineRule="auto" w:before="0" w:after="80"/>
+        <w:ind w:firstLine="480"/>
+      </w:pPr>
+      <w:r>
+        <w:rPr>
+          <w:rFonts w:ascii="Times New Roman" w:hAnsi="Times New Roman" w:eastAsia="SimSun"/>
+          <w:b w:val="0"/>
+          <w:color w:val="000000"/>
+          <w:sz w:val="24"/>
         </w:rPr>
         <w:t xml:space="preserve">场景B：无人机悬停高度保持</w:t>
       </w:r>
@@ -6804,12 +8459,17 @@
     <w:p>
       <w:pPr>
         <w:pStyle w:val="FirstParagraph"/>
+        <w:spacing w:line="240" w:lineRule="auto" w:before="0" w:after="80"/>
+        <w:ind w:firstLine="480"/>
       </w:pPr>
       <w:r>
         <w:rPr>
           <w:bCs/>
-          <w:rFonts w:ascii="Microsoft YaHei" w:hAnsi="Microsoft YaHei" w:eastAsia="Microsoft YaHei"/>
-          <w:b/>
+          <w:rFonts w:ascii="Times New Roman" w:hAnsi="Times New Roman" w:eastAsia="SimHei"/>
+          <w:b w:val="0"/>
+          <w:i w:val="0"/>
+          <w:color w:val="000000"/>
+          <w:sz w:val="24"/>
         </w:rPr>
         <w:t xml:space="preserve">1. 主要干扰来源和不确定性：</w:t>
       </w:r>
@@ -6821,10 +8481,15 @@
           <w:numId w:val="1020"/>
         </w:numPr>
         <w:pStyle w:val="Compact"/>
-      </w:pPr>
-      <w:r>
-        <w:rPr>
-          <w:rFonts w:ascii="Microsoft YaHei" w:hAnsi="Microsoft YaHei" w:eastAsia="Microsoft YaHei"/>
+        <w:spacing w:line="240" w:lineRule="auto" w:before="0" w:after="80"/>
+        <w:ind w:firstLine="480"/>
+      </w:pPr>
+      <w:r>
+        <w:rPr>
+          <w:rFonts w:ascii="Times New Roman" w:hAnsi="Times New Roman" w:eastAsia="SimSun"/>
+          <w:b w:val="0"/>
+          <w:color w:val="000000"/>
+          <w:sz w:val="24"/>
         </w:rPr>
         <w:t xml:space="preserve">阵风和风切变（风速0-10m/s随机变化）</w:t>
       </w:r>
@@ -6836,10 +8501,15 @@
           <w:numId w:val="1020"/>
         </w:numPr>
         <w:pStyle w:val="Compact"/>
-      </w:pPr>
-      <w:r>
-        <w:rPr>
-          <w:rFonts w:ascii="Microsoft YaHei" w:hAnsi="Microsoft YaHei" w:eastAsia="Microsoft YaHei"/>
+        <w:spacing w:line="240" w:lineRule="auto" w:before="0" w:after="80"/>
+        <w:ind w:firstLine="480"/>
+      </w:pPr>
+      <w:r>
+        <w:rPr>
+          <w:rFonts w:ascii="Times New Roman" w:hAnsi="Times New Roman" w:eastAsia="SimSun"/>
+          <w:b w:val="0"/>
+          <w:color w:val="000000"/>
+          <w:sz w:val="24"/>
         </w:rPr>
         <w:t xml:space="preserve">电池电压随放电过程持续下降（从16.8V降至14.0V）</w:t>
       </w:r>
@@ -6851,10 +8521,15 @@
           <w:numId w:val="1020"/>
         </w:numPr>
         <w:pStyle w:val="Compact"/>
-      </w:pPr>
-      <w:r>
-        <w:rPr>
-          <w:rFonts w:ascii="Microsoft YaHei" w:hAnsi="Microsoft YaHei" w:eastAsia="Microsoft YaHei"/>
+        <w:spacing w:line="240" w:lineRule="auto" w:before="0" w:after="80"/>
+        <w:ind w:firstLine="480"/>
+      </w:pPr>
+      <w:r>
+        <w:rPr>
+          <w:rFonts w:ascii="Times New Roman" w:hAnsi="Times New Roman" w:eastAsia="SimSun"/>
+          <w:b w:val="0"/>
+          <w:color w:val="000000"/>
+          <w:sz w:val="24"/>
         </w:rPr>
         <w:t xml:space="preserve">螺旋桨效率受空气密度和温度影响</w:t>
       </w:r>
@@ -6866,10 +8541,15 @@
           <w:numId w:val="1020"/>
         </w:numPr>
         <w:pStyle w:val="Compact"/>
-      </w:pPr>
-      <w:r>
-        <w:rPr>
-          <w:rFonts w:ascii="Microsoft YaHei" w:hAnsi="Microsoft YaHei" w:eastAsia="Microsoft YaHei"/>
+        <w:spacing w:line="240" w:lineRule="auto" w:before="0" w:after="80"/>
+        <w:ind w:firstLine="480"/>
+      </w:pPr>
+      <w:r>
+        <w:rPr>
+          <w:rFonts w:ascii="Times New Roman" w:hAnsi="Times New Roman" w:eastAsia="SimSun"/>
+          <w:b w:val="0"/>
+          <w:color w:val="000000"/>
+          <w:sz w:val="24"/>
         </w:rPr>
         <w:t xml:space="preserve">无人机自身重量因任务载荷释放或燃油消耗而变化</w:t>
       </w:r>
@@ -6881,10 +8561,15 @@
           <w:numId w:val="1020"/>
         </w:numPr>
         <w:pStyle w:val="Compact"/>
-      </w:pPr>
-      <w:r>
-        <w:rPr>
-          <w:rFonts w:ascii="Microsoft YaHei" w:hAnsi="Microsoft YaHei" w:eastAsia="Microsoft YaHei"/>
+        <w:spacing w:line="240" w:lineRule="auto" w:before="0" w:after="80"/>
+        <w:ind w:firstLine="480"/>
+      </w:pPr>
+      <w:r>
+        <w:rPr>
+          <w:rFonts w:ascii="Times New Roman" w:hAnsi="Times New Roman" w:eastAsia="SimSun"/>
+          <w:b w:val="0"/>
+          <w:color w:val="000000"/>
+          <w:sz w:val="24"/>
         </w:rPr>
         <w:t xml:space="preserve">地面效应在接近地面时改变升力特性</w:t>
       </w:r>
@@ -6892,12 +8577,17 @@
     <w:p>
       <w:pPr>
         <w:pStyle w:val="FirstParagraph"/>
+        <w:spacing w:line="240" w:lineRule="auto" w:before="0" w:after="80"/>
+        <w:ind w:firstLine="480"/>
       </w:pPr>
       <w:r>
         <w:rPr>
           <w:bCs/>
-          <w:rFonts w:ascii="Microsoft YaHei" w:hAnsi="Microsoft YaHei" w:eastAsia="Microsoft YaHei"/>
-          <w:b/>
+          <w:rFonts w:ascii="Times New Roman" w:hAnsi="Times New Roman" w:eastAsia="SimHei"/>
+          <w:b w:val="0"/>
+          <w:i w:val="0"/>
+          <w:color w:val="000000"/>
+          <w:sz w:val="24"/>
         </w:rPr>
         <w:t xml:space="preserve">2. 开环控制是否足够：不足够，必须引入反馈</w:t>
       </w:r>
@@ -6905,10 +8595,15 @@
     <w:p>
       <w:pPr>
         <w:pStyle w:val="BodyText"/>
-      </w:pPr>
-      <w:r>
-        <w:rPr>
-          <w:rFonts w:ascii="Microsoft YaHei" w:hAnsi="Microsoft YaHei" w:eastAsia="Microsoft YaHei"/>
+        <w:spacing w:line="240" w:lineRule="auto" w:before="0" w:after="80"/>
+        <w:ind w:firstLine="480"/>
+      </w:pPr>
+      <w:r>
+        <w:rPr>
+          <w:rFonts w:ascii="Times New Roman" w:hAnsi="Times New Roman" w:eastAsia="SimSun"/>
+          <w:b w:val="0"/>
+          <w:color w:val="000000"/>
+          <w:sz w:val="24"/>
         </w:rPr>
         <w:t xml:space="preserve">理由：</w:t>
       </w:r>
@@ -6920,10 +8615,15 @@
           <w:numId w:val="1021"/>
         </w:numPr>
         <w:pStyle w:val="Compact"/>
-      </w:pPr>
-      <w:r>
-        <w:rPr>
-          <w:rFonts w:ascii="Microsoft YaHei" w:hAnsi="Microsoft YaHei" w:eastAsia="Microsoft YaHei"/>
+        <w:spacing w:line="240" w:lineRule="auto" w:before="0" w:after="80"/>
+        <w:ind w:firstLine="480"/>
+      </w:pPr>
+      <w:r>
+        <w:rPr>
+          <w:rFonts w:ascii="Times New Roman" w:hAnsi="Times New Roman" w:eastAsia="SimSun"/>
+          <w:b w:val="0"/>
+          <w:color w:val="000000"/>
+          <w:sz w:val="24"/>
         </w:rPr>
         <w:t xml:space="preserve">风扰动是持续存在且不可预测的外部干扰，开环无法补偿，会导致无人机被吹离目标位置或高度；</w:t>
       </w:r>
@@ -6935,10 +8635,15 @@
           <w:numId w:val="1021"/>
         </w:numPr>
         <w:pStyle w:val="Compact"/>
-      </w:pPr>
-      <w:r>
-        <w:rPr>
-          <w:rFonts w:ascii="Microsoft YaHei" w:hAnsi="Microsoft YaHei" w:eastAsia="Microsoft YaHei"/>
+        <w:spacing w:line="240" w:lineRule="auto" w:before="0" w:after="80"/>
+        <w:ind w:firstLine="480"/>
+      </w:pPr>
+      <w:r>
+        <w:rPr>
+          <w:rFonts w:ascii="Times New Roman" w:hAnsi="Times New Roman" w:eastAsia="SimSun"/>
+          <w:b w:val="0"/>
+          <w:color w:val="000000"/>
+          <w:sz w:val="24"/>
         </w:rPr>
         <w:t xml:space="preserve">电池电压下降会导致电机转速和升力持续衰减，开环固定油门设置将导致高度持续下降甚至坠机；</w:t>
       </w:r>
@@ -6950,10 +8655,15 @@
           <w:numId w:val="1021"/>
         </w:numPr>
         <w:pStyle w:val="Compact"/>
-      </w:pPr>
-      <w:r>
-        <w:rPr>
-          <w:rFonts w:ascii="Microsoft YaHei" w:hAnsi="Microsoft YaHei" w:eastAsia="Microsoft YaHei"/>
+        <w:spacing w:line="240" w:lineRule="auto" w:before="0" w:after="80"/>
+        <w:ind w:firstLine="480"/>
+      </w:pPr>
+      <w:r>
+        <w:rPr>
+          <w:rFonts w:ascii="Times New Roman" w:hAnsi="Times New Roman" w:eastAsia="SimSun"/>
+          <w:b w:val="0"/>
+          <w:color w:val="000000"/>
+          <w:sz w:val="24"/>
         </w:rPr>
         <w:t xml:space="preserve">高度保持精度要求较高（通常要求±0.5米以内），开环控制无法达到此精度；</w:t>
       </w:r>
@@ -6965,10 +8675,15 @@
           <w:numId w:val="1021"/>
         </w:numPr>
         <w:pStyle w:val="Compact"/>
-      </w:pPr>
-      <w:r>
-        <w:rPr>
-          <w:rFonts w:ascii="Microsoft YaHei" w:hAnsi="Microsoft YaHei" w:eastAsia="Microsoft YaHei"/>
+        <w:spacing w:line="240" w:lineRule="auto" w:before="0" w:after="80"/>
+        <w:ind w:firstLine="480"/>
+      </w:pPr>
+      <w:r>
+        <w:rPr>
+          <w:rFonts w:ascii="Times New Roman" w:hAnsi="Times New Roman" w:eastAsia="SimSun"/>
+          <w:b w:val="0"/>
+          <w:color w:val="000000"/>
+          <w:sz w:val="24"/>
         </w:rPr>
         <w:t xml:space="preserve">安全考虑：失控的无人机可能造成人员伤害或财产损失，反馈控制是安全飞行的必要条件。</w:t>
       </w:r>
@@ -6976,24 +8691,35 @@
     <w:p>
       <w:pPr>
         <w:pStyle w:val="FirstParagraph"/>
+        <w:spacing w:line="240" w:lineRule="auto" w:before="0" w:after="80"/>
+        <w:ind w:firstLine="480"/>
       </w:pPr>
       <w:r>
         <w:rPr>
           <w:bCs/>
-          <w:rFonts w:ascii="Microsoft YaHei" w:hAnsi="Microsoft YaHei" w:eastAsia="Microsoft YaHei"/>
-          <w:b/>
+          <w:rFonts w:ascii="Times New Roman" w:hAnsi="Times New Roman" w:eastAsia="SimHei"/>
+          <w:b w:val="0"/>
+          <w:i w:val="0"/>
+          <w:color w:val="000000"/>
+          <w:sz w:val="24"/>
         </w:rPr>
         <w:t xml:space="preserve">3. 传感器测量量：</w:t>
       </w:r>
       <w:r>
         <w:rPr>
-          <w:rFonts w:ascii="Microsoft YaHei" w:hAnsi="Microsoft YaHei" w:eastAsia="Microsoft YaHei"/>
-        </w:rPr>
-        <w:t xml:space="preserve"> </w:t>
-      </w:r>
-      <w:r>
-        <w:rPr>
-          <w:rFonts w:ascii="Microsoft YaHei" w:hAnsi="Microsoft YaHei" w:eastAsia="Microsoft YaHei"/>
+          <w:rFonts w:ascii="Times New Roman" w:hAnsi="Times New Roman" w:eastAsia="SimSun"/>
+          <w:b w:val="0"/>
+          <w:color w:val="000000"/>
+          <w:sz w:val="24"/>
+        </w:rPr>
+        <w:t xml:space="preserve"> </w:t>
+      </w:r>
+      <w:r>
+        <w:rPr>
+          <w:rFonts w:ascii="Times New Roman" w:hAnsi="Times New Roman" w:eastAsia="SimSun"/>
+          <w:b w:val="0"/>
+          <w:color w:val="000000"/>
+          <w:sz w:val="24"/>
         </w:rPr>
         <w:t xml:space="preserve">实际对地高度，可采用气压计、超声波/激光测距传感器、GPS高度或视觉SLAM融合方案</w:t>
       </w:r>
@@ -7004,10 +8730,15 @@
     <w:p>
       <w:pPr>
         <w:pStyle w:val="Heading3"/>
-      </w:pPr>
-      <w:r>
-        <w:rPr>
-          <w:rFonts w:ascii="Microsoft YaHei" w:hAnsi="Microsoft YaHei" w:eastAsia="Microsoft YaHei"/>
+        <w:spacing w:line="240" w:lineRule="auto" w:before="0" w:after="80"/>
+        <w:ind w:firstLine="0"/>
+      </w:pPr>
+      <w:r>
+        <w:rPr>
+          <w:rFonts w:ascii="Times New Roman" w:hAnsi="Times New Roman" w:eastAsia="SimHei"/>
+          <w:b w:val="0"/>
+          <w:color w:val="000000"/>
+          <w:sz w:val="24"/>
         </w:rPr>
         <w:t xml:space="preserve">评分标准</w:t>
       </w:r>
@@ -7015,38 +8746,55 @@
     <w:p>
       <w:pPr>
         <w:pStyle w:val="FirstParagraph"/>
-      </w:pPr>
-      <w:r>
-        <w:rPr>
-          <w:rFonts w:ascii="Microsoft YaHei" w:hAnsi="Microsoft YaHei" w:eastAsia="Microsoft YaHei"/>
+        <w:spacing w:line="240" w:lineRule="auto" w:before="0" w:after="80"/>
+        <w:ind w:firstLine="480"/>
+      </w:pPr>
+      <w:r>
+        <w:rPr>
+          <w:rFonts w:ascii="Times New Roman" w:hAnsi="Times New Roman" w:eastAsia="SimSun"/>
+          <w:b w:val="0"/>
+          <w:color w:val="000000"/>
+          <w:sz w:val="24"/>
         </w:rPr>
         <w:t xml:space="preserve">本题共</w:t>
       </w:r>
       <w:r>
         <w:rPr>
           <w:bCs/>
-          <w:rFonts w:ascii="Microsoft YaHei" w:hAnsi="Microsoft YaHei" w:eastAsia="Microsoft YaHei"/>
-          <w:b/>
+          <w:rFonts w:ascii="Times New Roman" w:hAnsi="Times New Roman" w:eastAsia="SimHei"/>
+          <w:b w:val="0"/>
+          <w:i w:val="0"/>
+          <w:color w:val="000000"/>
+          <w:sz w:val="24"/>
         </w:rPr>
         <w:t xml:space="preserve">6个评分点</w:t>
       </w:r>
       <w:r>
         <w:rPr>
-          <w:rFonts w:ascii="Microsoft YaHei" w:hAnsi="Microsoft YaHei" w:eastAsia="Microsoft YaHei"/>
+          <w:rFonts w:ascii="Times New Roman" w:hAnsi="Times New Roman" w:eastAsia="SimSun"/>
+          <w:b w:val="0"/>
+          <w:color w:val="000000"/>
+          <w:sz w:val="24"/>
         </w:rPr>
         <w:t xml:space="preserve">，每点2-3分，</w:t>
       </w:r>
       <w:r>
         <w:rPr>
           <w:bCs/>
-          <w:rFonts w:ascii="Microsoft YaHei" w:hAnsi="Microsoft YaHei" w:eastAsia="Microsoft YaHei"/>
-          <w:b/>
+          <w:rFonts w:ascii="Times New Roman" w:hAnsi="Times New Roman" w:eastAsia="SimHei"/>
+          <w:b w:val="0"/>
+          <w:i w:val="0"/>
+          <w:color w:val="000000"/>
+          <w:sz w:val="24"/>
         </w:rPr>
         <w:t xml:space="preserve">总分15分</w:t>
       </w:r>
       <w:r>
         <w:rPr>
-          <w:rFonts w:ascii="Microsoft YaHei" w:hAnsi="Microsoft YaHei" w:eastAsia="Microsoft YaHei"/>
+          <w:rFonts w:ascii="Times New Roman" w:hAnsi="Times New Roman" w:eastAsia="SimSun"/>
+          <w:b w:val="0"/>
+          <w:color w:val="000000"/>
+          <w:sz w:val="24"/>
         </w:rPr>
         <w:t xml:space="preserve">。</w:t>
       </w:r>
@@ -7055,10 +8803,15 @@
     <w:p>
       <w:pPr>
         <w:pStyle w:val="Heading4"/>
-      </w:pPr>
-      <w:r>
-        <w:rPr>
-          <w:rFonts w:ascii="Microsoft YaHei" w:hAnsi="Microsoft YaHei" w:eastAsia="Microsoft YaHei"/>
+        <w:spacing w:line="240" w:lineRule="auto" w:before="0" w:after="80"/>
+        <w:ind w:firstLine="480"/>
+      </w:pPr>
+      <w:r>
+        <w:rPr>
+          <w:rFonts w:ascii="Times New Roman" w:hAnsi="Times New Roman" w:eastAsia="SimSun"/>
+          <w:b w:val="0"/>
+          <w:color w:val="000000"/>
+          <w:sz w:val="24"/>
         </w:rPr>
         <w:t xml:space="preserve">场景A（7分）</w:t>
       </w:r>
@@ -7085,11 +8838,16 @@
           <w:p>
             <w:pPr>
               <w:pStyle w:val="Compact"/>
+              <w:spacing w:line="240" w:lineRule="auto" w:before="0" w:after="80"/>
+              <w:ind w:firstLine="0"/>
               <w:jc w:val="left"/>
             </w:pPr>
             <w:r>
               <w:rPr>
-                <w:rFonts w:ascii="Microsoft YaHei" w:hAnsi="Microsoft YaHei" w:eastAsia="Microsoft YaHei"/>
+                <w:rFonts w:ascii="Times New Roman" w:hAnsi="Times New Roman" w:eastAsia="SimSun"/>
+                <w:b w:val="0"/>
+                <w:color w:val="000000"/>
+                <w:sz w:val="21"/>
               </w:rPr>
               <w:t xml:space="preserve">评分项</w:t>
             </w:r>
@@ -7100,11 +8858,16 @@
           <w:p>
             <w:pPr>
               <w:pStyle w:val="Compact"/>
+              <w:spacing w:line="240" w:lineRule="auto" w:before="0" w:after="80"/>
+              <w:ind w:firstLine="0"/>
               <w:jc w:val="left"/>
             </w:pPr>
             <w:r>
               <w:rPr>
-                <w:rFonts w:ascii="Microsoft YaHei" w:hAnsi="Microsoft YaHei" w:eastAsia="Microsoft YaHei"/>
+                <w:rFonts w:ascii="Times New Roman" w:hAnsi="Times New Roman" w:eastAsia="SimSun"/>
+                <w:b w:val="0"/>
+                <w:color w:val="000000"/>
+                <w:sz w:val="21"/>
               </w:rPr>
               <w:t xml:space="preserve">分值</w:t>
             </w:r>
@@ -7115,11 +8878,16 @@
           <w:p>
             <w:pPr>
               <w:pStyle w:val="Compact"/>
+              <w:spacing w:line="240" w:lineRule="auto" w:before="0" w:after="80"/>
+              <w:ind w:firstLine="0"/>
               <w:jc w:val="left"/>
             </w:pPr>
             <w:r>
               <w:rPr>
-                <w:rFonts w:ascii="Microsoft YaHei" w:hAnsi="Microsoft YaHei" w:eastAsia="Microsoft YaHei"/>
+                <w:rFonts w:ascii="Times New Roman" w:hAnsi="Times New Roman" w:eastAsia="SimSun"/>
+                <w:b w:val="0"/>
+                <w:color w:val="000000"/>
+                <w:sz w:val="21"/>
               </w:rPr>
               <w:t xml:space="preserve">评分标准</w:t>
             </w:r>
@@ -7132,11 +8900,16 @@
           <w:p>
             <w:pPr>
               <w:pStyle w:val="Compact"/>
+              <w:spacing w:line="240" w:lineRule="auto" w:before="0" w:after="80"/>
+              <w:ind w:firstLine="0"/>
               <w:jc w:val="left"/>
             </w:pPr>
             <w:r>
               <w:rPr>
-                <w:rFonts w:ascii="Microsoft YaHei" w:hAnsi="Microsoft YaHei" w:eastAsia="Microsoft YaHei"/>
+                <w:rFonts w:ascii="Times New Roman" w:hAnsi="Times New Roman" w:eastAsia="SimSun"/>
+                <w:b w:val="0"/>
+                <w:color w:val="000000"/>
+                <w:sz w:val="21"/>
               </w:rPr>
               <w:t xml:space="preserve">干扰来源分析</w:t>
             </w:r>
@@ -7147,11 +8920,16 @@
           <w:p>
             <w:pPr>
               <w:pStyle w:val="Compact"/>
+              <w:spacing w:line="240" w:lineRule="auto" w:before="0" w:after="80"/>
+              <w:ind w:firstLine="0"/>
               <w:jc w:val="left"/>
             </w:pPr>
             <w:r>
               <w:rPr>
-                <w:rFonts w:ascii="Microsoft YaHei" w:hAnsi="Microsoft YaHei" w:eastAsia="Microsoft YaHei"/>
+                <w:rFonts w:ascii="Times New Roman" w:hAnsi="Times New Roman" w:eastAsia="SimSun"/>
+                <w:b w:val="0"/>
+                <w:color w:val="000000"/>
+                <w:sz w:val="21"/>
               </w:rPr>
               <w:t xml:space="preserve">2分</w:t>
             </w:r>
@@ -7162,11 +8940,16 @@
           <w:p>
             <w:pPr>
               <w:pStyle w:val="Compact"/>
+              <w:spacing w:line="240" w:lineRule="auto" w:before="0" w:after="80"/>
+              <w:ind w:firstLine="0"/>
               <w:jc w:val="left"/>
             </w:pPr>
             <w:r>
               <w:rPr>
-                <w:rFonts w:ascii="Microsoft YaHei" w:hAnsi="Microsoft YaHei" w:eastAsia="Microsoft YaHei"/>
+                <w:rFonts w:ascii="Times New Roman" w:hAnsi="Times New Roman" w:eastAsia="SimSun"/>
+                <w:b w:val="0"/>
+                <w:color w:val="000000"/>
+                <w:sz w:val="21"/>
               </w:rPr>
               <w:t xml:space="preserve">至少列出2项合理干扰（负载变化、电压波动、振动等）</w:t>
             </w:r>
@@ -7179,11 +8962,16 @@
           <w:p>
             <w:pPr>
               <w:pStyle w:val="Compact"/>
+              <w:spacing w:line="240" w:lineRule="auto" w:before="0" w:after="80"/>
+              <w:ind w:firstLine="0"/>
               <w:jc w:val="left"/>
             </w:pPr>
             <w:r>
               <w:rPr>
-                <w:rFonts w:ascii="Microsoft YaHei" w:hAnsi="Microsoft YaHei" w:eastAsia="Microsoft YaHei"/>
+                <w:rFonts w:ascii="Times New Roman" w:hAnsi="Times New Roman" w:eastAsia="SimSun"/>
+                <w:b w:val="0"/>
+                <w:color w:val="000000"/>
+                <w:sz w:val="21"/>
               </w:rPr>
               <w:t xml:space="preserve">开环判断与理由</w:t>
             </w:r>
@@ -7194,11 +8982,16 @@
           <w:p>
             <w:pPr>
               <w:pStyle w:val="Compact"/>
+              <w:spacing w:line="240" w:lineRule="auto" w:before="0" w:after="80"/>
+              <w:ind w:firstLine="0"/>
               <w:jc w:val="left"/>
             </w:pPr>
             <w:r>
               <w:rPr>
-                <w:rFonts w:ascii="Microsoft YaHei" w:hAnsi="Microsoft YaHei" w:eastAsia="Microsoft YaHei"/>
+                <w:rFonts w:ascii="Times New Roman" w:hAnsi="Times New Roman" w:eastAsia="SimSun"/>
+                <w:b w:val="0"/>
+                <w:color w:val="000000"/>
+                <w:sz w:val="21"/>
               </w:rPr>
               <w:t xml:space="preserve">3分</w:t>
             </w:r>
@@ -7209,11 +9002,16 @@
           <w:p>
             <w:pPr>
               <w:pStyle w:val="Compact"/>
+              <w:spacing w:line="240" w:lineRule="auto" w:before="0" w:after="80"/>
+              <w:ind w:firstLine="0"/>
               <w:jc w:val="left"/>
             </w:pPr>
             <w:r>
               <w:rPr>
-                <w:rFonts w:ascii="Microsoft YaHei" w:hAnsi="Microsoft YaHei" w:eastAsia="Microsoft YaHei"/>
+                <w:rFonts w:ascii="Times New Roman" w:hAnsi="Times New Roman" w:eastAsia="SimSun"/>
+                <w:b w:val="0"/>
+                <w:color w:val="000000"/>
+                <w:sz w:val="21"/>
               </w:rPr>
               <w:t xml:space="preserve">判断正确（足够）1分，理由充分2分（需提及性能容忍度、成本、惯性鲁棒性中至少两点）</w:t>
             </w:r>
@@ -7226,11 +9024,16 @@
           <w:p>
             <w:pPr>
               <w:pStyle w:val="Compact"/>
+              <w:spacing w:line="240" w:lineRule="auto" w:before="0" w:after="80"/>
+              <w:ind w:firstLine="0"/>
               <w:jc w:val="left"/>
             </w:pPr>
             <w:r>
               <w:rPr>
-                <w:rFonts w:ascii="Microsoft YaHei" w:hAnsi="Microsoft YaHei" w:eastAsia="Microsoft YaHei"/>
+                <w:rFonts w:ascii="Times New Roman" w:hAnsi="Times New Roman" w:eastAsia="SimSun"/>
+                <w:b w:val="0"/>
+                <w:color w:val="000000"/>
+                <w:sz w:val="21"/>
               </w:rPr>
               <w:t xml:space="preserve">传感器选择</w:t>
             </w:r>
@@ -7241,11 +9044,16 @@
           <w:p>
             <w:pPr>
               <w:pStyle w:val="Compact"/>
+              <w:spacing w:line="240" w:lineRule="auto" w:before="0" w:after="80"/>
+              <w:ind w:firstLine="0"/>
               <w:jc w:val="left"/>
             </w:pPr>
             <w:r>
               <w:rPr>
-                <w:rFonts w:ascii="Microsoft YaHei" w:hAnsi="Microsoft YaHei" w:eastAsia="Microsoft YaHei"/>
+                <w:rFonts w:ascii="Times New Roman" w:hAnsi="Times New Roman" w:eastAsia="SimSun"/>
+                <w:b w:val="0"/>
+                <w:color w:val="000000"/>
+                <w:sz w:val="21"/>
               </w:rPr>
               <w:t xml:space="preserve">2分</w:t>
             </w:r>
@@ -7256,11 +9064,16 @@
           <w:p>
             <w:pPr>
               <w:pStyle w:val="Compact"/>
+              <w:spacing w:line="240" w:lineRule="auto" w:before="0" w:after="80"/>
+              <w:ind w:firstLine="0"/>
               <w:jc w:val="left"/>
             </w:pPr>
             <w:r>
               <w:rPr>
-                <w:rFonts w:ascii="Microsoft YaHei" w:hAnsi="Microsoft YaHei" w:eastAsia="Microsoft YaHei"/>
+                <w:rFonts w:ascii="Times New Roman" w:hAnsi="Times New Roman" w:eastAsia="SimSun"/>
+                <w:b w:val="0"/>
+                <w:color w:val="000000"/>
+                <w:sz w:val="21"/>
               </w:rPr>
               <w:t xml:space="preserve">指出测量转速或相关物理量</w:t>
             </w:r>
@@ -7273,10 +9086,15 @@
     <w:p>
       <w:pPr>
         <w:pStyle w:val="Heading4"/>
-      </w:pPr>
-      <w:r>
-        <w:rPr>
-          <w:rFonts w:ascii="Microsoft YaHei" w:hAnsi="Microsoft YaHei" w:eastAsia="Microsoft YaHei"/>
+        <w:spacing w:line="240" w:lineRule="auto" w:before="0" w:after="80"/>
+        <w:ind w:firstLine="480"/>
+      </w:pPr>
+      <w:r>
+        <w:rPr>
+          <w:rFonts w:ascii="Times New Roman" w:hAnsi="Times New Roman" w:eastAsia="SimSun"/>
+          <w:b w:val="0"/>
+          <w:color w:val="000000"/>
+          <w:sz w:val="24"/>
         </w:rPr>
         <w:t xml:space="preserve">场景B（8分）</w:t>
       </w:r>
@@ -7303,11 +9121,16 @@
           <w:p>
             <w:pPr>
               <w:pStyle w:val="Compact"/>
+              <w:spacing w:line="240" w:lineRule="auto" w:before="0" w:after="80"/>
+              <w:ind w:firstLine="0"/>
               <w:jc w:val="left"/>
             </w:pPr>
             <w:r>
               <w:rPr>
-                <w:rFonts w:ascii="Microsoft YaHei" w:hAnsi="Microsoft YaHei" w:eastAsia="Microsoft YaHei"/>
+                <w:rFonts w:ascii="Times New Roman" w:hAnsi="Times New Roman" w:eastAsia="SimSun"/>
+                <w:b w:val="0"/>
+                <w:color w:val="000000"/>
+                <w:sz w:val="21"/>
               </w:rPr>
               <w:t xml:space="preserve">评分项</w:t>
             </w:r>
@@ -7318,11 +9141,16 @@
           <w:p>
             <w:pPr>
               <w:pStyle w:val="Compact"/>
+              <w:spacing w:line="240" w:lineRule="auto" w:before="0" w:after="80"/>
+              <w:ind w:firstLine="0"/>
               <w:jc w:val="left"/>
             </w:pPr>
             <w:r>
               <w:rPr>
-                <w:rFonts w:ascii="Microsoft YaHei" w:hAnsi="Microsoft YaHei" w:eastAsia="Microsoft YaHei"/>
+                <w:rFonts w:ascii="Times New Roman" w:hAnsi="Times New Roman" w:eastAsia="SimSun"/>
+                <w:b w:val="0"/>
+                <w:color w:val="000000"/>
+                <w:sz w:val="21"/>
               </w:rPr>
               <w:t xml:space="preserve">分值</w:t>
             </w:r>
@@ -7333,11 +9161,16 @@
           <w:p>
             <w:pPr>
               <w:pStyle w:val="Compact"/>
+              <w:spacing w:line="240" w:lineRule="auto" w:before="0" w:after="80"/>
+              <w:ind w:firstLine="0"/>
               <w:jc w:val="left"/>
             </w:pPr>
             <w:r>
               <w:rPr>
-                <w:rFonts w:ascii="Microsoft YaHei" w:hAnsi="Microsoft YaHei" w:eastAsia="Microsoft YaHei"/>
+                <w:rFonts w:ascii="Times New Roman" w:hAnsi="Times New Roman" w:eastAsia="SimSun"/>
+                <w:b w:val="0"/>
+                <w:color w:val="000000"/>
+                <w:sz w:val="21"/>
               </w:rPr>
               <w:t xml:space="preserve">评分标准</w:t>
             </w:r>
@@ -7350,11 +9183,16 @@
           <w:p>
             <w:pPr>
               <w:pStyle w:val="Compact"/>
+              <w:spacing w:line="240" w:lineRule="auto" w:before="0" w:after="80"/>
+              <w:ind w:firstLine="0"/>
               <w:jc w:val="left"/>
             </w:pPr>
             <w:r>
               <w:rPr>
-                <w:rFonts w:ascii="Microsoft YaHei" w:hAnsi="Microsoft YaHei" w:eastAsia="Microsoft YaHei"/>
+                <w:rFonts w:ascii="Times New Roman" w:hAnsi="Times New Roman" w:eastAsia="SimSun"/>
+                <w:b w:val="0"/>
+                <w:color w:val="000000"/>
+                <w:sz w:val="21"/>
               </w:rPr>
               <w:t xml:space="preserve">干扰来源分析</w:t>
             </w:r>
@@ -7365,11 +9203,16 @@
           <w:p>
             <w:pPr>
               <w:pStyle w:val="Compact"/>
+              <w:spacing w:line="240" w:lineRule="auto" w:before="0" w:after="80"/>
+              <w:ind w:firstLine="0"/>
               <w:jc w:val="left"/>
             </w:pPr>
             <w:r>
               <w:rPr>
-                <w:rFonts w:ascii="Microsoft YaHei" w:hAnsi="Microsoft YaHei" w:eastAsia="Microsoft YaHei"/>
+                <w:rFonts w:ascii="Times New Roman" w:hAnsi="Times New Roman" w:eastAsia="SimSun"/>
+                <w:b w:val="0"/>
+                <w:color w:val="000000"/>
+                <w:sz w:val="21"/>
               </w:rPr>
               <w:t xml:space="preserve">3分</w:t>
             </w:r>
@@ -7380,11 +9223,16 @@
           <w:p>
             <w:pPr>
               <w:pStyle w:val="Compact"/>
+              <w:spacing w:line="240" w:lineRule="auto" w:before="0" w:after="80"/>
+              <w:ind w:firstLine="0"/>
               <w:jc w:val="left"/>
             </w:pPr>
             <w:r>
               <w:rPr>
-                <w:rFonts w:ascii="Microsoft YaHei" w:hAnsi="Microsoft YaHei" w:eastAsia="Microsoft YaHei"/>
+                <w:rFonts w:ascii="Times New Roman" w:hAnsi="Times New Roman" w:eastAsia="SimSun"/>
+                <w:b w:val="0"/>
+                <w:color w:val="000000"/>
+                <w:sz w:val="21"/>
               </w:rPr>
               <w:t xml:space="preserve">至少列出2项合理干扰（风扰、电池衰减、重量变化等）</w:t>
             </w:r>
@@ -7397,11 +9245,16 @@
           <w:p>
             <w:pPr>
               <w:pStyle w:val="Compact"/>
+              <w:spacing w:line="240" w:lineRule="auto" w:before="0" w:after="80"/>
+              <w:ind w:firstLine="0"/>
               <w:jc w:val="left"/>
             </w:pPr>
             <w:r>
               <w:rPr>
-                <w:rFonts w:ascii="Microsoft YaHei" w:hAnsi="Microsoft YaHei" w:eastAsia="Microsoft YaHei"/>
+                <w:rFonts w:ascii="Times New Roman" w:hAnsi="Times New Roman" w:eastAsia="SimSun"/>
+                <w:b w:val="0"/>
+                <w:color w:val="000000"/>
+                <w:sz w:val="21"/>
               </w:rPr>
               <w:t xml:space="preserve">开环判断与理由</w:t>
             </w:r>
@@ -7412,11 +9265,16 @@
           <w:p>
             <w:pPr>
               <w:pStyle w:val="Compact"/>
+              <w:spacing w:line="240" w:lineRule="auto" w:before="0" w:after="80"/>
+              <w:ind w:firstLine="0"/>
               <w:jc w:val="left"/>
             </w:pPr>
             <w:r>
               <w:rPr>
-                <w:rFonts w:ascii="Microsoft YaHei" w:hAnsi="Microsoft YaHei" w:eastAsia="Microsoft YaHei"/>
+                <w:rFonts w:ascii="Times New Roman" w:hAnsi="Times New Roman" w:eastAsia="SimSun"/>
+                <w:b w:val="0"/>
+                <w:color w:val="000000"/>
+                <w:sz w:val="21"/>
               </w:rPr>
               <w:t xml:space="preserve">3分</w:t>
             </w:r>
@@ -7427,11 +9285,16 @@
           <w:p>
             <w:pPr>
               <w:pStyle w:val="Compact"/>
+              <w:spacing w:line="240" w:lineRule="auto" w:before="0" w:after="80"/>
+              <w:ind w:firstLine="0"/>
               <w:jc w:val="left"/>
             </w:pPr>
             <w:r>
               <w:rPr>
-                <w:rFonts w:ascii="Microsoft YaHei" w:hAnsi="Microsoft YaHei" w:eastAsia="Microsoft YaHei"/>
+                <w:rFonts w:ascii="Times New Roman" w:hAnsi="Times New Roman" w:eastAsia="SimSun"/>
+                <w:b w:val="0"/>
+                <w:color w:val="000000"/>
+                <w:sz w:val="21"/>
               </w:rPr>
               <w:t xml:space="preserve">判断正确（不足够）1分，理由充分2分（需提及外部干扰不可预测、参数漂移、精度要求或安全因素中至少两点）</w:t>
             </w:r>
@@ -7444,11 +9307,16 @@
           <w:p>
             <w:pPr>
               <w:pStyle w:val="Compact"/>
+              <w:spacing w:line="240" w:lineRule="auto" w:before="0" w:after="80"/>
+              <w:ind w:firstLine="0"/>
               <w:jc w:val="left"/>
             </w:pPr>
             <w:r>
               <w:rPr>
-                <w:rFonts w:ascii="Microsoft YaHei" w:hAnsi="Microsoft YaHei" w:eastAsia="Microsoft YaHei"/>
+                <w:rFonts w:ascii="Times New Roman" w:hAnsi="Times New Roman" w:eastAsia="SimSun"/>
+                <w:b w:val="0"/>
+                <w:color w:val="000000"/>
+                <w:sz w:val="21"/>
               </w:rPr>
               <w:t xml:space="preserve">传感器选择</w:t>
             </w:r>
@@ -7459,11 +9327,16 @@
           <w:p>
             <w:pPr>
               <w:pStyle w:val="Compact"/>
+              <w:spacing w:line="240" w:lineRule="auto" w:before="0" w:after="80"/>
+              <w:ind w:firstLine="0"/>
               <w:jc w:val="left"/>
             </w:pPr>
             <w:r>
               <w:rPr>
-                <w:rFonts w:ascii="Microsoft YaHei" w:hAnsi="Microsoft YaHei" w:eastAsia="Microsoft YaHei"/>
+                <w:rFonts w:ascii="Times New Roman" w:hAnsi="Times New Roman" w:eastAsia="SimSun"/>
+                <w:b w:val="0"/>
+                <w:color w:val="000000"/>
+                <w:sz w:val="21"/>
               </w:rPr>
               <w:t xml:space="preserve">2分</w:t>
             </w:r>
@@ -7474,11 +9347,16 @@
           <w:p>
             <w:pPr>
               <w:pStyle w:val="Compact"/>
+              <w:spacing w:line="240" w:lineRule="auto" w:before="0" w:after="80"/>
+              <w:ind w:firstLine="0"/>
               <w:jc w:val="left"/>
             </w:pPr>
             <w:r>
               <w:rPr>
-                <w:rFonts w:ascii="Microsoft YaHei" w:hAnsi="Microsoft YaHei" w:eastAsia="Microsoft YaHei"/>
+                <w:rFonts w:ascii="Times New Roman" w:hAnsi="Times New Roman" w:eastAsia="SimSun"/>
+                <w:b w:val="0"/>
+                <w:color w:val="000000"/>
+                <w:sz w:val="21"/>
               </w:rPr>
               <w:t xml:space="preserve">指出测量高度或相关物理量</w:t>
             </w:r>
@@ -7491,10 +9369,15 @@
     <w:p>
       <w:pPr>
         <w:pStyle w:val="Heading4"/>
-      </w:pPr>
-      <w:r>
-        <w:rPr>
-          <w:rFonts w:ascii="Microsoft YaHei" w:hAnsi="Microsoft YaHei" w:eastAsia="Microsoft YaHei"/>
+        <w:spacing w:line="240" w:lineRule="auto" w:before="0" w:after="80"/>
+        <w:ind w:firstLine="480"/>
+      </w:pPr>
+      <w:r>
+        <w:rPr>
+          <w:rFonts w:ascii="Times New Roman" w:hAnsi="Times New Roman" w:eastAsia="SimSun"/>
+          <w:b w:val="0"/>
+          <w:color w:val="000000"/>
+          <w:sz w:val="24"/>
         </w:rPr>
         <w:t xml:space="preserve">扣分项</w:t>
       </w:r>
@@ -7506,10 +9389,15 @@
           <w:numId w:val="1022"/>
         </w:numPr>
         <w:pStyle w:val="Compact"/>
-      </w:pPr>
-      <w:r>
-        <w:rPr>
-          <w:rFonts w:ascii="Microsoft YaHei" w:hAnsi="Microsoft YaHei" w:eastAsia="Microsoft YaHei"/>
+        <w:spacing w:line="240" w:lineRule="auto" w:before="0" w:after="80"/>
+        <w:ind w:firstLine="480"/>
+      </w:pPr>
+      <w:r>
+        <w:rPr>
+          <w:rFonts w:ascii="Times New Roman" w:hAnsi="Times New Roman" w:eastAsia="SimSun"/>
+          <w:b w:val="0"/>
+          <w:color w:val="000000"/>
+          <w:sz w:val="24"/>
         </w:rPr>
         <w:t xml:space="preserve">场景判断结论与理由矛盾：扣3分</w:t>
       </w:r>
@@ -7521,10 +9409,15 @@
           <w:numId w:val="1022"/>
         </w:numPr>
         <w:pStyle w:val="Compact"/>
-      </w:pPr>
-      <w:r>
-        <w:rPr>
-          <w:rFonts w:ascii="Microsoft YaHei" w:hAnsi="Microsoft YaHei" w:eastAsia="Microsoft YaHei"/>
+        <w:spacing w:line="240" w:lineRule="auto" w:before="0" w:after="80"/>
+        <w:ind w:firstLine="480"/>
+      </w:pPr>
+      <w:r>
+        <w:rPr>
+          <w:rFonts w:ascii="Times New Roman" w:hAnsi="Times New Roman" w:eastAsia="SimSun"/>
+          <w:b w:val="0"/>
+          <w:color w:val="000000"/>
+          <w:sz w:val="24"/>
         </w:rPr>
         <w:t xml:space="preserve">传感器选择与控制目标不匹配（如场景B测电流而非高度）：扣2分</w:t>
       </w:r>
@@ -7533,7 +9426,9 @@
     <w:bookmarkEnd w:id="50"/>
     <w:bookmarkEnd w:id="51"/>
     <w:bookmarkEnd w:id="52"/>
-    <w:sectPr/>
+    <w:sectPr>
+      <w:pgMar w:top="720" w:bottom="720" w:left="720" w:right="720"/>
+    </w:sectPr>
   </w:body>
 </w:document>
 </file>
@@ -8110,7 +10005,8 @@
     <w:name w:val="Normal"/>
     <w:qFormat/>
     <w:rPr>
-      <w:rFonts w:ascii="Microsoft YaHei" w:hAnsi="Microsoft YaHei" w:eastAsia="Microsoft YaHei"/>
+      <w:rFonts w:ascii="Times New Roman" w:hAnsi="Times New Roman" w:eastAsia="SimSun"/>
+      <w:color w:val="000000"/>
     </w:rPr>
   </w:style>
   <w:style w:styleId="BodyText" w:type="paragraph">
@@ -8122,7 +10018,8 @@
     </w:pPr>
     <w:qFormat/>
     <w:rPr>
-      <w:rFonts w:ascii="Microsoft YaHei" w:hAnsi="Microsoft YaHei" w:eastAsia="Microsoft YaHei"/>
+      <w:rFonts w:ascii="Times New Roman" w:hAnsi="Times New Roman" w:eastAsia="SimSun"/>
+      <w:color w:val="000000"/>
     </w:rPr>
   </w:style>
   <w:style w:customStyle="1" w:styleId="FirstParagraph" w:type="paragraph">
@@ -8131,7 +10028,8 @@
     <w:next w:val="BodyText"/>
     <w:qFormat/>
     <w:rPr>
-      <w:rFonts w:ascii="Microsoft YaHei" w:hAnsi="Microsoft YaHei" w:eastAsia="Microsoft YaHei"/>
+      <w:rFonts w:ascii="Times New Roman" w:hAnsi="Times New Roman" w:eastAsia="SimSun"/>
+      <w:color w:val="000000"/>
     </w:rPr>
   </w:style>
   <w:style w:customStyle="1" w:styleId="Compact" w:type="paragraph">
@@ -8142,7 +10040,8 @@
       <w:spacing w:after="36" w:before="36"/>
     </w:pPr>
     <w:rPr>
-      <w:rFonts w:ascii="Microsoft YaHei" w:hAnsi="Microsoft YaHei" w:eastAsia="Microsoft YaHei"/>
+      <w:rFonts w:ascii="Times New Roman" w:hAnsi="Times New Roman" w:eastAsia="SimSun"/>
+      <w:color w:val="000000"/>
     </w:rPr>
   </w:style>
   <w:style w:styleId="Title" w:type="paragraph">
@@ -8157,10 +10056,10 @@
       <w:jc w:val="center"/>
     </w:pPr>
     <w:rPr>
-      <w:rFonts w:asciiTheme="majorHAnsi" w:cstheme="majorBidi" w:eastAsiaTheme="majorEastAsia" w:hAnsiTheme="majorHAnsi" w:ascii="Microsoft YaHei" w:hAnsi="Microsoft YaHei" w:eastAsia="Microsoft YaHei"/>
+      <w:rFonts w:asciiTheme="majorHAnsi" w:cstheme="majorBidi" w:eastAsiaTheme="majorEastAsia" w:hAnsiTheme="majorHAnsi" w:ascii="Times New Roman" w:hAnsi="Times New Roman" w:eastAsia="SimSun"/>
       <w:b/>
       <w:bCs/>
-      <w:color w:themeColor="accent1" w:themeShade="B5" w:val="345A8A"/>
+      <w:color w:val="000000"/>
       <w:sz w:val="36"/>
       <w:szCs w:val="36"/>
     </w:rPr>
@@ -8177,7 +10076,8 @@
       <w:jc w:val="center"/>
     </w:pPr>
     <w:rPr>
-      <w:rFonts w:ascii="Microsoft YaHei" w:hAnsi="Microsoft YaHei" w:eastAsia="Microsoft YaHei"/>
+      <w:rFonts w:ascii="Times New Roman" w:hAnsi="Times New Roman" w:eastAsia="SimSun"/>
+      <w:color w:val="000000"/>
       <w:sz w:val="30"/>
       <w:szCs w:val="30"/>
     </w:rPr>
@@ -8192,7 +10092,8 @@
       <w:jc w:val="center"/>
     </w:pPr>
     <w:rPr>
-      <w:rFonts w:ascii="Microsoft YaHei" w:hAnsi="Microsoft YaHei" w:eastAsia="Microsoft YaHei"/>
+      <w:rFonts w:ascii="Times New Roman" w:hAnsi="Times New Roman" w:eastAsia="SimSun"/>
+      <w:color w:val="000000"/>
     </w:rPr>
   </w:style>
   <w:style w:styleId="Date" w:type="paragraph">
@@ -8205,7 +10106,8 @@
       <w:jc w:val="center"/>
     </w:pPr>
     <w:rPr>
-      <w:rFonts w:ascii="Microsoft YaHei" w:hAnsi="Microsoft YaHei" w:eastAsia="Microsoft YaHei"/>
+      <w:rFonts w:ascii="Times New Roman" w:hAnsi="Times New Roman" w:eastAsia="SimSun"/>
+      <w:color w:val="000000"/>
     </w:rPr>
   </w:style>
   <w:style w:customStyle="1" w:styleId="AbstractTitle" w:type="paragraph">
@@ -8220,12 +10122,11 @@
       <w:spacing w:after="0" w:before="300"/>
     </w:pPr>
     <w:rPr>
+      <w:color w:val="000000"/>
       <w:sz w:val="20"/>
       <w:szCs w:val="20"/>
-      <w:rFonts w:ascii="Microsoft YaHei" w:hAnsi="Microsoft YaHei" w:eastAsia="Microsoft YaHei"/>
+      <w:rFonts w:ascii="Times New Roman" w:hAnsi="Times New Roman" w:eastAsia="SimSun"/>
       <w:b/>
-      <w:color w:val="345A8A"/>
-      &gt;
     </w:rPr>
   </w:style>
   <w:style w:customStyle="1" w:styleId="Abstract" w:type="paragraph">
@@ -8239,7 +10140,8 @@
       <w:spacing w:after="300" w:before="100"/>
     </w:pPr>
     <w:rPr>
-      <w:rFonts w:ascii="Microsoft YaHei" w:hAnsi="Microsoft YaHei" w:eastAsia="Microsoft YaHei"/>
+      <w:rFonts w:ascii="Times New Roman" w:hAnsi="Times New Roman" w:eastAsia="SimSun"/>
+      <w:color w:val="000000"/>
       <w:sz w:val="20"/>
       <w:szCs w:val="20"/>
     </w:rPr>
@@ -8251,7 +10153,8 @@
     <w:qFormat/>
     <w:pPr/>
     <w:rPr>
-      <w:rFonts w:ascii="Microsoft YaHei" w:hAnsi="Microsoft YaHei" w:eastAsia="Microsoft YaHei"/>
+      <w:rFonts w:ascii="Times New Roman" w:hAnsi="Times New Roman" w:eastAsia="SimSun"/>
+      <w:color w:val="000000"/>
     </w:rPr>
   </w:style>
   <w:style w:styleId="Heading1" w:type="paragraph">
@@ -8267,10 +10170,10 @@
       <w:outlineLvl w:val="0"/>
     </w:pPr>
     <w:rPr>
-      <w:rFonts w:asciiTheme="majorHAnsi" w:cstheme="majorBidi" w:eastAsiaTheme="majorEastAsia" w:hAnsiTheme="majorHAnsi" w:ascii="Microsoft YaHei" w:hAnsi="Microsoft YaHei" w:eastAsia="Microsoft YaHei"/>
+      <w:rFonts w:asciiTheme="majorHAnsi" w:cstheme="majorBidi" w:eastAsiaTheme="majorEastAsia" w:hAnsiTheme="majorHAnsi" w:ascii="Times New Roman" w:hAnsi="Times New Roman" w:eastAsia="SimSun"/>
       <w:b/>
       <w:bCs/>
-      <w:color w:themeColor="accent1" w:val="4F81BD"/>
+      <w:color w:val="000000"/>
       <w:sz w:val="32"/>
       <w:szCs w:val="32"/>
     </w:rPr>
@@ -8289,10 +10192,10 @@
       <w:outlineLvl w:val="1"/>
     </w:pPr>
     <w:rPr>
-      <w:rFonts w:asciiTheme="majorHAnsi" w:cstheme="majorBidi" w:eastAsiaTheme="majorEastAsia" w:hAnsiTheme="majorHAnsi" w:ascii="Microsoft YaHei" w:hAnsi="Microsoft YaHei" w:eastAsia="Microsoft YaHei"/>
+      <w:rFonts w:asciiTheme="majorHAnsi" w:cstheme="majorBidi" w:eastAsiaTheme="majorEastAsia" w:hAnsiTheme="majorHAnsi" w:ascii="Times New Roman" w:hAnsi="Times New Roman" w:eastAsia="SimSun"/>
       <w:b/>
       <w:bCs/>
-      <w:color w:themeColor="accent1" w:val="4F81BD"/>
+      <w:color w:val="000000"/>
       <w:sz w:val="28"/>
       <w:szCs w:val="28"/>
     </w:rPr>
@@ -8311,10 +10214,10 @@
       <w:outlineLvl w:val="2"/>
     </w:pPr>
     <w:rPr>
-      <w:rFonts w:asciiTheme="majorHAnsi" w:cstheme="majorBidi" w:eastAsiaTheme="majorEastAsia" w:hAnsiTheme="majorHAnsi" w:ascii="Microsoft YaHei" w:hAnsi="Microsoft YaHei" w:eastAsia="Microsoft YaHei"/>
+      <w:rFonts w:asciiTheme="majorHAnsi" w:cstheme="majorBidi" w:eastAsiaTheme="majorEastAsia" w:hAnsiTheme="majorHAnsi" w:ascii="Times New Roman" w:hAnsi="Times New Roman" w:eastAsia="SimSun"/>
       <w:b/>
       <w:bCs/>
-      <w:color w:themeColor="accent1" w:val="4F81BD"/>
+      <w:color w:val="000000"/>
       <w:sz w:val="24"/>
       <w:szCs w:val="24"/>
     </w:rPr>
@@ -8333,10 +10236,10 @@
       <w:outlineLvl w:val="3"/>
     </w:pPr>
     <w:rPr>
-      <w:rFonts w:asciiTheme="majorHAnsi" w:cstheme="majorBidi" w:eastAsiaTheme="majorEastAsia" w:hAnsiTheme="majorHAnsi" w:ascii="Microsoft YaHei" w:hAnsi="Microsoft YaHei" w:eastAsia="Microsoft YaHei"/>
+      <w:rFonts w:asciiTheme="majorHAnsi" w:cstheme="majorBidi" w:eastAsiaTheme="majorEastAsia" w:hAnsiTheme="majorHAnsi" w:ascii="Times New Roman" w:hAnsi="Times New Roman" w:eastAsia="SimSun"/>
       <w:i/>
       <w:bCs/>
-      <w:color w:themeColor="accent1" w:val="4F81BD"/>
+      <w:color w:val="000000"/>
       <w:sz w:val="24"/>
       <w:szCs w:val="24"/>
     </w:rPr>
@@ -8355,9 +10258,9 @@
       <w:outlineLvl w:val="4"/>
     </w:pPr>
     <w:rPr>
-      <w:rFonts w:asciiTheme="majorHAnsi" w:cstheme="majorBidi" w:eastAsiaTheme="majorEastAsia" w:hAnsiTheme="majorHAnsi" w:ascii="Microsoft YaHei" w:hAnsi="Microsoft YaHei" w:eastAsia="Microsoft YaHei"/>
+      <w:rFonts w:asciiTheme="majorHAnsi" w:cstheme="majorBidi" w:eastAsiaTheme="majorEastAsia" w:hAnsiTheme="majorHAnsi" w:ascii="Times New Roman" w:hAnsi="Times New Roman" w:eastAsia="SimSun"/>
       <w:iCs/>
-      <w:color w:themeColor="accent1" w:val="4F81BD"/>
+      <w:color w:val="000000"/>
       <w:sz w:val="24"/>
       <w:szCs w:val="24"/>
     </w:rPr>
@@ -8376,8 +10279,8 @@
       <w:outlineLvl w:val="5"/>
     </w:pPr>
     <w:rPr>
-      <w:rFonts w:asciiTheme="majorHAnsi" w:cstheme="majorBidi" w:eastAsiaTheme="majorEastAsia" w:hAnsiTheme="majorHAnsi" w:ascii="Microsoft YaHei" w:hAnsi="Microsoft YaHei" w:eastAsia="Microsoft YaHei"/>
-      <w:color w:themeColor="accent1" w:val="4F81BD"/>
+      <w:rFonts w:asciiTheme="majorHAnsi" w:cstheme="majorBidi" w:eastAsiaTheme="majorEastAsia" w:hAnsiTheme="majorHAnsi" w:ascii="Times New Roman" w:hAnsi="Times New Roman" w:eastAsia="SimSun"/>
+      <w:color w:val="000000"/>
       <w:sz w:val="24"/>
       <w:szCs w:val="24"/>
     </w:rPr>
@@ -8396,8 +10299,8 @@
       <w:outlineLvl w:val="6"/>
     </w:pPr>
     <w:rPr>
-      <w:rFonts w:asciiTheme="majorHAnsi" w:cstheme="majorBidi" w:eastAsiaTheme="majorEastAsia" w:hAnsiTheme="majorHAnsi" w:ascii="Microsoft YaHei" w:hAnsi="Microsoft YaHei" w:eastAsia="Microsoft YaHei"/>
-      <w:color w:themeColor="accent1" w:val="4F81BD"/>
+      <w:rFonts w:asciiTheme="majorHAnsi" w:cstheme="majorBidi" w:eastAsiaTheme="majorEastAsia" w:hAnsiTheme="majorHAnsi" w:ascii="Times New Roman" w:hAnsi="Times New Roman" w:eastAsia="SimSun"/>
+      <w:color w:val="000000"/>
       <w:sz w:val="24"/>
       <w:szCs w:val="24"/>
     </w:rPr>
@@ -8416,8 +10319,8 @@
       <w:outlineLvl w:val="7"/>
     </w:pPr>
     <w:rPr>
-      <w:rFonts w:asciiTheme="majorHAnsi" w:cstheme="majorBidi" w:eastAsiaTheme="majorEastAsia" w:hAnsiTheme="majorHAnsi" w:ascii="Microsoft YaHei" w:hAnsi="Microsoft YaHei" w:eastAsia="Microsoft YaHei"/>
-      <w:color w:themeColor="accent1" w:val="4F81BD"/>
+      <w:rFonts w:asciiTheme="majorHAnsi" w:cstheme="majorBidi" w:eastAsiaTheme="majorEastAsia" w:hAnsiTheme="majorHAnsi" w:ascii="Times New Roman" w:hAnsi="Times New Roman" w:eastAsia="SimSun"/>
+      <w:color w:val="000000"/>
       <w:sz w:val="24"/>
       <w:szCs w:val="24"/>
     </w:rPr>
@@ -8436,8 +10339,8 @@
       <w:outlineLvl w:val="8"/>
     </w:pPr>
     <w:rPr>
-      <w:rFonts w:asciiTheme="majorHAnsi" w:cstheme="majorBidi" w:eastAsiaTheme="majorEastAsia" w:hAnsiTheme="majorHAnsi" w:ascii="Microsoft YaHei" w:hAnsi="Microsoft YaHei" w:eastAsia="Microsoft YaHei"/>
-      <w:color w:themeColor="accent1" w:val="4F81BD"/>
+      <w:rFonts w:asciiTheme="majorHAnsi" w:cstheme="majorBidi" w:eastAsiaTheme="majorEastAsia" w:hAnsiTheme="majorHAnsi" w:ascii="Times New Roman" w:hAnsi="Times New Roman" w:eastAsia="SimSun"/>
+      <w:color w:val="000000"/>
       <w:sz w:val="24"/>
       <w:szCs w:val="24"/>
     </w:rPr>
@@ -8454,7 +10357,8 @@
       <w:ind w:firstLine="0" w:left="480" w:right="480"/>
     </w:pPr>
     <w:rPr>
-      <w:rFonts w:ascii="Microsoft YaHei" w:hAnsi="Microsoft YaHei" w:eastAsia="Microsoft YaHei"/>
+      <w:rFonts w:ascii="Times New Roman" w:hAnsi="Times New Roman" w:eastAsia="SimSun"/>
+      <w:color w:val="000000"/>
     </w:rPr>
   </w:style>
   <w:style w:styleId="FootnoteText" w:type="paragraph">
@@ -8465,7 +10369,8 @@
     <w:unhideWhenUsed/>
     <w:qFormat/>
     <w:rPr>
-      <w:rFonts w:ascii="Microsoft YaHei" w:hAnsi="Microsoft YaHei" w:eastAsia="Microsoft YaHei"/>
+      <w:rFonts w:ascii="Times New Roman" w:hAnsi="Times New Roman" w:eastAsia="SimSun"/>
+      <w:color w:val="000000"/>
     </w:rPr>
   </w:style>
   <w:style w:default="1" w:styleId="DefaultParagraphFont" w:type="character">
@@ -8473,7 +10378,8 @@
     <w:semiHidden/>
     <w:unhideWhenUsed/>
     <w:rPr>
-      <w:rFonts w:ascii="Microsoft YaHei" w:hAnsi="Microsoft YaHei" w:eastAsia="Microsoft YaHei"/>
+      <w:rFonts w:ascii="Times New Roman" w:hAnsi="Times New Roman" w:eastAsia="SimSun"/>
+      <w:color w:val="000000"/>
     </w:rPr>
   </w:style>
   <w:style w:default="1" w:styleId="Table" w:type="table">
@@ -8483,7 +10389,8 @@
     <w:unhideWhenUsed/>
     <w:qFormat/>
     <w:rPr>
-      <w:rFonts w:ascii="Microsoft YaHei" w:hAnsi="Microsoft YaHei" w:eastAsia="Microsoft YaHei"/>
+      <w:rFonts w:ascii="Times New Roman" w:hAnsi="Times New Roman" w:eastAsia="SimSun"/>
+      <w:color w:val="000000"/>
     </w:rPr>
     <w:tblPr>
       <w:tblInd w:type="dxa" w:w="0"/>
@@ -8520,15 +10427,17 @@
       <w:spacing w:after="0"/>
     </w:pPr>
     <w:rPr>
-      <w:rFonts w:ascii="Microsoft YaHei" w:hAnsi="Microsoft YaHei" w:eastAsia="Microsoft YaHei"/>
+      <w:rFonts w:ascii="Times New Roman" w:hAnsi="Times New Roman" w:eastAsia="SimSun"/>
       <w:b/>
+      <w:color w:val="000000"/>
     </w:rPr>
   </w:style>
   <w:style w:customStyle="1" w:styleId="Definition" w:type="paragraph">
     <w:name w:val="Definition"/>
     <w:basedOn w:val="Normal"/>
     <w:rPr>
-      <w:rFonts w:ascii="Microsoft YaHei" w:hAnsi="Microsoft YaHei" w:eastAsia="Microsoft YaHei"/>
+      <w:rFonts w:ascii="Times New Roman" w:hAnsi="Times New Roman" w:eastAsia="SimSun"/>
+      <w:color w:val="000000"/>
     </w:rPr>
   </w:style>
   <w:style w:styleId="Caption" w:type="paragraph">
@@ -8539,8 +10448,9 @@
       <w:spacing w:after="120" w:before="0"/>
     </w:pPr>
     <w:rPr>
-      <w:rFonts w:ascii="Microsoft YaHei" w:hAnsi="Microsoft YaHei" w:eastAsia="Microsoft YaHei"/>
+      <w:rFonts w:ascii="Times New Roman" w:hAnsi="Times New Roman" w:eastAsia="SimSun"/>
       <w:i/>
+      <w:color w:val="000000"/>
     </w:rPr>
   </w:style>
   <w:style w:customStyle="1" w:styleId="TableCaption" w:type="paragraph">
@@ -8550,21 +10460,24 @@
       <w:keepNext/>
     </w:pPr>
     <w:rPr>
-      <w:rFonts w:ascii="Microsoft YaHei" w:hAnsi="Microsoft YaHei" w:eastAsia="Microsoft YaHei"/>
+      <w:rFonts w:ascii="Times New Roman" w:hAnsi="Times New Roman" w:eastAsia="SimSun"/>
+      <w:color w:val="000000"/>
     </w:rPr>
   </w:style>
   <w:style w:customStyle="1" w:styleId="ImageCaption" w:type="paragraph">
     <w:name w:val="Image Caption"/>
     <w:basedOn w:val="Caption"/>
     <w:rPr>
-      <w:rFonts w:ascii="Microsoft YaHei" w:hAnsi="Microsoft YaHei" w:eastAsia="Microsoft YaHei"/>
+      <w:rFonts w:ascii="Times New Roman" w:hAnsi="Times New Roman" w:eastAsia="SimSun"/>
+      <w:color w:val="000000"/>
     </w:rPr>
   </w:style>
   <w:style w:customStyle="1" w:styleId="Figure" w:type="paragraph">
     <w:name w:val="Figure"/>
     <w:basedOn w:val="Normal"/>
     <w:rPr>
-      <w:rFonts w:ascii="Microsoft YaHei" w:hAnsi="Microsoft YaHei" w:eastAsia="Microsoft YaHei"/>
+      <w:rFonts w:ascii="Times New Roman" w:hAnsi="Times New Roman" w:eastAsia="SimSun"/>
+      <w:color w:val="000000"/>
     </w:rPr>
   </w:style>
   <w:style w:customStyle="1" w:styleId="CaptionedFigure" w:type="paragraph">
@@ -8574,7 +10487,8 @@
       <w:keepNext/>
     </w:pPr>
     <w:rPr>
-      <w:rFonts w:ascii="Microsoft YaHei" w:hAnsi="Microsoft YaHei" w:eastAsia="Microsoft YaHei"/>
+      <w:rFonts w:ascii="Times New Roman" w:hAnsi="Times New Roman" w:eastAsia="SimSun"/>
+      <w:color w:val="000000"/>
     </w:rPr>
   </w:style>
   <w:style w:customStyle="1" w:styleId="BodyTextChar" w:type="character">
@@ -8582,14 +10496,16 @@
     <w:basedOn w:val="DefaultParagraphFont"/>
     <w:link w:val="BodyText"/>
     <w:rPr>
-      <w:rFonts w:ascii="Microsoft YaHei" w:hAnsi="Microsoft YaHei" w:eastAsia="Microsoft YaHei"/>
+      <w:rFonts w:ascii="Times New Roman" w:hAnsi="Times New Roman" w:eastAsia="SimSun"/>
+      <w:color w:val="000000"/>
     </w:rPr>
   </w:style>
   <w:style w:customStyle="1" w:styleId="VerbatimChar" w:type="character">
     <w:name w:val="Verbatim Char"/>
     <w:basedOn w:val="BodyTextChar"/>
     <w:rPr>
-      <w:rFonts w:ascii="Microsoft YaHei" w:hAnsi="Microsoft YaHei" w:eastAsia="Microsoft YaHei"/>
+      <w:rFonts w:ascii="Times New Roman" w:hAnsi="Times New Roman" w:eastAsia="SimSun"/>
+      <w:color w:val="000000"/>
       <w:sz w:val="22"/>
     </w:rPr>
   </w:style>
@@ -8597,14 +10513,16 @@
     <w:name w:val="Section Number"/>
     <w:basedOn w:val="BodyTextChar"/>
     <w:rPr>
-      <w:rFonts w:ascii="Microsoft YaHei" w:hAnsi="Microsoft YaHei" w:eastAsia="Microsoft YaHei"/>
+      <w:rFonts w:ascii="Times New Roman" w:hAnsi="Times New Roman" w:eastAsia="SimSun"/>
+      <w:color w:val="000000"/>
     </w:rPr>
   </w:style>
   <w:style w:styleId="FootnoteReference" w:type="character">
     <w:name w:val="Footnote Reference"/>
     <w:basedOn w:val="BodyTextChar"/>
     <w:rPr>
-      <w:rFonts w:ascii="Microsoft YaHei" w:hAnsi="Microsoft YaHei" w:eastAsia="Microsoft YaHei"/>
+      <w:rFonts w:ascii="Times New Roman" w:hAnsi="Times New Roman" w:eastAsia="SimSun"/>
+      <w:color w:val="000000"/>
       <w:vertAlign w:val="superscript"/>
     </w:rPr>
   </w:style>
@@ -8612,8 +10530,8 @@
     <w:name w:val="Hyperlink"/>
     <w:basedOn w:val="BodyTextChar"/>
     <w:rPr>
-      <w:rFonts w:ascii="Microsoft YaHei" w:hAnsi="Microsoft YaHei" w:eastAsia="Microsoft YaHei"/>
-      <w:color w:themeColor="accent1" w:val="4F81BD"/>
+      <w:rFonts w:ascii="Times New Roman" w:hAnsi="Times New Roman" w:eastAsia="SimSun"/>
+      <w:color w:val="000000"/>
     </w:rPr>
   </w:style>
   <w:style w:styleId="TOCHeading" w:type="paragraph">
@@ -8628,10 +10546,10 @@
       <w:outlineLvl w:val="9"/>
     </w:pPr>
     <w:rPr>
-      <w:rFonts w:asciiTheme="majorHAnsi" w:cstheme="majorBidi" w:eastAsiaTheme="majorEastAsia" w:hAnsiTheme="majorHAnsi" w:ascii="Microsoft YaHei" w:hAnsi="Microsoft YaHei" w:eastAsia="Microsoft YaHei"/>
+      <w:rFonts w:asciiTheme="majorHAnsi" w:cstheme="majorBidi" w:eastAsiaTheme="majorEastAsia" w:hAnsiTheme="majorHAnsi" w:ascii="Times New Roman" w:hAnsi="Times New Roman" w:eastAsia="SimSun"/>
       <w:b w:val="0"/>
       <w:bCs w:val="0"/>
-      <w:color w:themeColor="accent1" w:themeShade="BF" w:val="365F91"/>
+      <w:color w:val="000000"/>
     </w:rPr>
   </w:style>
   <w:style w:type="paragraph" w:customStyle="1" w:styleId="SourceCode">
@@ -8642,267 +10560,271 @@
       <w:wordWrap w:val="off"/>
     </w:pPr>
     <w:rPr>
-      <w:rFonts w:ascii="Microsoft YaHei" w:hAnsi="Microsoft YaHei" w:eastAsia="Microsoft YaHei"/>
+      <w:rFonts w:ascii="Times New Roman" w:hAnsi="Times New Roman" w:eastAsia="SimSun"/>
+      <w:color w:val="000000"/>
     </w:rPr>
   </w:style>
   <w:style w:type="character" w:customStyle="1" w:styleId="KeywordTok">
     <w:name w:val="KeywordTok"/>
     <w:basedOn w:val="VerbatimChar"/>
     <w:rPr>
-      <w:color w:val="007020"/>
-      <w:rFonts w:ascii="Microsoft YaHei" w:hAnsi="Microsoft YaHei" w:eastAsia="Microsoft YaHei"/>
+      <w:rFonts w:ascii="Times New Roman" w:hAnsi="Times New Roman" w:eastAsia="SimSun"/>
       <w:b/>
+      <w:color w:val="000000"/>
     </w:rPr>
   </w:style>
   <w:style w:type="character" w:customStyle="1" w:styleId="DataTypeTok">
     <w:name w:val="DataTypeTok"/>
     <w:basedOn w:val="VerbatimChar"/>
     <w:rPr>
-      <w:rFonts w:ascii="Microsoft YaHei" w:hAnsi="Microsoft YaHei" w:eastAsia="Microsoft YaHei"/>
-      <w:color w:val="902000"/>
+      <w:rFonts w:ascii="Times New Roman" w:hAnsi="Times New Roman" w:eastAsia="SimSun"/>
+      <w:color w:val="000000"/>
     </w:rPr>
   </w:style>
   <w:style w:type="character" w:customStyle="1" w:styleId="DecValTok">
     <w:name w:val="DecValTok"/>
     <w:basedOn w:val="VerbatimChar"/>
     <w:rPr>
-      <w:rFonts w:ascii="Microsoft YaHei" w:hAnsi="Microsoft YaHei" w:eastAsia="Microsoft YaHei"/>
-      <w:color w:val="40a070"/>
+      <w:rFonts w:ascii="Times New Roman" w:hAnsi="Times New Roman" w:eastAsia="SimSun"/>
+      <w:color w:val="000000"/>
     </w:rPr>
   </w:style>
   <w:style w:type="character" w:customStyle="1" w:styleId="BaseNTok">
     <w:name w:val="BaseNTok"/>
     <w:basedOn w:val="VerbatimChar"/>
     <w:rPr>
-      <w:rFonts w:ascii="Microsoft YaHei" w:hAnsi="Microsoft YaHei" w:eastAsia="Microsoft YaHei"/>
-      <w:color w:val="40a070"/>
+      <w:rFonts w:ascii="Times New Roman" w:hAnsi="Times New Roman" w:eastAsia="SimSun"/>
+      <w:color w:val="000000"/>
     </w:rPr>
   </w:style>
   <w:style w:type="character" w:customStyle="1" w:styleId="FloatTok">
     <w:name w:val="FloatTok"/>
     <w:basedOn w:val="VerbatimChar"/>
     <w:rPr>
-      <w:rFonts w:ascii="Microsoft YaHei" w:hAnsi="Microsoft YaHei" w:eastAsia="Microsoft YaHei"/>
-      <w:color w:val="40a070"/>
+      <w:rFonts w:ascii="Times New Roman" w:hAnsi="Times New Roman" w:eastAsia="SimSun"/>
+      <w:color w:val="000000"/>
     </w:rPr>
   </w:style>
   <w:style w:type="character" w:customStyle="1" w:styleId="ConstantTok">
     <w:name w:val="ConstantTok"/>
     <w:basedOn w:val="VerbatimChar"/>
     <w:rPr>
-      <w:rFonts w:ascii="Microsoft YaHei" w:hAnsi="Microsoft YaHei" w:eastAsia="Microsoft YaHei"/>
-      <w:color w:val="880000"/>
+      <w:rFonts w:ascii="Times New Roman" w:hAnsi="Times New Roman" w:eastAsia="SimSun"/>
+      <w:color w:val="000000"/>
     </w:rPr>
   </w:style>
   <w:style w:type="character" w:customStyle="1" w:styleId="CharTok">
     <w:name w:val="CharTok"/>
     <w:basedOn w:val="VerbatimChar"/>
     <w:rPr>
-      <w:rFonts w:ascii="Microsoft YaHei" w:hAnsi="Microsoft YaHei" w:eastAsia="Microsoft YaHei"/>
-      <w:color w:val="4070a0"/>
+      <w:rFonts w:ascii="Times New Roman" w:hAnsi="Times New Roman" w:eastAsia="SimSun"/>
+      <w:color w:val="000000"/>
     </w:rPr>
   </w:style>
   <w:style w:type="character" w:customStyle="1" w:styleId="SpecialCharTok">
     <w:name w:val="SpecialCharTok"/>
     <w:basedOn w:val="VerbatimChar"/>
     <w:rPr>
-      <w:rFonts w:ascii="Microsoft YaHei" w:hAnsi="Microsoft YaHei" w:eastAsia="Microsoft YaHei"/>
-      <w:color w:val="4070a0"/>
+      <w:rFonts w:ascii="Times New Roman" w:hAnsi="Times New Roman" w:eastAsia="SimSun"/>
+      <w:color w:val="000000"/>
     </w:rPr>
   </w:style>
   <w:style w:type="character" w:customStyle="1" w:styleId="StringTok">
     <w:name w:val="StringTok"/>
     <w:basedOn w:val="VerbatimChar"/>
     <w:rPr>
-      <w:rFonts w:ascii="Microsoft YaHei" w:hAnsi="Microsoft YaHei" w:eastAsia="Microsoft YaHei"/>
-      <w:color w:val="4070a0"/>
+      <w:rFonts w:ascii="Times New Roman" w:hAnsi="Times New Roman" w:eastAsia="SimSun"/>
+      <w:color w:val="000000"/>
     </w:rPr>
   </w:style>
   <w:style w:type="character" w:customStyle="1" w:styleId="VerbatimStringTok">
     <w:name w:val="VerbatimStringTok"/>
     <w:basedOn w:val="VerbatimChar"/>
     <w:rPr>
-      <w:rFonts w:ascii="Microsoft YaHei" w:hAnsi="Microsoft YaHei" w:eastAsia="Microsoft YaHei"/>
-      <w:color w:val="4070a0"/>
+      <w:rFonts w:ascii="Times New Roman" w:hAnsi="Times New Roman" w:eastAsia="SimSun"/>
+      <w:color w:val="000000"/>
     </w:rPr>
   </w:style>
   <w:style w:type="character" w:customStyle="1" w:styleId="SpecialStringTok">
     <w:name w:val="SpecialStringTok"/>
     <w:basedOn w:val="VerbatimChar"/>
     <w:rPr>
-      <w:rFonts w:ascii="Microsoft YaHei" w:hAnsi="Microsoft YaHei" w:eastAsia="Microsoft YaHei"/>
-      <w:color w:val="bb6688"/>
+      <w:rFonts w:ascii="Times New Roman" w:hAnsi="Times New Roman" w:eastAsia="SimSun"/>
+      <w:color w:val="000000"/>
     </w:rPr>
   </w:style>
   <w:style w:type="character" w:customStyle="1" w:styleId="ImportTok">
     <w:name w:val="ImportTok"/>
     <w:basedOn w:val="VerbatimChar"/>
     <w:rPr>
-      <w:color w:val="008000"/>
-      <w:rFonts w:ascii="Microsoft YaHei" w:hAnsi="Microsoft YaHei" w:eastAsia="Microsoft YaHei"/>
+      <w:rFonts w:ascii="Times New Roman" w:hAnsi="Times New Roman" w:eastAsia="SimSun"/>
       <w:b/>
+      <w:color w:val="000000"/>
     </w:rPr>
   </w:style>
   <w:style w:type="character" w:customStyle="1" w:styleId="CommentTok">
     <w:name w:val="CommentTok"/>
     <w:basedOn w:val="VerbatimChar"/>
     <w:rPr>
-      <w:color w:val="60a0b0"/>
-      <w:rFonts w:ascii="Microsoft YaHei" w:hAnsi="Microsoft YaHei" w:eastAsia="Microsoft YaHei"/>
+      <w:rFonts w:ascii="Times New Roman" w:hAnsi="Times New Roman" w:eastAsia="SimSun"/>
       <w:i/>
+      <w:color w:val="000000"/>
     </w:rPr>
   </w:style>
   <w:style w:type="character" w:customStyle="1" w:styleId="DocumentationTok">
     <w:name w:val="DocumentationTok"/>
     <w:basedOn w:val="VerbatimChar"/>
     <w:rPr>
-      <w:color w:val="ba2121"/>
-      <w:rFonts w:ascii="Microsoft YaHei" w:hAnsi="Microsoft YaHei" w:eastAsia="Microsoft YaHei"/>
+      <w:rFonts w:ascii="Times New Roman" w:hAnsi="Times New Roman" w:eastAsia="SimSun"/>
       <w:i/>
+      <w:color w:val="000000"/>
     </w:rPr>
   </w:style>
   <w:style w:type="character" w:customStyle="1" w:styleId="AnnotationTok">
     <w:name w:val="AnnotationTok"/>
     <w:basedOn w:val="VerbatimChar"/>
     <w:rPr>
-      <w:color w:val="60a0b0"/>
-      <w:rFonts w:ascii="Microsoft YaHei" w:hAnsi="Microsoft YaHei" w:eastAsia="Microsoft YaHei"/>
+      <w:rFonts w:ascii="Times New Roman" w:hAnsi="Times New Roman" w:eastAsia="SimSun"/>
       <w:b/>
       <w:i/>
+      <w:color w:val="000000"/>
     </w:rPr>
   </w:style>
   <w:style w:type="character" w:customStyle="1" w:styleId="CommentVarTok">
     <w:name w:val="CommentVarTok"/>
     <w:basedOn w:val="VerbatimChar"/>
     <w:rPr>
-      <w:color w:val="60a0b0"/>
-      <w:rFonts w:ascii="Microsoft YaHei" w:hAnsi="Microsoft YaHei" w:eastAsia="Microsoft YaHei"/>
+      <w:rFonts w:ascii="Times New Roman" w:hAnsi="Times New Roman" w:eastAsia="SimSun"/>
       <w:b/>
       <w:i/>
+      <w:color w:val="000000"/>
     </w:rPr>
   </w:style>
   <w:style w:type="character" w:customStyle="1" w:styleId="OtherTok">
     <w:name w:val="OtherTok"/>
     <w:basedOn w:val="VerbatimChar"/>
     <w:rPr>
-      <w:rFonts w:ascii="Microsoft YaHei" w:hAnsi="Microsoft YaHei" w:eastAsia="Microsoft YaHei"/>
-      <w:color w:val="007020"/>
+      <w:rFonts w:ascii="Times New Roman" w:hAnsi="Times New Roman" w:eastAsia="SimSun"/>
+      <w:color w:val="000000"/>
     </w:rPr>
   </w:style>
   <w:style w:type="character" w:customStyle="1" w:styleId="FunctionTok">
     <w:name w:val="FunctionTok"/>
     <w:basedOn w:val="VerbatimChar"/>
     <w:rPr>
-      <w:rFonts w:ascii="Microsoft YaHei" w:hAnsi="Microsoft YaHei" w:eastAsia="Microsoft YaHei"/>
-      <w:color w:val="06287e"/>
+      <w:rFonts w:ascii="Times New Roman" w:hAnsi="Times New Roman" w:eastAsia="SimSun"/>
+      <w:color w:val="000000"/>
     </w:rPr>
   </w:style>
   <w:style w:type="character" w:customStyle="1" w:styleId="VariableTok">
     <w:name w:val="VariableTok"/>
     <w:basedOn w:val="VerbatimChar"/>
     <w:rPr>
-      <w:rFonts w:ascii="Microsoft YaHei" w:hAnsi="Microsoft YaHei" w:eastAsia="Microsoft YaHei"/>
-      <w:color w:val="19177c"/>
+      <w:rFonts w:ascii="Times New Roman" w:hAnsi="Times New Roman" w:eastAsia="SimSun"/>
+      <w:color w:val="000000"/>
     </w:rPr>
   </w:style>
   <w:style w:type="character" w:customStyle="1" w:styleId="ControlFlowTok">
     <w:name w:val="ControlFlowTok"/>
     <w:basedOn w:val="VerbatimChar"/>
     <w:rPr>
-      <w:color w:val="007020"/>
-      <w:rFonts w:ascii="Microsoft YaHei" w:hAnsi="Microsoft YaHei" w:eastAsia="Microsoft YaHei"/>
+      <w:rFonts w:ascii="Times New Roman" w:hAnsi="Times New Roman" w:eastAsia="SimSun"/>
       <w:b/>
+      <w:color w:val="000000"/>
     </w:rPr>
   </w:style>
   <w:style w:type="character" w:customStyle="1" w:styleId="OperatorTok">
     <w:name w:val="OperatorTok"/>
     <w:basedOn w:val="VerbatimChar"/>
     <w:rPr>
-      <w:rFonts w:ascii="Microsoft YaHei" w:hAnsi="Microsoft YaHei" w:eastAsia="Microsoft YaHei"/>
-      <w:color w:val="666666"/>
+      <w:rFonts w:ascii="Times New Roman" w:hAnsi="Times New Roman" w:eastAsia="SimSun"/>
+      <w:color w:val="000000"/>
     </w:rPr>
   </w:style>
   <w:style w:type="character" w:customStyle="1" w:styleId="BuiltInTok">
     <w:name w:val="BuiltInTok"/>
     <w:basedOn w:val="VerbatimChar"/>
     <w:rPr>
-      <w:rFonts w:ascii="Microsoft YaHei" w:hAnsi="Microsoft YaHei" w:eastAsia="Microsoft YaHei"/>
-      <w:color w:val="008000"/>
+      <w:rFonts w:ascii="Times New Roman" w:hAnsi="Times New Roman" w:eastAsia="SimSun"/>
+      <w:color w:val="000000"/>
     </w:rPr>
   </w:style>
   <w:style w:type="character" w:customStyle="1" w:styleId="ExtensionTok">
     <w:name w:val="ExtensionTok"/>
     <w:basedOn w:val="VerbatimChar"/>
     <w:rPr>
-      <w:rFonts w:ascii="Microsoft YaHei" w:hAnsi="Microsoft YaHei" w:eastAsia="Microsoft YaHei"/>
+      <w:rFonts w:ascii="Times New Roman" w:hAnsi="Times New Roman" w:eastAsia="SimSun"/>
+      <w:color w:val="000000"/>
     </w:rPr>
   </w:style>
   <w:style w:type="character" w:customStyle="1" w:styleId="PreprocessorTok">
     <w:name w:val="PreprocessorTok"/>
     <w:basedOn w:val="VerbatimChar"/>
     <w:rPr>
-      <w:rFonts w:ascii="Microsoft YaHei" w:hAnsi="Microsoft YaHei" w:eastAsia="Microsoft YaHei"/>
-      <w:color w:val="bc7a00"/>
+      <w:rFonts w:ascii="Times New Roman" w:hAnsi="Times New Roman" w:eastAsia="SimSun"/>
+      <w:color w:val="000000"/>
     </w:rPr>
   </w:style>
   <w:style w:type="character" w:customStyle="1" w:styleId="AttributeTok">
     <w:name w:val="AttributeTok"/>
     <w:basedOn w:val="VerbatimChar"/>
     <w:rPr>
-      <w:rFonts w:ascii="Microsoft YaHei" w:hAnsi="Microsoft YaHei" w:eastAsia="Microsoft YaHei"/>
-      <w:color w:val="7d9029"/>
+      <w:rFonts w:ascii="Times New Roman" w:hAnsi="Times New Roman" w:eastAsia="SimSun"/>
+      <w:color w:val="000000"/>
     </w:rPr>
   </w:style>
   <w:style w:type="character" w:customStyle="1" w:styleId="RegionMarkerTok">
     <w:name w:val="RegionMarkerTok"/>
     <w:basedOn w:val="VerbatimChar"/>
     <w:rPr>
-      <w:rFonts w:ascii="Microsoft YaHei" w:hAnsi="Microsoft YaHei" w:eastAsia="Microsoft YaHei"/>
+      <w:rFonts w:ascii="Times New Roman" w:hAnsi="Times New Roman" w:eastAsia="SimSun"/>
+      <w:color w:val="000000"/>
     </w:rPr>
   </w:style>
   <w:style w:type="character" w:customStyle="1" w:styleId="InformationTok">
     <w:name w:val="InformationTok"/>
     <w:basedOn w:val="VerbatimChar"/>
     <w:rPr>
-      <w:color w:val="60a0b0"/>
-      <w:rFonts w:ascii="Microsoft YaHei" w:hAnsi="Microsoft YaHei" w:eastAsia="Microsoft YaHei"/>
+      <w:rFonts w:ascii="Times New Roman" w:hAnsi="Times New Roman" w:eastAsia="SimSun"/>
       <w:b/>
       <w:i/>
+      <w:color w:val="000000"/>
     </w:rPr>
   </w:style>
   <w:style w:type="character" w:customStyle="1" w:styleId="WarningTok">
     <w:name w:val="WarningTok"/>
     <w:basedOn w:val="VerbatimChar"/>
     <w:rPr>
-      <w:color w:val="60a0b0"/>
-      <w:rFonts w:ascii="Microsoft YaHei" w:hAnsi="Microsoft YaHei" w:eastAsia="Microsoft YaHei"/>
+      <w:rFonts w:ascii="Times New Roman" w:hAnsi="Times New Roman" w:eastAsia="SimSun"/>
       <w:b/>
       <w:i/>
+      <w:color w:val="000000"/>
     </w:rPr>
   </w:style>
   <w:style w:type="character" w:customStyle="1" w:styleId="AlertTok">
     <w:name w:val="AlertTok"/>
     <w:basedOn w:val="VerbatimChar"/>
     <w:rPr>
-      <w:color w:val="ff0000"/>
-      <w:rFonts w:ascii="Microsoft YaHei" w:hAnsi="Microsoft YaHei" w:eastAsia="Microsoft YaHei"/>
+      <w:rFonts w:ascii="Times New Roman" w:hAnsi="Times New Roman" w:eastAsia="SimSun"/>
       <w:b/>
+      <w:color w:val="000000"/>
     </w:rPr>
   </w:style>
   <w:style w:type="character" w:customStyle="1" w:styleId="ErrorTok">
     <w:name w:val="ErrorTok"/>
     <w:basedOn w:val="VerbatimChar"/>
     <w:rPr>
-      <w:color w:val="ff0000"/>
-      <w:rFonts w:ascii="Microsoft YaHei" w:hAnsi="Microsoft YaHei" w:eastAsia="Microsoft YaHei"/>
+      <w:rFonts w:ascii="Times New Roman" w:hAnsi="Times New Roman" w:eastAsia="SimSun"/>
       <w:b/>
+      <w:color w:val="000000"/>
     </w:rPr>
   </w:style>
   <w:style w:type="character" w:customStyle="1" w:styleId="NormalTok">
     <w:name w:val="NormalTok"/>
     <w:basedOn w:val="VerbatimChar"/>
     <w:rPr>
-      <w:rFonts w:ascii="Microsoft YaHei" w:hAnsi="Microsoft YaHei" w:eastAsia="Microsoft YaHei"/>
+      <w:rFonts w:ascii="Times New Roman" w:hAnsi="Times New Roman" w:eastAsia="SimSun"/>
+      <w:color w:val="000000"/>
     </w:rPr>
   </w:style>
 </w:styles>
